--- a/docs/ProjectPulse_Product_Capabilities.docx
+++ b/docs/ProjectPulse_Product_Capabilities.docx
@@ -2766,11 +2766,11 @@
               <a:graphicData uri="http://schemas.openxmlformats.org/drawingml/2006/picture">
                 <pic:pic>
                   <pic:nvPicPr>
-                    <pic:cNvPr id="0" name="05_raid_register.png"/>
+                    <pic:cNvPr id="0" name="04_weekly_scheduler.png"/>
                     <pic:cNvPicPr/>
                   </pic:nvPicPr>
                   <pic:blipFill>
-                    <a:blip r:embed="rId14"/>
+                    <a:blip r:embed="rId13"/>
                     <a:stretch>
                       <a:fillRect/>
                     </a:stretch>
@@ -2848,7 +2848,7 @@
                     <pic:cNvPicPr/>
                   </pic:nvPicPr>
                   <pic:blipFill>
-                    <a:blip r:embed="rId15"/>
+                    <a:blip r:embed="rId14"/>
                     <a:stretch>
                       <a:fillRect/>
                     </a:stretch>
@@ -2926,7 +2926,7 @@
                     <pic:cNvPicPr/>
                   </pic:nvPicPr>
                   <pic:blipFill>
-                    <a:blip r:embed="rId16"/>
+                    <a:blip r:embed="rId15"/>
                     <a:stretch>
                       <a:fillRect/>
                     </a:stretch>
@@ -3004,7 +3004,7 @@
                     <pic:cNvPicPr/>
                   </pic:nvPicPr>
                   <pic:blipFill>
-                    <a:blip r:embed="rId17"/>
+                    <a:blip r:embed="rId16"/>
                     <a:stretch>
                       <a:fillRect/>
                     </a:stretch>
@@ -3082,7 +3082,7 @@
                     <pic:cNvPicPr/>
                   </pic:nvPicPr>
                   <pic:blipFill>
-                    <a:blip r:embed="rId18"/>
+                    <a:blip r:embed="rId17"/>
                     <a:stretch>
                       <a:fillRect/>
                     </a:stretch>
@@ -3184,7 +3184,7 @@
                     <pic:cNvPicPr/>
                   </pic:nvPicPr>
                   <pic:blipFill>
-                    <a:blip r:embed="rId19"/>
+                    <a:blip r:embed="rId18"/>
                     <a:stretch>
                       <a:fillRect/>
                     </a:stretch>
@@ -5260,11 +5260,11 @@
               <a:graphicData uri="http://schemas.openxmlformats.org/drawingml/2006/picture">
                 <pic:pic>
                   <pic:nvPicPr>
-                    <pic:cNvPr id="0" name="05_raid_register.png"/>
+                    <pic:cNvPr id="0" name="04_weekly_scheduler.png"/>
                     <pic:cNvPicPr/>
                   </pic:nvPicPr>
                   <pic:blipFill>
-                    <a:blip r:embed="rId14"/>
+                    <a:blip r:embed="rId13"/>
                     <a:stretch>
                       <a:fillRect/>
                     </a:stretch>
@@ -5318,7 +5318,7 @@
                     <pic:cNvPicPr/>
                   </pic:nvPicPr>
                   <pic:blipFill>
-                    <a:blip r:embed="rId15"/>
+                    <a:blip r:embed="rId14"/>
                     <a:stretch>
                       <a:fillRect/>
                     </a:stretch>
@@ -5372,7 +5372,7 @@
                     <pic:cNvPicPr/>
                   </pic:nvPicPr>
                   <pic:blipFill>
-                    <a:blip r:embed="rId16"/>
+                    <a:blip r:embed="rId15"/>
                     <a:stretch>
                       <a:fillRect/>
                     </a:stretch>
@@ -5426,7 +5426,7 @@
                     <pic:cNvPicPr/>
                   </pic:nvPicPr>
                   <pic:blipFill>
-                    <a:blip r:embed="rId17"/>
+                    <a:blip r:embed="rId16"/>
                     <a:stretch>
                       <a:fillRect/>
                     </a:stretch>
@@ -5480,7 +5480,7 @@
                     <pic:cNvPicPr/>
                   </pic:nvPicPr>
                   <pic:blipFill>
-                    <a:blip r:embed="rId18"/>
+                    <a:blip r:embed="rId17"/>
                     <a:stretch>
                       <a:fillRect/>
                     </a:stretch>
@@ -5534,7 +5534,7 @@
                     <pic:cNvPicPr/>
                   </pic:nvPicPr>
                   <pic:blipFill>
-                    <a:blip r:embed="rId19"/>
+                    <a:blip r:embed="rId18"/>
                     <a:stretch>
                       <a:fillRect/>
                     </a:stretch>

--- a/docs/ProjectPulse_Product_Capabilities.docx
+++ b/docs/ProjectPulse_Product_Capabilities.docx
@@ -2355,6 +2355,83 @@
       </w:pPr>
     </w:p>
     <w:p>
+      <w:pPr>
+        <w:pStyle w:val="Heading2"/>
+        <w:spacing w:before="360" w:after="120"/>
+      </w:pPr>
+      <w:r>
+        <w:rPr>
+          <w:color w:val="1E9ED5"/>
+        </w:rPr>
+        <w:t>1.3  System Architecture Design &amp; Data Flow Lifecycle</w:t>
+      </w:r>
+    </w:p>
+    <w:p>
+      <w:pPr>
+        <w:spacing w:before="0" w:after="160"/>
+      </w:pPr>
+      <w:r>
+        <w:rPr>
+          <w:sz w:val="21"/>
+        </w:rPr>
+        <w:t>ProjectPulse is built on a decentralized philosophy. Since the entire application runs client-side, data flows directly between the user interface, a fast local memory cache, and browser localStorage. The diagram below illustrates how data is modified in memory, automatically synchronized to browser storage, and exported to external Excel/JSON files on demand.</w:t>
+      </w:r>
+    </w:p>
+    <w:p>
+      <w:pPr>
+        <w:spacing w:before="160" w:after="0"/>
+        <w:jc w:val="center"/>
+      </w:pPr>
+      <w:r>
+        <w:drawing>
+          <wp:inline xmlns:a="http://schemas.openxmlformats.org/drawingml/2006/main" xmlns:pic="http://schemas.openxmlformats.org/drawingml/2006/picture">
+            <wp:extent cx="5760720" cy="3647122"/>
+            <wp:docPr id="1" name="Picture 1"/>
+            <wp:cNvGraphicFramePr>
+              <a:graphicFrameLocks noChangeAspect="1"/>
+            </wp:cNvGraphicFramePr>
+            <a:graphic>
+              <a:graphicData uri="http://schemas.openxmlformats.org/drawingml/2006/picture">
+                <pic:pic>
+                  <pic:nvPicPr>
+                    <pic:cNvPr id="0" name="system_architecture.png"/>
+                    <pic:cNvPicPr/>
+                  </pic:nvPicPr>
+                  <pic:blipFill>
+                    <a:blip r:embed="rId10"/>
+                    <a:stretch>
+                      <a:fillRect/>
+                    </a:stretch>
+                  </pic:blipFill>
+                  <pic:spPr>
+                    <a:xfrm>
+                      <a:off x="0" y="0"/>
+                      <a:ext cx="5760720" cy="3647122"/>
+                    </a:xfrm>
+                    <a:prstGeom prst="rect"/>
+                  </pic:spPr>
+                </pic:pic>
+              </a:graphicData>
+            </a:graphic>
+          </wp:inline>
+        </w:drawing>
+      </w:r>
+    </w:p>
+    <w:p>
+      <w:pPr>
+        <w:spacing w:before="80" w:after="280"/>
+        <w:jc w:val="center"/>
+      </w:pPr>
+      <w:r>
+        <w:rPr>
+          <w:i/>
+          <w:color w:val="6C757D"/>
+          <w:sz w:val="18"/>
+        </w:rPr>
+        <w:t>Figure 1.1 — ProjectPulse Client-Side SPA System Architecture &amp; Data Flow</w:t>
+      </w:r>
+    </w:p>
+    <w:p>
       <w:r>
         <w:br w:type="page"/>
       </w:r>
@@ -2422,7 +2499,7 @@
         <w:drawing>
           <wp:inline xmlns:a="http://schemas.openxmlformats.org/drawingml/2006/main" xmlns:pic="http://schemas.openxmlformats.org/drawingml/2006/picture">
             <wp:extent cx="5760720" cy="3240405"/>
-            <wp:docPr id="1" name="Picture 1"/>
+            <wp:docPr id="2" name="Picture 2"/>
             <wp:cNvGraphicFramePr>
               <a:graphicFrameLocks noChangeAspect="1"/>
             </wp:cNvGraphicFramePr>
@@ -2434,7 +2511,7 @@
                     <pic:cNvPicPr/>
                   </pic:nvPicPr>
                   <pic:blipFill>
-                    <a:blip r:embed="rId10"/>
+                    <a:blip r:embed="rId11"/>
                     <a:stretch>
                       <a:fillRect/>
                     </a:stretch>
@@ -2524,7 +2601,7 @@
         <w:drawing>
           <wp:inline xmlns:a="http://schemas.openxmlformats.org/drawingml/2006/main" xmlns:pic="http://schemas.openxmlformats.org/drawingml/2006/picture">
             <wp:extent cx="5760720" cy="3240405"/>
-            <wp:docPr id="2" name="Picture 2"/>
+            <wp:docPr id="3" name="Picture 3"/>
             <wp:cNvGraphicFramePr>
               <a:graphicFrameLocks noChangeAspect="1"/>
             </wp:cNvGraphicFramePr>
@@ -2536,7 +2613,7 @@
                     <pic:cNvPicPr/>
                   </pic:nvPicPr>
                   <pic:blipFill>
-                    <a:blip r:embed="rId11"/>
+                    <a:blip r:embed="rId12"/>
                     <a:stretch>
                       <a:fillRect/>
                     </a:stretch>
@@ -2602,7 +2679,7 @@
         <w:drawing>
           <wp:inline xmlns:a="http://schemas.openxmlformats.org/drawingml/2006/main" xmlns:pic="http://schemas.openxmlformats.org/drawingml/2006/picture">
             <wp:extent cx="5760720" cy="3240405"/>
-            <wp:docPr id="3" name="Picture 3"/>
+            <wp:docPr id="4" name="Picture 4"/>
             <wp:cNvGraphicFramePr>
               <a:graphicFrameLocks noChangeAspect="1"/>
             </wp:cNvGraphicFramePr>
@@ -2614,7 +2691,7 @@
                     <pic:cNvPicPr/>
                   </pic:nvPicPr>
                   <pic:blipFill>
-                    <a:blip r:embed="rId12"/>
+                    <a:blip r:embed="rId13"/>
                     <a:stretch>
                       <a:fillRect/>
                     </a:stretch>
@@ -2680,7 +2757,7 @@
         <w:drawing>
           <wp:inline xmlns:a="http://schemas.openxmlformats.org/drawingml/2006/main" xmlns:pic="http://schemas.openxmlformats.org/drawingml/2006/picture">
             <wp:extent cx="5760720" cy="3240405"/>
-            <wp:docPr id="4" name="Picture 4"/>
+            <wp:docPr id="5" name="Picture 5"/>
             <wp:cNvGraphicFramePr>
               <a:graphicFrameLocks noChangeAspect="1"/>
             </wp:cNvGraphicFramePr>
@@ -2692,7 +2769,7 @@
                     <pic:cNvPicPr/>
                   </pic:nvPicPr>
                   <pic:blipFill>
-                    <a:blip r:embed="rId13"/>
+                    <a:blip r:embed="rId14"/>
                     <a:stretch>
                       <a:fillRect/>
                     </a:stretch>
@@ -2758,7 +2835,7 @@
         <w:drawing>
           <wp:inline xmlns:a="http://schemas.openxmlformats.org/drawingml/2006/main" xmlns:pic="http://schemas.openxmlformats.org/drawingml/2006/picture">
             <wp:extent cx="5760720" cy="3240405"/>
-            <wp:docPr id="5" name="Picture 5"/>
+            <wp:docPr id="6" name="Picture 6"/>
             <wp:cNvGraphicFramePr>
               <a:graphicFrameLocks noChangeAspect="1"/>
             </wp:cNvGraphicFramePr>
@@ -2770,7 +2847,7 @@
                     <pic:cNvPicPr/>
                   </pic:nvPicPr>
                   <pic:blipFill>
-                    <a:blip r:embed="rId13"/>
+                    <a:blip r:embed="rId14"/>
                     <a:stretch>
                       <a:fillRect/>
                     </a:stretch>
@@ -2836,7 +2913,7 @@
         <w:drawing>
           <wp:inline xmlns:a="http://schemas.openxmlformats.org/drawingml/2006/main" xmlns:pic="http://schemas.openxmlformats.org/drawingml/2006/picture">
             <wp:extent cx="5760720" cy="3240405"/>
-            <wp:docPr id="6" name="Picture 6"/>
+            <wp:docPr id="7" name="Picture 7"/>
             <wp:cNvGraphicFramePr>
               <a:graphicFrameLocks noChangeAspect="1"/>
             </wp:cNvGraphicFramePr>
@@ -2848,7 +2925,7 @@
                     <pic:cNvPicPr/>
                   </pic:nvPicPr>
                   <pic:blipFill>
-                    <a:blip r:embed="rId14"/>
+                    <a:blip r:embed="rId15"/>
                     <a:stretch>
                       <a:fillRect/>
                     </a:stretch>
@@ -2914,7 +2991,7 @@
         <w:drawing>
           <wp:inline xmlns:a="http://schemas.openxmlformats.org/drawingml/2006/main" xmlns:pic="http://schemas.openxmlformats.org/drawingml/2006/picture">
             <wp:extent cx="5760720" cy="3240405"/>
-            <wp:docPr id="7" name="Picture 7"/>
+            <wp:docPr id="8" name="Picture 8"/>
             <wp:cNvGraphicFramePr>
               <a:graphicFrameLocks noChangeAspect="1"/>
             </wp:cNvGraphicFramePr>
@@ -2926,7 +3003,7 @@
                     <pic:cNvPicPr/>
                   </pic:nvPicPr>
                   <pic:blipFill>
-                    <a:blip r:embed="rId15"/>
+                    <a:blip r:embed="rId16"/>
                     <a:stretch>
                       <a:fillRect/>
                     </a:stretch>
@@ -2992,7 +3069,7 @@
         <w:drawing>
           <wp:inline xmlns:a="http://schemas.openxmlformats.org/drawingml/2006/main" xmlns:pic="http://schemas.openxmlformats.org/drawingml/2006/picture">
             <wp:extent cx="5760720" cy="3240405"/>
-            <wp:docPr id="8" name="Picture 8"/>
+            <wp:docPr id="9" name="Picture 9"/>
             <wp:cNvGraphicFramePr>
               <a:graphicFrameLocks noChangeAspect="1"/>
             </wp:cNvGraphicFramePr>
@@ -3004,7 +3081,7 @@
                     <pic:cNvPicPr/>
                   </pic:nvPicPr>
                   <pic:blipFill>
-                    <a:blip r:embed="rId16"/>
+                    <a:blip r:embed="rId17"/>
                     <a:stretch>
                       <a:fillRect/>
                     </a:stretch>
@@ -3035,6 +3112,60 @@
           <w:sz w:val="18"/>
         </w:rPr>
         <w:t>Figure 2.9 — Reports &amp; Board Packs: export controls, preview panel, workbook sheet map</w:t>
+      </w:r>
+    </w:p>
+    <w:p>
+      <w:pPr>
+        <w:spacing w:before="160" w:after="0"/>
+        <w:jc w:val="center"/>
+      </w:pPr>
+      <w:r>
+        <w:drawing>
+          <wp:inline xmlns:a="http://schemas.openxmlformats.org/drawingml/2006/main" xmlns:pic="http://schemas.openxmlformats.org/drawingml/2006/picture">
+            <wp:extent cx="5760720" cy="3180398"/>
+            <wp:docPr id="10" name="Picture 10"/>
+            <wp:cNvGraphicFramePr>
+              <a:graphicFrameLocks noChangeAspect="1"/>
+            </wp:cNvGraphicFramePr>
+            <a:graphic>
+              <a:graphicData uri="http://schemas.openxmlformats.org/drawingml/2006/picture">
+                <pic:pic>
+                  <pic:nvPicPr>
+                    <pic:cNvPr id="0" name="report_workflow.png"/>
+                    <pic:cNvPicPr/>
+                  </pic:nvPicPr>
+                  <pic:blipFill>
+                    <a:blip r:embed="rId18"/>
+                    <a:stretch>
+                      <a:fillRect/>
+                    </a:stretch>
+                  </pic:blipFill>
+                  <pic:spPr>
+                    <a:xfrm>
+                      <a:off x="0" y="0"/>
+                      <a:ext cx="5760720" cy="3180398"/>
+                    </a:xfrm>
+                    <a:prstGeom prst="rect"/>
+                  </pic:spPr>
+                </pic:pic>
+              </a:graphicData>
+            </a:graphic>
+          </wp:inline>
+        </w:drawing>
+      </w:r>
+    </w:p>
+    <w:p>
+      <w:pPr>
+        <w:spacing w:before="80" w:after="280"/>
+        <w:jc w:val="center"/>
+      </w:pPr>
+      <w:r>
+        <w:rPr>
+          <w:i/>
+          <w:color w:val="6C757D"/>
+          <w:sz w:val="18"/>
+        </w:rPr>
+        <w:t>Figure 2.9b — Report Compilation and Board Pack Export Pipeline Flow</w:t>
       </w:r>
     </w:p>
     <w:p/>
@@ -3070,7 +3201,7 @@
         <w:drawing>
           <wp:inline xmlns:a="http://schemas.openxmlformats.org/drawingml/2006/main" xmlns:pic="http://schemas.openxmlformats.org/drawingml/2006/picture">
             <wp:extent cx="5760720" cy="3240405"/>
-            <wp:docPr id="9" name="Picture 9"/>
+            <wp:docPr id="11" name="Picture 11"/>
             <wp:cNvGraphicFramePr>
               <a:graphicFrameLocks noChangeAspect="1"/>
             </wp:cNvGraphicFramePr>
@@ -3082,7 +3213,7 @@
                     <pic:cNvPicPr/>
                   </pic:nvPicPr>
                   <pic:blipFill>
-                    <a:blip r:embed="rId17"/>
+                    <a:blip r:embed="rId19"/>
                     <a:stretch>
                       <a:fillRect/>
                     </a:stretch>
@@ -3172,7 +3303,7 @@
         <w:drawing>
           <wp:inline xmlns:a="http://schemas.openxmlformats.org/drawingml/2006/main" xmlns:pic="http://schemas.openxmlformats.org/drawingml/2006/picture">
             <wp:extent cx="5760720" cy="3240405"/>
-            <wp:docPr id="10" name="Picture 10"/>
+            <wp:docPr id="12" name="Picture 12"/>
             <wp:cNvGraphicFramePr>
               <a:graphicFrameLocks noChangeAspect="1"/>
             </wp:cNvGraphicFramePr>
@@ -3184,7 +3315,7 @@
                     <pic:cNvPicPr/>
                   </pic:nvPicPr>
                   <pic:blipFill>
-                    <a:blip r:embed="rId18"/>
+                    <a:blip r:embed="rId20"/>
                     <a:stretch>
                       <a:fillRect/>
                     </a:stretch>
@@ -5036,7 +5167,7 @@
         <w:drawing>
           <wp:inline xmlns:a="http://schemas.openxmlformats.org/drawingml/2006/main" xmlns:pic="http://schemas.openxmlformats.org/drawingml/2006/picture">
             <wp:extent cx="5760720" cy="3240405"/>
-            <wp:docPr id="11" name="Picture 11"/>
+            <wp:docPr id="13" name="Picture 13"/>
             <wp:cNvGraphicFramePr>
               <a:graphicFrameLocks noChangeAspect="1"/>
             </wp:cNvGraphicFramePr>
@@ -5048,7 +5179,7 @@
                     <pic:cNvPicPr/>
                   </pic:nvPicPr>
                   <pic:blipFill>
-                    <a:blip r:embed="rId10"/>
+                    <a:blip r:embed="rId11"/>
                     <a:stretch>
                       <a:fillRect/>
                     </a:stretch>
@@ -5090,7 +5221,7 @@
         <w:drawing>
           <wp:inline xmlns:a="http://schemas.openxmlformats.org/drawingml/2006/main" xmlns:pic="http://schemas.openxmlformats.org/drawingml/2006/picture">
             <wp:extent cx="5760720" cy="3240405"/>
-            <wp:docPr id="12" name="Picture 12"/>
+            <wp:docPr id="14" name="Picture 14"/>
             <wp:cNvGraphicFramePr>
               <a:graphicFrameLocks noChangeAspect="1"/>
             </wp:cNvGraphicFramePr>
@@ -5102,7 +5233,7 @@
                     <pic:cNvPicPr/>
                   </pic:nvPicPr>
                   <pic:blipFill>
-                    <a:blip r:embed="rId11"/>
+                    <a:blip r:embed="rId12"/>
                     <a:stretch>
                       <a:fillRect/>
                     </a:stretch>
@@ -5144,7 +5275,7 @@
         <w:drawing>
           <wp:inline xmlns:a="http://schemas.openxmlformats.org/drawingml/2006/main" xmlns:pic="http://schemas.openxmlformats.org/drawingml/2006/picture">
             <wp:extent cx="5760720" cy="3240405"/>
-            <wp:docPr id="13" name="Picture 13"/>
+            <wp:docPr id="15" name="Picture 15"/>
             <wp:cNvGraphicFramePr>
               <a:graphicFrameLocks noChangeAspect="1"/>
             </wp:cNvGraphicFramePr>
@@ -5156,7 +5287,7 @@
                     <pic:cNvPicPr/>
                   </pic:nvPicPr>
                   <pic:blipFill>
-                    <a:blip r:embed="rId12"/>
+                    <a:blip r:embed="rId13"/>
                     <a:stretch>
                       <a:fillRect/>
                     </a:stretch>
@@ -5198,7 +5329,7 @@
         <w:drawing>
           <wp:inline xmlns:a="http://schemas.openxmlformats.org/drawingml/2006/main" xmlns:pic="http://schemas.openxmlformats.org/drawingml/2006/picture">
             <wp:extent cx="5760720" cy="3240405"/>
-            <wp:docPr id="14" name="Picture 14"/>
+            <wp:docPr id="16" name="Picture 16"/>
             <wp:cNvGraphicFramePr>
               <a:graphicFrameLocks noChangeAspect="1"/>
             </wp:cNvGraphicFramePr>
@@ -5210,7 +5341,7 @@
                     <pic:cNvPicPr/>
                   </pic:nvPicPr>
                   <pic:blipFill>
-                    <a:blip r:embed="rId13"/>
+                    <a:blip r:embed="rId14"/>
                     <a:stretch>
                       <a:fillRect/>
                     </a:stretch>
@@ -5252,7 +5383,7 @@
         <w:drawing>
           <wp:inline xmlns:a="http://schemas.openxmlformats.org/drawingml/2006/main" xmlns:pic="http://schemas.openxmlformats.org/drawingml/2006/picture">
             <wp:extent cx="5760720" cy="3240405"/>
-            <wp:docPr id="15" name="Picture 15"/>
+            <wp:docPr id="17" name="Picture 17"/>
             <wp:cNvGraphicFramePr>
               <a:graphicFrameLocks noChangeAspect="1"/>
             </wp:cNvGraphicFramePr>
@@ -5264,7 +5395,7 @@
                     <pic:cNvPicPr/>
                   </pic:nvPicPr>
                   <pic:blipFill>
-                    <a:blip r:embed="rId13"/>
+                    <a:blip r:embed="rId14"/>
                     <a:stretch>
                       <a:fillRect/>
                     </a:stretch>
@@ -5306,7 +5437,7 @@
         <w:drawing>
           <wp:inline xmlns:a="http://schemas.openxmlformats.org/drawingml/2006/main" xmlns:pic="http://schemas.openxmlformats.org/drawingml/2006/picture">
             <wp:extent cx="5760720" cy="3240405"/>
-            <wp:docPr id="16" name="Picture 16"/>
+            <wp:docPr id="18" name="Picture 18"/>
             <wp:cNvGraphicFramePr>
               <a:graphicFrameLocks noChangeAspect="1"/>
             </wp:cNvGraphicFramePr>
@@ -5318,7 +5449,7 @@
                     <pic:cNvPicPr/>
                   </pic:nvPicPr>
                   <pic:blipFill>
-                    <a:blip r:embed="rId14"/>
+                    <a:blip r:embed="rId15"/>
                     <a:stretch>
                       <a:fillRect/>
                     </a:stretch>
@@ -5360,7 +5491,7 @@
         <w:drawing>
           <wp:inline xmlns:a="http://schemas.openxmlformats.org/drawingml/2006/main" xmlns:pic="http://schemas.openxmlformats.org/drawingml/2006/picture">
             <wp:extent cx="5760720" cy="3240405"/>
-            <wp:docPr id="17" name="Picture 17"/>
+            <wp:docPr id="19" name="Picture 19"/>
             <wp:cNvGraphicFramePr>
               <a:graphicFrameLocks noChangeAspect="1"/>
             </wp:cNvGraphicFramePr>
@@ -5372,7 +5503,7 @@
                     <pic:cNvPicPr/>
                   </pic:nvPicPr>
                   <pic:blipFill>
-                    <a:blip r:embed="rId15"/>
+                    <a:blip r:embed="rId16"/>
                     <a:stretch>
                       <a:fillRect/>
                     </a:stretch>
@@ -5414,7 +5545,7 @@
         <w:drawing>
           <wp:inline xmlns:a="http://schemas.openxmlformats.org/drawingml/2006/main" xmlns:pic="http://schemas.openxmlformats.org/drawingml/2006/picture">
             <wp:extent cx="5760720" cy="3240405"/>
-            <wp:docPr id="18" name="Picture 18"/>
+            <wp:docPr id="20" name="Picture 20"/>
             <wp:cNvGraphicFramePr>
               <a:graphicFrameLocks noChangeAspect="1"/>
             </wp:cNvGraphicFramePr>
@@ -5426,7 +5557,7 @@
                     <pic:cNvPicPr/>
                   </pic:nvPicPr>
                   <pic:blipFill>
-                    <a:blip r:embed="rId16"/>
+                    <a:blip r:embed="rId17"/>
                     <a:stretch>
                       <a:fillRect/>
                     </a:stretch>
@@ -5468,7 +5599,7 @@
         <w:drawing>
           <wp:inline xmlns:a="http://schemas.openxmlformats.org/drawingml/2006/main" xmlns:pic="http://schemas.openxmlformats.org/drawingml/2006/picture">
             <wp:extent cx="5760720" cy="3240405"/>
-            <wp:docPr id="19" name="Picture 19"/>
+            <wp:docPr id="21" name="Picture 21"/>
             <wp:cNvGraphicFramePr>
               <a:graphicFrameLocks noChangeAspect="1"/>
             </wp:cNvGraphicFramePr>
@@ -5480,7 +5611,7 @@
                     <pic:cNvPicPr/>
                   </pic:nvPicPr>
                   <pic:blipFill>
-                    <a:blip r:embed="rId17"/>
+                    <a:blip r:embed="rId19"/>
                     <a:stretch>
                       <a:fillRect/>
                     </a:stretch>
@@ -5522,7 +5653,7 @@
         <w:drawing>
           <wp:inline xmlns:a="http://schemas.openxmlformats.org/drawingml/2006/main" xmlns:pic="http://schemas.openxmlformats.org/drawingml/2006/picture">
             <wp:extent cx="5760720" cy="3240405"/>
-            <wp:docPr id="20" name="Picture 20"/>
+            <wp:docPr id="22" name="Picture 22"/>
             <wp:cNvGraphicFramePr>
               <a:graphicFrameLocks noChangeAspect="1"/>
             </wp:cNvGraphicFramePr>
@@ -5534,7 +5665,7 @@
                     <pic:cNvPicPr/>
                   </pic:nvPicPr>
                   <pic:blipFill>
-                    <a:blip r:embed="rId18"/>
+                    <a:blip r:embed="rId20"/>
                     <a:stretch>
                       <a:fillRect/>
                     </a:stretch>

--- a/docs/ProjectPulse_Product_Capabilities.docx
+++ b/docs/ProjectPulse_Product_Capabilities.docx
@@ -15,6 +15,7 @@
       </w:pPr>
       <w:r>
         <w:rPr>
+          <w:rFonts w:ascii="Segoe UI" w:hAnsi="Segoe UI"/>
           <w:b/>
           <w:color w:val="0D1B2A"/>
           <w:sz w:val="88"/>
@@ -28,6 +29,7 @@
       </w:pPr>
       <w:r>
         <w:rPr>
+          <w:rFonts w:ascii="Segoe UI" w:hAnsi="Segoe UI"/>
           <w:color w:val="00C2A8"/>
           <w:sz w:val="40"/>
         </w:rPr>
@@ -45,6 +47,7 @@
       </w:pPr>
       <w:r>
         <w:rPr>
+          <w:rFonts w:ascii="Segoe UI" w:hAnsi="Segoe UI"/>
           <w:color w:val="00C2A8"/>
           <w:sz w:val="24"/>
         </w:rPr>
@@ -78,6 +81,7 @@
             </w:pPr>
             <w:r>
               <w:rPr>
+                <w:rFonts w:ascii="Segoe UI" w:hAnsi="Segoe UI"/>
                 <w:b/>
                 <w:color w:val="FFFFFF"/>
                 <w:sz w:val="19"/>
@@ -94,6 +98,7 @@
           <w:p>
             <w:r>
               <w:rPr>
+                <w:rFonts w:ascii="Segoe UI" w:hAnsi="Segoe UI"/>
                 <w:color w:val="1C1C1E"/>
                 <w:sz w:val="19"/>
               </w:rPr>
@@ -114,6 +119,7 @@
             </w:pPr>
             <w:r>
               <w:rPr>
+                <w:rFonts w:ascii="Segoe UI" w:hAnsi="Segoe UI"/>
                 <w:b/>
                 <w:color w:val="FFFFFF"/>
                 <w:sz w:val="19"/>
@@ -130,6 +136,7 @@
           <w:p>
             <w:r>
               <w:rPr>
+                <w:rFonts w:ascii="Segoe UI" w:hAnsi="Segoe UI"/>
                 <w:color w:val="1C1C1E"/>
                 <w:sz w:val="19"/>
               </w:rPr>
@@ -150,6 +157,7 @@
             </w:pPr>
             <w:r>
               <w:rPr>
+                <w:rFonts w:ascii="Segoe UI" w:hAnsi="Segoe UI"/>
                 <w:b/>
                 <w:color w:val="FFFFFF"/>
                 <w:sz w:val="19"/>
@@ -166,6 +174,7 @@
           <w:p>
             <w:r>
               <w:rPr>
+                <w:rFonts w:ascii="Segoe UI" w:hAnsi="Segoe UI"/>
                 <w:color w:val="1C1C1E"/>
                 <w:sz w:val="19"/>
               </w:rPr>
@@ -186,6 +195,7 @@
             </w:pPr>
             <w:r>
               <w:rPr>
+                <w:rFonts w:ascii="Segoe UI" w:hAnsi="Segoe UI"/>
                 <w:b/>
                 <w:color w:val="FFFFFF"/>
                 <w:sz w:val="19"/>
@@ -202,6 +212,7 @@
           <w:p>
             <w:r>
               <w:rPr>
+                <w:rFonts w:ascii="Segoe UI" w:hAnsi="Segoe UI"/>
                 <w:color w:val="1C1C1E"/>
                 <w:sz w:val="19"/>
               </w:rPr>
@@ -222,6 +233,7 @@
             </w:pPr>
             <w:r>
               <w:rPr>
+                <w:rFonts w:ascii="Segoe UI" w:hAnsi="Segoe UI"/>
                 <w:b/>
                 <w:color w:val="FFFFFF"/>
                 <w:sz w:val="19"/>
@@ -238,6 +250,7 @@
           <w:p>
             <w:r>
               <w:rPr>
+                <w:rFonts w:ascii="Segoe UI" w:hAnsi="Segoe UI"/>
                 <w:color w:val="1C1C1E"/>
                 <w:sz w:val="19"/>
               </w:rPr>
@@ -255,10 +268,12 @@
     <w:p>
       <w:pPr>
         <w:pStyle w:val="Heading1"/>
+        <w:keepNext/>
         <w:spacing w:before="360" w:after="120"/>
       </w:pPr>
       <w:r>
         <w:rPr>
+          <w:rFonts w:ascii="Segoe UI" w:hAnsi="Segoe UI"/>
           <w:color w:val="0D1B2A"/>
         </w:rPr>
         <w:t>Table of Contents</w:t>
@@ -292,6 +307,7 @@
           <w:p>
             <w:r>
               <w:rPr>
+                <w:rFonts w:ascii="Segoe UI" w:hAnsi="Segoe UI"/>
                 <w:b/>
                 <w:color w:val="00C2A8"/>
                 <w:sz w:val="20"/>
@@ -308,6 +324,7 @@
           <w:p>
             <w:r>
               <w:rPr>
+                <w:rFonts w:ascii="Segoe UI" w:hAnsi="Segoe UI"/>
                 <w:sz w:val="21"/>
               </w:rPr>
               <w:t>Executive Summary</w:t>
@@ -325,6 +342,7 @@
             </w:pPr>
             <w:r>
               <w:rPr>
+                <w:rFonts w:ascii="Segoe UI" w:hAnsi="Segoe UI"/>
                 <w:color w:val="6C757D"/>
                 <w:sz w:val="20"/>
               </w:rPr>
@@ -342,6 +360,7 @@
           <w:p>
             <w:r>
               <w:rPr>
+                <w:rFonts w:ascii="Segoe UI" w:hAnsi="Segoe UI"/>
                 <w:b/>
                 <w:color w:val="00C2A8"/>
                 <w:sz w:val="20"/>
@@ -358,6 +377,7 @@
           <w:p>
             <w:r>
               <w:rPr>
+                <w:rFonts w:ascii="Segoe UI" w:hAnsi="Segoe UI"/>
                 <w:sz w:val="21"/>
               </w:rPr>
               <w:t>Product Overview</w:t>
@@ -375,6 +395,7 @@
             </w:pPr>
             <w:r>
               <w:rPr>
+                <w:rFonts w:ascii="Segoe UI" w:hAnsi="Segoe UI"/>
                 <w:color w:val="6C757D"/>
                 <w:sz w:val="20"/>
               </w:rPr>
@@ -392,6 +413,7 @@
           <w:p>
             <w:r>
               <w:rPr>
+                <w:rFonts w:ascii="Segoe UI" w:hAnsi="Segoe UI"/>
                 <w:b/>
                 <w:color w:val="00C2A8"/>
                 <w:sz w:val="20"/>
@@ -408,6 +430,7 @@
           <w:p>
             <w:r>
               <w:rPr>
+                <w:rFonts w:ascii="Segoe UI" w:hAnsi="Segoe UI"/>
                 <w:sz w:val="21"/>
               </w:rPr>
               <w:t>The 12 Core Capabilities</w:t>
@@ -425,6 +448,7 @@
             </w:pPr>
             <w:r>
               <w:rPr>
+                <w:rFonts w:ascii="Segoe UI" w:hAnsi="Segoe UI"/>
                 <w:color w:val="6C757D"/>
                 <w:sz w:val="20"/>
               </w:rPr>
@@ -442,6 +466,7 @@
           <w:p>
             <w:r>
               <w:rPr>
+                <w:rFonts w:ascii="Segoe UI" w:hAnsi="Segoe UI"/>
                 <w:b/>
                 <w:color w:val="00C2A8"/>
                 <w:sz w:val="20"/>
@@ -458,6 +483,7 @@
           <w:p>
             <w:r>
               <w:rPr>
+                <w:rFonts w:ascii="Segoe UI" w:hAnsi="Segoe UI"/>
                 <w:sz w:val="21"/>
               </w:rPr>
               <w:t>Key Differentiators</w:t>
@@ -475,6 +501,7 @@
             </w:pPr>
             <w:r>
               <w:rPr>
+                <w:rFonts w:ascii="Segoe UI" w:hAnsi="Segoe UI"/>
                 <w:color w:val="6C757D"/>
                 <w:sz w:val="20"/>
               </w:rPr>
@@ -492,6 +519,7 @@
           <w:p>
             <w:r>
               <w:rPr>
+                <w:rFonts w:ascii="Segoe UI" w:hAnsi="Segoe UI"/>
                 <w:b/>
                 <w:color w:val="00C2A8"/>
                 <w:sz w:val="20"/>
@@ -508,6 +536,7 @@
           <w:p>
             <w:r>
               <w:rPr>
+                <w:rFonts w:ascii="Segoe UI" w:hAnsi="Segoe UI"/>
                 <w:sz w:val="21"/>
               </w:rPr>
               <w:t>Capability Matrix</w:t>
@@ -525,6 +554,7 @@
             </w:pPr>
             <w:r>
               <w:rPr>
+                <w:rFonts w:ascii="Segoe UI" w:hAnsi="Segoe UI"/>
                 <w:color w:val="6C757D"/>
                 <w:sz w:val="20"/>
               </w:rPr>
@@ -542,6 +572,7 @@
           <w:p>
             <w:r>
               <w:rPr>
+                <w:rFonts w:ascii="Segoe UI" w:hAnsi="Segoe UI"/>
                 <w:b/>
                 <w:color w:val="00C2A8"/>
                 <w:sz w:val="20"/>
@@ -558,6 +589,7 @@
           <w:p>
             <w:r>
               <w:rPr>
+                <w:rFonts w:ascii="Segoe UI" w:hAnsi="Segoe UI"/>
                 <w:sz w:val="21"/>
               </w:rPr>
               <w:t>Application Screenshots Gallery</w:t>
@@ -575,6 +607,7 @@
             </w:pPr>
             <w:r>
               <w:rPr>
+                <w:rFonts w:ascii="Segoe UI" w:hAnsi="Segoe UI"/>
                 <w:color w:val="6C757D"/>
                 <w:sz w:val="20"/>
               </w:rPr>
@@ -592,6 +625,7 @@
           <w:p>
             <w:r>
               <w:rPr>
+                <w:rFonts w:ascii="Segoe UI" w:hAnsi="Segoe UI"/>
                 <w:b/>
                 <w:color w:val="00C2A8"/>
                 <w:sz w:val="20"/>
@@ -608,6 +642,7 @@
           <w:p>
             <w:r>
               <w:rPr>
+                <w:rFonts w:ascii="Segoe UI" w:hAnsi="Segoe UI"/>
                 <w:sz w:val="21"/>
               </w:rPr>
               <w:t>Appendix — Technical Compatibility</w:t>
@@ -625,6 +660,7 @@
             </w:pPr>
             <w:r>
               <w:rPr>
+                <w:rFonts w:ascii="Segoe UI" w:hAnsi="Segoe UI"/>
                 <w:color w:val="6C757D"/>
                 <w:sz w:val="20"/>
               </w:rPr>
@@ -642,10 +678,12 @@
     <w:p>
       <w:pPr>
         <w:pStyle w:val="Heading1"/>
+        <w:keepNext/>
         <w:spacing w:before="360" w:after="120"/>
       </w:pPr>
       <w:r>
         <w:rPr>
+          <w:rFonts w:ascii="Segoe UI" w:hAnsi="Segoe UI"/>
           <w:color w:val="0D1B2A"/>
         </w:rPr>
         <w:t>Executive Summary</w:t>
@@ -665,6 +703,7 @@
       </w:pPr>
       <w:r>
         <w:rPr>
+          <w:rFonts w:ascii="Segoe UI" w:hAnsi="Segoe UI"/>
           <w:sz w:val="21"/>
         </w:rPr>
         <w:t>ProjectPulse is a comprehensive, browser-based project intelligence workstation designed for modern software delivery teams. It combines real-time health monitoring, resource optimisation, risk governance, and stakeholder reporting into a single, zero-installation platform that runs entirely in the browser with no backend infrastructure required.</w:t>
@@ -673,10 +712,12 @@
     <w:p>
       <w:pPr>
         <w:pStyle w:val="Heading2"/>
+        <w:keepNext/>
         <w:spacing w:before="360" w:after="120"/>
       </w:pPr>
       <w:r>
         <w:rPr>
+          <w:rFonts w:ascii="Segoe UI" w:hAnsi="Segoe UI"/>
           <w:color w:val="1E9ED5"/>
         </w:rPr>
         <w:t>Three Core Value Pillars</w:t>
@@ -699,6 +740,12 @@
           <w:tcPr>
             <w:tcW w:type="dxa" w:w="1872"/>
             <w:shd w:val="clear" w:color="auto" w:fill="0D1B2A"/>
+            <w:tcBorders>
+              <w:top w:val="single" w:sz="4" w:color="0D1B2A"/>
+              <w:left w:val="single" w:sz="4" w:color="0D1B2A"/>
+              <w:bottom w:val="single" w:sz="4" w:color="0D1B2A"/>
+              <w:right w:val="single" w:sz="4" w:color="0D1B2A"/>
+            </w:tcBorders>
           </w:tcPr>
           <w:p>
             <w:pPr>
@@ -706,6 +753,7 @@
             </w:pPr>
             <w:r>
               <w:rPr>
+                <w:rFonts w:ascii="Segoe UI" w:hAnsi="Segoe UI"/>
                 <w:b/>
                 <w:color w:val="FFFFFF"/>
                 <w:sz w:val="19"/>
@@ -718,6 +766,12 @@
           <w:tcPr>
             <w:tcW w:type="dxa" w:w="3312"/>
             <w:shd w:val="clear" w:color="auto" w:fill="0D1B2A"/>
+            <w:tcBorders>
+              <w:top w:val="single" w:sz="4" w:color="0D1B2A"/>
+              <w:left w:val="single" w:sz="4" w:color="0D1B2A"/>
+              <w:bottom w:val="single" w:sz="4" w:color="0D1B2A"/>
+              <w:right w:val="single" w:sz="4" w:color="0D1B2A"/>
+            </w:tcBorders>
           </w:tcPr>
           <w:p>
             <w:pPr>
@@ -725,6 +779,7 @@
             </w:pPr>
             <w:r>
               <w:rPr>
+                <w:rFonts w:ascii="Segoe UI" w:hAnsi="Segoe UI"/>
                 <w:b/>
                 <w:color w:val="FFFFFF"/>
                 <w:sz w:val="19"/>
@@ -737,6 +792,12 @@
           <w:tcPr>
             <w:tcW w:type="dxa" w:w="4032"/>
             <w:shd w:val="clear" w:color="auto" w:fill="0D1B2A"/>
+            <w:tcBorders>
+              <w:top w:val="single" w:sz="4" w:color="0D1B2A"/>
+              <w:left w:val="single" w:sz="4" w:color="0D1B2A"/>
+              <w:bottom w:val="single" w:sz="4" w:color="0D1B2A"/>
+              <w:right w:val="single" w:sz="4" w:color="0D1B2A"/>
+            </w:tcBorders>
           </w:tcPr>
           <w:p>
             <w:pPr>
@@ -744,6 +805,7 @@
             </w:pPr>
             <w:r>
               <w:rPr>
+                <w:rFonts w:ascii="Segoe UI" w:hAnsi="Segoe UI"/>
                 <w:b/>
                 <w:color w:val="FFFFFF"/>
                 <w:sz w:val="19"/>
@@ -757,7 +819,13 @@
         <w:tc>
           <w:tcPr>
             <w:tcW w:type="dxa" w:w="1872"/>
-            <w:shd w:val="clear" w:color="auto" w:fill="F8F9FA"/>
+            <w:shd w:val="clear" w:color="auto" w:fill="F8FAFC"/>
+            <w:tcBorders>
+              <w:top w:val="single" w:sz="4" w:color="E2E8F0"/>
+              <w:left w:val="single" w:sz="4" w:color="E2E8F0"/>
+              <w:bottom w:val="single" w:sz="4" w:color="E2E8F0"/>
+              <w:right w:val="single" w:sz="4" w:color="E2E8F0"/>
+            </w:tcBorders>
           </w:tcPr>
           <w:p>
             <w:pPr>
@@ -765,6 +833,7 @@
             </w:pPr>
             <w:r>
               <w:rPr>
+                <w:rFonts w:ascii="Segoe UI" w:hAnsi="Segoe UI"/>
                 <w:sz w:val="19"/>
               </w:rPr>
               <w:t>VISIBILITY</w:t>
@@ -774,7 +843,13 @@
         <w:tc>
           <w:tcPr>
             <w:tcW w:type="dxa" w:w="3312"/>
-            <w:shd w:val="clear" w:color="auto" w:fill="F8F9FA"/>
+            <w:shd w:val="clear" w:color="auto" w:fill="F8FAFC"/>
+            <w:tcBorders>
+              <w:top w:val="single" w:sz="4" w:color="E2E8F0"/>
+              <w:left w:val="single" w:sz="4" w:color="E2E8F0"/>
+              <w:bottom w:val="single" w:sz="4" w:color="E2E8F0"/>
+              <w:right w:val="single" w:sz="4" w:color="E2E8F0"/>
+            </w:tcBorders>
           </w:tcPr>
           <w:p>
             <w:pPr>
@@ -782,6 +857,7 @@
             </w:pPr>
             <w:r>
               <w:rPr>
+                <w:rFonts w:ascii="Segoe UI" w:hAnsi="Segoe UI"/>
                 <w:sz w:val="19"/>
               </w:rPr>
               <w:t>Know the true state of your project at every moment — not just at the weekly status meeting.</w:t>
@@ -791,7 +867,13 @@
         <w:tc>
           <w:tcPr>
             <w:tcW w:type="dxa" w:w="4032"/>
-            <w:shd w:val="clear" w:color="auto" w:fill="F8F9FA"/>
+            <w:shd w:val="clear" w:color="auto" w:fill="F8FAFC"/>
+            <w:tcBorders>
+              <w:top w:val="single" w:sz="4" w:color="E2E8F0"/>
+              <w:left w:val="single" w:sz="4" w:color="E2E8F0"/>
+              <w:bottom w:val="single" w:sz="4" w:color="E2E8F0"/>
+              <w:right w:val="single" w:sz="4" w:color="E2E8F0"/>
+            </w:tcBorders>
           </w:tcPr>
           <w:p>
             <w:pPr>
@@ -799,6 +881,7 @@
             </w:pPr>
             <w:r>
               <w:rPr>
+                <w:rFonts w:ascii="Segoe UI" w:hAnsi="Segoe UI"/>
                 <w:sz w:val="19"/>
               </w:rPr>
               <w:t>Real-time Health Index · EVM Analytics · 30-Day Heatmap · Burn-up Projections · Audit Trail</w:t>
@@ -811,6 +894,12 @@
           <w:tcPr>
             <w:tcW w:type="dxa" w:w="1872"/>
             <w:shd w:val="clear" w:color="auto" w:fill="FFFFFF"/>
+            <w:tcBorders>
+              <w:top w:val="single" w:sz="4" w:color="E2E8F0"/>
+              <w:left w:val="single" w:sz="4" w:color="E2E8F0"/>
+              <w:bottom w:val="single" w:sz="4" w:color="E2E8F0"/>
+              <w:right w:val="single" w:sz="4" w:color="E2E8F0"/>
+            </w:tcBorders>
           </w:tcPr>
           <w:p>
             <w:pPr>
@@ -818,6 +907,7 @@
             </w:pPr>
             <w:r>
               <w:rPr>
+                <w:rFonts w:ascii="Segoe UI" w:hAnsi="Segoe UI"/>
                 <w:sz w:val="19"/>
               </w:rPr>
               <w:t>CONTROL</w:t>
@@ -828,6 +918,12 @@
           <w:tcPr>
             <w:tcW w:type="dxa" w:w="3312"/>
             <w:shd w:val="clear" w:color="auto" w:fill="FFFFFF"/>
+            <w:tcBorders>
+              <w:top w:val="single" w:sz="4" w:color="E2E8F0"/>
+              <w:left w:val="single" w:sz="4" w:color="E2E8F0"/>
+              <w:bottom w:val="single" w:sz="4" w:color="E2E8F0"/>
+              <w:right w:val="single" w:sz="4" w:color="E2E8F0"/>
+            </w:tcBorders>
           </w:tcPr>
           <w:p>
             <w:pPr>
@@ -835,6 +931,7 @@
             </w:pPr>
             <w:r>
               <w:rPr>
+                <w:rFonts w:ascii="Segoe UI" w:hAnsi="Segoe UI"/>
                 <w:sz w:val="19"/>
               </w:rPr>
               <w:t>Act on problems before they become crises. Every risk, resource constraint, and dependency is surfaced and actionable.</w:t>
@@ -845,6 +942,12 @@
           <w:tcPr>
             <w:tcW w:type="dxa" w:w="4032"/>
             <w:shd w:val="clear" w:color="auto" w:fill="FFFFFF"/>
+            <w:tcBorders>
+              <w:top w:val="single" w:sz="4" w:color="E2E8F0"/>
+              <w:left w:val="single" w:sz="4" w:color="E2E8F0"/>
+              <w:bottom w:val="single" w:sz="4" w:color="E2E8F0"/>
+              <w:right w:val="single" w:sz="4" w:color="E2E8F0"/>
+            </w:tcBorders>
           </w:tcPr>
           <w:p>
             <w:pPr>
@@ -852,6 +955,7 @@
             </w:pPr>
             <w:r>
               <w:rPr>
+                <w:rFonts w:ascii="Segoe UI" w:hAnsi="Segoe UI"/>
                 <w:sz w:val="19"/>
               </w:rPr>
               <w:t>RAID Register · Weekly Scheduler · Conflict Resolver · Gantt Timeline · Defect Lifecycle</w:t>
@@ -863,7 +967,13 @@
         <w:tc>
           <w:tcPr>
             <w:tcW w:type="dxa" w:w="1872"/>
-            <w:shd w:val="clear" w:color="auto" w:fill="F8F9FA"/>
+            <w:shd w:val="clear" w:color="auto" w:fill="F8FAFC"/>
+            <w:tcBorders>
+              <w:top w:val="single" w:sz="4" w:color="E2E8F0"/>
+              <w:left w:val="single" w:sz="4" w:color="E2E8F0"/>
+              <w:bottom w:val="single" w:sz="4" w:color="E2E8F0"/>
+              <w:right w:val="single" w:sz="4" w:color="E2E8F0"/>
+            </w:tcBorders>
           </w:tcPr>
           <w:p>
             <w:pPr>
@@ -871,6 +981,7 @@
             </w:pPr>
             <w:r>
               <w:rPr>
+                <w:rFonts w:ascii="Segoe UI" w:hAnsi="Segoe UI"/>
                 <w:sz w:val="19"/>
               </w:rPr>
               <w:t>INTELLIGENCE</w:t>
@@ -880,7 +991,13 @@
         <w:tc>
           <w:tcPr>
             <w:tcW w:type="dxa" w:w="3312"/>
-            <w:shd w:val="clear" w:color="auto" w:fill="F8F9FA"/>
+            <w:shd w:val="clear" w:color="auto" w:fill="F8FAFC"/>
+            <w:tcBorders>
+              <w:top w:val="single" w:sz="4" w:color="E2E8F0"/>
+              <w:left w:val="single" w:sz="4" w:color="E2E8F0"/>
+              <w:bottom w:val="single" w:sz="4" w:color="E2E8F0"/>
+              <w:right w:val="single" w:sz="4" w:color="E2E8F0"/>
+            </w:tcBorders>
           </w:tcPr>
           <w:p>
             <w:pPr>
@@ -888,6 +1005,7 @@
             </w:pPr>
             <w:r>
               <w:rPr>
+                <w:rFonts w:ascii="Segoe UI" w:hAnsi="Segoe UI"/>
                 <w:sz w:val="19"/>
               </w:rPr>
               <w:t>Make data-driven decisions with confidence. Simulate scenarios, forecast outcomes, and present board-ready insights in one click.</w:t>
@@ -897,7 +1015,13 @@
         <w:tc>
           <w:tcPr>
             <w:tcW w:type="dxa" w:w="4032"/>
-            <w:shd w:val="clear" w:color="auto" w:fill="F8F9FA"/>
+            <w:shd w:val="clear" w:color="auto" w:fill="F8FAFC"/>
+            <w:tcBorders>
+              <w:top w:val="single" w:sz="4" w:color="E2E8F0"/>
+              <w:left w:val="single" w:sz="4" w:color="E2E8F0"/>
+              <w:bottom w:val="single" w:sz="4" w:color="E2E8F0"/>
+              <w:right w:val="single" w:sz="4" w:color="E2E8F0"/>
+            </w:tcBorders>
           </w:tcPr>
           <w:p>
             <w:pPr>
@@ -905,6 +1029,7 @@
             </w:pPr>
             <w:r>
               <w:rPr>
+                <w:rFonts w:ascii="Segoe UI" w:hAnsi="Segoe UI"/>
                 <w:sz w:val="19"/>
               </w:rPr>
               <w:t>Predictive Sandbox · Copilot Auto-Resolver · EVM Metrics · Executive Board Packs · Schedule Baselines</w:t>
@@ -921,10 +1046,12 @@
     <w:p>
       <w:pPr>
         <w:pStyle w:val="Heading2"/>
+        <w:keepNext/>
         <w:spacing w:before="360" w:after="120"/>
       </w:pPr>
       <w:r>
         <w:rPr>
+          <w:rFonts w:ascii="Segoe UI" w:hAnsi="Segoe UI"/>
           <w:color w:val="1E9ED5"/>
         </w:rPr>
         <w:t>Who Is ProjectPulse For?</w:t>
@@ -947,6 +1074,12 @@
           <w:tcPr>
             <w:tcW w:type="dxa" w:w="2592"/>
             <w:shd w:val="clear" w:color="auto" w:fill="0D1B2A"/>
+            <w:tcBorders>
+              <w:top w:val="single" w:sz="4" w:color="0D1B2A"/>
+              <w:left w:val="single" w:sz="4" w:color="0D1B2A"/>
+              <w:bottom w:val="single" w:sz="4" w:color="0D1B2A"/>
+              <w:right w:val="single" w:sz="4" w:color="0D1B2A"/>
+            </w:tcBorders>
           </w:tcPr>
           <w:p>
             <w:pPr>
@@ -954,6 +1087,7 @@
             </w:pPr>
             <w:r>
               <w:rPr>
+                <w:rFonts w:ascii="Segoe UI" w:hAnsi="Segoe UI"/>
                 <w:b/>
                 <w:color w:val="FFFFFF"/>
                 <w:sz w:val="19"/>
@@ -966,6 +1100,12 @@
           <w:tcPr>
             <w:tcW w:type="dxa" w:w="4320"/>
             <w:shd w:val="clear" w:color="auto" w:fill="0D1B2A"/>
+            <w:tcBorders>
+              <w:top w:val="single" w:sz="4" w:color="0D1B2A"/>
+              <w:left w:val="single" w:sz="4" w:color="0D1B2A"/>
+              <w:bottom w:val="single" w:sz="4" w:color="0D1B2A"/>
+              <w:right w:val="single" w:sz="4" w:color="0D1B2A"/>
+            </w:tcBorders>
           </w:tcPr>
           <w:p>
             <w:pPr>
@@ -973,6 +1113,7 @@
             </w:pPr>
             <w:r>
               <w:rPr>
+                <w:rFonts w:ascii="Segoe UI" w:hAnsi="Segoe UI"/>
                 <w:b/>
                 <w:color w:val="FFFFFF"/>
                 <w:sz w:val="19"/>
@@ -985,6 +1126,12 @@
           <w:tcPr>
             <w:tcW w:type="dxa" w:w="2304"/>
             <w:shd w:val="clear" w:color="auto" w:fill="0D1B2A"/>
+            <w:tcBorders>
+              <w:top w:val="single" w:sz="4" w:color="0D1B2A"/>
+              <w:left w:val="single" w:sz="4" w:color="0D1B2A"/>
+              <w:bottom w:val="single" w:sz="4" w:color="0D1B2A"/>
+              <w:right w:val="single" w:sz="4" w:color="0D1B2A"/>
+            </w:tcBorders>
           </w:tcPr>
           <w:p>
             <w:pPr>
@@ -992,6 +1139,7 @@
             </w:pPr>
             <w:r>
               <w:rPr>
+                <w:rFonts w:ascii="Segoe UI" w:hAnsi="Segoe UI"/>
                 <w:b/>
                 <w:color w:val="FFFFFF"/>
                 <w:sz w:val="19"/>
@@ -1005,7 +1153,13 @@
         <w:tc>
           <w:tcPr>
             <w:tcW w:type="dxa" w:w="2592"/>
-            <w:shd w:val="clear" w:color="auto" w:fill="F8F9FA"/>
+            <w:shd w:val="clear" w:color="auto" w:fill="F8FAFC"/>
+            <w:tcBorders>
+              <w:top w:val="single" w:sz="4" w:color="E2E8F0"/>
+              <w:left w:val="single" w:sz="4" w:color="E2E8F0"/>
+              <w:bottom w:val="single" w:sz="4" w:color="E2E8F0"/>
+              <w:right w:val="single" w:sz="4" w:color="E2E8F0"/>
+            </w:tcBorders>
           </w:tcPr>
           <w:p>
             <w:pPr>
@@ -1013,6 +1167,7 @@
             </w:pPr>
             <w:r>
               <w:rPr>
+                <w:rFonts w:ascii="Segoe UI" w:hAnsi="Segoe UI"/>
                 <w:sz w:val="19"/>
               </w:rPr>
               <w:t>Engineering Manager</w:t>
@@ -1022,7 +1177,13 @@
         <w:tc>
           <w:tcPr>
             <w:tcW w:type="dxa" w:w="4320"/>
-            <w:shd w:val="clear" w:color="auto" w:fill="F8F9FA"/>
+            <w:shd w:val="clear" w:color="auto" w:fill="F8FAFC"/>
+            <w:tcBorders>
+              <w:top w:val="single" w:sz="4" w:color="E2E8F0"/>
+              <w:left w:val="single" w:sz="4" w:color="E2E8F0"/>
+              <w:bottom w:val="single" w:sz="4" w:color="E2E8F0"/>
+              <w:right w:val="single" w:sz="4" w:color="E2E8F0"/>
+            </w:tcBorders>
           </w:tcPr>
           <w:p>
             <w:pPr>
@@ -1030,6 +1191,7 @@
             </w:pPr>
             <w:r>
               <w:rPr>
+                <w:rFonts w:ascii="Segoe UI" w:hAnsi="Segoe UI"/>
                 <w:sz w:val="19"/>
               </w:rPr>
               <w:t>Day-to-day project oversight, conflict resolution, resource management.</w:t>
@@ -1039,7 +1201,13 @@
         <w:tc>
           <w:tcPr>
             <w:tcW w:type="dxa" w:w="2304"/>
-            <w:shd w:val="clear" w:color="auto" w:fill="F8F9FA"/>
+            <w:shd w:val="clear" w:color="auto" w:fill="F8FAFC"/>
+            <w:tcBorders>
+              <w:top w:val="single" w:sz="4" w:color="E2E8F0"/>
+              <w:left w:val="single" w:sz="4" w:color="E2E8F0"/>
+              <w:bottom w:val="single" w:sz="4" w:color="E2E8F0"/>
+              <w:right w:val="single" w:sz="4" w:color="E2E8F0"/>
+            </w:tcBorders>
           </w:tcPr>
           <w:p>
             <w:pPr>
@@ -1047,6 +1215,7 @@
             </w:pPr>
             <w:r>
               <w:rPr>
+                <w:rFonts w:ascii="Segoe UI" w:hAnsi="Segoe UI"/>
                 <w:sz w:val="19"/>
               </w:rPr>
               <w:t>Overview · Scheduler · Team Hub</w:t>
@@ -1059,6 +1228,12 @@
           <w:tcPr>
             <w:tcW w:type="dxa" w:w="2592"/>
             <w:shd w:val="clear" w:color="auto" w:fill="FFFFFF"/>
+            <w:tcBorders>
+              <w:top w:val="single" w:sz="4" w:color="E2E8F0"/>
+              <w:left w:val="single" w:sz="4" w:color="E2E8F0"/>
+              <w:bottom w:val="single" w:sz="4" w:color="E2E8F0"/>
+              <w:right w:val="single" w:sz="4" w:color="E2E8F0"/>
+            </w:tcBorders>
           </w:tcPr>
           <w:p>
             <w:pPr>
@@ -1066,6 +1241,7 @@
             </w:pPr>
             <w:r>
               <w:rPr>
+                <w:rFonts w:ascii="Segoe UI" w:hAnsi="Segoe UI"/>
                 <w:sz w:val="19"/>
               </w:rPr>
               <w:t>Product Manager</w:t>
@@ -1076,6 +1252,12 @@
           <w:tcPr>
             <w:tcW w:type="dxa" w:w="4320"/>
             <w:shd w:val="clear" w:color="auto" w:fill="FFFFFF"/>
+            <w:tcBorders>
+              <w:top w:val="single" w:sz="4" w:color="E2E8F0"/>
+              <w:left w:val="single" w:sz="4" w:color="E2E8F0"/>
+              <w:bottom w:val="single" w:sz="4" w:color="E2E8F0"/>
+              <w:right w:val="single" w:sz="4" w:color="E2E8F0"/>
+            </w:tcBorders>
           </w:tcPr>
           <w:p>
             <w:pPr>
@@ -1083,6 +1265,7 @@
             </w:pPr>
             <w:r>
               <w:rPr>
+                <w:rFonts w:ascii="Segoe UI" w:hAnsi="Segoe UI"/>
                 <w:sz w:val="19"/>
               </w:rPr>
               <w:t>Delivery progress, stakeholder communication, risk governance.</w:t>
@@ -1093,6 +1276,12 @@
           <w:tcPr>
             <w:tcW w:type="dxa" w:w="2304"/>
             <w:shd w:val="clear" w:color="auto" w:fill="FFFFFF"/>
+            <w:tcBorders>
+              <w:top w:val="single" w:sz="4" w:color="E2E8F0"/>
+              <w:left w:val="single" w:sz="4" w:color="E2E8F0"/>
+              <w:bottom w:val="single" w:sz="4" w:color="E2E8F0"/>
+              <w:right w:val="single" w:sz="4" w:color="E2E8F0"/>
+            </w:tcBorders>
           </w:tcPr>
           <w:p>
             <w:pPr>
@@ -1100,6 +1289,7 @@
             </w:pPr>
             <w:r>
               <w:rPr>
+                <w:rFonts w:ascii="Segoe UI" w:hAnsi="Segoe UI"/>
                 <w:sz w:val="19"/>
               </w:rPr>
               <w:t>Delivery Matrix · RAID Register · Reports</w:t>
@@ -1111,7 +1301,13 @@
         <w:tc>
           <w:tcPr>
             <w:tcW w:type="dxa" w:w="2592"/>
-            <w:shd w:val="clear" w:color="auto" w:fill="F8F9FA"/>
+            <w:shd w:val="clear" w:color="auto" w:fill="F8FAFC"/>
+            <w:tcBorders>
+              <w:top w:val="single" w:sz="4" w:color="E2E8F0"/>
+              <w:left w:val="single" w:sz="4" w:color="E2E8F0"/>
+              <w:bottom w:val="single" w:sz="4" w:color="E2E8F0"/>
+              <w:right w:val="single" w:sz="4" w:color="E2E8F0"/>
+            </w:tcBorders>
           </w:tcPr>
           <w:p>
             <w:pPr>
@@ -1119,6 +1315,7 @@
             </w:pPr>
             <w:r>
               <w:rPr>
+                <w:rFonts w:ascii="Segoe UI" w:hAnsi="Segoe UI"/>
                 <w:sz w:val="19"/>
               </w:rPr>
               <w:t>Executive / Sponsor</w:t>
@@ -1128,7 +1325,13 @@
         <w:tc>
           <w:tcPr>
             <w:tcW w:type="dxa" w:w="4320"/>
-            <w:shd w:val="clear" w:color="auto" w:fill="F8F9FA"/>
+            <w:shd w:val="clear" w:color="auto" w:fill="F8FAFC"/>
+            <w:tcBorders>
+              <w:top w:val="single" w:sz="4" w:color="E2E8F0"/>
+              <w:left w:val="single" w:sz="4" w:color="E2E8F0"/>
+              <w:bottom w:val="single" w:sz="4" w:color="E2E8F0"/>
+              <w:right w:val="single" w:sz="4" w:color="E2E8F0"/>
+            </w:tcBorders>
           </w:tcPr>
           <w:p>
             <w:pPr>
@@ -1136,6 +1339,7 @@
             </w:pPr>
             <w:r>
               <w:rPr>
+                <w:rFonts w:ascii="Segoe UI" w:hAnsi="Segoe UI"/>
                 <w:sz w:val="19"/>
               </w:rPr>
               <w:t>High-level health signals, milestone confidence, board reporting.</w:t>
@@ -1145,7 +1349,13 @@
         <w:tc>
           <w:tcPr>
             <w:tcW w:type="dxa" w:w="2304"/>
-            <w:shd w:val="clear" w:color="auto" w:fill="F8F9FA"/>
+            <w:shd w:val="clear" w:color="auto" w:fill="F8FAFC"/>
+            <w:tcBorders>
+              <w:top w:val="single" w:sz="4" w:color="E2E8F0"/>
+              <w:left w:val="single" w:sz="4" w:color="E2E8F0"/>
+              <w:bottom w:val="single" w:sz="4" w:color="E2E8F0"/>
+              <w:right w:val="single" w:sz="4" w:color="E2E8F0"/>
+            </w:tcBorders>
           </w:tcPr>
           <w:p>
             <w:pPr>
@@ -1153,6 +1363,7 @@
             </w:pPr>
             <w:r>
               <w:rPr>
+                <w:rFonts w:ascii="Segoe UI" w:hAnsi="Segoe UI"/>
                 <w:sz w:val="19"/>
               </w:rPr>
               <w:t>Overview Dashboard · Board Packs</w:t>
@@ -1165,6 +1376,12 @@
           <w:tcPr>
             <w:tcW w:type="dxa" w:w="2592"/>
             <w:shd w:val="clear" w:color="auto" w:fill="FFFFFF"/>
+            <w:tcBorders>
+              <w:top w:val="single" w:sz="4" w:color="E2E8F0"/>
+              <w:left w:val="single" w:sz="4" w:color="E2E8F0"/>
+              <w:bottom w:val="single" w:sz="4" w:color="E2E8F0"/>
+              <w:right w:val="single" w:sz="4" w:color="E2E8F0"/>
+            </w:tcBorders>
           </w:tcPr>
           <w:p>
             <w:pPr>
@@ -1172,6 +1389,7 @@
             </w:pPr>
             <w:r>
               <w:rPr>
+                <w:rFonts w:ascii="Segoe UI" w:hAnsi="Segoe UI"/>
                 <w:sz w:val="19"/>
               </w:rPr>
               <w:t>QA Lead</w:t>
@@ -1182,6 +1400,12 @@
           <w:tcPr>
             <w:tcW w:type="dxa" w:w="4320"/>
             <w:shd w:val="clear" w:color="auto" w:fill="FFFFFF"/>
+            <w:tcBorders>
+              <w:top w:val="single" w:sz="4" w:color="E2E8F0"/>
+              <w:left w:val="single" w:sz="4" w:color="E2E8F0"/>
+              <w:bottom w:val="single" w:sz="4" w:color="E2E8F0"/>
+              <w:right w:val="single" w:sz="4" w:color="E2E8F0"/>
+            </w:tcBorders>
           </w:tcPr>
           <w:p>
             <w:pPr>
@@ -1189,6 +1413,7 @@
             </w:pPr>
             <w:r>
               <w:rPr>
+                <w:rFonts w:ascii="Segoe UI" w:hAnsi="Segoe UI"/>
                 <w:sz w:val="19"/>
               </w:rPr>
               <w:t>Defect lifecycle management, severity tracking, release readiness.</w:t>
@@ -1199,6 +1424,12 @@
           <w:tcPr>
             <w:tcW w:type="dxa" w:w="2304"/>
             <w:shd w:val="clear" w:color="auto" w:fill="FFFFFF"/>
+            <w:tcBorders>
+              <w:top w:val="single" w:sz="4" w:color="E2E8F0"/>
+              <w:left w:val="single" w:sz="4" w:color="E2E8F0"/>
+              <w:bottom w:val="single" w:sz="4" w:color="E2E8F0"/>
+              <w:right w:val="single" w:sz="4" w:color="E2E8F0"/>
+            </w:tcBorders>
           </w:tcPr>
           <w:p>
             <w:pPr>
@@ -1206,6 +1437,7 @@
             </w:pPr>
             <w:r>
               <w:rPr>
+                <w:rFonts w:ascii="Segoe UI" w:hAnsi="Segoe UI"/>
                 <w:sz w:val="19"/>
               </w:rPr>
               <w:t>Defect Tracker · Reports</w:t>
@@ -1217,7 +1449,13 @@
         <w:tc>
           <w:tcPr>
             <w:tcW w:type="dxa" w:w="2592"/>
-            <w:shd w:val="clear" w:color="auto" w:fill="F8F9FA"/>
+            <w:shd w:val="clear" w:color="auto" w:fill="F8FAFC"/>
+            <w:tcBorders>
+              <w:top w:val="single" w:sz="4" w:color="E2E8F0"/>
+              <w:left w:val="single" w:sz="4" w:color="E2E8F0"/>
+              <w:bottom w:val="single" w:sz="4" w:color="E2E8F0"/>
+              <w:right w:val="single" w:sz="4" w:color="E2E8F0"/>
+            </w:tcBorders>
           </w:tcPr>
           <w:p>
             <w:pPr>
@@ -1225,6 +1463,7 @@
             </w:pPr>
             <w:r>
               <w:rPr>
+                <w:rFonts w:ascii="Segoe UI" w:hAnsi="Segoe UI"/>
                 <w:sz w:val="19"/>
               </w:rPr>
               <w:t>Lead Engineer</w:t>
@@ -1234,7 +1473,13 @@
         <w:tc>
           <w:tcPr>
             <w:tcW w:type="dxa" w:w="4320"/>
-            <w:shd w:val="clear" w:color="auto" w:fill="F8F9FA"/>
+            <w:shd w:val="clear" w:color="auto" w:fill="F8FAFC"/>
+            <w:tcBorders>
+              <w:top w:val="single" w:sz="4" w:color="E2E8F0"/>
+              <w:left w:val="single" w:sz="4" w:color="E2E8F0"/>
+              <w:bottom w:val="single" w:sz="4" w:color="E2E8F0"/>
+              <w:right w:val="single" w:sz="4" w:color="E2E8F0"/>
+            </w:tcBorders>
           </w:tcPr>
           <w:p>
             <w:pPr>
@@ -1242,6 +1487,7 @@
             </w:pPr>
             <w:r>
               <w:rPr>
+                <w:rFonts w:ascii="Segoe UI" w:hAnsi="Segoe UI"/>
                 <w:sz w:val="19"/>
               </w:rPr>
               <w:t>Task planning, dependency management, baseline tracking.</w:t>
@@ -1251,7 +1497,13 @@
         <w:tc>
           <w:tcPr>
             <w:tcW w:type="dxa" w:w="2304"/>
-            <w:shd w:val="clear" w:color="auto" w:fill="F8F9FA"/>
+            <w:shd w:val="clear" w:color="auto" w:fill="F8FAFC"/>
+            <w:tcBorders>
+              <w:top w:val="single" w:sz="4" w:color="E2E8F0"/>
+              <w:left w:val="single" w:sz="4" w:color="E2E8F0"/>
+              <w:bottom w:val="single" w:sz="4" w:color="E2E8F0"/>
+              <w:right w:val="single" w:sz="4" w:color="E2E8F0"/>
+            </w:tcBorders>
           </w:tcPr>
           <w:p>
             <w:pPr>
@@ -1259,6 +1511,7 @@
             </w:pPr>
             <w:r>
               <w:rPr>
+                <w:rFonts w:ascii="Segoe UI" w:hAnsi="Segoe UI"/>
                 <w:sz w:val="19"/>
               </w:rPr>
               <w:t>Gantt Timeline · Delivery Matrix · Baselines</w:t>
@@ -1280,10 +1533,12 @@
     <w:p>
       <w:pPr>
         <w:pStyle w:val="Heading1"/>
+        <w:keepNext/>
         <w:spacing w:before="360" w:after="120"/>
       </w:pPr>
       <w:r>
         <w:rPr>
+          <w:rFonts w:ascii="Segoe UI" w:hAnsi="Segoe UI"/>
           <w:color w:val="0D1B2A"/>
         </w:rPr>
         <w:t>1  Product Overview</w:t>
@@ -1303,6 +1558,7 @@
       </w:pPr>
       <w:r>
         <w:rPr>
+          <w:rFonts w:ascii="Segoe UI" w:hAnsi="Segoe UI"/>
           <w:sz w:val="21"/>
         </w:rPr>
         <w:t>ProjectPulse is architected as a single-page application (SPA) that runs entirely within the browser. There is no server to configure, no database to provision, and no deployment to manage. All project data is persisted locally via the browser's localStorage API and can be exported at any time to a professionally formatted Excel workbook.</w:t>
@@ -1311,10 +1567,12 @@
     <w:p>
       <w:pPr>
         <w:pStyle w:val="Heading2"/>
+        <w:keepNext/>
         <w:spacing w:before="360" w:after="120"/>
       </w:pPr>
       <w:r>
         <w:rPr>
+          <w:rFonts w:ascii="Segoe UI" w:hAnsi="Segoe UI"/>
           <w:color w:val="1E9ED5"/>
         </w:rPr>
         <w:t>1.1  The 12 Core Modules</w:t>
@@ -1337,6 +1595,12 @@
           <w:tcPr>
             <w:tcW w:type="dxa" w:w="432"/>
             <w:shd w:val="clear" w:color="auto" w:fill="0D1B2A"/>
+            <w:tcBorders>
+              <w:top w:val="single" w:sz="4" w:color="0D1B2A"/>
+              <w:left w:val="single" w:sz="4" w:color="0D1B2A"/>
+              <w:bottom w:val="single" w:sz="4" w:color="0D1B2A"/>
+              <w:right w:val="single" w:sz="4" w:color="0D1B2A"/>
+            </w:tcBorders>
           </w:tcPr>
           <w:p>
             <w:pPr>
@@ -1344,6 +1608,7 @@
             </w:pPr>
             <w:r>
               <w:rPr>
+                <w:rFonts w:ascii="Segoe UI" w:hAnsi="Segoe UI"/>
                 <w:b/>
                 <w:color w:val="FFFFFF"/>
                 <w:sz w:val="19"/>
@@ -1356,6 +1621,12 @@
           <w:tcPr>
             <w:tcW w:type="dxa" w:w="3024"/>
             <w:shd w:val="clear" w:color="auto" w:fill="0D1B2A"/>
+            <w:tcBorders>
+              <w:top w:val="single" w:sz="4" w:color="0D1B2A"/>
+              <w:left w:val="single" w:sz="4" w:color="0D1B2A"/>
+              <w:bottom w:val="single" w:sz="4" w:color="0D1B2A"/>
+              <w:right w:val="single" w:sz="4" w:color="0D1B2A"/>
+            </w:tcBorders>
           </w:tcPr>
           <w:p>
             <w:pPr>
@@ -1363,6 +1634,7 @@
             </w:pPr>
             <w:r>
               <w:rPr>
+                <w:rFonts w:ascii="Segoe UI" w:hAnsi="Segoe UI"/>
                 <w:b/>
                 <w:color w:val="FFFFFF"/>
                 <w:sz w:val="19"/>
@@ -1375,6 +1647,12 @@
           <w:tcPr>
             <w:tcW w:type="dxa" w:w="5760"/>
             <w:shd w:val="clear" w:color="auto" w:fill="0D1B2A"/>
+            <w:tcBorders>
+              <w:top w:val="single" w:sz="4" w:color="0D1B2A"/>
+              <w:left w:val="single" w:sz="4" w:color="0D1B2A"/>
+              <w:bottom w:val="single" w:sz="4" w:color="0D1B2A"/>
+              <w:right w:val="single" w:sz="4" w:color="0D1B2A"/>
+            </w:tcBorders>
           </w:tcPr>
           <w:p>
             <w:pPr>
@@ -1382,6 +1660,7 @@
             </w:pPr>
             <w:r>
               <w:rPr>
+                <w:rFonts w:ascii="Segoe UI" w:hAnsi="Segoe UI"/>
                 <w:b/>
                 <w:color w:val="FFFFFF"/>
                 <w:sz w:val="19"/>
@@ -1395,7 +1674,13 @@
         <w:tc>
           <w:tcPr>
             <w:tcW w:type="dxa" w:w="432"/>
-            <w:shd w:val="clear" w:color="auto" w:fill="F8F9FA"/>
+            <w:shd w:val="clear" w:color="auto" w:fill="F8FAFC"/>
+            <w:tcBorders>
+              <w:top w:val="single" w:sz="4" w:color="E2E8F0"/>
+              <w:left w:val="single" w:sz="4" w:color="E2E8F0"/>
+              <w:bottom w:val="single" w:sz="4" w:color="E2E8F0"/>
+              <w:right w:val="single" w:sz="4" w:color="E2E8F0"/>
+            </w:tcBorders>
           </w:tcPr>
           <w:p>
             <w:pPr>
@@ -1403,6 +1688,7 @@
             </w:pPr>
             <w:r>
               <w:rPr>
+                <w:rFonts w:ascii="Segoe UI" w:hAnsi="Segoe UI"/>
                 <w:sz w:val="19"/>
               </w:rPr>
               <w:t>1</w:t>
@@ -1412,7 +1698,13 @@
         <w:tc>
           <w:tcPr>
             <w:tcW w:type="dxa" w:w="3024"/>
-            <w:shd w:val="clear" w:color="auto" w:fill="F8F9FA"/>
+            <w:shd w:val="clear" w:color="auto" w:fill="F8FAFC"/>
+            <w:tcBorders>
+              <w:top w:val="single" w:sz="4" w:color="E2E8F0"/>
+              <w:left w:val="single" w:sz="4" w:color="E2E8F0"/>
+              <w:bottom w:val="single" w:sz="4" w:color="E2E8F0"/>
+              <w:right w:val="single" w:sz="4" w:color="E2E8F0"/>
+            </w:tcBorders>
           </w:tcPr>
           <w:p>
             <w:pPr>
@@ -1420,6 +1712,7 @@
             </w:pPr>
             <w:r>
               <w:rPr>
+                <w:rFonts w:ascii="Segoe UI" w:hAnsi="Segoe UI"/>
                 <w:sz w:val="19"/>
               </w:rPr>
               <w:t>Executive Overview Dashboard</w:t>
@@ -1429,7 +1722,13 @@
         <w:tc>
           <w:tcPr>
             <w:tcW w:type="dxa" w:w="5760"/>
-            <w:shd w:val="clear" w:color="auto" w:fill="F8F9FA"/>
+            <w:shd w:val="clear" w:color="auto" w:fill="F8FAFC"/>
+            <w:tcBorders>
+              <w:top w:val="single" w:sz="4" w:color="E2E8F0"/>
+              <w:left w:val="single" w:sz="4" w:color="E2E8F0"/>
+              <w:bottom w:val="single" w:sz="4" w:color="E2E8F0"/>
+              <w:right w:val="single" w:sz="4" w:color="E2E8F0"/>
+            </w:tcBorders>
           </w:tcPr>
           <w:p>
             <w:pPr>
@@ -1437,6 +1736,7 @@
             </w:pPr>
             <w:r>
               <w:rPr>
+                <w:rFonts w:ascii="Segoe UI" w:hAnsi="Segoe UI"/>
                 <w:sz w:val="19"/>
               </w:rPr>
               <w:t>Real-time health signals, KPI cards, and the predictive what-if sandbox.</w:t>
@@ -1449,6 +1749,12 @@
           <w:tcPr>
             <w:tcW w:type="dxa" w:w="432"/>
             <w:shd w:val="clear" w:color="auto" w:fill="FFFFFF"/>
+            <w:tcBorders>
+              <w:top w:val="single" w:sz="4" w:color="E2E8F0"/>
+              <w:left w:val="single" w:sz="4" w:color="E2E8F0"/>
+              <w:bottom w:val="single" w:sz="4" w:color="E2E8F0"/>
+              <w:right w:val="single" w:sz="4" w:color="E2E8F0"/>
+            </w:tcBorders>
           </w:tcPr>
           <w:p>
             <w:pPr>
@@ -1456,6 +1762,7 @@
             </w:pPr>
             <w:r>
               <w:rPr>
+                <w:rFonts w:ascii="Segoe UI" w:hAnsi="Segoe UI"/>
                 <w:sz w:val="19"/>
               </w:rPr>
               <w:t>2</w:t>
@@ -1466,6 +1773,12 @@
           <w:tcPr>
             <w:tcW w:type="dxa" w:w="3024"/>
             <w:shd w:val="clear" w:color="auto" w:fill="FFFFFF"/>
+            <w:tcBorders>
+              <w:top w:val="single" w:sz="4" w:color="E2E8F0"/>
+              <w:left w:val="single" w:sz="4" w:color="E2E8F0"/>
+              <w:bottom w:val="single" w:sz="4" w:color="E2E8F0"/>
+              <w:right w:val="single" w:sz="4" w:color="E2E8F0"/>
+            </w:tcBorders>
           </w:tcPr>
           <w:p>
             <w:pPr>
@@ -1473,6 +1786,7 @@
             </w:pPr>
             <w:r>
               <w:rPr>
+                <w:rFonts w:ascii="Segoe UI" w:hAnsi="Segoe UI"/>
                 <w:sz w:val="19"/>
               </w:rPr>
               <w:t>Live Insights &amp; Analytics</w:t>
@@ -1483,6 +1797,12 @@
           <w:tcPr>
             <w:tcW w:type="dxa" w:w="5760"/>
             <w:shd w:val="clear" w:color="auto" w:fill="FFFFFF"/>
+            <w:tcBorders>
+              <w:top w:val="single" w:sz="4" w:color="E2E8F0"/>
+              <w:left w:val="single" w:sz="4" w:color="E2E8F0"/>
+              <w:bottom w:val="single" w:sz="4" w:color="E2E8F0"/>
+              <w:right w:val="single" w:sz="4" w:color="E2E8F0"/>
+            </w:tcBorders>
           </w:tcPr>
           <w:p>
             <w:pPr>
@@ -1490,6 +1810,7 @@
             </w:pPr>
             <w:r>
               <w:rPr>
+                <w:rFonts w:ascii="Segoe UI" w:hAnsi="Segoe UI"/>
                 <w:sz w:val="19"/>
               </w:rPr>
               <w:t>Full EVM suite, burn-up projections, velocity tracking, and 30-day activity heatmap.</w:t>
@@ -1501,7 +1822,13 @@
         <w:tc>
           <w:tcPr>
             <w:tcW w:type="dxa" w:w="432"/>
-            <w:shd w:val="clear" w:color="auto" w:fill="F8F9FA"/>
+            <w:shd w:val="clear" w:color="auto" w:fill="F8FAFC"/>
+            <w:tcBorders>
+              <w:top w:val="single" w:sz="4" w:color="E2E8F0"/>
+              <w:left w:val="single" w:sz="4" w:color="E2E8F0"/>
+              <w:bottom w:val="single" w:sz="4" w:color="E2E8F0"/>
+              <w:right w:val="single" w:sz="4" w:color="E2E8F0"/>
+            </w:tcBorders>
           </w:tcPr>
           <w:p>
             <w:pPr>
@@ -1509,6 +1836,7 @@
             </w:pPr>
             <w:r>
               <w:rPr>
+                <w:rFonts w:ascii="Segoe UI" w:hAnsi="Segoe UI"/>
                 <w:sz w:val="19"/>
               </w:rPr>
               <w:t>3</w:t>
@@ -1518,7 +1846,13 @@
         <w:tc>
           <w:tcPr>
             <w:tcW w:type="dxa" w:w="3024"/>
-            <w:shd w:val="clear" w:color="auto" w:fill="F8F9FA"/>
+            <w:shd w:val="clear" w:color="auto" w:fill="F8FAFC"/>
+            <w:tcBorders>
+              <w:top w:val="single" w:sz="4" w:color="E2E8F0"/>
+              <w:left w:val="single" w:sz="4" w:color="E2E8F0"/>
+              <w:bottom w:val="single" w:sz="4" w:color="E2E8F0"/>
+              <w:right w:val="single" w:sz="4" w:color="E2E8F0"/>
+            </w:tcBorders>
           </w:tcPr>
           <w:p>
             <w:pPr>
@@ -1526,6 +1860,7 @@
             </w:pPr>
             <w:r>
               <w:rPr>
+                <w:rFonts w:ascii="Segoe UI" w:hAnsi="Segoe UI"/>
                 <w:sz w:val="19"/>
               </w:rPr>
               <w:t>Hierarchical Delivery Matrix</w:t>
@@ -1535,7 +1870,13 @@
         <w:tc>
           <w:tcPr>
             <w:tcW w:type="dxa" w:w="5760"/>
-            <w:shd w:val="clear" w:color="auto" w:fill="F8F9FA"/>
+            <w:shd w:val="clear" w:color="auto" w:fill="F8FAFC"/>
+            <w:tcBorders>
+              <w:top w:val="single" w:sz="4" w:color="E2E8F0"/>
+              <w:left w:val="single" w:sz="4" w:color="E2E8F0"/>
+              <w:bottom w:val="single" w:sz="4" w:color="E2E8F0"/>
+              <w:right w:val="single" w:sz="4" w:color="E2E8F0"/>
+            </w:tcBorders>
           </w:tcPr>
           <w:p>
             <w:pPr>
@@ -1543,6 +1884,7 @@
             </w:pPr>
             <w:r>
               <w:rPr>
+                <w:rFonts w:ascii="Segoe UI" w:hAnsi="Segoe UI"/>
                 <w:sz w:val="19"/>
               </w:rPr>
               <w:t>Spreadsheet-style task grid with parent-child hierarchies, inline editing, and status workflows.</w:t>
@@ -1555,6 +1897,12 @@
           <w:tcPr>
             <w:tcW w:type="dxa" w:w="432"/>
             <w:shd w:val="clear" w:color="auto" w:fill="FFFFFF"/>
+            <w:tcBorders>
+              <w:top w:val="single" w:sz="4" w:color="E2E8F0"/>
+              <w:left w:val="single" w:sz="4" w:color="E2E8F0"/>
+              <w:bottom w:val="single" w:sz="4" w:color="E2E8F0"/>
+              <w:right w:val="single" w:sz="4" w:color="E2E8F0"/>
+            </w:tcBorders>
           </w:tcPr>
           <w:p>
             <w:pPr>
@@ -1562,6 +1910,7 @@
             </w:pPr>
             <w:r>
               <w:rPr>
+                <w:rFonts w:ascii="Segoe UI" w:hAnsi="Segoe UI"/>
                 <w:sz w:val="19"/>
               </w:rPr>
               <w:t>4</w:t>
@@ -1572,6 +1921,12 @@
           <w:tcPr>
             <w:tcW w:type="dxa" w:w="3024"/>
             <w:shd w:val="clear" w:color="auto" w:fill="FFFFFF"/>
+            <w:tcBorders>
+              <w:top w:val="single" w:sz="4" w:color="E2E8F0"/>
+              <w:left w:val="single" w:sz="4" w:color="E2E8F0"/>
+              <w:bottom w:val="single" w:sz="4" w:color="E2E8F0"/>
+              <w:right w:val="single" w:sz="4" w:color="E2E8F0"/>
+            </w:tcBorders>
           </w:tcPr>
           <w:p>
             <w:pPr>
@@ -1579,6 +1934,7 @@
             </w:pPr>
             <w:r>
               <w:rPr>
+                <w:rFonts w:ascii="Segoe UI" w:hAnsi="Segoe UI"/>
                 <w:sz w:val="19"/>
               </w:rPr>
               <w:t>Gantt Timeline</w:t>
@@ -1589,6 +1945,12 @@
           <w:tcPr>
             <w:tcW w:type="dxa" w:w="5760"/>
             <w:shd w:val="clear" w:color="auto" w:fill="FFFFFF"/>
+            <w:tcBorders>
+              <w:top w:val="single" w:sz="4" w:color="E2E8F0"/>
+              <w:left w:val="single" w:sz="4" w:color="E2E8F0"/>
+              <w:bottom w:val="single" w:sz="4" w:color="E2E8F0"/>
+              <w:right w:val="single" w:sz="4" w:color="E2E8F0"/>
+            </w:tcBorders>
           </w:tcPr>
           <w:p>
             <w:pPr>
@@ -1596,6 +1958,7 @@
             </w:pPr>
             <w:r>
               <w:rPr>
+                <w:rFonts w:ascii="Segoe UI" w:hAnsi="Segoe UI"/>
                 <w:sz w:val="19"/>
               </w:rPr>
               <w:t>Interactive visual timeline with dependency arrows, drag-to-reschedule, and baseline overlay.</w:t>
@@ -1607,7 +1970,13 @@
         <w:tc>
           <w:tcPr>
             <w:tcW w:type="dxa" w:w="432"/>
-            <w:shd w:val="clear" w:color="auto" w:fill="F8F9FA"/>
+            <w:shd w:val="clear" w:color="auto" w:fill="F8FAFC"/>
+            <w:tcBorders>
+              <w:top w:val="single" w:sz="4" w:color="E2E8F0"/>
+              <w:left w:val="single" w:sz="4" w:color="E2E8F0"/>
+              <w:bottom w:val="single" w:sz="4" w:color="E2E8F0"/>
+              <w:right w:val="single" w:sz="4" w:color="E2E8F0"/>
+            </w:tcBorders>
           </w:tcPr>
           <w:p>
             <w:pPr>
@@ -1615,6 +1984,7 @@
             </w:pPr>
             <w:r>
               <w:rPr>
+                <w:rFonts w:ascii="Segoe UI" w:hAnsi="Segoe UI"/>
                 <w:sz w:val="19"/>
               </w:rPr>
               <w:t>5</w:t>
@@ -1624,7 +1994,13 @@
         <w:tc>
           <w:tcPr>
             <w:tcW w:type="dxa" w:w="3024"/>
-            <w:shd w:val="clear" w:color="auto" w:fill="F8F9FA"/>
+            <w:shd w:val="clear" w:color="auto" w:fill="F8FAFC"/>
+            <w:tcBorders>
+              <w:top w:val="single" w:sz="4" w:color="E2E8F0"/>
+              <w:left w:val="single" w:sz="4" w:color="E2E8F0"/>
+              <w:bottom w:val="single" w:sz="4" w:color="E2E8F0"/>
+              <w:right w:val="single" w:sz="4" w:color="E2E8F0"/>
+            </w:tcBorders>
           </w:tcPr>
           <w:p>
             <w:pPr>
@@ -1632,6 +2008,7 @@
             </w:pPr>
             <w:r>
               <w:rPr>
+                <w:rFonts w:ascii="Segoe UI" w:hAnsi="Segoe UI"/>
                 <w:sz w:val="19"/>
               </w:rPr>
               <w:t>Weekly Scheduler</w:t>
@@ -1641,7 +2018,13 @@
         <w:tc>
           <w:tcPr>
             <w:tcW w:type="dxa" w:w="5760"/>
-            <w:shd w:val="clear" w:color="auto" w:fill="F8F9FA"/>
+            <w:shd w:val="clear" w:color="auto" w:fill="F8FAFC"/>
+            <w:tcBorders>
+              <w:top w:val="single" w:sz="4" w:color="E2E8F0"/>
+              <w:left w:val="single" w:sz="4" w:color="E2E8F0"/>
+              <w:bottom w:val="single" w:sz="4" w:color="E2E8F0"/>
+              <w:right w:val="single" w:sz="4" w:color="E2E8F0"/>
+            </w:tcBorders>
           </w:tcPr>
           <w:p>
             <w:pPr>
@@ -1649,6 +2032,7 @@
             </w:pPr>
             <w:r>
               <w:rPr>
+                <w:rFonts w:ascii="Segoe UI" w:hAnsi="Segoe UI"/>
                 <w:sz w:val="19"/>
               </w:rPr>
               <w:t>Resource capacity heatmap with over-allocation detection and Copilot auto-resolution.</w:t>
@@ -1661,6 +2045,12 @@
           <w:tcPr>
             <w:tcW w:type="dxa" w:w="432"/>
             <w:shd w:val="clear" w:color="auto" w:fill="FFFFFF"/>
+            <w:tcBorders>
+              <w:top w:val="single" w:sz="4" w:color="E2E8F0"/>
+              <w:left w:val="single" w:sz="4" w:color="E2E8F0"/>
+              <w:bottom w:val="single" w:sz="4" w:color="E2E8F0"/>
+              <w:right w:val="single" w:sz="4" w:color="E2E8F0"/>
+            </w:tcBorders>
           </w:tcPr>
           <w:p>
             <w:pPr>
@@ -1668,6 +2058,7 @@
             </w:pPr>
             <w:r>
               <w:rPr>
+                <w:rFonts w:ascii="Segoe UI" w:hAnsi="Segoe UI"/>
                 <w:sz w:val="19"/>
               </w:rPr>
               <w:t>6</w:t>
@@ -1678,6 +2069,12 @@
           <w:tcPr>
             <w:tcW w:type="dxa" w:w="3024"/>
             <w:shd w:val="clear" w:color="auto" w:fill="FFFFFF"/>
+            <w:tcBorders>
+              <w:top w:val="single" w:sz="4" w:color="E2E8F0"/>
+              <w:left w:val="single" w:sz="4" w:color="E2E8F0"/>
+              <w:bottom w:val="single" w:sz="4" w:color="E2E8F0"/>
+              <w:right w:val="single" w:sz="4" w:color="E2E8F0"/>
+            </w:tcBorders>
           </w:tcPr>
           <w:p>
             <w:pPr>
@@ -1685,6 +2082,7 @@
             </w:pPr>
             <w:r>
               <w:rPr>
+                <w:rFonts w:ascii="Segoe UI" w:hAnsi="Segoe UI"/>
                 <w:sz w:val="19"/>
               </w:rPr>
               <w:t>RAID Register</w:t>
@@ -1695,6 +2093,12 @@
           <w:tcPr>
             <w:tcW w:type="dxa" w:w="5760"/>
             <w:shd w:val="clear" w:color="auto" w:fill="FFFFFF"/>
+            <w:tcBorders>
+              <w:top w:val="single" w:sz="4" w:color="E2E8F0"/>
+              <w:left w:val="single" w:sz="4" w:color="E2E8F0"/>
+              <w:bottom w:val="single" w:sz="4" w:color="E2E8F0"/>
+              <w:right w:val="single" w:sz="4" w:color="E2E8F0"/>
+            </w:tcBorders>
           </w:tcPr>
           <w:p>
             <w:pPr>
@@ -1702,6 +2106,7 @@
             </w:pPr>
             <w:r>
               <w:rPr>
+                <w:rFonts w:ascii="Segoe UI" w:hAnsi="Segoe UI"/>
                 <w:sz w:val="19"/>
               </w:rPr>
               <w:t>Unified Risk, Assumption, Issue, and Dependency register with exposure scoring.</w:t>
@@ -1713,7 +2118,13 @@
         <w:tc>
           <w:tcPr>
             <w:tcW w:type="dxa" w:w="432"/>
-            <w:shd w:val="clear" w:color="auto" w:fill="F8F9FA"/>
+            <w:shd w:val="clear" w:color="auto" w:fill="F8FAFC"/>
+            <w:tcBorders>
+              <w:top w:val="single" w:sz="4" w:color="E2E8F0"/>
+              <w:left w:val="single" w:sz="4" w:color="E2E8F0"/>
+              <w:bottom w:val="single" w:sz="4" w:color="E2E8F0"/>
+              <w:right w:val="single" w:sz="4" w:color="E2E8F0"/>
+            </w:tcBorders>
           </w:tcPr>
           <w:p>
             <w:pPr>
@@ -1721,6 +2132,7 @@
             </w:pPr>
             <w:r>
               <w:rPr>
+                <w:rFonts w:ascii="Segoe UI" w:hAnsi="Segoe UI"/>
                 <w:sz w:val="19"/>
               </w:rPr>
               <w:t>7</w:t>
@@ -1730,7 +2142,13 @@
         <w:tc>
           <w:tcPr>
             <w:tcW w:type="dxa" w:w="3024"/>
-            <w:shd w:val="clear" w:color="auto" w:fill="F8F9FA"/>
+            <w:shd w:val="clear" w:color="auto" w:fill="F8FAFC"/>
+            <w:tcBorders>
+              <w:top w:val="single" w:sz="4" w:color="E2E8F0"/>
+              <w:left w:val="single" w:sz="4" w:color="E2E8F0"/>
+              <w:bottom w:val="single" w:sz="4" w:color="E2E8F0"/>
+              <w:right w:val="single" w:sz="4" w:color="E2E8F0"/>
+            </w:tcBorders>
           </w:tcPr>
           <w:p>
             <w:pPr>
@@ -1738,6 +2156,7 @@
             </w:pPr>
             <w:r>
               <w:rPr>
+                <w:rFonts w:ascii="Segoe UI" w:hAnsi="Segoe UI"/>
                 <w:sz w:val="19"/>
               </w:rPr>
               <w:t>Team Capacity Hub</w:t>
@@ -1747,7 +2166,13 @@
         <w:tc>
           <w:tcPr>
             <w:tcW w:type="dxa" w:w="5760"/>
-            <w:shd w:val="clear" w:color="auto" w:fill="F8F9FA"/>
+            <w:shd w:val="clear" w:color="auto" w:fill="F8FAFC"/>
+            <w:tcBorders>
+              <w:top w:val="single" w:sz="4" w:color="E2E8F0"/>
+              <w:left w:val="single" w:sz="4" w:color="E2E8F0"/>
+              <w:bottom w:val="single" w:sz="4" w:color="E2E8F0"/>
+              <w:right w:val="single" w:sz="4" w:color="E2E8F0"/>
+            </w:tcBorders>
           </w:tcPr>
           <w:p>
             <w:pPr>
@@ -1755,6 +2180,7 @@
             </w:pPr>
             <w:r>
               <w:rPr>
+                <w:rFonts w:ascii="Segoe UI" w:hAnsi="Segoe UI"/>
                 <w:sz w:val="19"/>
               </w:rPr>
               <w:t>Member profiles, capacity parameters, leave management, and utilisation tracking.</w:t>
@@ -1767,6 +2193,12 @@
           <w:tcPr>
             <w:tcW w:type="dxa" w:w="432"/>
             <w:shd w:val="clear" w:color="auto" w:fill="FFFFFF"/>
+            <w:tcBorders>
+              <w:top w:val="single" w:sz="4" w:color="E2E8F0"/>
+              <w:left w:val="single" w:sz="4" w:color="E2E8F0"/>
+              <w:bottom w:val="single" w:sz="4" w:color="E2E8F0"/>
+              <w:right w:val="single" w:sz="4" w:color="E2E8F0"/>
+            </w:tcBorders>
           </w:tcPr>
           <w:p>
             <w:pPr>
@@ -1774,6 +2206,7 @@
             </w:pPr>
             <w:r>
               <w:rPr>
+                <w:rFonts w:ascii="Segoe UI" w:hAnsi="Segoe UI"/>
                 <w:sz w:val="19"/>
               </w:rPr>
               <w:t>8</w:t>
@@ -1784,6 +2217,12 @@
           <w:tcPr>
             <w:tcW w:type="dxa" w:w="3024"/>
             <w:shd w:val="clear" w:color="auto" w:fill="FFFFFF"/>
+            <w:tcBorders>
+              <w:top w:val="single" w:sz="4" w:color="E2E8F0"/>
+              <w:left w:val="single" w:sz="4" w:color="E2E8F0"/>
+              <w:bottom w:val="single" w:sz="4" w:color="E2E8F0"/>
+              <w:right w:val="single" w:sz="4" w:color="E2E8F0"/>
+            </w:tcBorders>
           </w:tcPr>
           <w:p>
             <w:pPr>
@@ -1791,6 +2230,7 @@
             </w:pPr>
             <w:r>
               <w:rPr>
+                <w:rFonts w:ascii="Segoe UI" w:hAnsi="Segoe UI"/>
                 <w:sz w:val="19"/>
               </w:rPr>
               <w:t>Defect Tracker</w:t>
@@ -1801,6 +2241,12 @@
           <w:tcPr>
             <w:tcW w:type="dxa" w:w="5760"/>
             <w:shd w:val="clear" w:color="auto" w:fill="FFFFFF"/>
+            <w:tcBorders>
+              <w:top w:val="single" w:sz="4" w:color="E2E8F0"/>
+              <w:left w:val="single" w:sz="4" w:color="E2E8F0"/>
+              <w:bottom w:val="single" w:sz="4" w:color="E2E8F0"/>
+              <w:right w:val="single" w:sz="4" w:color="E2E8F0"/>
+            </w:tcBorders>
           </w:tcPr>
           <w:p>
             <w:pPr>
@@ -1808,6 +2254,7 @@
             </w:pPr>
             <w:r>
               <w:rPr>
+                <w:rFonts w:ascii="Segoe UI" w:hAnsi="Segoe UI"/>
                 <w:sz w:val="19"/>
               </w:rPr>
               <w:t>Full bug lifecycle from logging through fix, retest, and closure — linked to tasks.</w:t>
@@ -1819,7 +2266,13 @@
         <w:tc>
           <w:tcPr>
             <w:tcW w:type="dxa" w:w="432"/>
-            <w:shd w:val="clear" w:color="auto" w:fill="F8F9FA"/>
+            <w:shd w:val="clear" w:color="auto" w:fill="F8FAFC"/>
+            <w:tcBorders>
+              <w:top w:val="single" w:sz="4" w:color="E2E8F0"/>
+              <w:left w:val="single" w:sz="4" w:color="E2E8F0"/>
+              <w:bottom w:val="single" w:sz="4" w:color="E2E8F0"/>
+              <w:right w:val="single" w:sz="4" w:color="E2E8F0"/>
+            </w:tcBorders>
           </w:tcPr>
           <w:p>
             <w:pPr>
@@ -1827,6 +2280,7 @@
             </w:pPr>
             <w:r>
               <w:rPr>
+                <w:rFonts w:ascii="Segoe UI" w:hAnsi="Segoe UI"/>
                 <w:sz w:val="19"/>
               </w:rPr>
               <w:t>9</w:t>
@@ -1836,7 +2290,13 @@
         <w:tc>
           <w:tcPr>
             <w:tcW w:type="dxa" w:w="3024"/>
-            <w:shd w:val="clear" w:color="auto" w:fill="F8F9FA"/>
+            <w:shd w:val="clear" w:color="auto" w:fill="F8FAFC"/>
+            <w:tcBorders>
+              <w:top w:val="single" w:sz="4" w:color="E2E8F0"/>
+              <w:left w:val="single" w:sz="4" w:color="E2E8F0"/>
+              <w:bottom w:val="single" w:sz="4" w:color="E2E8F0"/>
+              <w:right w:val="single" w:sz="4" w:color="E2E8F0"/>
+            </w:tcBorders>
           </w:tcPr>
           <w:p>
             <w:pPr>
@@ -1844,6 +2304,7 @@
             </w:pPr>
             <w:r>
               <w:rPr>
+                <w:rFonts w:ascii="Segoe UI" w:hAnsi="Segoe UI"/>
                 <w:sz w:val="19"/>
               </w:rPr>
               <w:t>Reports &amp; Board Packs</w:t>
@@ -1853,7 +2314,13 @@
         <w:tc>
           <w:tcPr>
             <w:tcW w:type="dxa" w:w="5760"/>
-            <w:shd w:val="clear" w:color="auto" w:fill="F8F9FA"/>
+            <w:shd w:val="clear" w:color="auto" w:fill="F8FAFC"/>
+            <w:tcBorders>
+              <w:top w:val="single" w:sz="4" w:color="E2E8F0"/>
+              <w:left w:val="single" w:sz="4" w:color="E2E8F0"/>
+              <w:bottom w:val="single" w:sz="4" w:color="E2E8F0"/>
+              <w:right w:val="single" w:sz="4" w:color="E2E8F0"/>
+            </w:tcBorders>
           </w:tcPr>
           <w:p>
             <w:pPr>
@@ -1861,6 +2328,7 @@
             </w:pPr>
             <w:r>
               <w:rPr>
+                <w:rFonts w:ascii="Segoe UI" w:hAnsi="Segoe UI"/>
                 <w:sz w:val="19"/>
               </w:rPr>
               <w:t>One-click Executive Board Pack and multi-sheet Excel workbook export.</w:t>
@@ -1873,6 +2341,12 @@
           <w:tcPr>
             <w:tcW w:type="dxa" w:w="432"/>
             <w:shd w:val="clear" w:color="auto" w:fill="FFFFFF"/>
+            <w:tcBorders>
+              <w:top w:val="single" w:sz="4" w:color="E2E8F0"/>
+              <w:left w:val="single" w:sz="4" w:color="E2E8F0"/>
+              <w:bottom w:val="single" w:sz="4" w:color="E2E8F0"/>
+              <w:right w:val="single" w:sz="4" w:color="E2E8F0"/>
+            </w:tcBorders>
           </w:tcPr>
           <w:p>
             <w:pPr>
@@ -1880,6 +2354,7 @@
             </w:pPr>
             <w:r>
               <w:rPr>
+                <w:rFonts w:ascii="Segoe UI" w:hAnsi="Segoe UI"/>
                 <w:sz w:val="19"/>
               </w:rPr>
               <w:t>10</w:t>
@@ -1890,6 +2365,12 @@
           <w:tcPr>
             <w:tcW w:type="dxa" w:w="3024"/>
             <w:shd w:val="clear" w:color="auto" w:fill="FFFFFF"/>
+            <w:tcBorders>
+              <w:top w:val="single" w:sz="4" w:color="E2E8F0"/>
+              <w:left w:val="single" w:sz="4" w:color="E2E8F0"/>
+              <w:bottom w:val="single" w:sz="4" w:color="E2E8F0"/>
+              <w:right w:val="single" w:sz="4" w:color="E2E8F0"/>
+            </w:tcBorders>
           </w:tcPr>
           <w:p>
             <w:pPr>
@@ -1897,6 +2378,7 @@
             </w:pPr>
             <w:r>
               <w:rPr>
+                <w:rFonts w:ascii="Segoe UI" w:hAnsi="Segoe UI"/>
                 <w:sz w:val="19"/>
               </w:rPr>
               <w:t>Audit Log</w:t>
@@ -1907,6 +2389,12 @@
           <w:tcPr>
             <w:tcW w:type="dxa" w:w="5760"/>
             <w:shd w:val="clear" w:color="auto" w:fill="FFFFFF"/>
+            <w:tcBorders>
+              <w:top w:val="single" w:sz="4" w:color="E2E8F0"/>
+              <w:left w:val="single" w:sz="4" w:color="E2E8F0"/>
+              <w:bottom w:val="single" w:sz="4" w:color="E2E8F0"/>
+              <w:right w:val="single" w:sz="4" w:color="E2E8F0"/>
+            </w:tcBorders>
           </w:tcPr>
           <w:p>
             <w:pPr>
@@ -1914,6 +2402,7 @@
             </w:pPr>
             <w:r>
               <w:rPr>
+                <w:rFonts w:ascii="Segoe UI" w:hAnsi="Segoe UI"/>
                 <w:sz w:val="19"/>
               </w:rPr>
               <w:t>Immutable activity stream with full diff payloads and session rollback.</w:t>
@@ -1925,7 +2414,13 @@
         <w:tc>
           <w:tcPr>
             <w:tcW w:type="dxa" w:w="432"/>
-            <w:shd w:val="clear" w:color="auto" w:fill="F8F9FA"/>
+            <w:shd w:val="clear" w:color="auto" w:fill="F8FAFC"/>
+            <w:tcBorders>
+              <w:top w:val="single" w:sz="4" w:color="E2E8F0"/>
+              <w:left w:val="single" w:sz="4" w:color="E2E8F0"/>
+              <w:bottom w:val="single" w:sz="4" w:color="E2E8F0"/>
+              <w:right w:val="single" w:sz="4" w:color="E2E8F0"/>
+            </w:tcBorders>
           </w:tcPr>
           <w:p>
             <w:pPr>
@@ -1933,6 +2428,7 @@
             </w:pPr>
             <w:r>
               <w:rPr>
+                <w:rFonts w:ascii="Segoe UI" w:hAnsi="Segoe UI"/>
                 <w:sz w:val="19"/>
               </w:rPr>
               <w:t>11</w:t>
@@ -1942,7 +2438,13 @@
         <w:tc>
           <w:tcPr>
             <w:tcW w:type="dxa" w:w="3024"/>
-            <w:shd w:val="clear" w:color="auto" w:fill="F8F9FA"/>
+            <w:shd w:val="clear" w:color="auto" w:fill="F8FAFC"/>
+            <w:tcBorders>
+              <w:top w:val="single" w:sz="4" w:color="E2E8F0"/>
+              <w:left w:val="single" w:sz="4" w:color="E2E8F0"/>
+              <w:bottom w:val="single" w:sz="4" w:color="E2E8F0"/>
+              <w:right w:val="single" w:sz="4" w:color="E2E8F0"/>
+            </w:tcBorders>
           </w:tcPr>
           <w:p>
             <w:pPr>
@@ -1950,6 +2452,7 @@
             </w:pPr>
             <w:r>
               <w:rPr>
+                <w:rFonts w:ascii="Segoe UI" w:hAnsi="Segoe UI"/>
                 <w:sz w:val="19"/>
               </w:rPr>
               <w:t>Schedule Baselines</w:t>
@@ -1959,7 +2462,13 @@
         <w:tc>
           <w:tcPr>
             <w:tcW w:type="dxa" w:w="5760"/>
-            <w:shd w:val="clear" w:color="auto" w:fill="F8F9FA"/>
+            <w:shd w:val="clear" w:color="auto" w:fill="F8FAFC"/>
+            <w:tcBorders>
+              <w:top w:val="single" w:sz="4" w:color="E2E8F0"/>
+              <w:left w:val="single" w:sz="4" w:color="E2E8F0"/>
+              <w:bottom w:val="single" w:sz="4" w:color="E2E8F0"/>
+              <w:right w:val="single" w:sz="4" w:color="E2E8F0"/>
+            </w:tcBorders>
           </w:tcPr>
           <w:p>
             <w:pPr>
@@ -1967,6 +2476,7 @@
             </w:pPr>
             <w:r>
               <w:rPr>
+                <w:rFonts w:ascii="Segoe UI" w:hAnsi="Segoe UI"/>
                 <w:sz w:val="19"/>
               </w:rPr>
               <w:t>Snapshot-based baseline management with variance and slippage analysis.</w:t>
@@ -1979,6 +2489,12 @@
           <w:tcPr>
             <w:tcW w:type="dxa" w:w="432"/>
             <w:shd w:val="clear" w:color="auto" w:fill="FFFFFF"/>
+            <w:tcBorders>
+              <w:top w:val="single" w:sz="4" w:color="E2E8F0"/>
+              <w:left w:val="single" w:sz="4" w:color="E2E8F0"/>
+              <w:bottom w:val="single" w:sz="4" w:color="E2E8F0"/>
+              <w:right w:val="single" w:sz="4" w:color="E2E8F0"/>
+            </w:tcBorders>
           </w:tcPr>
           <w:p>
             <w:pPr>
@@ -1986,6 +2502,7 @@
             </w:pPr>
             <w:r>
               <w:rPr>
+                <w:rFonts w:ascii="Segoe UI" w:hAnsi="Segoe UI"/>
                 <w:sz w:val="19"/>
               </w:rPr>
               <w:t>12</w:t>
@@ -1996,6 +2513,12 @@
           <w:tcPr>
             <w:tcW w:type="dxa" w:w="3024"/>
             <w:shd w:val="clear" w:color="auto" w:fill="FFFFFF"/>
+            <w:tcBorders>
+              <w:top w:val="single" w:sz="4" w:color="E2E8F0"/>
+              <w:left w:val="single" w:sz="4" w:color="E2E8F0"/>
+              <w:bottom w:val="single" w:sz="4" w:color="E2E8F0"/>
+              <w:right w:val="single" w:sz="4" w:color="E2E8F0"/>
+            </w:tcBorders>
           </w:tcPr>
           <w:p>
             <w:pPr>
@@ -2003,6 +2526,7 @@
             </w:pPr>
             <w:r>
               <w:rPr>
+                <w:rFonts w:ascii="Segoe UI" w:hAnsi="Segoe UI"/>
                 <w:sz w:val="19"/>
               </w:rPr>
               <w:t>System Configuration</w:t>
@@ -2013,6 +2537,12 @@
           <w:tcPr>
             <w:tcW w:type="dxa" w:w="5760"/>
             <w:shd w:val="clear" w:color="auto" w:fill="FFFFFF"/>
+            <w:tcBorders>
+              <w:top w:val="single" w:sz="4" w:color="E2E8F0"/>
+              <w:left w:val="single" w:sz="4" w:color="E2E8F0"/>
+              <w:bottom w:val="single" w:sz="4" w:color="E2E8F0"/>
+              <w:right w:val="single" w:sz="4" w:color="E2E8F0"/>
+            </w:tcBorders>
           </w:tcPr>
           <w:p>
             <w:pPr>
@@ -2020,6 +2550,7 @@
             </w:pPr>
             <w:r>
               <w:rPr>
+                <w:rFonts w:ascii="Segoe UI" w:hAnsi="Segoe UI"/>
                 <w:sz w:val="19"/>
               </w:rPr>
               <w:t>Flexible dropdown management, custom fields, 20 visual themes, and effort unit switching.</w:t>
@@ -2036,10 +2567,12 @@
     <w:p>
       <w:pPr>
         <w:pStyle w:val="Heading2"/>
+        <w:keepNext/>
         <w:spacing w:before="360" w:after="120"/>
       </w:pPr>
       <w:r>
         <w:rPr>
+          <w:rFonts w:ascii="Segoe UI" w:hAnsi="Segoe UI"/>
           <w:color w:val="1E9ED5"/>
         </w:rPr>
         <w:t>1.2  Architecture at a Glance</w:t>
@@ -2061,6 +2594,12 @@
           <w:tcPr>
             <w:tcW w:type="dxa" w:w="3168"/>
             <w:shd w:val="clear" w:color="auto" w:fill="0D1B2A"/>
+            <w:tcBorders>
+              <w:top w:val="single" w:sz="4" w:color="0D1B2A"/>
+              <w:left w:val="single" w:sz="4" w:color="0D1B2A"/>
+              <w:bottom w:val="single" w:sz="4" w:color="0D1B2A"/>
+              <w:right w:val="single" w:sz="4" w:color="0D1B2A"/>
+            </w:tcBorders>
           </w:tcPr>
           <w:p>
             <w:pPr>
@@ -2068,6 +2607,7 @@
             </w:pPr>
             <w:r>
               <w:rPr>
+                <w:rFonts w:ascii="Segoe UI" w:hAnsi="Segoe UI"/>
                 <w:b/>
                 <w:color w:val="FFFFFF"/>
                 <w:sz w:val="19"/>
@@ -2080,6 +2620,12 @@
           <w:tcPr>
             <w:tcW w:type="dxa" w:w="6048"/>
             <w:shd w:val="clear" w:color="auto" w:fill="0D1B2A"/>
+            <w:tcBorders>
+              <w:top w:val="single" w:sz="4" w:color="0D1B2A"/>
+              <w:left w:val="single" w:sz="4" w:color="0D1B2A"/>
+              <w:bottom w:val="single" w:sz="4" w:color="0D1B2A"/>
+              <w:right w:val="single" w:sz="4" w:color="0D1B2A"/>
+            </w:tcBorders>
           </w:tcPr>
           <w:p>
             <w:pPr>
@@ -2087,6 +2633,7 @@
             </w:pPr>
             <w:r>
               <w:rPr>
+                <w:rFonts w:ascii="Segoe UI" w:hAnsi="Segoe UI"/>
                 <w:b/>
                 <w:color w:val="FFFFFF"/>
                 <w:sz w:val="19"/>
@@ -2100,7 +2647,13 @@
         <w:tc>
           <w:tcPr>
             <w:tcW w:type="dxa" w:w="3168"/>
-            <w:shd w:val="clear" w:color="auto" w:fill="F8F9FA"/>
+            <w:shd w:val="clear" w:color="auto" w:fill="F8FAFC"/>
+            <w:tcBorders>
+              <w:top w:val="single" w:sz="4" w:color="E2E8F0"/>
+              <w:left w:val="single" w:sz="4" w:color="E2E8F0"/>
+              <w:bottom w:val="single" w:sz="4" w:color="E2E8F0"/>
+              <w:right w:val="single" w:sz="4" w:color="E2E8F0"/>
+            </w:tcBorders>
           </w:tcPr>
           <w:p>
             <w:pPr>
@@ -2108,6 +2661,7 @@
             </w:pPr>
             <w:r>
               <w:rPr>
+                <w:rFonts w:ascii="Segoe UI" w:hAnsi="Segoe UI"/>
                 <w:sz w:val="19"/>
               </w:rPr>
               <w:t>Deployment Model</w:t>
@@ -2117,7 +2671,13 @@
         <w:tc>
           <w:tcPr>
             <w:tcW w:type="dxa" w:w="6048"/>
-            <w:shd w:val="clear" w:color="auto" w:fill="F8F9FA"/>
+            <w:shd w:val="clear" w:color="auto" w:fill="F8FAFC"/>
+            <w:tcBorders>
+              <w:top w:val="single" w:sz="4" w:color="E2E8F0"/>
+              <w:left w:val="single" w:sz="4" w:color="E2E8F0"/>
+              <w:bottom w:val="single" w:sz="4" w:color="E2E8F0"/>
+              <w:right w:val="single" w:sz="4" w:color="E2E8F0"/>
+            </w:tcBorders>
           </w:tcPr>
           <w:p>
             <w:pPr>
@@ -2125,6 +2685,7 @@
             </w:pPr>
             <w:r>
               <w:rPr>
+                <w:rFonts w:ascii="Segoe UI" w:hAnsi="Segoe UI"/>
                 <w:sz w:val="19"/>
               </w:rPr>
               <w:t>Zero-backend — runs entirely in the browser</w:t>
@@ -2137,6 +2698,12 @@
           <w:tcPr>
             <w:tcW w:type="dxa" w:w="3168"/>
             <w:shd w:val="clear" w:color="auto" w:fill="FFFFFF"/>
+            <w:tcBorders>
+              <w:top w:val="single" w:sz="4" w:color="E2E8F0"/>
+              <w:left w:val="single" w:sz="4" w:color="E2E8F0"/>
+              <w:bottom w:val="single" w:sz="4" w:color="E2E8F0"/>
+              <w:right w:val="single" w:sz="4" w:color="E2E8F0"/>
+            </w:tcBorders>
           </w:tcPr>
           <w:p>
             <w:pPr>
@@ -2144,6 +2711,7 @@
             </w:pPr>
             <w:r>
               <w:rPr>
+                <w:rFonts w:ascii="Segoe UI" w:hAnsi="Segoe UI"/>
                 <w:sz w:val="19"/>
               </w:rPr>
               <w:t>Data Persistence</w:t>
@@ -2154,6 +2722,12 @@
           <w:tcPr>
             <w:tcW w:type="dxa" w:w="6048"/>
             <w:shd w:val="clear" w:color="auto" w:fill="FFFFFF"/>
+            <w:tcBorders>
+              <w:top w:val="single" w:sz="4" w:color="E2E8F0"/>
+              <w:left w:val="single" w:sz="4" w:color="E2E8F0"/>
+              <w:bottom w:val="single" w:sz="4" w:color="E2E8F0"/>
+              <w:right w:val="single" w:sz="4" w:color="E2E8F0"/>
+            </w:tcBorders>
           </w:tcPr>
           <w:p>
             <w:pPr>
@@ -2161,6 +2735,7 @@
             </w:pPr>
             <w:r>
               <w:rPr>
+                <w:rFonts w:ascii="Segoe UI" w:hAnsi="Segoe UI"/>
                 <w:sz w:val="19"/>
               </w:rPr>
               <w:t>Browser localStorage (pp-data key) + Excel export</w:t>
@@ -2172,7 +2747,13 @@
         <w:tc>
           <w:tcPr>
             <w:tcW w:type="dxa" w:w="3168"/>
-            <w:shd w:val="clear" w:color="auto" w:fill="F8F9FA"/>
+            <w:shd w:val="clear" w:color="auto" w:fill="F8FAFC"/>
+            <w:tcBorders>
+              <w:top w:val="single" w:sz="4" w:color="E2E8F0"/>
+              <w:left w:val="single" w:sz="4" w:color="E2E8F0"/>
+              <w:bottom w:val="single" w:sz="4" w:color="E2E8F0"/>
+              <w:right w:val="single" w:sz="4" w:color="E2E8F0"/>
+            </w:tcBorders>
           </w:tcPr>
           <w:p>
             <w:pPr>
@@ -2180,6 +2761,7 @@
             </w:pPr>
             <w:r>
               <w:rPr>
+                <w:rFonts w:ascii="Segoe UI" w:hAnsi="Segoe UI"/>
                 <w:sz w:val="19"/>
               </w:rPr>
               <w:t>Rendering Engine</w:t>
@@ -2189,7 +2771,13 @@
         <w:tc>
           <w:tcPr>
             <w:tcW w:type="dxa" w:w="6048"/>
-            <w:shd w:val="clear" w:color="auto" w:fill="F8F9FA"/>
+            <w:shd w:val="clear" w:color="auto" w:fill="F8FAFC"/>
+            <w:tcBorders>
+              <w:top w:val="single" w:sz="4" w:color="E2E8F0"/>
+              <w:left w:val="single" w:sz="4" w:color="E2E8F0"/>
+              <w:bottom w:val="single" w:sz="4" w:color="E2E8F0"/>
+              <w:right w:val="single" w:sz="4" w:color="E2E8F0"/>
+            </w:tcBorders>
           </w:tcPr>
           <w:p>
             <w:pPr>
@@ -2197,6 +2785,7 @@
             </w:pPr>
             <w:r>
               <w:rPr>
+                <w:rFonts w:ascii="Segoe UI" w:hAnsi="Segoe UI"/>
                 <w:sz w:val="19"/>
               </w:rPr>
               <w:t>Native HTML5, CSS3, SVG — no framework dependencies</w:t>
@@ -2209,6 +2798,12 @@
           <w:tcPr>
             <w:tcW w:type="dxa" w:w="3168"/>
             <w:shd w:val="clear" w:color="auto" w:fill="FFFFFF"/>
+            <w:tcBorders>
+              <w:top w:val="single" w:sz="4" w:color="E2E8F0"/>
+              <w:left w:val="single" w:sz="4" w:color="E2E8F0"/>
+              <w:bottom w:val="single" w:sz="4" w:color="E2E8F0"/>
+              <w:right w:val="single" w:sz="4" w:color="E2E8F0"/>
+            </w:tcBorders>
           </w:tcPr>
           <w:p>
             <w:pPr>
@@ -2216,6 +2811,7 @@
             </w:pPr>
             <w:r>
               <w:rPr>
+                <w:rFonts w:ascii="Segoe UI" w:hAnsi="Segoe UI"/>
                 <w:sz w:val="19"/>
               </w:rPr>
               <w:t>Analytics Engine</w:t>
@@ -2226,6 +2822,12 @@
           <w:tcPr>
             <w:tcW w:type="dxa" w:w="6048"/>
             <w:shd w:val="clear" w:color="auto" w:fill="FFFFFF"/>
+            <w:tcBorders>
+              <w:top w:val="single" w:sz="4" w:color="E2E8F0"/>
+              <w:left w:val="single" w:sz="4" w:color="E2E8F0"/>
+              <w:bottom w:val="single" w:sz="4" w:color="E2E8F0"/>
+              <w:right w:val="single" w:sz="4" w:color="E2E8F0"/>
+            </w:tcBorders>
           </w:tcPr>
           <w:p>
             <w:pPr>
@@ -2233,6 +2835,7 @@
             </w:pPr>
             <w:r>
               <w:rPr>
+                <w:rFonts w:ascii="Segoe UI" w:hAnsi="Segoe UI"/>
                 <w:sz w:val="19"/>
               </w:rPr>
               <w:t>O(n) single-pass buildDashCache computation model</w:t>
@@ -2244,7 +2847,13 @@
         <w:tc>
           <w:tcPr>
             <w:tcW w:type="dxa" w:w="3168"/>
-            <w:shd w:val="clear" w:color="auto" w:fill="F8F9FA"/>
+            <w:shd w:val="clear" w:color="auto" w:fill="F8FAFC"/>
+            <w:tcBorders>
+              <w:top w:val="single" w:sz="4" w:color="E2E8F0"/>
+              <w:left w:val="single" w:sz="4" w:color="E2E8F0"/>
+              <w:bottom w:val="single" w:sz="4" w:color="E2E8F0"/>
+              <w:right w:val="single" w:sz="4" w:color="E2E8F0"/>
+            </w:tcBorders>
           </w:tcPr>
           <w:p>
             <w:pPr>
@@ -2252,6 +2861,7 @@
             </w:pPr>
             <w:r>
               <w:rPr>
+                <w:rFonts w:ascii="Segoe UI" w:hAnsi="Segoe UI"/>
                 <w:sz w:val="19"/>
               </w:rPr>
               <w:t>Export Technology</w:t>
@@ -2261,7 +2871,13 @@
         <w:tc>
           <w:tcPr>
             <w:tcW w:type="dxa" w:w="6048"/>
-            <w:shd w:val="clear" w:color="auto" w:fill="F8F9FA"/>
+            <w:shd w:val="clear" w:color="auto" w:fill="F8FAFC"/>
+            <w:tcBorders>
+              <w:top w:val="single" w:sz="4" w:color="E2E8F0"/>
+              <w:left w:val="single" w:sz="4" w:color="E2E8F0"/>
+              <w:bottom w:val="single" w:sz="4" w:color="E2E8F0"/>
+              <w:right w:val="single" w:sz="4" w:color="E2E8F0"/>
+            </w:tcBorders>
           </w:tcPr>
           <w:p>
             <w:pPr>
@@ -2269,6 +2885,7 @@
             </w:pPr>
             <w:r>
               <w:rPr>
+                <w:rFonts w:ascii="Segoe UI" w:hAnsi="Segoe UI"/>
                 <w:sz w:val="19"/>
               </w:rPr>
               <w:t>ExcelJS (in-browser workbook generation)</w:t>
@@ -2281,6 +2898,12 @@
           <w:tcPr>
             <w:tcW w:type="dxa" w:w="3168"/>
             <w:shd w:val="clear" w:color="auto" w:fill="FFFFFF"/>
+            <w:tcBorders>
+              <w:top w:val="single" w:sz="4" w:color="E2E8F0"/>
+              <w:left w:val="single" w:sz="4" w:color="E2E8F0"/>
+              <w:bottom w:val="single" w:sz="4" w:color="E2E8F0"/>
+              <w:right w:val="single" w:sz="4" w:color="E2E8F0"/>
+            </w:tcBorders>
           </w:tcPr>
           <w:p>
             <w:pPr>
@@ -2288,6 +2911,7 @@
             </w:pPr>
             <w:r>
               <w:rPr>
+                <w:rFonts w:ascii="Segoe UI" w:hAnsi="Segoe UI"/>
                 <w:sz w:val="19"/>
               </w:rPr>
               <w:t>Theme System</w:t>
@@ -2298,6 +2922,12 @@
           <w:tcPr>
             <w:tcW w:type="dxa" w:w="6048"/>
             <w:shd w:val="clear" w:color="auto" w:fill="FFFFFF"/>
+            <w:tcBorders>
+              <w:top w:val="single" w:sz="4" w:color="E2E8F0"/>
+              <w:left w:val="single" w:sz="4" w:color="E2E8F0"/>
+              <w:bottom w:val="single" w:sz="4" w:color="E2E8F0"/>
+              <w:right w:val="single" w:sz="4" w:color="E2E8F0"/>
+            </w:tcBorders>
           </w:tcPr>
           <w:p>
             <w:pPr>
@@ -2305,6 +2935,7 @@
             </w:pPr>
             <w:r>
               <w:rPr>
+                <w:rFonts w:ascii="Segoe UI" w:hAnsi="Segoe UI"/>
                 <w:sz w:val="19"/>
               </w:rPr>
               <w:t>20 curated visual themes with dark/light mode override</w:t>
@@ -2316,7 +2947,13 @@
         <w:tc>
           <w:tcPr>
             <w:tcW w:type="dxa" w:w="3168"/>
-            <w:shd w:val="clear" w:color="auto" w:fill="F8F9FA"/>
+            <w:shd w:val="clear" w:color="auto" w:fill="F8FAFC"/>
+            <w:tcBorders>
+              <w:top w:val="single" w:sz="4" w:color="E2E8F0"/>
+              <w:left w:val="single" w:sz="4" w:color="E2E8F0"/>
+              <w:bottom w:val="single" w:sz="4" w:color="E2E8F0"/>
+              <w:right w:val="single" w:sz="4" w:color="E2E8F0"/>
+            </w:tcBorders>
           </w:tcPr>
           <w:p>
             <w:pPr>
@@ -2324,6 +2961,7 @@
             </w:pPr>
             <w:r>
               <w:rPr>
+                <w:rFonts w:ascii="Segoe UI" w:hAnsi="Segoe UI"/>
                 <w:sz w:val="19"/>
               </w:rPr>
               <w:t>Browser Support</w:t>
@@ -2333,7 +2971,13 @@
         <w:tc>
           <w:tcPr>
             <w:tcW w:type="dxa" w:w="6048"/>
-            <w:shd w:val="clear" w:color="auto" w:fill="F8F9FA"/>
+            <w:shd w:val="clear" w:color="auto" w:fill="F8FAFC"/>
+            <w:tcBorders>
+              <w:top w:val="single" w:sz="4" w:color="E2E8F0"/>
+              <w:left w:val="single" w:sz="4" w:color="E2E8F0"/>
+              <w:bottom w:val="single" w:sz="4" w:color="E2E8F0"/>
+              <w:right w:val="single" w:sz="4" w:color="E2E8F0"/>
+            </w:tcBorders>
           </w:tcPr>
           <w:p>
             <w:pPr>
@@ -2341,6 +2985,7 @@
             </w:pPr>
             <w:r>
               <w:rPr>
+                <w:rFonts w:ascii="Segoe UI" w:hAnsi="Segoe UI"/>
                 <w:sz w:val="19"/>
               </w:rPr>
               <w:t>Chrome 110+, Edge 110+, Firefox 115+, Safari 16+</w:t>
@@ -2357,10 +3002,12 @@
     <w:p>
       <w:pPr>
         <w:pStyle w:val="Heading2"/>
+        <w:keepNext/>
         <w:spacing w:before="360" w:after="120"/>
       </w:pPr>
       <w:r>
         <w:rPr>
+          <w:rFonts w:ascii="Segoe UI" w:hAnsi="Segoe UI"/>
           <w:color w:val="1E9ED5"/>
         </w:rPr>
         <w:t>1.3  System Architecture Design &amp; Data Flow Lifecycle</w:t>
@@ -2372,6 +3019,7 @@
       </w:pPr>
       <w:r>
         <w:rPr>
+          <w:rFonts w:ascii="Segoe UI" w:hAnsi="Segoe UI"/>
           <w:sz w:val="21"/>
         </w:rPr>
         <w:t>ProjectPulse is built on a decentralized philosophy. Since the entire application runs client-side, data flows directly between the user interface, a fast local memory cache, and browser localStorage. The diagram below illustrates how data is modified in memory, automatically synchronized to browser storage, and exported to external Excel/JSON files on demand.</w:t>
@@ -2385,7 +3033,7 @@
       <w:r>
         <w:drawing>
           <wp:inline xmlns:a="http://schemas.openxmlformats.org/drawingml/2006/main" xmlns:pic="http://schemas.openxmlformats.org/drawingml/2006/picture">
-            <wp:extent cx="5760720" cy="3647122"/>
+            <wp:extent cx="5760720" cy="3633788"/>
             <wp:docPr id="1" name="Picture 1"/>
             <wp:cNvGraphicFramePr>
               <a:graphicFrameLocks noChangeAspect="1"/>
@@ -2406,7 +3054,7 @@
                   <pic:spPr>
                     <a:xfrm>
                       <a:off x="0" y="0"/>
-                      <a:ext cx="5760720" cy="3647122"/>
+                      <a:ext cx="5760720" cy="3633788"/>
                     </a:xfrm>
                     <a:prstGeom prst="rect"/>
                   </pic:spPr>
@@ -2424,6 +3072,7 @@
       </w:pPr>
       <w:r>
         <w:rPr>
+          <w:rFonts w:ascii="Segoe UI" w:hAnsi="Segoe UI"/>
           <w:i/>
           <w:color w:val="6C757D"/>
           <w:sz w:val="18"/>
@@ -2439,10 +3088,12 @@
     <w:p>
       <w:pPr>
         <w:pStyle w:val="Heading1"/>
+        <w:keepNext/>
         <w:spacing w:before="360" w:after="120"/>
       </w:pPr>
       <w:r>
         <w:rPr>
+          <w:rFonts w:ascii="Segoe UI" w:hAnsi="Segoe UI"/>
           <w:color w:val="0D1B2A"/>
         </w:rPr>
         <w:t>2  The 12 Core Capabilities</w:t>
@@ -2462,6 +3113,7 @@
       </w:pPr>
       <w:r>
         <w:rPr>
+          <w:rFonts w:ascii="Segoe UI" w:hAnsi="Segoe UI"/>
           <w:sz w:val="21"/>
         </w:rPr>
         <w:t>Each of the 12 modules delivers a distinct, high-value capability. Together they form a complete project intelligence platform that eliminates the need for multiple disconnected tools.</w:t>
@@ -2470,10 +3122,12 @@
     <w:p>
       <w:pPr>
         <w:pStyle w:val="Heading2"/>
+        <w:keepNext/>
         <w:spacing w:before="360" w:after="120"/>
       </w:pPr>
       <w:r>
         <w:rPr>
+          <w:rFonts w:ascii="Segoe UI" w:hAnsi="Segoe UI"/>
           <w:color w:val="1E9ED5"/>
         </w:rPr>
         <w:t>2.1  Executive Command Centre</w:t>
@@ -2485,51 +3139,76 @@
       </w:pPr>
       <w:r>
         <w:rPr>
+          <w:rFonts w:ascii="Segoe UI" w:hAnsi="Segoe UI"/>
           <w:sz w:val="21"/>
         </w:rPr>
         <w:t>The Overview Dashboard gives project leadership an always-current, single-pane view of project health. The composite Health Index (0–100) aggregates overdue tasks, blocked items, critical risks, and open defects into a single RAG signal — so you know instantly whether to escalate or celebrate. The Predictive Sandbox lets managers simulate capacity reductions and scope expansions before committing to any plan change.</w:t>
       </w:r>
     </w:p>
-    <w:p>
-      <w:pPr>
-        <w:spacing w:before="160" w:after="0"/>
+    <w:tbl>
+      <w:tblPr>
+        <w:tblW w:type="auto" w:w="0"/>
         <w:jc w:val="center"/>
-      </w:pPr>
-      <w:r>
-        <w:drawing>
-          <wp:inline xmlns:a="http://schemas.openxmlformats.org/drawingml/2006/main" xmlns:pic="http://schemas.openxmlformats.org/drawingml/2006/picture">
-            <wp:extent cx="5760720" cy="3240405"/>
-            <wp:docPr id="2" name="Picture 2"/>
-            <wp:cNvGraphicFramePr>
-              <a:graphicFrameLocks noChangeAspect="1"/>
-            </wp:cNvGraphicFramePr>
-            <a:graphic>
-              <a:graphicData uri="http://schemas.openxmlformats.org/drawingml/2006/picture">
-                <pic:pic>
-                  <pic:nvPicPr>
-                    <pic:cNvPr id="0" name="01_overview_dashboard.png"/>
-                    <pic:cNvPicPr/>
-                  </pic:nvPicPr>
-                  <pic:blipFill>
-                    <a:blip r:embed="rId11"/>
-                    <a:stretch>
-                      <a:fillRect/>
-                    </a:stretch>
-                  </pic:blipFill>
-                  <pic:spPr>
-                    <a:xfrm>
-                      <a:off x="0" y="0"/>
-                      <a:ext cx="5760720" cy="3240405"/>
-                    </a:xfrm>
-                    <a:prstGeom prst="rect"/>
-                  </pic:spPr>
-                </pic:pic>
-              </a:graphicData>
-            </a:graphic>
-          </wp:inline>
-        </w:drawing>
-      </w:r>
-    </w:p>
+        <w:tblLook w:firstColumn="1" w:firstRow="1" w:lastColumn="0" w:lastRow="0" w:noHBand="0" w:noVBand="1" w:val="04A0"/>
+      </w:tblPr>
+      <w:tblGrid>
+        <w:gridCol w:w="9072"/>
+      </w:tblGrid>
+      <w:tr>
+        <w:tc>
+          <w:tcPr>
+            <w:tcW w:type="dxa" w:w="9072"/>
+            <w:shd w:val="clear" w:color="auto" w:fill="FFFFFF"/>
+            <w:tcBorders>
+              <w:top w:val="single" w:sz="4" w:color="E2E8F0"/>
+              <w:left w:val="single" w:sz="4" w:color="E2E8F0"/>
+              <w:bottom w:val="single" w:sz="4" w:color="E2E8F0"/>
+              <w:right w:val="single" w:sz="4" w:color="E2E8F0"/>
+            </w:tcBorders>
+          </w:tcPr>
+          <w:p>
+            <w:pPr>
+              <w:spacing w:before="120" w:after="120"/>
+              <w:jc w:val="center"/>
+            </w:pPr>
+            <w:r>
+              <w:drawing>
+                <wp:inline xmlns:a="http://schemas.openxmlformats.org/drawingml/2006/main" xmlns:pic="http://schemas.openxmlformats.org/drawingml/2006/picture">
+                  <wp:extent cx="5577840" cy="3137535"/>
+                  <wp:docPr id="2" name="Picture 2"/>
+                  <wp:cNvGraphicFramePr>
+                    <a:graphicFrameLocks noChangeAspect="1"/>
+                  </wp:cNvGraphicFramePr>
+                  <a:graphic>
+                    <a:graphicData uri="http://schemas.openxmlformats.org/drawingml/2006/picture">
+                      <pic:pic>
+                        <pic:nvPicPr>
+                          <pic:cNvPr id="0" name="01_overview_dashboard.png"/>
+                          <pic:cNvPicPr/>
+                        </pic:nvPicPr>
+                        <pic:blipFill>
+                          <a:blip r:embed="rId11"/>
+                          <a:stretch>
+                            <a:fillRect/>
+                          </a:stretch>
+                        </pic:blipFill>
+                        <pic:spPr>
+                          <a:xfrm>
+                            <a:off x="0" y="0"/>
+                            <a:ext cx="5577840" cy="3137535"/>
+                          </a:xfrm>
+                          <a:prstGeom prst="rect"/>
+                        </pic:spPr>
+                      </pic:pic>
+                    </a:graphicData>
+                  </a:graphic>
+                </wp:inline>
+              </w:drawing>
+            </w:r>
+          </w:p>
+        </w:tc>
+      </w:tr>
+    </w:tbl>
     <w:p>
       <w:pPr>
         <w:spacing w:before="80" w:after="280"/>
@@ -2537,6 +3216,7 @@
       </w:pPr>
       <w:r>
         <w:rPr>
+          <w:rFonts w:ascii="Segoe UI" w:hAnsi="Segoe UI"/>
           <w:i/>
           <w:color w:val="6C757D"/>
           <w:sz w:val="18"/>
@@ -2548,10 +3228,12 @@
     <w:p>
       <w:pPr>
         <w:pStyle w:val="Heading2"/>
+        <w:keepNext/>
         <w:spacing w:before="360" w:after="120"/>
       </w:pPr>
       <w:r>
         <w:rPr>
+          <w:rFonts w:ascii="Segoe UI" w:hAnsi="Segoe UI"/>
           <w:color w:val="1E9ED5"/>
         </w:rPr>
         <w:t>2.2  Live Analytics &amp; EVM Intelligence</w:t>
@@ -2563,6 +3245,7 @@
       </w:pPr>
       <w:r>
         <w:rPr>
+          <w:rFonts w:ascii="Segoe UI" w:hAnsi="Segoe UI"/>
           <w:sz w:val="21"/>
         </w:rPr>
         <w:t>The Insights module transforms raw task and effort data into the industry-standard Earned Value Management (EVM) metric suite — Planned Value, Earned Value, Schedule Variance, and Cost Performance Index — updated in real time. A burn-up chart projects the exact week of project completion based on rolling 3-week velocity, giving management an evidence-based delivery forecast.</w:t>
@@ -2572,10 +3255,12 @@
     <w:p>
       <w:pPr>
         <w:pStyle w:val="Heading2"/>
+        <w:keepNext/>
         <w:spacing w:before="360" w:after="120"/>
       </w:pPr>
       <w:r>
         <w:rPr>
+          <w:rFonts w:ascii="Segoe UI" w:hAnsi="Segoe UI"/>
           <w:color w:val="1E9ED5"/>
         </w:rPr>
         <w:t>2.3  Hierarchical Delivery Matrix</w:t>
@@ -2587,51 +3272,76 @@
       </w:pPr>
       <w:r>
         <w:rPr>
+          <w:rFonts w:ascii="Segoe UI" w:hAnsi="Segoe UI"/>
           <w:sz w:val="21"/>
         </w:rPr>
         <w:t>The Delivery Matrix is the operational backbone of ProjectPulse — a high-density, spreadsheet-style task grid supporting unlimited parent-child hierarchies. Every deliverable, epic, task, and subtask is managed here with inline editing, a controlled status workflow, dependency linking, and multi-dimensional filtering.</w:t>
       </w:r>
     </w:p>
-    <w:p>
-      <w:pPr>
-        <w:spacing w:before="160" w:after="0"/>
+    <w:tbl>
+      <w:tblPr>
+        <w:tblW w:type="auto" w:w="0"/>
         <w:jc w:val="center"/>
-      </w:pPr>
-      <w:r>
-        <w:drawing>
-          <wp:inline xmlns:a="http://schemas.openxmlformats.org/drawingml/2006/main" xmlns:pic="http://schemas.openxmlformats.org/drawingml/2006/picture">
-            <wp:extent cx="5760720" cy="3240405"/>
-            <wp:docPr id="3" name="Picture 3"/>
-            <wp:cNvGraphicFramePr>
-              <a:graphicFrameLocks noChangeAspect="1"/>
-            </wp:cNvGraphicFramePr>
-            <a:graphic>
-              <a:graphicData uri="http://schemas.openxmlformats.org/drawingml/2006/picture">
-                <pic:pic>
-                  <pic:nvPicPr>
-                    <pic:cNvPr id="0" name="02_delivery_matrix.png"/>
-                    <pic:cNvPicPr/>
-                  </pic:nvPicPr>
-                  <pic:blipFill>
-                    <a:blip r:embed="rId12"/>
-                    <a:stretch>
-                      <a:fillRect/>
-                    </a:stretch>
-                  </pic:blipFill>
-                  <pic:spPr>
-                    <a:xfrm>
-                      <a:off x="0" y="0"/>
-                      <a:ext cx="5760720" cy="3240405"/>
-                    </a:xfrm>
-                    <a:prstGeom prst="rect"/>
-                  </pic:spPr>
-                </pic:pic>
-              </a:graphicData>
-            </a:graphic>
-          </wp:inline>
-        </w:drawing>
-      </w:r>
-    </w:p>
+        <w:tblLook w:firstColumn="1" w:firstRow="1" w:lastColumn="0" w:lastRow="0" w:noHBand="0" w:noVBand="1" w:val="04A0"/>
+      </w:tblPr>
+      <w:tblGrid>
+        <w:gridCol w:w="9072"/>
+      </w:tblGrid>
+      <w:tr>
+        <w:tc>
+          <w:tcPr>
+            <w:tcW w:type="dxa" w:w="9072"/>
+            <w:shd w:val="clear" w:color="auto" w:fill="FFFFFF"/>
+            <w:tcBorders>
+              <w:top w:val="single" w:sz="4" w:color="E2E8F0"/>
+              <w:left w:val="single" w:sz="4" w:color="E2E8F0"/>
+              <w:bottom w:val="single" w:sz="4" w:color="E2E8F0"/>
+              <w:right w:val="single" w:sz="4" w:color="E2E8F0"/>
+            </w:tcBorders>
+          </w:tcPr>
+          <w:p>
+            <w:pPr>
+              <w:spacing w:before="120" w:after="120"/>
+              <w:jc w:val="center"/>
+            </w:pPr>
+            <w:r>
+              <w:drawing>
+                <wp:inline xmlns:a="http://schemas.openxmlformats.org/drawingml/2006/main" xmlns:pic="http://schemas.openxmlformats.org/drawingml/2006/picture">
+                  <wp:extent cx="5577840" cy="3137535"/>
+                  <wp:docPr id="3" name="Picture 3"/>
+                  <wp:cNvGraphicFramePr>
+                    <a:graphicFrameLocks noChangeAspect="1"/>
+                  </wp:cNvGraphicFramePr>
+                  <a:graphic>
+                    <a:graphicData uri="http://schemas.openxmlformats.org/drawingml/2006/picture">
+                      <pic:pic>
+                        <pic:nvPicPr>
+                          <pic:cNvPr id="0" name="02_delivery_matrix.png"/>
+                          <pic:cNvPicPr/>
+                        </pic:nvPicPr>
+                        <pic:blipFill>
+                          <a:blip r:embed="rId12"/>
+                          <a:stretch>
+                            <a:fillRect/>
+                          </a:stretch>
+                        </pic:blipFill>
+                        <pic:spPr>
+                          <a:xfrm>
+                            <a:off x="0" y="0"/>
+                            <a:ext cx="5577840" cy="3137535"/>
+                          </a:xfrm>
+                          <a:prstGeom prst="rect"/>
+                        </pic:spPr>
+                      </pic:pic>
+                    </a:graphicData>
+                  </a:graphic>
+                </wp:inline>
+              </w:drawing>
+            </w:r>
+          </w:p>
+        </w:tc>
+      </w:tr>
+    </w:tbl>
     <w:p>
       <w:pPr>
         <w:spacing w:before="80" w:after="280"/>
@@ -2639,6 +3349,7 @@
       </w:pPr>
       <w:r>
         <w:rPr>
+          <w:rFonts w:ascii="Segoe UI" w:hAnsi="Segoe UI"/>
           <w:i/>
           <w:color w:val="6C757D"/>
           <w:sz w:val="18"/>
@@ -2650,10 +3361,12 @@
     <w:p>
       <w:pPr>
         <w:pStyle w:val="Heading2"/>
+        <w:keepNext/>
         <w:spacing w:before="360" w:after="120"/>
       </w:pPr>
       <w:r>
         <w:rPr>
+          <w:rFonts w:ascii="Segoe UI" w:hAnsi="Segoe UI"/>
           <w:color w:val="1E9ED5"/>
         </w:rPr>
         <w:t>2.4  Visual Gantt &amp; Dependency Graph</w:t>
@@ -2665,51 +3378,76 @@
       </w:pPr>
       <w:r>
         <w:rPr>
+          <w:rFonts w:ascii="Segoe UI" w:hAnsi="Segoe UI"/>
           <w:sz w:val="21"/>
         </w:rPr>
         <w:t>The Gantt Timeline provides a time-anchored visual schedule with interactive task bars, dependency arrows (colour-coded by health: green=resolved, red=violated), baseline overlay ghost bars, and drag-to-reschedule with optional cascading date propagation. Four zoom levels (Day/Week/Month/Quarter) support both sprint-level and programme-level views.</w:t>
       </w:r>
     </w:p>
-    <w:p>
-      <w:pPr>
-        <w:spacing w:before="160" w:after="0"/>
+    <w:tbl>
+      <w:tblPr>
+        <w:tblW w:type="auto" w:w="0"/>
         <w:jc w:val="center"/>
-      </w:pPr>
-      <w:r>
-        <w:drawing>
-          <wp:inline xmlns:a="http://schemas.openxmlformats.org/drawingml/2006/main" xmlns:pic="http://schemas.openxmlformats.org/drawingml/2006/picture">
-            <wp:extent cx="5760720" cy="3240405"/>
-            <wp:docPr id="4" name="Picture 4"/>
-            <wp:cNvGraphicFramePr>
-              <a:graphicFrameLocks noChangeAspect="1"/>
-            </wp:cNvGraphicFramePr>
-            <a:graphic>
-              <a:graphicData uri="http://schemas.openxmlformats.org/drawingml/2006/picture">
-                <pic:pic>
-                  <pic:nvPicPr>
-                    <pic:cNvPr id="0" name="03_gantt_timeline.png"/>
-                    <pic:cNvPicPr/>
-                  </pic:nvPicPr>
-                  <pic:blipFill>
-                    <a:blip r:embed="rId13"/>
-                    <a:stretch>
-                      <a:fillRect/>
-                    </a:stretch>
-                  </pic:blipFill>
-                  <pic:spPr>
-                    <a:xfrm>
-                      <a:off x="0" y="0"/>
-                      <a:ext cx="5760720" cy="3240405"/>
-                    </a:xfrm>
-                    <a:prstGeom prst="rect"/>
-                  </pic:spPr>
-                </pic:pic>
-              </a:graphicData>
-            </a:graphic>
-          </wp:inline>
-        </w:drawing>
-      </w:r>
-    </w:p>
+        <w:tblLook w:firstColumn="1" w:firstRow="1" w:lastColumn="0" w:lastRow="0" w:noHBand="0" w:noVBand="1" w:val="04A0"/>
+      </w:tblPr>
+      <w:tblGrid>
+        <w:gridCol w:w="9072"/>
+      </w:tblGrid>
+      <w:tr>
+        <w:tc>
+          <w:tcPr>
+            <w:tcW w:type="dxa" w:w="9072"/>
+            <w:shd w:val="clear" w:color="auto" w:fill="FFFFFF"/>
+            <w:tcBorders>
+              <w:top w:val="single" w:sz="4" w:color="E2E8F0"/>
+              <w:left w:val="single" w:sz="4" w:color="E2E8F0"/>
+              <w:bottom w:val="single" w:sz="4" w:color="E2E8F0"/>
+              <w:right w:val="single" w:sz="4" w:color="E2E8F0"/>
+            </w:tcBorders>
+          </w:tcPr>
+          <w:p>
+            <w:pPr>
+              <w:spacing w:before="120" w:after="120"/>
+              <w:jc w:val="center"/>
+            </w:pPr>
+            <w:r>
+              <w:drawing>
+                <wp:inline xmlns:a="http://schemas.openxmlformats.org/drawingml/2006/main" xmlns:pic="http://schemas.openxmlformats.org/drawingml/2006/picture">
+                  <wp:extent cx="5577840" cy="3137535"/>
+                  <wp:docPr id="4" name="Picture 4"/>
+                  <wp:cNvGraphicFramePr>
+                    <a:graphicFrameLocks noChangeAspect="1"/>
+                  </wp:cNvGraphicFramePr>
+                  <a:graphic>
+                    <a:graphicData uri="http://schemas.openxmlformats.org/drawingml/2006/picture">
+                      <pic:pic>
+                        <pic:nvPicPr>
+                          <pic:cNvPr id="0" name="03_gantt_timeline.png"/>
+                          <pic:cNvPicPr/>
+                        </pic:nvPicPr>
+                        <pic:blipFill>
+                          <a:blip r:embed="rId13"/>
+                          <a:stretch>
+                            <a:fillRect/>
+                          </a:stretch>
+                        </pic:blipFill>
+                        <pic:spPr>
+                          <a:xfrm>
+                            <a:off x="0" y="0"/>
+                            <a:ext cx="5577840" cy="3137535"/>
+                          </a:xfrm>
+                          <a:prstGeom prst="rect"/>
+                        </pic:spPr>
+                      </pic:pic>
+                    </a:graphicData>
+                  </a:graphic>
+                </wp:inline>
+              </w:drawing>
+            </w:r>
+          </w:p>
+        </w:tc>
+      </w:tr>
+    </w:tbl>
     <w:p>
       <w:pPr>
         <w:spacing w:before="80" w:after="280"/>
@@ -2717,6 +3455,7 @@
       </w:pPr>
       <w:r>
         <w:rPr>
+          <w:rFonts w:ascii="Segoe UI" w:hAnsi="Segoe UI"/>
           <w:i/>
           <w:color w:val="6C757D"/>
           <w:sz w:val="18"/>
@@ -2728,10 +3467,12 @@
     <w:p>
       <w:pPr>
         <w:pStyle w:val="Heading2"/>
+        <w:keepNext/>
         <w:spacing w:before="360" w:after="120"/>
       </w:pPr>
       <w:r>
         <w:rPr>
+          <w:rFonts w:ascii="Segoe UI" w:hAnsi="Segoe UI"/>
           <w:color w:val="1E9ED5"/>
         </w:rPr>
         <w:t>2.5  Smart Resource Scheduler</w:t>
@@ -2743,51 +3484,76 @@
       </w:pPr>
       <w:r>
         <w:rPr>
+          <w:rFonts w:ascii="Segoe UI" w:hAnsi="Segoe UI"/>
           <w:sz w:val="21"/>
         </w:rPr>
         <w:t>The Weekly Scheduler maps every team member's allocated hours against their weekly capacity across a rolling 12-week horizon. Over-allocated cells glow crimson; optimal cells glow green. The Copilot engine applies three automated resolution heuristics — Auto-Sequence, Smart Reassignment, and Cascading Date Shift — to eliminate conflicts in a single click.</w:t>
       </w:r>
     </w:p>
-    <w:p>
-      <w:pPr>
-        <w:spacing w:before="160" w:after="0"/>
+    <w:tbl>
+      <w:tblPr>
+        <w:tblW w:type="auto" w:w="0"/>
         <w:jc w:val="center"/>
-      </w:pPr>
-      <w:r>
-        <w:drawing>
-          <wp:inline xmlns:a="http://schemas.openxmlformats.org/drawingml/2006/main" xmlns:pic="http://schemas.openxmlformats.org/drawingml/2006/picture">
-            <wp:extent cx="5760720" cy="3240405"/>
-            <wp:docPr id="5" name="Picture 5"/>
-            <wp:cNvGraphicFramePr>
-              <a:graphicFrameLocks noChangeAspect="1"/>
-            </wp:cNvGraphicFramePr>
-            <a:graphic>
-              <a:graphicData uri="http://schemas.openxmlformats.org/drawingml/2006/picture">
-                <pic:pic>
-                  <pic:nvPicPr>
-                    <pic:cNvPr id="0" name="04_weekly_scheduler.png"/>
-                    <pic:cNvPicPr/>
-                  </pic:nvPicPr>
-                  <pic:blipFill>
-                    <a:blip r:embed="rId14"/>
-                    <a:stretch>
-                      <a:fillRect/>
-                    </a:stretch>
-                  </pic:blipFill>
-                  <pic:spPr>
-                    <a:xfrm>
-                      <a:off x="0" y="0"/>
-                      <a:ext cx="5760720" cy="3240405"/>
-                    </a:xfrm>
-                    <a:prstGeom prst="rect"/>
-                  </pic:spPr>
-                </pic:pic>
-              </a:graphicData>
-            </a:graphic>
-          </wp:inline>
-        </w:drawing>
-      </w:r>
-    </w:p>
+        <w:tblLook w:firstColumn="1" w:firstRow="1" w:lastColumn="0" w:lastRow="0" w:noHBand="0" w:noVBand="1" w:val="04A0"/>
+      </w:tblPr>
+      <w:tblGrid>
+        <w:gridCol w:w="9072"/>
+      </w:tblGrid>
+      <w:tr>
+        <w:tc>
+          <w:tcPr>
+            <w:tcW w:type="dxa" w:w="9072"/>
+            <w:shd w:val="clear" w:color="auto" w:fill="FFFFFF"/>
+            <w:tcBorders>
+              <w:top w:val="single" w:sz="4" w:color="E2E8F0"/>
+              <w:left w:val="single" w:sz="4" w:color="E2E8F0"/>
+              <w:bottom w:val="single" w:sz="4" w:color="E2E8F0"/>
+              <w:right w:val="single" w:sz="4" w:color="E2E8F0"/>
+            </w:tcBorders>
+          </w:tcPr>
+          <w:p>
+            <w:pPr>
+              <w:spacing w:before="120" w:after="120"/>
+              <w:jc w:val="center"/>
+            </w:pPr>
+            <w:r>
+              <w:drawing>
+                <wp:inline xmlns:a="http://schemas.openxmlformats.org/drawingml/2006/main" xmlns:pic="http://schemas.openxmlformats.org/drawingml/2006/picture">
+                  <wp:extent cx="5577840" cy="3137535"/>
+                  <wp:docPr id="5" name="Picture 5"/>
+                  <wp:cNvGraphicFramePr>
+                    <a:graphicFrameLocks noChangeAspect="1"/>
+                  </wp:cNvGraphicFramePr>
+                  <a:graphic>
+                    <a:graphicData uri="http://schemas.openxmlformats.org/drawingml/2006/picture">
+                      <pic:pic>
+                        <pic:nvPicPr>
+                          <pic:cNvPr id="0" name="04_weekly_scheduler.png"/>
+                          <pic:cNvPicPr/>
+                        </pic:nvPicPr>
+                        <pic:blipFill>
+                          <a:blip r:embed="rId14"/>
+                          <a:stretch>
+                            <a:fillRect/>
+                          </a:stretch>
+                        </pic:blipFill>
+                        <pic:spPr>
+                          <a:xfrm>
+                            <a:off x="0" y="0"/>
+                            <a:ext cx="5577840" cy="3137535"/>
+                          </a:xfrm>
+                          <a:prstGeom prst="rect"/>
+                        </pic:spPr>
+                      </pic:pic>
+                    </a:graphicData>
+                  </a:graphic>
+                </wp:inline>
+              </w:drawing>
+            </w:r>
+          </w:p>
+        </w:tc>
+      </w:tr>
+    </w:tbl>
     <w:p>
       <w:pPr>
         <w:spacing w:before="80" w:after="280"/>
@@ -2795,6 +3561,7 @@
       </w:pPr>
       <w:r>
         <w:rPr>
+          <w:rFonts w:ascii="Segoe UI" w:hAnsi="Segoe UI"/>
           <w:i/>
           <w:color w:val="6C757D"/>
           <w:sz w:val="18"/>
@@ -2806,10 +3573,12 @@
     <w:p>
       <w:pPr>
         <w:pStyle w:val="Heading2"/>
+        <w:keepNext/>
         <w:spacing w:before="360" w:after="120"/>
       </w:pPr>
       <w:r>
         <w:rPr>
+          <w:rFonts w:ascii="Segoe UI" w:hAnsi="Segoe UI"/>
           <w:color w:val="1E9ED5"/>
         </w:rPr>
         <w:t>2.6  RAID Risk Governance</w:t>
@@ -2821,51 +3590,76 @@
       </w:pPr>
       <w:r>
         <w:rPr>
+          <w:rFonts w:ascii="Segoe UI" w:hAnsi="Segoe UI"/>
           <w:sz w:val="21"/>
         </w:rPr>
         <w:t>The RAID Register consolidates all Risks, Assumptions, Issues, and Dependencies into a single searchable register with a formal 5x5 exposure scoring matrix. Critical items (Exposure Score &gt;= 15) automatically surface on the Executive Dashboard and deduct points from the Health Index until mitigated.</w:t>
       </w:r>
     </w:p>
-    <w:p>
-      <w:pPr>
-        <w:spacing w:before="160" w:after="0"/>
+    <w:tbl>
+      <w:tblPr>
+        <w:tblW w:type="auto" w:w="0"/>
         <w:jc w:val="center"/>
-      </w:pPr>
-      <w:r>
-        <w:drawing>
-          <wp:inline xmlns:a="http://schemas.openxmlformats.org/drawingml/2006/main" xmlns:pic="http://schemas.openxmlformats.org/drawingml/2006/picture">
-            <wp:extent cx="5760720" cy="3240405"/>
-            <wp:docPr id="6" name="Picture 6"/>
-            <wp:cNvGraphicFramePr>
-              <a:graphicFrameLocks noChangeAspect="1"/>
-            </wp:cNvGraphicFramePr>
-            <a:graphic>
-              <a:graphicData uri="http://schemas.openxmlformats.org/drawingml/2006/picture">
-                <pic:pic>
-                  <pic:nvPicPr>
-                    <pic:cNvPr id="0" name="04_weekly_scheduler.png"/>
-                    <pic:cNvPicPr/>
-                  </pic:nvPicPr>
-                  <pic:blipFill>
-                    <a:blip r:embed="rId14"/>
-                    <a:stretch>
-                      <a:fillRect/>
-                    </a:stretch>
-                  </pic:blipFill>
-                  <pic:spPr>
-                    <a:xfrm>
-                      <a:off x="0" y="0"/>
-                      <a:ext cx="5760720" cy="3240405"/>
-                    </a:xfrm>
-                    <a:prstGeom prst="rect"/>
-                  </pic:spPr>
-                </pic:pic>
-              </a:graphicData>
-            </a:graphic>
-          </wp:inline>
-        </w:drawing>
-      </w:r>
-    </w:p>
+        <w:tblLook w:firstColumn="1" w:firstRow="1" w:lastColumn="0" w:lastRow="0" w:noHBand="0" w:noVBand="1" w:val="04A0"/>
+      </w:tblPr>
+      <w:tblGrid>
+        <w:gridCol w:w="9072"/>
+      </w:tblGrid>
+      <w:tr>
+        <w:tc>
+          <w:tcPr>
+            <w:tcW w:type="dxa" w:w="9072"/>
+            <w:shd w:val="clear" w:color="auto" w:fill="FFFFFF"/>
+            <w:tcBorders>
+              <w:top w:val="single" w:sz="4" w:color="E2E8F0"/>
+              <w:left w:val="single" w:sz="4" w:color="E2E8F0"/>
+              <w:bottom w:val="single" w:sz="4" w:color="E2E8F0"/>
+              <w:right w:val="single" w:sz="4" w:color="E2E8F0"/>
+            </w:tcBorders>
+          </w:tcPr>
+          <w:p>
+            <w:pPr>
+              <w:spacing w:before="120" w:after="120"/>
+              <w:jc w:val="center"/>
+            </w:pPr>
+            <w:r>
+              <w:drawing>
+                <wp:inline xmlns:a="http://schemas.openxmlformats.org/drawingml/2006/main" xmlns:pic="http://schemas.openxmlformats.org/drawingml/2006/picture">
+                  <wp:extent cx="5577840" cy="3137535"/>
+                  <wp:docPr id="6" name="Picture 6"/>
+                  <wp:cNvGraphicFramePr>
+                    <a:graphicFrameLocks noChangeAspect="1"/>
+                  </wp:cNvGraphicFramePr>
+                  <a:graphic>
+                    <a:graphicData uri="http://schemas.openxmlformats.org/drawingml/2006/picture">
+                      <pic:pic>
+                        <pic:nvPicPr>
+                          <pic:cNvPr id="0" name="04_weekly_scheduler.png"/>
+                          <pic:cNvPicPr/>
+                        </pic:nvPicPr>
+                        <pic:blipFill>
+                          <a:blip r:embed="rId14"/>
+                          <a:stretch>
+                            <a:fillRect/>
+                          </a:stretch>
+                        </pic:blipFill>
+                        <pic:spPr>
+                          <a:xfrm>
+                            <a:off x="0" y="0"/>
+                            <a:ext cx="5577840" cy="3137535"/>
+                          </a:xfrm>
+                          <a:prstGeom prst="rect"/>
+                        </pic:spPr>
+                      </pic:pic>
+                    </a:graphicData>
+                  </a:graphic>
+                </wp:inline>
+              </w:drawing>
+            </w:r>
+          </w:p>
+        </w:tc>
+      </w:tr>
+    </w:tbl>
     <w:p>
       <w:pPr>
         <w:spacing w:before="80" w:after="280"/>
@@ -2873,6 +3667,7 @@
       </w:pPr>
       <w:r>
         <w:rPr>
+          <w:rFonts w:ascii="Segoe UI" w:hAnsi="Segoe UI"/>
           <w:i/>
           <w:color w:val="6C757D"/>
           <w:sz w:val="18"/>
@@ -2884,10 +3679,12 @@
     <w:p>
       <w:pPr>
         <w:pStyle w:val="Heading2"/>
+        <w:keepNext/>
         <w:spacing w:before="360" w:after="120"/>
       </w:pPr>
       <w:r>
         <w:rPr>
+          <w:rFonts w:ascii="Segoe UI" w:hAnsi="Segoe UI"/>
           <w:color w:val="1E9ED5"/>
         </w:rPr>
         <w:t>2.7  Team Capacity Hub</w:t>
@@ -2899,51 +3696,76 @@
       </w:pPr>
       <w:r>
         <w:rPr>
+          <w:rFonts w:ascii="Segoe UI" w:hAnsi="Segoe UI"/>
           <w:sz w:val="21"/>
         </w:rPr>
         <w:t>The Capacity Hub maintains rich member profiles with role assignments, weekly hour caps, utilisation rates, and planned leave calendars. All scheduling calculations — from the Weekly Scheduler's heatmap to the Copilot's Smart Reassignment — draw their capacity data from this module in real time.</w:t>
       </w:r>
     </w:p>
-    <w:p>
-      <w:pPr>
-        <w:spacing w:before="160" w:after="0"/>
+    <w:tbl>
+      <w:tblPr>
+        <w:tblW w:type="auto" w:w="0"/>
         <w:jc w:val="center"/>
-      </w:pPr>
-      <w:r>
-        <w:drawing>
-          <wp:inline xmlns:a="http://schemas.openxmlformats.org/drawingml/2006/main" xmlns:pic="http://schemas.openxmlformats.org/drawingml/2006/picture">
-            <wp:extent cx="5760720" cy="3240405"/>
-            <wp:docPr id="7" name="Picture 7"/>
-            <wp:cNvGraphicFramePr>
-              <a:graphicFrameLocks noChangeAspect="1"/>
-            </wp:cNvGraphicFramePr>
-            <a:graphic>
-              <a:graphicData uri="http://schemas.openxmlformats.org/drawingml/2006/picture">
-                <pic:pic>
-                  <pic:nvPicPr>
-                    <pic:cNvPr id="0" name="06_team_capacity_hub.png"/>
-                    <pic:cNvPicPr/>
-                  </pic:nvPicPr>
-                  <pic:blipFill>
-                    <a:blip r:embed="rId15"/>
-                    <a:stretch>
-                      <a:fillRect/>
-                    </a:stretch>
-                  </pic:blipFill>
-                  <pic:spPr>
-                    <a:xfrm>
-                      <a:off x="0" y="0"/>
-                      <a:ext cx="5760720" cy="3240405"/>
-                    </a:xfrm>
-                    <a:prstGeom prst="rect"/>
-                  </pic:spPr>
-                </pic:pic>
-              </a:graphicData>
-            </a:graphic>
-          </wp:inline>
-        </w:drawing>
-      </w:r>
-    </w:p>
+        <w:tblLook w:firstColumn="1" w:firstRow="1" w:lastColumn="0" w:lastRow="0" w:noHBand="0" w:noVBand="1" w:val="04A0"/>
+      </w:tblPr>
+      <w:tblGrid>
+        <w:gridCol w:w="9072"/>
+      </w:tblGrid>
+      <w:tr>
+        <w:tc>
+          <w:tcPr>
+            <w:tcW w:type="dxa" w:w="9072"/>
+            <w:shd w:val="clear" w:color="auto" w:fill="FFFFFF"/>
+            <w:tcBorders>
+              <w:top w:val="single" w:sz="4" w:color="E2E8F0"/>
+              <w:left w:val="single" w:sz="4" w:color="E2E8F0"/>
+              <w:bottom w:val="single" w:sz="4" w:color="E2E8F0"/>
+              <w:right w:val="single" w:sz="4" w:color="E2E8F0"/>
+            </w:tcBorders>
+          </w:tcPr>
+          <w:p>
+            <w:pPr>
+              <w:spacing w:before="120" w:after="120"/>
+              <w:jc w:val="center"/>
+            </w:pPr>
+            <w:r>
+              <w:drawing>
+                <wp:inline xmlns:a="http://schemas.openxmlformats.org/drawingml/2006/main" xmlns:pic="http://schemas.openxmlformats.org/drawingml/2006/picture">
+                  <wp:extent cx="5577840" cy="3137535"/>
+                  <wp:docPr id="7" name="Picture 7"/>
+                  <wp:cNvGraphicFramePr>
+                    <a:graphicFrameLocks noChangeAspect="1"/>
+                  </wp:cNvGraphicFramePr>
+                  <a:graphic>
+                    <a:graphicData uri="http://schemas.openxmlformats.org/drawingml/2006/picture">
+                      <pic:pic>
+                        <pic:nvPicPr>
+                          <pic:cNvPr id="0" name="06_team_capacity_hub.png"/>
+                          <pic:cNvPicPr/>
+                        </pic:nvPicPr>
+                        <pic:blipFill>
+                          <a:blip r:embed="rId15"/>
+                          <a:stretch>
+                            <a:fillRect/>
+                          </a:stretch>
+                        </pic:blipFill>
+                        <pic:spPr>
+                          <a:xfrm>
+                            <a:off x="0" y="0"/>
+                            <a:ext cx="5577840" cy="3137535"/>
+                          </a:xfrm>
+                          <a:prstGeom prst="rect"/>
+                        </pic:spPr>
+                      </pic:pic>
+                    </a:graphicData>
+                  </a:graphic>
+                </wp:inline>
+              </w:drawing>
+            </w:r>
+          </w:p>
+        </w:tc>
+      </w:tr>
+    </w:tbl>
     <w:p>
       <w:pPr>
         <w:spacing w:before="80" w:after="280"/>
@@ -2951,6 +3773,7 @@
       </w:pPr>
       <w:r>
         <w:rPr>
+          <w:rFonts w:ascii="Segoe UI" w:hAnsi="Segoe UI"/>
           <w:i/>
           <w:color w:val="6C757D"/>
           <w:sz w:val="18"/>
@@ -2962,10 +3785,12 @@
     <w:p>
       <w:pPr>
         <w:pStyle w:val="Heading2"/>
+        <w:keepNext/>
         <w:spacing w:before="360" w:after="120"/>
       </w:pPr>
       <w:r>
         <w:rPr>
+          <w:rFonts w:ascii="Segoe UI" w:hAnsi="Segoe UI"/>
           <w:color w:val="1E9ED5"/>
         </w:rPr>
         <w:t>2.8  Defect Lifecycle Management</w:t>
@@ -2977,51 +3802,76 @@
       </w:pPr>
       <w:r>
         <w:rPr>
+          <w:rFonts w:ascii="Segoe UI" w:hAnsi="Segoe UI"/>
           <w:sz w:val="21"/>
         </w:rPr>
         <w:t>The Defect Tracker provides a formal bug lifecycle from initial logging through assignment, fix, retest, and closure. S1 Blocker defects trigger dashboard alerts and SLA countdown timers. Every defect is linked to a specific task, subtask, or GUI screen for full traceability, and open defects automatically impact the Health Index.</w:t>
       </w:r>
     </w:p>
-    <w:p>
-      <w:pPr>
-        <w:spacing w:before="160" w:after="0"/>
+    <w:tbl>
+      <w:tblPr>
+        <w:tblW w:type="auto" w:w="0"/>
         <w:jc w:val="center"/>
-      </w:pPr>
-      <w:r>
-        <w:drawing>
-          <wp:inline xmlns:a="http://schemas.openxmlformats.org/drawingml/2006/main" xmlns:pic="http://schemas.openxmlformats.org/drawingml/2006/picture">
-            <wp:extent cx="5760720" cy="3240405"/>
-            <wp:docPr id="8" name="Picture 8"/>
-            <wp:cNvGraphicFramePr>
-              <a:graphicFrameLocks noChangeAspect="1"/>
-            </wp:cNvGraphicFramePr>
-            <a:graphic>
-              <a:graphicData uri="http://schemas.openxmlformats.org/drawingml/2006/picture">
-                <pic:pic>
-                  <pic:nvPicPr>
-                    <pic:cNvPr id="0" name="07_defect_tracker.png"/>
-                    <pic:cNvPicPr/>
-                  </pic:nvPicPr>
-                  <pic:blipFill>
-                    <a:blip r:embed="rId16"/>
-                    <a:stretch>
-                      <a:fillRect/>
-                    </a:stretch>
-                  </pic:blipFill>
-                  <pic:spPr>
-                    <a:xfrm>
-                      <a:off x="0" y="0"/>
-                      <a:ext cx="5760720" cy="3240405"/>
-                    </a:xfrm>
-                    <a:prstGeom prst="rect"/>
-                  </pic:spPr>
-                </pic:pic>
-              </a:graphicData>
-            </a:graphic>
-          </wp:inline>
-        </w:drawing>
-      </w:r>
-    </w:p>
+        <w:tblLook w:firstColumn="1" w:firstRow="1" w:lastColumn="0" w:lastRow="0" w:noHBand="0" w:noVBand="1" w:val="04A0"/>
+      </w:tblPr>
+      <w:tblGrid>
+        <w:gridCol w:w="9072"/>
+      </w:tblGrid>
+      <w:tr>
+        <w:tc>
+          <w:tcPr>
+            <w:tcW w:type="dxa" w:w="9072"/>
+            <w:shd w:val="clear" w:color="auto" w:fill="FFFFFF"/>
+            <w:tcBorders>
+              <w:top w:val="single" w:sz="4" w:color="E2E8F0"/>
+              <w:left w:val="single" w:sz="4" w:color="E2E8F0"/>
+              <w:bottom w:val="single" w:sz="4" w:color="E2E8F0"/>
+              <w:right w:val="single" w:sz="4" w:color="E2E8F0"/>
+            </w:tcBorders>
+          </w:tcPr>
+          <w:p>
+            <w:pPr>
+              <w:spacing w:before="120" w:after="120"/>
+              <w:jc w:val="center"/>
+            </w:pPr>
+            <w:r>
+              <w:drawing>
+                <wp:inline xmlns:a="http://schemas.openxmlformats.org/drawingml/2006/main" xmlns:pic="http://schemas.openxmlformats.org/drawingml/2006/picture">
+                  <wp:extent cx="5577840" cy="3137535"/>
+                  <wp:docPr id="8" name="Picture 8"/>
+                  <wp:cNvGraphicFramePr>
+                    <a:graphicFrameLocks noChangeAspect="1"/>
+                  </wp:cNvGraphicFramePr>
+                  <a:graphic>
+                    <a:graphicData uri="http://schemas.openxmlformats.org/drawingml/2006/picture">
+                      <pic:pic>
+                        <pic:nvPicPr>
+                          <pic:cNvPr id="0" name="07_defect_tracker.png"/>
+                          <pic:cNvPicPr/>
+                        </pic:nvPicPr>
+                        <pic:blipFill>
+                          <a:blip r:embed="rId16"/>
+                          <a:stretch>
+                            <a:fillRect/>
+                          </a:stretch>
+                        </pic:blipFill>
+                        <pic:spPr>
+                          <a:xfrm>
+                            <a:off x="0" y="0"/>
+                            <a:ext cx="5577840" cy="3137535"/>
+                          </a:xfrm>
+                          <a:prstGeom prst="rect"/>
+                        </pic:spPr>
+                      </pic:pic>
+                    </a:graphicData>
+                  </a:graphic>
+                </wp:inline>
+              </w:drawing>
+            </w:r>
+          </w:p>
+        </w:tc>
+      </w:tr>
+    </w:tbl>
     <w:p>
       <w:pPr>
         <w:spacing w:before="80" w:after="280"/>
@@ -3029,6 +3879,7 @@
       </w:pPr>
       <w:r>
         <w:rPr>
+          <w:rFonts w:ascii="Segoe UI" w:hAnsi="Segoe UI"/>
           <w:i/>
           <w:color w:val="6C757D"/>
           <w:sz w:val="18"/>
@@ -3040,10 +3891,12 @@
     <w:p>
       <w:pPr>
         <w:pStyle w:val="Heading2"/>
+        <w:keepNext/>
         <w:spacing w:before="360" w:after="120"/>
       </w:pPr>
       <w:r>
         <w:rPr>
+          <w:rFonts w:ascii="Segoe UI" w:hAnsi="Segoe UI"/>
           <w:color w:val="1E9ED5"/>
         </w:rPr>
         <w:t>2.9  Stakeholder Board Packs &amp; Reporting</w:t>
@@ -3055,51 +3908,76 @@
       </w:pPr>
       <w:r>
         <w:rPr>
+          <w:rFonts w:ascii="Segoe UI" w:hAnsi="Segoe UI"/>
           <w:sz w:val="21"/>
         </w:rPr>
         <w:t>ProjectPulse generates a full Executive Board Pack — project narrative, health trend sparkline, top risks, velocity trend, and critical path highlights — and exports the complete project dataset to an 8-sheet Excel workbook with live formulas, colour-coded status cells, and executive-ready formatting. No spreadsheet maintenance required.</w:t>
       </w:r>
     </w:p>
-    <w:p>
-      <w:pPr>
-        <w:spacing w:before="160" w:after="0"/>
+    <w:tbl>
+      <w:tblPr>
+        <w:tblW w:type="auto" w:w="0"/>
         <w:jc w:val="center"/>
-      </w:pPr>
-      <w:r>
-        <w:drawing>
-          <wp:inline xmlns:a="http://schemas.openxmlformats.org/drawingml/2006/main" xmlns:pic="http://schemas.openxmlformats.org/drawingml/2006/picture">
-            <wp:extent cx="5760720" cy="3240405"/>
-            <wp:docPr id="9" name="Picture 9"/>
-            <wp:cNvGraphicFramePr>
-              <a:graphicFrameLocks noChangeAspect="1"/>
-            </wp:cNvGraphicFramePr>
-            <a:graphic>
-              <a:graphicData uri="http://schemas.openxmlformats.org/drawingml/2006/picture">
-                <pic:pic>
-                  <pic:nvPicPr>
-                    <pic:cNvPr id="0" name="08_reports_boardpack.png"/>
-                    <pic:cNvPicPr/>
-                  </pic:nvPicPr>
-                  <pic:blipFill>
-                    <a:blip r:embed="rId17"/>
-                    <a:stretch>
-                      <a:fillRect/>
-                    </a:stretch>
-                  </pic:blipFill>
-                  <pic:spPr>
-                    <a:xfrm>
-                      <a:off x="0" y="0"/>
-                      <a:ext cx="5760720" cy="3240405"/>
-                    </a:xfrm>
-                    <a:prstGeom prst="rect"/>
-                  </pic:spPr>
-                </pic:pic>
-              </a:graphicData>
-            </a:graphic>
-          </wp:inline>
-        </w:drawing>
-      </w:r>
-    </w:p>
+        <w:tblLook w:firstColumn="1" w:firstRow="1" w:lastColumn="0" w:lastRow="0" w:noHBand="0" w:noVBand="1" w:val="04A0"/>
+      </w:tblPr>
+      <w:tblGrid>
+        <w:gridCol w:w="9072"/>
+      </w:tblGrid>
+      <w:tr>
+        <w:tc>
+          <w:tcPr>
+            <w:tcW w:type="dxa" w:w="9072"/>
+            <w:shd w:val="clear" w:color="auto" w:fill="FFFFFF"/>
+            <w:tcBorders>
+              <w:top w:val="single" w:sz="4" w:color="E2E8F0"/>
+              <w:left w:val="single" w:sz="4" w:color="E2E8F0"/>
+              <w:bottom w:val="single" w:sz="4" w:color="E2E8F0"/>
+              <w:right w:val="single" w:sz="4" w:color="E2E8F0"/>
+            </w:tcBorders>
+          </w:tcPr>
+          <w:p>
+            <w:pPr>
+              <w:spacing w:before="120" w:after="120"/>
+              <w:jc w:val="center"/>
+            </w:pPr>
+            <w:r>
+              <w:drawing>
+                <wp:inline xmlns:a="http://schemas.openxmlformats.org/drawingml/2006/main" xmlns:pic="http://schemas.openxmlformats.org/drawingml/2006/picture">
+                  <wp:extent cx="5577840" cy="3137535"/>
+                  <wp:docPr id="9" name="Picture 9"/>
+                  <wp:cNvGraphicFramePr>
+                    <a:graphicFrameLocks noChangeAspect="1"/>
+                  </wp:cNvGraphicFramePr>
+                  <a:graphic>
+                    <a:graphicData uri="http://schemas.openxmlformats.org/drawingml/2006/picture">
+                      <pic:pic>
+                        <pic:nvPicPr>
+                          <pic:cNvPr id="0" name="08_reports_boardpack.png"/>
+                          <pic:cNvPicPr/>
+                        </pic:nvPicPr>
+                        <pic:blipFill>
+                          <a:blip r:embed="rId17"/>
+                          <a:stretch>
+                            <a:fillRect/>
+                          </a:stretch>
+                        </pic:blipFill>
+                        <pic:spPr>
+                          <a:xfrm>
+                            <a:off x="0" y="0"/>
+                            <a:ext cx="5577840" cy="3137535"/>
+                          </a:xfrm>
+                          <a:prstGeom prst="rect"/>
+                        </pic:spPr>
+                      </pic:pic>
+                    </a:graphicData>
+                  </a:graphic>
+                </wp:inline>
+              </w:drawing>
+            </w:r>
+          </w:p>
+        </w:tc>
+      </w:tr>
+    </w:tbl>
     <w:p>
       <w:pPr>
         <w:spacing w:before="80" w:after="280"/>
@@ -3107,6 +3985,7 @@
       </w:pPr>
       <w:r>
         <w:rPr>
+          <w:rFonts w:ascii="Segoe UI" w:hAnsi="Segoe UI"/>
           <w:i/>
           <w:color w:val="6C757D"/>
           <w:sz w:val="18"/>
@@ -3122,7 +4001,7 @@
       <w:r>
         <w:drawing>
           <wp:inline xmlns:a="http://schemas.openxmlformats.org/drawingml/2006/main" xmlns:pic="http://schemas.openxmlformats.org/drawingml/2006/picture">
-            <wp:extent cx="5760720" cy="3180398"/>
+            <wp:extent cx="5760720" cy="3167062"/>
             <wp:docPr id="10" name="Picture 10"/>
             <wp:cNvGraphicFramePr>
               <a:graphicFrameLocks noChangeAspect="1"/>
@@ -3143,7 +4022,7 @@
                   <pic:spPr>
                     <a:xfrm>
                       <a:off x="0" y="0"/>
-                      <a:ext cx="5760720" cy="3180398"/>
+                      <a:ext cx="5760720" cy="3167062"/>
                     </a:xfrm>
                     <a:prstGeom prst="rect"/>
                   </pic:spPr>
@@ -3161,6 +4040,7 @@
       </w:pPr>
       <w:r>
         <w:rPr>
+          <w:rFonts w:ascii="Segoe UI" w:hAnsi="Segoe UI"/>
           <w:i/>
           <w:color w:val="6C757D"/>
           <w:sz w:val="18"/>
@@ -3172,10 +4052,12 @@
     <w:p>
       <w:pPr>
         <w:pStyle w:val="Heading2"/>
+        <w:keepNext/>
         <w:spacing w:before="360" w:after="120"/>
       </w:pPr>
       <w:r>
         <w:rPr>
+          <w:rFonts w:ascii="Segoe UI" w:hAnsi="Segoe UI"/>
           <w:color w:val="1E9ED5"/>
         </w:rPr>
         <w:t>2.10  Immutable Audit Trail</w:t>
@@ -3187,51 +4069,76 @@
       </w:pPr>
       <w:r>
         <w:rPr>
+          <w:rFonts w:ascii="Segoe UI" w:hAnsi="Segoe UI"/>
           <w:sz w:val="21"/>
         </w:rPr>
         <w:t>Every state mutation — task creation, status change, RAID update, member modification — is captured in an immutable, timestamped audit log with full before/after diff payloads. Teams can trace any change back to who made it, when, and why. Full session rollback to any prior state is available in one click.</w:t>
       </w:r>
     </w:p>
-    <w:p>
-      <w:pPr>
-        <w:spacing w:before="160" w:after="0"/>
+    <w:tbl>
+      <w:tblPr>
+        <w:tblW w:type="auto" w:w="0"/>
         <w:jc w:val="center"/>
-      </w:pPr>
-      <w:r>
-        <w:drawing>
-          <wp:inline xmlns:a="http://schemas.openxmlformats.org/drawingml/2006/main" xmlns:pic="http://schemas.openxmlformats.org/drawingml/2006/picture">
-            <wp:extent cx="5760720" cy="3240405"/>
-            <wp:docPr id="11" name="Picture 11"/>
-            <wp:cNvGraphicFramePr>
-              <a:graphicFrameLocks noChangeAspect="1"/>
-            </wp:cNvGraphicFramePr>
-            <a:graphic>
-              <a:graphicData uri="http://schemas.openxmlformats.org/drawingml/2006/picture">
-                <pic:pic>
-                  <pic:nvPicPr>
-                    <pic:cNvPr id="0" name="09_activity_audit_log.png"/>
-                    <pic:cNvPicPr/>
-                  </pic:nvPicPr>
-                  <pic:blipFill>
-                    <a:blip r:embed="rId19"/>
-                    <a:stretch>
-                      <a:fillRect/>
-                    </a:stretch>
-                  </pic:blipFill>
-                  <pic:spPr>
-                    <a:xfrm>
-                      <a:off x="0" y="0"/>
-                      <a:ext cx="5760720" cy="3240405"/>
-                    </a:xfrm>
-                    <a:prstGeom prst="rect"/>
-                  </pic:spPr>
-                </pic:pic>
-              </a:graphicData>
-            </a:graphic>
-          </wp:inline>
-        </w:drawing>
-      </w:r>
-    </w:p>
+        <w:tblLook w:firstColumn="1" w:firstRow="1" w:lastColumn="0" w:lastRow="0" w:noHBand="0" w:noVBand="1" w:val="04A0"/>
+      </w:tblPr>
+      <w:tblGrid>
+        <w:gridCol w:w="9072"/>
+      </w:tblGrid>
+      <w:tr>
+        <w:tc>
+          <w:tcPr>
+            <w:tcW w:type="dxa" w:w="9072"/>
+            <w:shd w:val="clear" w:color="auto" w:fill="FFFFFF"/>
+            <w:tcBorders>
+              <w:top w:val="single" w:sz="4" w:color="E2E8F0"/>
+              <w:left w:val="single" w:sz="4" w:color="E2E8F0"/>
+              <w:bottom w:val="single" w:sz="4" w:color="E2E8F0"/>
+              <w:right w:val="single" w:sz="4" w:color="E2E8F0"/>
+            </w:tcBorders>
+          </w:tcPr>
+          <w:p>
+            <w:pPr>
+              <w:spacing w:before="120" w:after="120"/>
+              <w:jc w:val="center"/>
+            </w:pPr>
+            <w:r>
+              <w:drawing>
+                <wp:inline xmlns:a="http://schemas.openxmlformats.org/drawingml/2006/main" xmlns:pic="http://schemas.openxmlformats.org/drawingml/2006/picture">
+                  <wp:extent cx="5577840" cy="3137535"/>
+                  <wp:docPr id="11" name="Picture 11"/>
+                  <wp:cNvGraphicFramePr>
+                    <a:graphicFrameLocks noChangeAspect="1"/>
+                  </wp:cNvGraphicFramePr>
+                  <a:graphic>
+                    <a:graphicData uri="http://schemas.openxmlformats.org/drawingml/2006/picture">
+                      <pic:pic>
+                        <pic:nvPicPr>
+                          <pic:cNvPr id="0" name="09_activity_audit_log.png"/>
+                          <pic:cNvPicPr/>
+                        </pic:nvPicPr>
+                        <pic:blipFill>
+                          <a:blip r:embed="rId19"/>
+                          <a:stretch>
+                            <a:fillRect/>
+                          </a:stretch>
+                        </pic:blipFill>
+                        <pic:spPr>
+                          <a:xfrm>
+                            <a:off x="0" y="0"/>
+                            <a:ext cx="5577840" cy="3137535"/>
+                          </a:xfrm>
+                          <a:prstGeom prst="rect"/>
+                        </pic:spPr>
+                      </pic:pic>
+                    </a:graphicData>
+                  </a:graphic>
+                </wp:inline>
+              </w:drawing>
+            </w:r>
+          </w:p>
+        </w:tc>
+      </w:tr>
+    </w:tbl>
     <w:p>
       <w:pPr>
         <w:spacing w:before="80" w:after="280"/>
@@ -3239,6 +4146,7 @@
       </w:pPr>
       <w:r>
         <w:rPr>
+          <w:rFonts w:ascii="Segoe UI" w:hAnsi="Segoe UI"/>
           <w:i/>
           <w:color w:val="6C757D"/>
           <w:sz w:val="18"/>
@@ -3250,10 +4158,12 @@
     <w:p>
       <w:pPr>
         <w:pStyle w:val="Heading2"/>
+        <w:keepNext/>
         <w:spacing w:before="360" w:after="120"/>
       </w:pPr>
       <w:r>
         <w:rPr>
+          <w:rFonts w:ascii="Segoe UI" w:hAnsi="Segoe UI"/>
           <w:color w:val="1E9ED5"/>
         </w:rPr>
         <w:t>2.11  Schedule Baseline History</w:t>
@@ -3265,6 +4175,7 @@
       </w:pPr>
       <w:r>
         <w:rPr>
+          <w:rFonts w:ascii="Segoe UI" w:hAnsi="Segoe UI"/>
           <w:sz w:val="21"/>
         </w:rPr>
         <w:t>ProjectPulse tracks three parallel date sets per task (Planned, Baseline, Actual) and supports unlimited named baseline snapshots — taken at kickoff, phase gates, or re-scopes. Schedule variance and slippage analysis are calculated automatically, and any baseline can be restored in one click.</w:t>
@@ -3274,10 +4185,12 @@
     <w:p>
       <w:pPr>
         <w:pStyle w:val="Heading2"/>
+        <w:keepNext/>
         <w:spacing w:before="360" w:after="120"/>
       </w:pPr>
       <w:r>
         <w:rPr>
+          <w:rFonts w:ascii="Segoe UI" w:hAnsi="Segoe UI"/>
           <w:color w:val="1E9ED5"/>
         </w:rPr>
         <w:t>2.12  Flexible Configuration &amp; Theming</w:t>
@@ -3289,51 +4202,76 @@
       </w:pPr>
       <w:r>
         <w:rPr>
+          <w:rFonts w:ascii="Segoe UI" w:hAnsi="Segoe UI"/>
           <w:sz w:val="21"/>
         </w:rPr>
         <w:t>All categorical dropdowns (Status, Priority, Module, Role, etc.) are fully configurable via the Dropdown Manager. Custom Fields extend the Task and Defect schemas with project-specific attributes. The effort unit (hrs/days/months) switches globally with one setting. Twenty curated visual themes with dark/light override ensure the interface matches your team's preference.</w:t>
       </w:r>
     </w:p>
-    <w:p>
-      <w:pPr>
-        <w:spacing w:before="160" w:after="0"/>
+    <w:tbl>
+      <w:tblPr>
+        <w:tblW w:type="auto" w:w="0"/>
         <w:jc w:val="center"/>
-      </w:pPr>
-      <w:r>
-        <w:drawing>
-          <wp:inline xmlns:a="http://schemas.openxmlformats.org/drawingml/2006/main" xmlns:pic="http://schemas.openxmlformats.org/drawingml/2006/picture">
-            <wp:extent cx="5760720" cy="3240405"/>
-            <wp:docPr id="12" name="Picture 12"/>
-            <wp:cNvGraphicFramePr>
-              <a:graphicFrameLocks noChangeAspect="1"/>
-            </wp:cNvGraphicFramePr>
-            <a:graphic>
-              <a:graphicData uri="http://schemas.openxmlformats.org/drawingml/2006/picture">
-                <pic:pic>
-                  <pic:nvPicPr>
-                    <pic:cNvPr id="0" name="10_configuration_settings.png"/>
-                    <pic:cNvPicPr/>
-                  </pic:nvPicPr>
-                  <pic:blipFill>
-                    <a:blip r:embed="rId20"/>
-                    <a:stretch>
-                      <a:fillRect/>
-                    </a:stretch>
-                  </pic:blipFill>
-                  <pic:spPr>
-                    <a:xfrm>
-                      <a:off x="0" y="0"/>
-                      <a:ext cx="5760720" cy="3240405"/>
-                    </a:xfrm>
-                    <a:prstGeom prst="rect"/>
-                  </pic:spPr>
-                </pic:pic>
-              </a:graphicData>
-            </a:graphic>
-          </wp:inline>
-        </w:drawing>
-      </w:r>
-    </w:p>
+        <w:tblLook w:firstColumn="1" w:firstRow="1" w:lastColumn="0" w:lastRow="0" w:noHBand="0" w:noVBand="1" w:val="04A0"/>
+      </w:tblPr>
+      <w:tblGrid>
+        <w:gridCol w:w="9072"/>
+      </w:tblGrid>
+      <w:tr>
+        <w:tc>
+          <w:tcPr>
+            <w:tcW w:type="dxa" w:w="9072"/>
+            <w:shd w:val="clear" w:color="auto" w:fill="FFFFFF"/>
+            <w:tcBorders>
+              <w:top w:val="single" w:sz="4" w:color="E2E8F0"/>
+              <w:left w:val="single" w:sz="4" w:color="E2E8F0"/>
+              <w:bottom w:val="single" w:sz="4" w:color="E2E8F0"/>
+              <w:right w:val="single" w:sz="4" w:color="E2E8F0"/>
+            </w:tcBorders>
+          </w:tcPr>
+          <w:p>
+            <w:pPr>
+              <w:spacing w:before="120" w:after="120"/>
+              <w:jc w:val="center"/>
+            </w:pPr>
+            <w:r>
+              <w:drawing>
+                <wp:inline xmlns:a="http://schemas.openxmlformats.org/drawingml/2006/main" xmlns:pic="http://schemas.openxmlformats.org/drawingml/2006/picture">
+                  <wp:extent cx="5577840" cy="3137535"/>
+                  <wp:docPr id="12" name="Picture 12"/>
+                  <wp:cNvGraphicFramePr>
+                    <a:graphicFrameLocks noChangeAspect="1"/>
+                  </wp:cNvGraphicFramePr>
+                  <a:graphic>
+                    <a:graphicData uri="http://schemas.openxmlformats.org/drawingml/2006/picture">
+                      <pic:pic>
+                        <pic:nvPicPr>
+                          <pic:cNvPr id="0" name="10_configuration_settings.png"/>
+                          <pic:cNvPicPr/>
+                        </pic:nvPicPr>
+                        <pic:blipFill>
+                          <a:blip r:embed="rId20"/>
+                          <a:stretch>
+                            <a:fillRect/>
+                          </a:stretch>
+                        </pic:blipFill>
+                        <pic:spPr>
+                          <a:xfrm>
+                            <a:off x="0" y="0"/>
+                            <a:ext cx="5577840" cy="3137535"/>
+                          </a:xfrm>
+                          <a:prstGeom prst="rect"/>
+                        </pic:spPr>
+                      </pic:pic>
+                    </a:graphicData>
+                  </a:graphic>
+                </wp:inline>
+              </w:drawing>
+            </w:r>
+          </w:p>
+        </w:tc>
+      </w:tr>
+    </w:tbl>
     <w:p>
       <w:pPr>
         <w:spacing w:before="80" w:after="280"/>
@@ -3341,6 +4279,7 @@
       </w:pPr>
       <w:r>
         <w:rPr>
+          <w:rFonts w:ascii="Segoe UI" w:hAnsi="Segoe UI"/>
           <w:i/>
           <w:color w:val="6C757D"/>
           <w:sz w:val="18"/>
@@ -3357,10 +4296,12 @@
     <w:p>
       <w:pPr>
         <w:pStyle w:val="Heading1"/>
+        <w:keepNext/>
         <w:spacing w:before="360" w:after="120"/>
       </w:pPr>
       <w:r>
         <w:rPr>
+          <w:rFonts w:ascii="Segoe UI" w:hAnsi="Segoe UI"/>
           <w:color w:val="0D1B2A"/>
         </w:rPr>
         <w:t>3  Key Differentiators</w:t>
@@ -3380,6 +4321,7 @@
       </w:pPr>
       <w:r>
         <w:rPr>
+          <w:rFonts w:ascii="Segoe UI" w:hAnsi="Segoe UI"/>
           <w:sz w:val="21"/>
         </w:rPr>
         <w:t>ProjectPulse is purpose-built for software delivery teams who need more than a task list. The following capabilities set it apart from generic project management tools.</w:t>
@@ -3388,10 +4330,12 @@
     <w:p>
       <w:pPr>
         <w:pStyle w:val="Heading2"/>
+        <w:keepNext/>
         <w:spacing w:before="360" w:after="120"/>
       </w:pPr>
       <w:r>
         <w:rPr>
+          <w:rFonts w:ascii="Segoe UI" w:hAnsi="Segoe UI"/>
           <w:color w:val="1E9ED5"/>
         </w:rPr>
         <w:t>Health Intelligence Engine</w:t>
@@ -3403,6 +4347,7 @@
       </w:pPr>
       <w:r>
         <w:rPr>
+          <w:rFonts w:ascii="Segoe UI" w:hAnsi="Segoe UI"/>
           <w:sz w:val="21"/>
         </w:rPr>
         <w:t>Unlike tools that report status manually, ProjectPulse continuously computes a composite Health Index from four real signals: overdue tasks, blocked items, unmitigated critical risks, and open S1/S2 defects. The index degrades in real time as problems accumulate and recovers as they are resolved — giving leadership a live, truthful project health signal at all times.</w:t>
@@ -3411,10 +4356,12 @@
     <w:p>
       <w:pPr>
         <w:pStyle w:val="Heading2"/>
+        <w:keepNext/>
         <w:spacing w:before="360" w:after="120"/>
       </w:pPr>
       <w:r>
         <w:rPr>
+          <w:rFonts w:ascii="Segoe UI" w:hAnsi="Segoe UI"/>
           <w:color w:val="1E9ED5"/>
         </w:rPr>
         <w:t>What-If Predictive Sandbox</w:t>
@@ -3426,6 +4373,7 @@
       </w:pPr>
       <w:r>
         <w:rPr>
+          <w:rFonts w:ascii="Segoe UI" w:hAnsi="Segoe UI"/>
           <w:sz w:val="21"/>
         </w:rPr>
         <w:t>The Predictive Sandbox is a non-destructive simulation environment that lets managers model capacity reductions (e.g., losing 20% of resource availability) or scope expansions (e.g., 1.2x complexity multiplier) and observe the projected impact on delivery dates — without touching the live schedule. Changes can be committed or discarded with a single click.</w:t>
@@ -3434,10 +4382,12 @@
     <w:p>
       <w:pPr>
         <w:pStyle w:val="Heading2"/>
+        <w:keepNext/>
         <w:spacing w:before="360" w:after="120"/>
       </w:pPr>
       <w:r>
         <w:rPr>
+          <w:rFonts w:ascii="Segoe UI" w:hAnsi="Segoe UI"/>
           <w:color w:val="1E9ED5"/>
         </w:rPr>
         <w:t>Automated Copilot Conflict Resolution</w:t>
@@ -3449,6 +4399,7 @@
       </w:pPr>
       <w:r>
         <w:rPr>
+          <w:rFonts w:ascii="Segoe UI" w:hAnsi="Segoe UI"/>
           <w:sz w:val="21"/>
         </w:rPr>
         <w:t>When the Weekly Scheduler detects over-allocations or dependency violations, the Copilot engine can resolve all conflicts automatically using three heuristics: sequencing overlapping dependent tasks, redistributing work to role-matched resources with available capacity, and cascading date shifts across the critical path. The proposed resolution is previewed before any change is applied.</w:t>
@@ -3457,10 +4408,12 @@
     <w:p>
       <w:pPr>
         <w:pStyle w:val="Heading2"/>
+        <w:keepNext/>
         <w:spacing w:before="360" w:after="120"/>
       </w:pPr>
       <w:r>
         <w:rPr>
+          <w:rFonts w:ascii="Segoe UI" w:hAnsi="Segoe UI"/>
           <w:color w:val="1E9ED5"/>
         </w:rPr>
         <w:t>Zero-Backend Architecture</w:t>
@@ -3472,6 +4425,7 @@
       </w:pPr>
       <w:r>
         <w:rPr>
+          <w:rFonts w:ascii="Segoe UI" w:hAnsi="Segoe UI"/>
           <w:sz w:val="21"/>
         </w:rPr>
         <w:t>ProjectPulse requires no server, no database, no deployment pipeline, and no DevOps overhead. It runs entirely in the browser. Teams can be operational in under five minutes with no IT involvement. Data lives locally and exports to Excel on demand — giving teams full data ownership and portability.</w:t>
@@ -3485,10 +4439,12 @@
     <w:p>
       <w:pPr>
         <w:pStyle w:val="Heading1"/>
+        <w:keepNext/>
         <w:spacing w:before="360" w:after="120"/>
       </w:pPr>
       <w:r>
         <w:rPr>
+          <w:rFonts w:ascii="Segoe UI" w:hAnsi="Segoe UI"/>
           <w:color w:val="0D1B2A"/>
         </w:rPr>
         <w:t>4  Capability Matrix</w:t>
@@ -3508,6 +4464,7 @@
       </w:pPr>
       <w:r>
         <w:rPr>
+          <w:rFonts w:ascii="Segoe UI" w:hAnsi="Segoe UI"/>
           <w:sz w:val="21"/>
         </w:rPr>
         <w:t>The table below maps each ProjectPulse module to the key capabilities it delivers. A tick indicates that the capability is fully supported within that module.</w:t>
@@ -3534,6 +4491,12 @@
           <w:tcPr>
             <w:tcW w:type="dxa" w:w="3024"/>
             <w:shd w:val="clear" w:color="auto" w:fill="0D1B2A"/>
+            <w:tcBorders>
+              <w:top w:val="single" w:sz="4" w:color="0D1B2A"/>
+              <w:left w:val="single" w:sz="4" w:color="0D1B2A"/>
+              <w:bottom w:val="single" w:sz="4" w:color="0D1B2A"/>
+              <w:right w:val="single" w:sz="4" w:color="0D1B2A"/>
+            </w:tcBorders>
           </w:tcPr>
           <w:p>
             <w:pPr>
@@ -3541,6 +4504,7 @@
             </w:pPr>
             <w:r>
               <w:rPr>
+                <w:rFonts w:ascii="Segoe UI" w:hAnsi="Segoe UI"/>
                 <w:b/>
                 <w:color w:val="FFFFFF"/>
                 <w:sz w:val="19"/>
@@ -3553,6 +4517,12 @@
           <w:tcPr>
             <w:tcW w:type="dxa" w:w="1152"/>
             <w:shd w:val="clear" w:color="auto" w:fill="0D1B2A"/>
+            <w:tcBorders>
+              <w:top w:val="single" w:sz="4" w:color="0D1B2A"/>
+              <w:left w:val="single" w:sz="4" w:color="0D1B2A"/>
+              <w:bottom w:val="single" w:sz="4" w:color="0D1B2A"/>
+              <w:right w:val="single" w:sz="4" w:color="0D1B2A"/>
+            </w:tcBorders>
           </w:tcPr>
           <w:p>
             <w:pPr>
@@ -3560,6 +4530,7 @@
             </w:pPr>
             <w:r>
               <w:rPr>
+                <w:rFonts w:ascii="Segoe UI" w:hAnsi="Segoe UI"/>
                 <w:b/>
                 <w:color w:val="FFFFFF"/>
                 <w:sz w:val="19"/>
@@ -3572,6 +4543,12 @@
           <w:tcPr>
             <w:tcW w:type="dxa" w:w="1152"/>
             <w:shd w:val="clear" w:color="auto" w:fill="0D1B2A"/>
+            <w:tcBorders>
+              <w:top w:val="single" w:sz="4" w:color="0D1B2A"/>
+              <w:left w:val="single" w:sz="4" w:color="0D1B2A"/>
+              <w:bottom w:val="single" w:sz="4" w:color="0D1B2A"/>
+              <w:right w:val="single" w:sz="4" w:color="0D1B2A"/>
+            </w:tcBorders>
           </w:tcPr>
           <w:p>
             <w:pPr>
@@ -3579,6 +4556,7 @@
             </w:pPr>
             <w:r>
               <w:rPr>
+                <w:rFonts w:ascii="Segoe UI" w:hAnsi="Segoe UI"/>
                 <w:b/>
                 <w:color w:val="FFFFFF"/>
                 <w:sz w:val="19"/>
@@ -3591,6 +4569,12 @@
           <w:tcPr>
             <w:tcW w:type="dxa" w:w="1008"/>
             <w:shd w:val="clear" w:color="auto" w:fill="0D1B2A"/>
+            <w:tcBorders>
+              <w:top w:val="single" w:sz="4" w:color="0D1B2A"/>
+              <w:left w:val="single" w:sz="4" w:color="0D1B2A"/>
+              <w:bottom w:val="single" w:sz="4" w:color="0D1B2A"/>
+              <w:right w:val="single" w:sz="4" w:color="0D1B2A"/>
+            </w:tcBorders>
           </w:tcPr>
           <w:p>
             <w:pPr>
@@ -3598,6 +4582,7 @@
             </w:pPr>
             <w:r>
               <w:rPr>
+                <w:rFonts w:ascii="Segoe UI" w:hAnsi="Segoe UI"/>
                 <w:b/>
                 <w:color w:val="FFFFFF"/>
                 <w:sz w:val="19"/>
@@ -3610,6 +4595,12 @@
           <w:tcPr>
             <w:tcW w:type="dxa" w:w="1152"/>
             <w:shd w:val="clear" w:color="auto" w:fill="0D1B2A"/>
+            <w:tcBorders>
+              <w:top w:val="single" w:sz="4" w:color="0D1B2A"/>
+              <w:left w:val="single" w:sz="4" w:color="0D1B2A"/>
+              <w:bottom w:val="single" w:sz="4" w:color="0D1B2A"/>
+              <w:right w:val="single" w:sz="4" w:color="0D1B2A"/>
+            </w:tcBorders>
           </w:tcPr>
           <w:p>
             <w:pPr>
@@ -3617,6 +4608,7 @@
             </w:pPr>
             <w:r>
               <w:rPr>
+                <w:rFonts w:ascii="Segoe UI" w:hAnsi="Segoe UI"/>
                 <w:b/>
                 <w:color w:val="FFFFFF"/>
                 <w:sz w:val="19"/>
@@ -3629,6 +4621,12 @@
           <w:tcPr>
             <w:tcW w:type="dxa" w:w="1296"/>
             <w:shd w:val="clear" w:color="auto" w:fill="0D1B2A"/>
+            <w:tcBorders>
+              <w:top w:val="single" w:sz="4" w:color="0D1B2A"/>
+              <w:left w:val="single" w:sz="4" w:color="0D1B2A"/>
+              <w:bottom w:val="single" w:sz="4" w:color="0D1B2A"/>
+              <w:right w:val="single" w:sz="4" w:color="0D1B2A"/>
+            </w:tcBorders>
           </w:tcPr>
           <w:p>
             <w:pPr>
@@ -3636,6 +4634,7 @@
             </w:pPr>
             <w:r>
               <w:rPr>
+                <w:rFonts w:ascii="Segoe UI" w:hAnsi="Segoe UI"/>
                 <w:b/>
                 <w:color w:val="FFFFFF"/>
                 <w:sz w:val="19"/>
@@ -3648,6 +4647,12 @@
           <w:tcPr>
             <w:tcW w:type="dxa" w:w="1296"/>
             <w:shd w:val="clear" w:color="auto" w:fill="0D1B2A"/>
+            <w:tcBorders>
+              <w:top w:val="single" w:sz="4" w:color="0D1B2A"/>
+              <w:left w:val="single" w:sz="4" w:color="0D1B2A"/>
+              <w:bottom w:val="single" w:sz="4" w:color="0D1B2A"/>
+              <w:right w:val="single" w:sz="4" w:color="0D1B2A"/>
+            </w:tcBorders>
           </w:tcPr>
           <w:p>
             <w:pPr>
@@ -3655,6 +4660,7 @@
             </w:pPr>
             <w:r>
               <w:rPr>
+                <w:rFonts w:ascii="Segoe UI" w:hAnsi="Segoe UI"/>
                 <w:b/>
                 <w:color w:val="FFFFFF"/>
                 <w:sz w:val="19"/>
@@ -3668,7 +4674,13 @@
         <w:tc>
           <w:tcPr>
             <w:tcW w:type="dxa" w:w="3024"/>
-            <w:shd w:val="clear" w:color="auto" w:fill="F8F9FA"/>
+            <w:shd w:val="clear" w:color="auto" w:fill="F8FAFC"/>
+            <w:tcBorders>
+              <w:top w:val="single" w:sz="4" w:color="E2E8F0"/>
+              <w:left w:val="single" w:sz="4" w:color="E2E8F0"/>
+              <w:bottom w:val="single" w:sz="4" w:color="E2E8F0"/>
+              <w:right w:val="single" w:sz="4" w:color="E2E8F0"/>
+            </w:tcBorders>
           </w:tcPr>
           <w:p>
             <w:pPr>
@@ -3676,6 +4688,7 @@
             </w:pPr>
             <w:r>
               <w:rPr>
+                <w:rFonts w:ascii="Segoe UI" w:hAnsi="Segoe UI"/>
                 <w:sz w:val="19"/>
               </w:rPr>
               <w:t>Overview Dashboard</w:t>
@@ -3685,7 +4698,13 @@
         <w:tc>
           <w:tcPr>
             <w:tcW w:type="dxa" w:w="1152"/>
-            <w:shd w:val="clear" w:color="auto" w:fill="F8F9FA"/>
+            <w:shd w:val="clear" w:color="auto" w:fill="F8FAFC"/>
+            <w:tcBorders>
+              <w:top w:val="single" w:sz="4" w:color="E2E8F0"/>
+              <w:left w:val="single" w:sz="4" w:color="E2E8F0"/>
+              <w:bottom w:val="single" w:sz="4" w:color="E2E8F0"/>
+              <w:right w:val="single" w:sz="4" w:color="E2E8F0"/>
+            </w:tcBorders>
           </w:tcPr>
           <w:p>
             <w:pPr>
@@ -3693,6 +4712,7 @@
             </w:pPr>
             <w:r>
               <w:rPr>
+                <w:rFonts w:ascii="Segoe UI" w:hAnsi="Segoe UI"/>
                 <w:sz w:val="19"/>
               </w:rPr>
               <w:t>Yes</w:t>
@@ -3702,7 +4722,13 @@
         <w:tc>
           <w:tcPr>
             <w:tcW w:type="dxa" w:w="1152"/>
-            <w:shd w:val="clear" w:color="auto" w:fill="F8F9FA"/>
+            <w:shd w:val="clear" w:color="auto" w:fill="F8FAFC"/>
+            <w:tcBorders>
+              <w:top w:val="single" w:sz="4" w:color="E2E8F0"/>
+              <w:left w:val="single" w:sz="4" w:color="E2E8F0"/>
+              <w:bottom w:val="single" w:sz="4" w:color="E2E8F0"/>
+              <w:right w:val="single" w:sz="4" w:color="E2E8F0"/>
+            </w:tcBorders>
           </w:tcPr>
           <w:p>
             <w:pPr>
@@ -3710,6 +4736,7 @@
             </w:pPr>
             <w:r>
               <w:rPr>
+                <w:rFonts w:ascii="Segoe UI" w:hAnsi="Segoe UI"/>
                 <w:sz w:val="19"/>
               </w:rPr>
               <w:t>—</w:t>
@@ -3719,7 +4746,13 @@
         <w:tc>
           <w:tcPr>
             <w:tcW w:type="dxa" w:w="1008"/>
-            <w:shd w:val="clear" w:color="auto" w:fill="F8F9FA"/>
+            <w:shd w:val="clear" w:color="auto" w:fill="F8FAFC"/>
+            <w:tcBorders>
+              <w:top w:val="single" w:sz="4" w:color="E2E8F0"/>
+              <w:left w:val="single" w:sz="4" w:color="E2E8F0"/>
+              <w:bottom w:val="single" w:sz="4" w:color="E2E8F0"/>
+              <w:right w:val="single" w:sz="4" w:color="E2E8F0"/>
+            </w:tcBorders>
           </w:tcPr>
           <w:p>
             <w:pPr>
@@ -3727,6 +4760,7 @@
             </w:pPr>
             <w:r>
               <w:rPr>
+                <w:rFonts w:ascii="Segoe UI" w:hAnsi="Segoe UI"/>
                 <w:sz w:val="19"/>
               </w:rPr>
               <w:t>—</w:t>
@@ -3736,7 +4770,13 @@
         <w:tc>
           <w:tcPr>
             <w:tcW w:type="dxa" w:w="1152"/>
-            <w:shd w:val="clear" w:color="auto" w:fill="F8F9FA"/>
+            <w:shd w:val="clear" w:color="auto" w:fill="F8FAFC"/>
+            <w:tcBorders>
+              <w:top w:val="single" w:sz="4" w:color="E2E8F0"/>
+              <w:left w:val="single" w:sz="4" w:color="E2E8F0"/>
+              <w:bottom w:val="single" w:sz="4" w:color="E2E8F0"/>
+              <w:right w:val="single" w:sz="4" w:color="E2E8F0"/>
+            </w:tcBorders>
           </w:tcPr>
           <w:p>
             <w:pPr>
@@ -3744,6 +4784,7 @@
             </w:pPr>
             <w:r>
               <w:rPr>
+                <w:rFonts w:ascii="Segoe UI" w:hAnsi="Segoe UI"/>
                 <w:sz w:val="19"/>
               </w:rPr>
               <w:t>Yes</w:t>
@@ -3753,7 +4794,13 @@
         <w:tc>
           <w:tcPr>
             <w:tcW w:type="dxa" w:w="1296"/>
-            <w:shd w:val="clear" w:color="auto" w:fill="F8F9FA"/>
+            <w:shd w:val="clear" w:color="auto" w:fill="F8FAFC"/>
+            <w:tcBorders>
+              <w:top w:val="single" w:sz="4" w:color="E2E8F0"/>
+              <w:left w:val="single" w:sz="4" w:color="E2E8F0"/>
+              <w:bottom w:val="single" w:sz="4" w:color="E2E8F0"/>
+              <w:right w:val="single" w:sz="4" w:color="E2E8F0"/>
+            </w:tcBorders>
           </w:tcPr>
           <w:p>
             <w:pPr>
@@ -3761,6 +4808,7 @@
             </w:pPr>
             <w:r>
               <w:rPr>
+                <w:rFonts w:ascii="Segoe UI" w:hAnsi="Segoe UI"/>
                 <w:sz w:val="19"/>
               </w:rPr>
               <w:t>Yes</w:t>
@@ -3770,7 +4818,13 @@
         <w:tc>
           <w:tcPr>
             <w:tcW w:type="dxa" w:w="1296"/>
-            <w:shd w:val="clear" w:color="auto" w:fill="F8F9FA"/>
+            <w:shd w:val="clear" w:color="auto" w:fill="F8FAFC"/>
+            <w:tcBorders>
+              <w:top w:val="single" w:sz="4" w:color="E2E8F0"/>
+              <w:left w:val="single" w:sz="4" w:color="E2E8F0"/>
+              <w:bottom w:val="single" w:sz="4" w:color="E2E8F0"/>
+              <w:right w:val="single" w:sz="4" w:color="E2E8F0"/>
+            </w:tcBorders>
           </w:tcPr>
           <w:p>
             <w:pPr>
@@ -3778,6 +4832,7 @@
             </w:pPr>
             <w:r>
               <w:rPr>
+                <w:rFonts w:ascii="Segoe UI" w:hAnsi="Segoe UI"/>
                 <w:sz w:val="19"/>
               </w:rPr>
               <w:t>—</w:t>
@@ -3790,6 +4845,12 @@
           <w:tcPr>
             <w:tcW w:type="dxa" w:w="3024"/>
             <w:shd w:val="clear" w:color="auto" w:fill="FFFFFF"/>
+            <w:tcBorders>
+              <w:top w:val="single" w:sz="4" w:color="E2E8F0"/>
+              <w:left w:val="single" w:sz="4" w:color="E2E8F0"/>
+              <w:bottom w:val="single" w:sz="4" w:color="E2E8F0"/>
+              <w:right w:val="single" w:sz="4" w:color="E2E8F0"/>
+            </w:tcBorders>
           </w:tcPr>
           <w:p>
             <w:pPr>
@@ -3797,6 +4858,7 @@
             </w:pPr>
             <w:r>
               <w:rPr>
+                <w:rFonts w:ascii="Segoe UI" w:hAnsi="Segoe UI"/>
                 <w:sz w:val="19"/>
               </w:rPr>
               <w:t>Live Insights</w:t>
@@ -3807,6 +4869,12 @@
           <w:tcPr>
             <w:tcW w:type="dxa" w:w="1152"/>
             <w:shd w:val="clear" w:color="auto" w:fill="FFFFFF"/>
+            <w:tcBorders>
+              <w:top w:val="single" w:sz="4" w:color="E2E8F0"/>
+              <w:left w:val="single" w:sz="4" w:color="E2E8F0"/>
+              <w:bottom w:val="single" w:sz="4" w:color="E2E8F0"/>
+              <w:right w:val="single" w:sz="4" w:color="E2E8F0"/>
+            </w:tcBorders>
           </w:tcPr>
           <w:p>
             <w:pPr>
@@ -3814,6 +4882,7 @@
             </w:pPr>
             <w:r>
               <w:rPr>
+                <w:rFonts w:ascii="Segoe UI" w:hAnsi="Segoe UI"/>
                 <w:sz w:val="19"/>
               </w:rPr>
               <w:t>Yes</w:t>
@@ -3824,6 +4893,12 @@
           <w:tcPr>
             <w:tcW w:type="dxa" w:w="1152"/>
             <w:shd w:val="clear" w:color="auto" w:fill="FFFFFF"/>
+            <w:tcBorders>
+              <w:top w:val="single" w:sz="4" w:color="E2E8F0"/>
+              <w:left w:val="single" w:sz="4" w:color="E2E8F0"/>
+              <w:bottom w:val="single" w:sz="4" w:color="E2E8F0"/>
+              <w:right w:val="single" w:sz="4" w:color="E2E8F0"/>
+            </w:tcBorders>
           </w:tcPr>
           <w:p>
             <w:pPr>
@@ -3831,6 +4906,7 @@
             </w:pPr>
             <w:r>
               <w:rPr>
+                <w:rFonts w:ascii="Segoe UI" w:hAnsi="Segoe UI"/>
                 <w:sz w:val="19"/>
               </w:rPr>
               <w:t>—</w:t>
@@ -3841,6 +4917,12 @@
           <w:tcPr>
             <w:tcW w:type="dxa" w:w="1008"/>
             <w:shd w:val="clear" w:color="auto" w:fill="FFFFFF"/>
+            <w:tcBorders>
+              <w:top w:val="single" w:sz="4" w:color="E2E8F0"/>
+              <w:left w:val="single" w:sz="4" w:color="E2E8F0"/>
+              <w:bottom w:val="single" w:sz="4" w:color="E2E8F0"/>
+              <w:right w:val="single" w:sz="4" w:color="E2E8F0"/>
+            </w:tcBorders>
           </w:tcPr>
           <w:p>
             <w:pPr>
@@ -3848,6 +4930,7 @@
             </w:pPr>
             <w:r>
               <w:rPr>
+                <w:rFonts w:ascii="Segoe UI" w:hAnsi="Segoe UI"/>
                 <w:sz w:val="19"/>
               </w:rPr>
               <w:t>—</w:t>
@@ -3858,6 +4941,12 @@
           <w:tcPr>
             <w:tcW w:type="dxa" w:w="1152"/>
             <w:shd w:val="clear" w:color="auto" w:fill="FFFFFF"/>
+            <w:tcBorders>
+              <w:top w:val="single" w:sz="4" w:color="E2E8F0"/>
+              <w:left w:val="single" w:sz="4" w:color="E2E8F0"/>
+              <w:bottom w:val="single" w:sz="4" w:color="E2E8F0"/>
+              <w:right w:val="single" w:sz="4" w:color="E2E8F0"/>
+            </w:tcBorders>
           </w:tcPr>
           <w:p>
             <w:pPr>
@@ -3865,6 +4954,7 @@
             </w:pPr>
             <w:r>
               <w:rPr>
+                <w:rFonts w:ascii="Segoe UI" w:hAnsi="Segoe UI"/>
                 <w:sz w:val="19"/>
               </w:rPr>
               <w:t>Yes</w:t>
@@ -3875,6 +4965,12 @@
           <w:tcPr>
             <w:tcW w:type="dxa" w:w="1296"/>
             <w:shd w:val="clear" w:color="auto" w:fill="FFFFFF"/>
+            <w:tcBorders>
+              <w:top w:val="single" w:sz="4" w:color="E2E8F0"/>
+              <w:left w:val="single" w:sz="4" w:color="E2E8F0"/>
+              <w:bottom w:val="single" w:sz="4" w:color="E2E8F0"/>
+              <w:right w:val="single" w:sz="4" w:color="E2E8F0"/>
+            </w:tcBorders>
           </w:tcPr>
           <w:p>
             <w:pPr>
@@ -3882,6 +4978,7 @@
             </w:pPr>
             <w:r>
               <w:rPr>
+                <w:rFonts w:ascii="Segoe UI" w:hAnsi="Segoe UI"/>
                 <w:sz w:val="19"/>
               </w:rPr>
               <w:t>—</w:t>
@@ -3892,6 +4989,12 @@
           <w:tcPr>
             <w:tcW w:type="dxa" w:w="1296"/>
             <w:shd w:val="clear" w:color="auto" w:fill="FFFFFF"/>
+            <w:tcBorders>
+              <w:top w:val="single" w:sz="4" w:color="E2E8F0"/>
+              <w:left w:val="single" w:sz="4" w:color="E2E8F0"/>
+              <w:bottom w:val="single" w:sz="4" w:color="E2E8F0"/>
+              <w:right w:val="single" w:sz="4" w:color="E2E8F0"/>
+            </w:tcBorders>
           </w:tcPr>
           <w:p>
             <w:pPr>
@@ -3899,6 +5002,7 @@
             </w:pPr>
             <w:r>
               <w:rPr>
+                <w:rFonts w:ascii="Segoe UI" w:hAnsi="Segoe UI"/>
                 <w:sz w:val="19"/>
               </w:rPr>
               <w:t>—</w:t>
@@ -3910,7 +5014,13 @@
         <w:tc>
           <w:tcPr>
             <w:tcW w:type="dxa" w:w="3024"/>
-            <w:shd w:val="clear" w:color="auto" w:fill="F8F9FA"/>
+            <w:shd w:val="clear" w:color="auto" w:fill="F8FAFC"/>
+            <w:tcBorders>
+              <w:top w:val="single" w:sz="4" w:color="E2E8F0"/>
+              <w:left w:val="single" w:sz="4" w:color="E2E8F0"/>
+              <w:bottom w:val="single" w:sz="4" w:color="E2E8F0"/>
+              <w:right w:val="single" w:sz="4" w:color="E2E8F0"/>
+            </w:tcBorders>
           </w:tcPr>
           <w:p>
             <w:pPr>
@@ -3918,6 +5028,7 @@
             </w:pPr>
             <w:r>
               <w:rPr>
+                <w:rFonts w:ascii="Segoe UI" w:hAnsi="Segoe UI"/>
                 <w:sz w:val="19"/>
               </w:rPr>
               <w:t>Delivery Matrix</w:t>
@@ -3927,7 +5038,13 @@
         <w:tc>
           <w:tcPr>
             <w:tcW w:type="dxa" w:w="1152"/>
-            <w:shd w:val="clear" w:color="auto" w:fill="F8F9FA"/>
+            <w:shd w:val="clear" w:color="auto" w:fill="F8FAFC"/>
+            <w:tcBorders>
+              <w:top w:val="single" w:sz="4" w:color="E2E8F0"/>
+              <w:left w:val="single" w:sz="4" w:color="E2E8F0"/>
+              <w:bottom w:val="single" w:sz="4" w:color="E2E8F0"/>
+              <w:right w:val="single" w:sz="4" w:color="E2E8F0"/>
+            </w:tcBorders>
           </w:tcPr>
           <w:p>
             <w:pPr>
@@ -3935,6 +5052,7 @@
             </w:pPr>
             <w:r>
               <w:rPr>
+                <w:rFonts w:ascii="Segoe UI" w:hAnsi="Segoe UI"/>
                 <w:sz w:val="19"/>
               </w:rPr>
               <w:t>Yes</w:t>
@@ -3944,7 +5062,13 @@
         <w:tc>
           <w:tcPr>
             <w:tcW w:type="dxa" w:w="1152"/>
-            <w:shd w:val="clear" w:color="auto" w:fill="F8F9FA"/>
+            <w:shd w:val="clear" w:color="auto" w:fill="F8FAFC"/>
+            <w:tcBorders>
+              <w:top w:val="single" w:sz="4" w:color="E2E8F0"/>
+              <w:left w:val="single" w:sz="4" w:color="E2E8F0"/>
+              <w:bottom w:val="single" w:sz="4" w:color="E2E8F0"/>
+              <w:right w:val="single" w:sz="4" w:color="E2E8F0"/>
+            </w:tcBorders>
           </w:tcPr>
           <w:p>
             <w:pPr>
@@ -3952,6 +5076,7 @@
             </w:pPr>
             <w:r>
               <w:rPr>
+                <w:rFonts w:ascii="Segoe UI" w:hAnsi="Segoe UI"/>
                 <w:sz w:val="19"/>
               </w:rPr>
               <w:t>Yes</w:t>
@@ -3961,7 +5086,13 @@
         <w:tc>
           <w:tcPr>
             <w:tcW w:type="dxa" w:w="1008"/>
-            <w:shd w:val="clear" w:color="auto" w:fill="F8F9FA"/>
+            <w:shd w:val="clear" w:color="auto" w:fill="F8FAFC"/>
+            <w:tcBorders>
+              <w:top w:val="single" w:sz="4" w:color="E2E8F0"/>
+              <w:left w:val="single" w:sz="4" w:color="E2E8F0"/>
+              <w:bottom w:val="single" w:sz="4" w:color="E2E8F0"/>
+              <w:right w:val="single" w:sz="4" w:color="E2E8F0"/>
+            </w:tcBorders>
           </w:tcPr>
           <w:p>
             <w:pPr>
@@ -3969,6 +5100,7 @@
             </w:pPr>
             <w:r>
               <w:rPr>
+                <w:rFonts w:ascii="Segoe UI" w:hAnsi="Segoe UI"/>
                 <w:sz w:val="19"/>
               </w:rPr>
               <w:t>Yes</w:t>
@@ -3978,7 +5110,13 @@
         <w:tc>
           <w:tcPr>
             <w:tcW w:type="dxa" w:w="1152"/>
-            <w:shd w:val="clear" w:color="auto" w:fill="F8F9FA"/>
+            <w:shd w:val="clear" w:color="auto" w:fill="F8FAFC"/>
+            <w:tcBorders>
+              <w:top w:val="single" w:sz="4" w:color="E2E8F0"/>
+              <w:left w:val="single" w:sz="4" w:color="E2E8F0"/>
+              <w:bottom w:val="single" w:sz="4" w:color="E2E8F0"/>
+              <w:right w:val="single" w:sz="4" w:color="E2E8F0"/>
+            </w:tcBorders>
           </w:tcPr>
           <w:p>
             <w:pPr>
@@ -3986,6 +5124,7 @@
             </w:pPr>
             <w:r>
               <w:rPr>
+                <w:rFonts w:ascii="Segoe UI" w:hAnsi="Segoe UI"/>
                 <w:sz w:val="19"/>
               </w:rPr>
               <w:t>—</w:t>
@@ -3995,7 +5134,13 @@
         <w:tc>
           <w:tcPr>
             <w:tcW w:type="dxa" w:w="1296"/>
-            <w:shd w:val="clear" w:color="auto" w:fill="F8F9FA"/>
+            <w:shd w:val="clear" w:color="auto" w:fill="F8FAFC"/>
+            <w:tcBorders>
+              <w:top w:val="single" w:sz="4" w:color="E2E8F0"/>
+              <w:left w:val="single" w:sz="4" w:color="E2E8F0"/>
+              <w:bottom w:val="single" w:sz="4" w:color="E2E8F0"/>
+              <w:right w:val="single" w:sz="4" w:color="E2E8F0"/>
+            </w:tcBorders>
           </w:tcPr>
           <w:p>
             <w:pPr>
@@ -4003,6 +5148,7 @@
             </w:pPr>
             <w:r>
               <w:rPr>
+                <w:rFonts w:ascii="Segoe UI" w:hAnsi="Segoe UI"/>
                 <w:sz w:val="19"/>
               </w:rPr>
               <w:t>—</w:t>
@@ -4012,7 +5158,13 @@
         <w:tc>
           <w:tcPr>
             <w:tcW w:type="dxa" w:w="1296"/>
-            <w:shd w:val="clear" w:color="auto" w:fill="F8F9FA"/>
+            <w:shd w:val="clear" w:color="auto" w:fill="F8FAFC"/>
+            <w:tcBorders>
+              <w:top w:val="single" w:sz="4" w:color="E2E8F0"/>
+              <w:left w:val="single" w:sz="4" w:color="E2E8F0"/>
+              <w:bottom w:val="single" w:sz="4" w:color="E2E8F0"/>
+              <w:right w:val="single" w:sz="4" w:color="E2E8F0"/>
+            </w:tcBorders>
           </w:tcPr>
           <w:p>
             <w:pPr>
@@ -4020,6 +5172,7 @@
             </w:pPr>
             <w:r>
               <w:rPr>
+                <w:rFonts w:ascii="Segoe UI" w:hAnsi="Segoe UI"/>
                 <w:sz w:val="19"/>
               </w:rPr>
               <w:t>—</w:t>
@@ -4032,6 +5185,12 @@
           <w:tcPr>
             <w:tcW w:type="dxa" w:w="3024"/>
             <w:shd w:val="clear" w:color="auto" w:fill="FFFFFF"/>
+            <w:tcBorders>
+              <w:top w:val="single" w:sz="4" w:color="E2E8F0"/>
+              <w:left w:val="single" w:sz="4" w:color="E2E8F0"/>
+              <w:bottom w:val="single" w:sz="4" w:color="E2E8F0"/>
+              <w:right w:val="single" w:sz="4" w:color="E2E8F0"/>
+            </w:tcBorders>
           </w:tcPr>
           <w:p>
             <w:pPr>
@@ -4039,6 +5198,7 @@
             </w:pPr>
             <w:r>
               <w:rPr>
+                <w:rFonts w:ascii="Segoe UI" w:hAnsi="Segoe UI"/>
                 <w:sz w:val="19"/>
               </w:rPr>
               <w:t>Gantt Timeline</w:t>
@@ -4049,6 +5209,12 @@
           <w:tcPr>
             <w:tcW w:type="dxa" w:w="1152"/>
             <w:shd w:val="clear" w:color="auto" w:fill="FFFFFF"/>
+            <w:tcBorders>
+              <w:top w:val="single" w:sz="4" w:color="E2E8F0"/>
+              <w:left w:val="single" w:sz="4" w:color="E2E8F0"/>
+              <w:bottom w:val="single" w:sz="4" w:color="E2E8F0"/>
+              <w:right w:val="single" w:sz="4" w:color="E2E8F0"/>
+            </w:tcBorders>
           </w:tcPr>
           <w:p>
             <w:pPr>
@@ -4056,6 +5222,7 @@
             </w:pPr>
             <w:r>
               <w:rPr>
+                <w:rFonts w:ascii="Segoe UI" w:hAnsi="Segoe UI"/>
                 <w:sz w:val="19"/>
               </w:rPr>
               <w:t>Yes</w:t>
@@ -4066,6 +5233,12 @@
           <w:tcPr>
             <w:tcW w:type="dxa" w:w="1152"/>
             <w:shd w:val="clear" w:color="auto" w:fill="FFFFFF"/>
+            <w:tcBorders>
+              <w:top w:val="single" w:sz="4" w:color="E2E8F0"/>
+              <w:left w:val="single" w:sz="4" w:color="E2E8F0"/>
+              <w:bottom w:val="single" w:sz="4" w:color="E2E8F0"/>
+              <w:right w:val="single" w:sz="4" w:color="E2E8F0"/>
+            </w:tcBorders>
           </w:tcPr>
           <w:p>
             <w:pPr>
@@ -4073,6 +5246,7 @@
             </w:pPr>
             <w:r>
               <w:rPr>
+                <w:rFonts w:ascii="Segoe UI" w:hAnsi="Segoe UI"/>
                 <w:sz w:val="19"/>
               </w:rPr>
               <w:t>Yes</w:t>
@@ -4083,6 +5257,12 @@
           <w:tcPr>
             <w:tcW w:type="dxa" w:w="1008"/>
             <w:shd w:val="clear" w:color="auto" w:fill="FFFFFF"/>
+            <w:tcBorders>
+              <w:top w:val="single" w:sz="4" w:color="E2E8F0"/>
+              <w:left w:val="single" w:sz="4" w:color="E2E8F0"/>
+              <w:bottom w:val="single" w:sz="4" w:color="E2E8F0"/>
+              <w:right w:val="single" w:sz="4" w:color="E2E8F0"/>
+            </w:tcBorders>
           </w:tcPr>
           <w:p>
             <w:pPr>
@@ -4090,6 +5270,7 @@
             </w:pPr>
             <w:r>
               <w:rPr>
+                <w:rFonts w:ascii="Segoe UI" w:hAnsi="Segoe UI"/>
                 <w:sz w:val="19"/>
               </w:rPr>
               <w:t>—</w:t>
@@ -4100,6 +5281,12 @@
           <w:tcPr>
             <w:tcW w:type="dxa" w:w="1152"/>
             <w:shd w:val="clear" w:color="auto" w:fill="FFFFFF"/>
+            <w:tcBorders>
+              <w:top w:val="single" w:sz="4" w:color="E2E8F0"/>
+              <w:left w:val="single" w:sz="4" w:color="E2E8F0"/>
+              <w:bottom w:val="single" w:sz="4" w:color="E2E8F0"/>
+              <w:right w:val="single" w:sz="4" w:color="E2E8F0"/>
+            </w:tcBorders>
           </w:tcPr>
           <w:p>
             <w:pPr>
@@ -4107,6 +5294,7 @@
             </w:pPr>
             <w:r>
               <w:rPr>
+                <w:rFonts w:ascii="Segoe UI" w:hAnsi="Segoe UI"/>
                 <w:sz w:val="19"/>
               </w:rPr>
               <w:t>—</w:t>
@@ -4117,6 +5305,12 @@
           <w:tcPr>
             <w:tcW w:type="dxa" w:w="1296"/>
             <w:shd w:val="clear" w:color="auto" w:fill="FFFFFF"/>
+            <w:tcBorders>
+              <w:top w:val="single" w:sz="4" w:color="E2E8F0"/>
+              <w:left w:val="single" w:sz="4" w:color="E2E8F0"/>
+              <w:bottom w:val="single" w:sz="4" w:color="E2E8F0"/>
+              <w:right w:val="single" w:sz="4" w:color="E2E8F0"/>
+            </w:tcBorders>
           </w:tcPr>
           <w:p>
             <w:pPr>
@@ -4124,6 +5318,7 @@
             </w:pPr>
             <w:r>
               <w:rPr>
+                <w:rFonts w:ascii="Segoe UI" w:hAnsi="Segoe UI"/>
                 <w:sz w:val="19"/>
               </w:rPr>
               <w:t>Yes</w:t>
@@ -4134,6 +5329,12 @@
           <w:tcPr>
             <w:tcW w:type="dxa" w:w="1296"/>
             <w:shd w:val="clear" w:color="auto" w:fill="FFFFFF"/>
+            <w:tcBorders>
+              <w:top w:val="single" w:sz="4" w:color="E2E8F0"/>
+              <w:left w:val="single" w:sz="4" w:color="E2E8F0"/>
+              <w:bottom w:val="single" w:sz="4" w:color="E2E8F0"/>
+              <w:right w:val="single" w:sz="4" w:color="E2E8F0"/>
+            </w:tcBorders>
           </w:tcPr>
           <w:p>
             <w:pPr>
@@ -4141,6 +5342,7 @@
             </w:pPr>
             <w:r>
               <w:rPr>
+                <w:rFonts w:ascii="Segoe UI" w:hAnsi="Segoe UI"/>
                 <w:sz w:val="19"/>
               </w:rPr>
               <w:t>—</w:t>
@@ -4152,7 +5354,13 @@
         <w:tc>
           <w:tcPr>
             <w:tcW w:type="dxa" w:w="3024"/>
-            <w:shd w:val="clear" w:color="auto" w:fill="F8F9FA"/>
+            <w:shd w:val="clear" w:color="auto" w:fill="F8FAFC"/>
+            <w:tcBorders>
+              <w:top w:val="single" w:sz="4" w:color="E2E8F0"/>
+              <w:left w:val="single" w:sz="4" w:color="E2E8F0"/>
+              <w:bottom w:val="single" w:sz="4" w:color="E2E8F0"/>
+              <w:right w:val="single" w:sz="4" w:color="E2E8F0"/>
+            </w:tcBorders>
           </w:tcPr>
           <w:p>
             <w:pPr>
@@ -4160,6 +5368,7 @@
             </w:pPr>
             <w:r>
               <w:rPr>
+                <w:rFonts w:ascii="Segoe UI" w:hAnsi="Segoe UI"/>
                 <w:sz w:val="19"/>
               </w:rPr>
               <w:t>Weekly Scheduler</w:t>
@@ -4169,7 +5378,13 @@
         <w:tc>
           <w:tcPr>
             <w:tcW w:type="dxa" w:w="1152"/>
-            <w:shd w:val="clear" w:color="auto" w:fill="F8F9FA"/>
+            <w:shd w:val="clear" w:color="auto" w:fill="F8FAFC"/>
+            <w:tcBorders>
+              <w:top w:val="single" w:sz="4" w:color="E2E8F0"/>
+              <w:left w:val="single" w:sz="4" w:color="E2E8F0"/>
+              <w:bottom w:val="single" w:sz="4" w:color="E2E8F0"/>
+              <w:right w:val="single" w:sz="4" w:color="E2E8F0"/>
+            </w:tcBorders>
           </w:tcPr>
           <w:p>
             <w:pPr>
@@ -4177,6 +5392,7 @@
             </w:pPr>
             <w:r>
               <w:rPr>
+                <w:rFonts w:ascii="Segoe UI" w:hAnsi="Segoe UI"/>
                 <w:sz w:val="19"/>
               </w:rPr>
               <w:t>Yes</w:t>
@@ -4186,7 +5402,13 @@
         <w:tc>
           <w:tcPr>
             <w:tcW w:type="dxa" w:w="1152"/>
-            <w:shd w:val="clear" w:color="auto" w:fill="F8F9FA"/>
+            <w:shd w:val="clear" w:color="auto" w:fill="F8FAFC"/>
+            <w:tcBorders>
+              <w:top w:val="single" w:sz="4" w:color="E2E8F0"/>
+              <w:left w:val="single" w:sz="4" w:color="E2E8F0"/>
+              <w:bottom w:val="single" w:sz="4" w:color="E2E8F0"/>
+              <w:right w:val="single" w:sz="4" w:color="E2E8F0"/>
+            </w:tcBorders>
           </w:tcPr>
           <w:p>
             <w:pPr>
@@ -4194,6 +5416,7 @@
             </w:pPr>
             <w:r>
               <w:rPr>
+                <w:rFonts w:ascii="Segoe UI" w:hAnsi="Segoe UI"/>
                 <w:sz w:val="19"/>
               </w:rPr>
               <w:t>Yes</w:t>
@@ -4203,7 +5426,13 @@
         <w:tc>
           <w:tcPr>
             <w:tcW w:type="dxa" w:w="1008"/>
-            <w:shd w:val="clear" w:color="auto" w:fill="F8F9FA"/>
+            <w:shd w:val="clear" w:color="auto" w:fill="F8FAFC"/>
+            <w:tcBorders>
+              <w:top w:val="single" w:sz="4" w:color="E2E8F0"/>
+              <w:left w:val="single" w:sz="4" w:color="E2E8F0"/>
+              <w:bottom w:val="single" w:sz="4" w:color="E2E8F0"/>
+              <w:right w:val="single" w:sz="4" w:color="E2E8F0"/>
+            </w:tcBorders>
           </w:tcPr>
           <w:p>
             <w:pPr>
@@ -4211,6 +5440,7 @@
             </w:pPr>
             <w:r>
               <w:rPr>
+                <w:rFonts w:ascii="Segoe UI" w:hAnsi="Segoe UI"/>
                 <w:sz w:val="19"/>
               </w:rPr>
               <w:t>—</w:t>
@@ -4220,7 +5450,13 @@
         <w:tc>
           <w:tcPr>
             <w:tcW w:type="dxa" w:w="1152"/>
-            <w:shd w:val="clear" w:color="auto" w:fill="F8F9FA"/>
+            <w:shd w:val="clear" w:color="auto" w:fill="F8FAFC"/>
+            <w:tcBorders>
+              <w:top w:val="single" w:sz="4" w:color="E2E8F0"/>
+              <w:left w:val="single" w:sz="4" w:color="E2E8F0"/>
+              <w:bottom w:val="single" w:sz="4" w:color="E2E8F0"/>
+              <w:right w:val="single" w:sz="4" w:color="E2E8F0"/>
+            </w:tcBorders>
           </w:tcPr>
           <w:p>
             <w:pPr>
@@ -4228,6 +5464,7 @@
             </w:pPr>
             <w:r>
               <w:rPr>
+                <w:rFonts w:ascii="Segoe UI" w:hAnsi="Segoe UI"/>
                 <w:sz w:val="19"/>
               </w:rPr>
               <w:t>—</w:t>
@@ -4237,7 +5474,13 @@
         <w:tc>
           <w:tcPr>
             <w:tcW w:type="dxa" w:w="1296"/>
-            <w:shd w:val="clear" w:color="auto" w:fill="F8F9FA"/>
+            <w:shd w:val="clear" w:color="auto" w:fill="F8FAFC"/>
+            <w:tcBorders>
+              <w:top w:val="single" w:sz="4" w:color="E2E8F0"/>
+              <w:left w:val="single" w:sz="4" w:color="E2E8F0"/>
+              <w:bottom w:val="single" w:sz="4" w:color="E2E8F0"/>
+              <w:right w:val="single" w:sz="4" w:color="E2E8F0"/>
+            </w:tcBorders>
           </w:tcPr>
           <w:p>
             <w:pPr>
@@ -4245,6 +5488,7 @@
             </w:pPr>
             <w:r>
               <w:rPr>
+                <w:rFonts w:ascii="Segoe UI" w:hAnsi="Segoe UI"/>
                 <w:sz w:val="19"/>
               </w:rPr>
               <w:t>Yes</w:t>
@@ -4254,7 +5498,13 @@
         <w:tc>
           <w:tcPr>
             <w:tcW w:type="dxa" w:w="1296"/>
-            <w:shd w:val="clear" w:color="auto" w:fill="F8F9FA"/>
+            <w:shd w:val="clear" w:color="auto" w:fill="F8FAFC"/>
+            <w:tcBorders>
+              <w:top w:val="single" w:sz="4" w:color="E2E8F0"/>
+              <w:left w:val="single" w:sz="4" w:color="E2E8F0"/>
+              <w:bottom w:val="single" w:sz="4" w:color="E2E8F0"/>
+              <w:right w:val="single" w:sz="4" w:color="E2E8F0"/>
+            </w:tcBorders>
           </w:tcPr>
           <w:p>
             <w:pPr>
@@ -4262,6 +5512,7 @@
             </w:pPr>
             <w:r>
               <w:rPr>
+                <w:rFonts w:ascii="Segoe UI" w:hAnsi="Segoe UI"/>
                 <w:sz w:val="19"/>
               </w:rPr>
               <w:t>—</w:t>
@@ -4274,6 +5525,12 @@
           <w:tcPr>
             <w:tcW w:type="dxa" w:w="3024"/>
             <w:shd w:val="clear" w:color="auto" w:fill="FFFFFF"/>
+            <w:tcBorders>
+              <w:top w:val="single" w:sz="4" w:color="E2E8F0"/>
+              <w:left w:val="single" w:sz="4" w:color="E2E8F0"/>
+              <w:bottom w:val="single" w:sz="4" w:color="E2E8F0"/>
+              <w:right w:val="single" w:sz="4" w:color="E2E8F0"/>
+            </w:tcBorders>
           </w:tcPr>
           <w:p>
             <w:pPr>
@@ -4281,6 +5538,7 @@
             </w:pPr>
             <w:r>
               <w:rPr>
+                <w:rFonts w:ascii="Segoe UI" w:hAnsi="Segoe UI"/>
                 <w:sz w:val="19"/>
               </w:rPr>
               <w:t>RAID Register</w:t>
@@ -4291,6 +5549,12 @@
           <w:tcPr>
             <w:tcW w:type="dxa" w:w="1152"/>
             <w:shd w:val="clear" w:color="auto" w:fill="FFFFFF"/>
+            <w:tcBorders>
+              <w:top w:val="single" w:sz="4" w:color="E2E8F0"/>
+              <w:left w:val="single" w:sz="4" w:color="E2E8F0"/>
+              <w:bottom w:val="single" w:sz="4" w:color="E2E8F0"/>
+              <w:right w:val="single" w:sz="4" w:color="E2E8F0"/>
+            </w:tcBorders>
           </w:tcPr>
           <w:p>
             <w:pPr>
@@ -4298,6 +5562,7 @@
             </w:pPr>
             <w:r>
               <w:rPr>
+                <w:rFonts w:ascii="Segoe UI" w:hAnsi="Segoe UI"/>
                 <w:sz w:val="19"/>
               </w:rPr>
               <w:t>Yes</w:t>
@@ -4308,6 +5573,12 @@
           <w:tcPr>
             <w:tcW w:type="dxa" w:w="1152"/>
             <w:shd w:val="clear" w:color="auto" w:fill="FFFFFF"/>
+            <w:tcBorders>
+              <w:top w:val="single" w:sz="4" w:color="E2E8F0"/>
+              <w:left w:val="single" w:sz="4" w:color="E2E8F0"/>
+              <w:bottom w:val="single" w:sz="4" w:color="E2E8F0"/>
+              <w:right w:val="single" w:sz="4" w:color="E2E8F0"/>
+            </w:tcBorders>
           </w:tcPr>
           <w:p>
             <w:pPr>
@@ -4315,6 +5586,7 @@
             </w:pPr>
             <w:r>
               <w:rPr>
+                <w:rFonts w:ascii="Segoe UI" w:hAnsi="Segoe UI"/>
                 <w:sz w:val="19"/>
               </w:rPr>
               <w:t>Yes</w:t>
@@ -4325,6 +5597,12 @@
           <w:tcPr>
             <w:tcW w:type="dxa" w:w="1008"/>
             <w:shd w:val="clear" w:color="auto" w:fill="FFFFFF"/>
+            <w:tcBorders>
+              <w:top w:val="single" w:sz="4" w:color="E2E8F0"/>
+              <w:left w:val="single" w:sz="4" w:color="E2E8F0"/>
+              <w:bottom w:val="single" w:sz="4" w:color="E2E8F0"/>
+              <w:right w:val="single" w:sz="4" w:color="E2E8F0"/>
+            </w:tcBorders>
           </w:tcPr>
           <w:p>
             <w:pPr>
@@ -4332,6 +5610,7 @@
             </w:pPr>
             <w:r>
               <w:rPr>
+                <w:rFonts w:ascii="Segoe UI" w:hAnsi="Segoe UI"/>
                 <w:sz w:val="19"/>
               </w:rPr>
               <w:t>Yes</w:t>
@@ -4342,6 +5621,12 @@
           <w:tcPr>
             <w:tcW w:type="dxa" w:w="1152"/>
             <w:shd w:val="clear" w:color="auto" w:fill="FFFFFF"/>
+            <w:tcBorders>
+              <w:top w:val="single" w:sz="4" w:color="E2E8F0"/>
+              <w:left w:val="single" w:sz="4" w:color="E2E8F0"/>
+              <w:bottom w:val="single" w:sz="4" w:color="E2E8F0"/>
+              <w:right w:val="single" w:sz="4" w:color="E2E8F0"/>
+            </w:tcBorders>
           </w:tcPr>
           <w:p>
             <w:pPr>
@@ -4349,6 +5634,7 @@
             </w:pPr>
             <w:r>
               <w:rPr>
+                <w:rFonts w:ascii="Segoe UI" w:hAnsi="Segoe UI"/>
                 <w:sz w:val="19"/>
               </w:rPr>
               <w:t>—</w:t>
@@ -4359,6 +5645,12 @@
           <w:tcPr>
             <w:tcW w:type="dxa" w:w="1296"/>
             <w:shd w:val="clear" w:color="auto" w:fill="FFFFFF"/>
+            <w:tcBorders>
+              <w:top w:val="single" w:sz="4" w:color="E2E8F0"/>
+              <w:left w:val="single" w:sz="4" w:color="E2E8F0"/>
+              <w:bottom w:val="single" w:sz="4" w:color="E2E8F0"/>
+              <w:right w:val="single" w:sz="4" w:color="E2E8F0"/>
+            </w:tcBorders>
           </w:tcPr>
           <w:p>
             <w:pPr>
@@ -4366,6 +5658,7 @@
             </w:pPr>
             <w:r>
               <w:rPr>
+                <w:rFonts w:ascii="Segoe UI" w:hAnsi="Segoe UI"/>
                 <w:sz w:val="19"/>
               </w:rPr>
               <w:t>—</w:t>
@@ -4376,6 +5669,12 @@
           <w:tcPr>
             <w:tcW w:type="dxa" w:w="1296"/>
             <w:shd w:val="clear" w:color="auto" w:fill="FFFFFF"/>
+            <w:tcBorders>
+              <w:top w:val="single" w:sz="4" w:color="E2E8F0"/>
+              <w:left w:val="single" w:sz="4" w:color="E2E8F0"/>
+              <w:bottom w:val="single" w:sz="4" w:color="E2E8F0"/>
+              <w:right w:val="single" w:sz="4" w:color="E2E8F0"/>
+            </w:tcBorders>
           </w:tcPr>
           <w:p>
             <w:pPr>
@@ -4383,6 +5682,7 @@
             </w:pPr>
             <w:r>
               <w:rPr>
+                <w:rFonts w:ascii="Segoe UI" w:hAnsi="Segoe UI"/>
                 <w:sz w:val="19"/>
               </w:rPr>
               <w:t>Yes</w:t>
@@ -4394,7 +5694,13 @@
         <w:tc>
           <w:tcPr>
             <w:tcW w:type="dxa" w:w="3024"/>
-            <w:shd w:val="clear" w:color="auto" w:fill="F8F9FA"/>
+            <w:shd w:val="clear" w:color="auto" w:fill="F8FAFC"/>
+            <w:tcBorders>
+              <w:top w:val="single" w:sz="4" w:color="E2E8F0"/>
+              <w:left w:val="single" w:sz="4" w:color="E2E8F0"/>
+              <w:bottom w:val="single" w:sz="4" w:color="E2E8F0"/>
+              <w:right w:val="single" w:sz="4" w:color="E2E8F0"/>
+            </w:tcBorders>
           </w:tcPr>
           <w:p>
             <w:pPr>
@@ -4402,6 +5708,7 @@
             </w:pPr>
             <w:r>
               <w:rPr>
+                <w:rFonts w:ascii="Segoe UI" w:hAnsi="Segoe UI"/>
                 <w:sz w:val="19"/>
               </w:rPr>
               <w:t>Team Capacity Hub</w:t>
@@ -4411,7 +5718,13 @@
         <w:tc>
           <w:tcPr>
             <w:tcW w:type="dxa" w:w="1152"/>
-            <w:shd w:val="clear" w:color="auto" w:fill="F8F9FA"/>
+            <w:shd w:val="clear" w:color="auto" w:fill="F8FAFC"/>
+            <w:tcBorders>
+              <w:top w:val="single" w:sz="4" w:color="E2E8F0"/>
+              <w:left w:val="single" w:sz="4" w:color="E2E8F0"/>
+              <w:bottom w:val="single" w:sz="4" w:color="E2E8F0"/>
+              <w:right w:val="single" w:sz="4" w:color="E2E8F0"/>
+            </w:tcBorders>
           </w:tcPr>
           <w:p>
             <w:pPr>
@@ -4419,6 +5732,7 @@
             </w:pPr>
             <w:r>
               <w:rPr>
+                <w:rFonts w:ascii="Segoe UI" w:hAnsi="Segoe UI"/>
                 <w:sz w:val="19"/>
               </w:rPr>
               <w:t>Yes</w:t>
@@ -4428,7 +5742,13 @@
         <w:tc>
           <w:tcPr>
             <w:tcW w:type="dxa" w:w="1152"/>
-            <w:shd w:val="clear" w:color="auto" w:fill="F8F9FA"/>
+            <w:shd w:val="clear" w:color="auto" w:fill="F8FAFC"/>
+            <w:tcBorders>
+              <w:top w:val="single" w:sz="4" w:color="E2E8F0"/>
+              <w:left w:val="single" w:sz="4" w:color="E2E8F0"/>
+              <w:bottom w:val="single" w:sz="4" w:color="E2E8F0"/>
+              <w:right w:val="single" w:sz="4" w:color="E2E8F0"/>
+            </w:tcBorders>
           </w:tcPr>
           <w:p>
             <w:pPr>
@@ -4436,6 +5756,7 @@
             </w:pPr>
             <w:r>
               <w:rPr>
+                <w:rFonts w:ascii="Segoe UI" w:hAnsi="Segoe UI"/>
                 <w:sz w:val="19"/>
               </w:rPr>
               <w:t>Yes</w:t>
@@ -4445,7 +5766,13 @@
         <w:tc>
           <w:tcPr>
             <w:tcW w:type="dxa" w:w="1008"/>
-            <w:shd w:val="clear" w:color="auto" w:fill="F8F9FA"/>
+            <w:shd w:val="clear" w:color="auto" w:fill="F8FAFC"/>
+            <w:tcBorders>
+              <w:top w:val="single" w:sz="4" w:color="E2E8F0"/>
+              <w:left w:val="single" w:sz="4" w:color="E2E8F0"/>
+              <w:bottom w:val="single" w:sz="4" w:color="E2E8F0"/>
+              <w:right w:val="single" w:sz="4" w:color="E2E8F0"/>
+            </w:tcBorders>
           </w:tcPr>
           <w:p>
             <w:pPr>
@@ -4453,6 +5780,7 @@
             </w:pPr>
             <w:r>
               <w:rPr>
+                <w:rFonts w:ascii="Segoe UI" w:hAnsi="Segoe UI"/>
                 <w:sz w:val="19"/>
               </w:rPr>
               <w:t>Yes</w:t>
@@ -4462,7 +5790,13 @@
         <w:tc>
           <w:tcPr>
             <w:tcW w:type="dxa" w:w="1152"/>
-            <w:shd w:val="clear" w:color="auto" w:fill="F8F9FA"/>
+            <w:shd w:val="clear" w:color="auto" w:fill="F8FAFC"/>
+            <w:tcBorders>
+              <w:top w:val="single" w:sz="4" w:color="E2E8F0"/>
+              <w:left w:val="single" w:sz="4" w:color="E2E8F0"/>
+              <w:bottom w:val="single" w:sz="4" w:color="E2E8F0"/>
+              <w:right w:val="single" w:sz="4" w:color="E2E8F0"/>
+            </w:tcBorders>
           </w:tcPr>
           <w:p>
             <w:pPr>
@@ -4470,6 +5804,7 @@
             </w:pPr>
             <w:r>
               <w:rPr>
+                <w:rFonts w:ascii="Segoe UI" w:hAnsi="Segoe UI"/>
                 <w:sz w:val="19"/>
               </w:rPr>
               <w:t>—</w:t>
@@ -4479,7 +5814,13 @@
         <w:tc>
           <w:tcPr>
             <w:tcW w:type="dxa" w:w="1296"/>
-            <w:shd w:val="clear" w:color="auto" w:fill="F8F9FA"/>
+            <w:shd w:val="clear" w:color="auto" w:fill="F8FAFC"/>
+            <w:tcBorders>
+              <w:top w:val="single" w:sz="4" w:color="E2E8F0"/>
+              <w:left w:val="single" w:sz="4" w:color="E2E8F0"/>
+              <w:bottom w:val="single" w:sz="4" w:color="E2E8F0"/>
+              <w:right w:val="single" w:sz="4" w:color="E2E8F0"/>
+            </w:tcBorders>
           </w:tcPr>
           <w:p>
             <w:pPr>
@@ -4487,6 +5828,7 @@
             </w:pPr>
             <w:r>
               <w:rPr>
+                <w:rFonts w:ascii="Segoe UI" w:hAnsi="Segoe UI"/>
                 <w:sz w:val="19"/>
               </w:rPr>
               <w:t>Yes</w:t>
@@ -4496,7 +5838,13 @@
         <w:tc>
           <w:tcPr>
             <w:tcW w:type="dxa" w:w="1296"/>
-            <w:shd w:val="clear" w:color="auto" w:fill="F8F9FA"/>
+            <w:shd w:val="clear" w:color="auto" w:fill="F8FAFC"/>
+            <w:tcBorders>
+              <w:top w:val="single" w:sz="4" w:color="E2E8F0"/>
+              <w:left w:val="single" w:sz="4" w:color="E2E8F0"/>
+              <w:bottom w:val="single" w:sz="4" w:color="E2E8F0"/>
+              <w:right w:val="single" w:sz="4" w:color="E2E8F0"/>
+            </w:tcBorders>
           </w:tcPr>
           <w:p>
             <w:pPr>
@@ -4504,6 +5852,7 @@
             </w:pPr>
             <w:r>
               <w:rPr>
+                <w:rFonts w:ascii="Segoe UI" w:hAnsi="Segoe UI"/>
                 <w:sz w:val="19"/>
               </w:rPr>
               <w:t>—</w:t>
@@ -4516,6 +5865,12 @@
           <w:tcPr>
             <w:tcW w:type="dxa" w:w="3024"/>
             <w:shd w:val="clear" w:color="auto" w:fill="FFFFFF"/>
+            <w:tcBorders>
+              <w:top w:val="single" w:sz="4" w:color="E2E8F0"/>
+              <w:left w:val="single" w:sz="4" w:color="E2E8F0"/>
+              <w:bottom w:val="single" w:sz="4" w:color="E2E8F0"/>
+              <w:right w:val="single" w:sz="4" w:color="E2E8F0"/>
+            </w:tcBorders>
           </w:tcPr>
           <w:p>
             <w:pPr>
@@ -4523,6 +5878,7 @@
             </w:pPr>
             <w:r>
               <w:rPr>
+                <w:rFonts w:ascii="Segoe UI" w:hAnsi="Segoe UI"/>
                 <w:sz w:val="19"/>
               </w:rPr>
               <w:t>Defect Tracker</w:t>
@@ -4533,6 +5889,12 @@
           <w:tcPr>
             <w:tcW w:type="dxa" w:w="1152"/>
             <w:shd w:val="clear" w:color="auto" w:fill="FFFFFF"/>
+            <w:tcBorders>
+              <w:top w:val="single" w:sz="4" w:color="E2E8F0"/>
+              <w:left w:val="single" w:sz="4" w:color="E2E8F0"/>
+              <w:bottom w:val="single" w:sz="4" w:color="E2E8F0"/>
+              <w:right w:val="single" w:sz="4" w:color="E2E8F0"/>
+            </w:tcBorders>
           </w:tcPr>
           <w:p>
             <w:pPr>
@@ -4540,6 +5902,7 @@
             </w:pPr>
             <w:r>
               <w:rPr>
+                <w:rFonts w:ascii="Segoe UI" w:hAnsi="Segoe UI"/>
                 <w:sz w:val="19"/>
               </w:rPr>
               <w:t>Yes</w:t>
@@ -4550,6 +5913,12 @@
           <w:tcPr>
             <w:tcW w:type="dxa" w:w="1152"/>
             <w:shd w:val="clear" w:color="auto" w:fill="FFFFFF"/>
+            <w:tcBorders>
+              <w:top w:val="single" w:sz="4" w:color="E2E8F0"/>
+              <w:left w:val="single" w:sz="4" w:color="E2E8F0"/>
+              <w:bottom w:val="single" w:sz="4" w:color="E2E8F0"/>
+              <w:right w:val="single" w:sz="4" w:color="E2E8F0"/>
+            </w:tcBorders>
           </w:tcPr>
           <w:p>
             <w:pPr>
@@ -4557,6 +5926,7 @@
             </w:pPr>
             <w:r>
               <w:rPr>
+                <w:rFonts w:ascii="Segoe UI" w:hAnsi="Segoe UI"/>
                 <w:sz w:val="19"/>
               </w:rPr>
               <w:t>Yes</w:t>
@@ -4567,6 +5937,12 @@
           <w:tcPr>
             <w:tcW w:type="dxa" w:w="1008"/>
             <w:shd w:val="clear" w:color="auto" w:fill="FFFFFF"/>
+            <w:tcBorders>
+              <w:top w:val="single" w:sz="4" w:color="E2E8F0"/>
+              <w:left w:val="single" w:sz="4" w:color="E2E8F0"/>
+              <w:bottom w:val="single" w:sz="4" w:color="E2E8F0"/>
+              <w:right w:val="single" w:sz="4" w:color="E2E8F0"/>
+            </w:tcBorders>
           </w:tcPr>
           <w:p>
             <w:pPr>
@@ -4574,6 +5950,7 @@
             </w:pPr>
             <w:r>
               <w:rPr>
+                <w:rFonts w:ascii="Segoe UI" w:hAnsi="Segoe UI"/>
                 <w:sz w:val="19"/>
               </w:rPr>
               <w:t>Yes</w:t>
@@ -4584,6 +5961,12 @@
           <w:tcPr>
             <w:tcW w:type="dxa" w:w="1152"/>
             <w:shd w:val="clear" w:color="auto" w:fill="FFFFFF"/>
+            <w:tcBorders>
+              <w:top w:val="single" w:sz="4" w:color="E2E8F0"/>
+              <w:left w:val="single" w:sz="4" w:color="E2E8F0"/>
+              <w:bottom w:val="single" w:sz="4" w:color="E2E8F0"/>
+              <w:right w:val="single" w:sz="4" w:color="E2E8F0"/>
+            </w:tcBorders>
           </w:tcPr>
           <w:p>
             <w:pPr>
@@ -4591,6 +5974,7 @@
             </w:pPr>
             <w:r>
               <w:rPr>
+                <w:rFonts w:ascii="Segoe UI" w:hAnsi="Segoe UI"/>
                 <w:sz w:val="19"/>
               </w:rPr>
               <w:t>—</w:t>
@@ -4601,6 +5985,12 @@
           <w:tcPr>
             <w:tcW w:type="dxa" w:w="1296"/>
             <w:shd w:val="clear" w:color="auto" w:fill="FFFFFF"/>
+            <w:tcBorders>
+              <w:top w:val="single" w:sz="4" w:color="E2E8F0"/>
+              <w:left w:val="single" w:sz="4" w:color="E2E8F0"/>
+              <w:bottom w:val="single" w:sz="4" w:color="E2E8F0"/>
+              <w:right w:val="single" w:sz="4" w:color="E2E8F0"/>
+            </w:tcBorders>
           </w:tcPr>
           <w:p>
             <w:pPr>
@@ -4608,6 +5998,7 @@
             </w:pPr>
             <w:r>
               <w:rPr>
+                <w:rFonts w:ascii="Segoe UI" w:hAnsi="Segoe UI"/>
                 <w:sz w:val="19"/>
               </w:rPr>
               <w:t>—</w:t>
@@ -4618,6 +6009,12 @@
           <w:tcPr>
             <w:tcW w:type="dxa" w:w="1296"/>
             <w:shd w:val="clear" w:color="auto" w:fill="FFFFFF"/>
+            <w:tcBorders>
+              <w:top w:val="single" w:sz="4" w:color="E2E8F0"/>
+              <w:left w:val="single" w:sz="4" w:color="E2E8F0"/>
+              <w:bottom w:val="single" w:sz="4" w:color="E2E8F0"/>
+              <w:right w:val="single" w:sz="4" w:color="E2E8F0"/>
+            </w:tcBorders>
           </w:tcPr>
           <w:p>
             <w:pPr>
@@ -4625,6 +6022,7 @@
             </w:pPr>
             <w:r>
               <w:rPr>
+                <w:rFonts w:ascii="Segoe UI" w:hAnsi="Segoe UI"/>
                 <w:sz w:val="19"/>
               </w:rPr>
               <w:t>Yes</w:t>
@@ -4636,7 +6034,13 @@
         <w:tc>
           <w:tcPr>
             <w:tcW w:type="dxa" w:w="3024"/>
-            <w:shd w:val="clear" w:color="auto" w:fill="F8F9FA"/>
+            <w:shd w:val="clear" w:color="auto" w:fill="F8FAFC"/>
+            <w:tcBorders>
+              <w:top w:val="single" w:sz="4" w:color="E2E8F0"/>
+              <w:left w:val="single" w:sz="4" w:color="E2E8F0"/>
+              <w:bottom w:val="single" w:sz="4" w:color="E2E8F0"/>
+              <w:right w:val="single" w:sz="4" w:color="E2E8F0"/>
+            </w:tcBorders>
           </w:tcPr>
           <w:p>
             <w:pPr>
@@ -4644,6 +6048,7 @@
             </w:pPr>
             <w:r>
               <w:rPr>
+                <w:rFonts w:ascii="Segoe UI" w:hAnsi="Segoe UI"/>
                 <w:sz w:val="19"/>
               </w:rPr>
               <w:t>Reports &amp; Board Packs</w:t>
@@ -4653,7 +6058,13 @@
         <w:tc>
           <w:tcPr>
             <w:tcW w:type="dxa" w:w="1152"/>
-            <w:shd w:val="clear" w:color="auto" w:fill="F8F9FA"/>
+            <w:shd w:val="clear" w:color="auto" w:fill="F8FAFC"/>
+            <w:tcBorders>
+              <w:top w:val="single" w:sz="4" w:color="E2E8F0"/>
+              <w:left w:val="single" w:sz="4" w:color="E2E8F0"/>
+              <w:bottom w:val="single" w:sz="4" w:color="E2E8F0"/>
+              <w:right w:val="single" w:sz="4" w:color="E2E8F0"/>
+            </w:tcBorders>
           </w:tcPr>
           <w:p>
             <w:pPr>
@@ -4661,6 +6072,7 @@
             </w:pPr>
             <w:r>
               <w:rPr>
+                <w:rFonts w:ascii="Segoe UI" w:hAnsi="Segoe UI"/>
                 <w:sz w:val="19"/>
               </w:rPr>
               <w:t>Yes</w:t>
@@ -4670,7 +6082,13 @@
         <w:tc>
           <w:tcPr>
             <w:tcW w:type="dxa" w:w="1152"/>
-            <w:shd w:val="clear" w:color="auto" w:fill="F8F9FA"/>
+            <w:shd w:val="clear" w:color="auto" w:fill="F8FAFC"/>
+            <w:tcBorders>
+              <w:top w:val="single" w:sz="4" w:color="E2E8F0"/>
+              <w:left w:val="single" w:sz="4" w:color="E2E8F0"/>
+              <w:bottom w:val="single" w:sz="4" w:color="E2E8F0"/>
+              <w:right w:val="single" w:sz="4" w:color="E2E8F0"/>
+            </w:tcBorders>
           </w:tcPr>
           <w:p>
             <w:pPr>
@@ -4678,6 +6096,7 @@
             </w:pPr>
             <w:r>
               <w:rPr>
+                <w:rFonts w:ascii="Segoe UI" w:hAnsi="Segoe UI"/>
                 <w:sz w:val="19"/>
               </w:rPr>
               <w:t>—</w:t>
@@ -4687,7 +6106,13 @@
         <w:tc>
           <w:tcPr>
             <w:tcW w:type="dxa" w:w="1008"/>
-            <w:shd w:val="clear" w:color="auto" w:fill="F8F9FA"/>
+            <w:shd w:val="clear" w:color="auto" w:fill="F8FAFC"/>
+            <w:tcBorders>
+              <w:top w:val="single" w:sz="4" w:color="E2E8F0"/>
+              <w:left w:val="single" w:sz="4" w:color="E2E8F0"/>
+              <w:bottom w:val="single" w:sz="4" w:color="E2E8F0"/>
+              <w:right w:val="single" w:sz="4" w:color="E2E8F0"/>
+            </w:tcBorders>
           </w:tcPr>
           <w:p>
             <w:pPr>
@@ -4695,6 +6120,7 @@
             </w:pPr>
             <w:r>
               <w:rPr>
+                <w:rFonts w:ascii="Segoe UI" w:hAnsi="Segoe UI"/>
                 <w:sz w:val="19"/>
               </w:rPr>
               <w:t>Yes</w:t>
@@ -4704,7 +6130,13 @@
         <w:tc>
           <w:tcPr>
             <w:tcW w:type="dxa" w:w="1152"/>
-            <w:shd w:val="clear" w:color="auto" w:fill="F8F9FA"/>
+            <w:shd w:val="clear" w:color="auto" w:fill="F8FAFC"/>
+            <w:tcBorders>
+              <w:top w:val="single" w:sz="4" w:color="E2E8F0"/>
+              <w:left w:val="single" w:sz="4" w:color="E2E8F0"/>
+              <w:bottom w:val="single" w:sz="4" w:color="E2E8F0"/>
+              <w:right w:val="single" w:sz="4" w:color="E2E8F0"/>
+            </w:tcBorders>
           </w:tcPr>
           <w:p>
             <w:pPr>
@@ -4712,6 +6144,7 @@
             </w:pPr>
             <w:r>
               <w:rPr>
+                <w:rFonts w:ascii="Segoe UI" w:hAnsi="Segoe UI"/>
                 <w:sz w:val="19"/>
               </w:rPr>
               <w:t>Yes</w:t>
@@ -4721,7 +6154,13 @@
         <w:tc>
           <w:tcPr>
             <w:tcW w:type="dxa" w:w="1296"/>
-            <w:shd w:val="clear" w:color="auto" w:fill="F8F9FA"/>
+            <w:shd w:val="clear" w:color="auto" w:fill="F8FAFC"/>
+            <w:tcBorders>
+              <w:top w:val="single" w:sz="4" w:color="E2E8F0"/>
+              <w:left w:val="single" w:sz="4" w:color="E2E8F0"/>
+              <w:bottom w:val="single" w:sz="4" w:color="E2E8F0"/>
+              <w:right w:val="single" w:sz="4" w:color="E2E8F0"/>
+            </w:tcBorders>
           </w:tcPr>
           <w:p>
             <w:pPr>
@@ -4729,6 +6168,7 @@
             </w:pPr>
             <w:r>
               <w:rPr>
+                <w:rFonts w:ascii="Segoe UI" w:hAnsi="Segoe UI"/>
                 <w:sz w:val="19"/>
               </w:rPr>
               <w:t>—</w:t>
@@ -4738,7 +6178,13 @@
         <w:tc>
           <w:tcPr>
             <w:tcW w:type="dxa" w:w="1296"/>
-            <w:shd w:val="clear" w:color="auto" w:fill="F8F9FA"/>
+            <w:shd w:val="clear" w:color="auto" w:fill="F8FAFC"/>
+            <w:tcBorders>
+              <w:top w:val="single" w:sz="4" w:color="E2E8F0"/>
+              <w:left w:val="single" w:sz="4" w:color="E2E8F0"/>
+              <w:bottom w:val="single" w:sz="4" w:color="E2E8F0"/>
+              <w:right w:val="single" w:sz="4" w:color="E2E8F0"/>
+            </w:tcBorders>
           </w:tcPr>
           <w:p>
             <w:pPr>
@@ -4746,6 +6192,7 @@
             </w:pPr>
             <w:r>
               <w:rPr>
+                <w:rFonts w:ascii="Segoe UI" w:hAnsi="Segoe UI"/>
                 <w:sz w:val="19"/>
               </w:rPr>
               <w:t>—</w:t>
@@ -4758,6 +6205,12 @@
           <w:tcPr>
             <w:tcW w:type="dxa" w:w="3024"/>
             <w:shd w:val="clear" w:color="auto" w:fill="FFFFFF"/>
+            <w:tcBorders>
+              <w:top w:val="single" w:sz="4" w:color="E2E8F0"/>
+              <w:left w:val="single" w:sz="4" w:color="E2E8F0"/>
+              <w:bottom w:val="single" w:sz="4" w:color="E2E8F0"/>
+              <w:right w:val="single" w:sz="4" w:color="E2E8F0"/>
+            </w:tcBorders>
           </w:tcPr>
           <w:p>
             <w:pPr>
@@ -4765,6 +6218,7 @@
             </w:pPr>
             <w:r>
               <w:rPr>
+                <w:rFonts w:ascii="Segoe UI" w:hAnsi="Segoe UI"/>
                 <w:sz w:val="19"/>
               </w:rPr>
               <w:t>Audit Log</w:t>
@@ -4775,6 +6229,12 @@
           <w:tcPr>
             <w:tcW w:type="dxa" w:w="1152"/>
             <w:shd w:val="clear" w:color="auto" w:fill="FFFFFF"/>
+            <w:tcBorders>
+              <w:top w:val="single" w:sz="4" w:color="E2E8F0"/>
+              <w:left w:val="single" w:sz="4" w:color="E2E8F0"/>
+              <w:bottom w:val="single" w:sz="4" w:color="E2E8F0"/>
+              <w:right w:val="single" w:sz="4" w:color="E2E8F0"/>
+            </w:tcBorders>
           </w:tcPr>
           <w:p>
             <w:pPr>
@@ -4782,6 +6242,7 @@
             </w:pPr>
             <w:r>
               <w:rPr>
+                <w:rFonts w:ascii="Segoe UI" w:hAnsi="Segoe UI"/>
                 <w:sz w:val="19"/>
               </w:rPr>
               <w:t>Yes</w:t>
@@ -4792,6 +6253,12 @@
           <w:tcPr>
             <w:tcW w:type="dxa" w:w="1152"/>
             <w:shd w:val="clear" w:color="auto" w:fill="FFFFFF"/>
+            <w:tcBorders>
+              <w:top w:val="single" w:sz="4" w:color="E2E8F0"/>
+              <w:left w:val="single" w:sz="4" w:color="E2E8F0"/>
+              <w:bottom w:val="single" w:sz="4" w:color="E2E8F0"/>
+              <w:right w:val="single" w:sz="4" w:color="E2E8F0"/>
+            </w:tcBorders>
           </w:tcPr>
           <w:p>
             <w:pPr>
@@ -4799,6 +6266,7 @@
             </w:pPr>
             <w:r>
               <w:rPr>
+                <w:rFonts w:ascii="Segoe UI" w:hAnsi="Segoe UI"/>
                 <w:sz w:val="19"/>
               </w:rPr>
               <w:t>—</w:t>
@@ -4809,6 +6277,12 @@
           <w:tcPr>
             <w:tcW w:type="dxa" w:w="1008"/>
             <w:shd w:val="clear" w:color="auto" w:fill="FFFFFF"/>
+            <w:tcBorders>
+              <w:top w:val="single" w:sz="4" w:color="E2E8F0"/>
+              <w:left w:val="single" w:sz="4" w:color="E2E8F0"/>
+              <w:bottom w:val="single" w:sz="4" w:color="E2E8F0"/>
+              <w:right w:val="single" w:sz="4" w:color="E2E8F0"/>
+            </w:tcBorders>
           </w:tcPr>
           <w:p>
             <w:pPr>
@@ -4816,6 +6290,7 @@
             </w:pPr>
             <w:r>
               <w:rPr>
+                <w:rFonts w:ascii="Segoe UI" w:hAnsi="Segoe UI"/>
                 <w:sz w:val="19"/>
               </w:rPr>
               <w:t>Yes</w:t>
@@ -4826,6 +6301,12 @@
           <w:tcPr>
             <w:tcW w:type="dxa" w:w="1152"/>
             <w:shd w:val="clear" w:color="auto" w:fill="FFFFFF"/>
+            <w:tcBorders>
+              <w:top w:val="single" w:sz="4" w:color="E2E8F0"/>
+              <w:left w:val="single" w:sz="4" w:color="E2E8F0"/>
+              <w:bottom w:val="single" w:sz="4" w:color="E2E8F0"/>
+              <w:right w:val="single" w:sz="4" w:color="E2E8F0"/>
+            </w:tcBorders>
           </w:tcPr>
           <w:p>
             <w:pPr>
@@ -4833,6 +6314,7 @@
             </w:pPr>
             <w:r>
               <w:rPr>
+                <w:rFonts w:ascii="Segoe UI" w:hAnsi="Segoe UI"/>
                 <w:sz w:val="19"/>
               </w:rPr>
               <w:t>—</w:t>
@@ -4843,6 +6325,12 @@
           <w:tcPr>
             <w:tcW w:type="dxa" w:w="1296"/>
             <w:shd w:val="clear" w:color="auto" w:fill="FFFFFF"/>
+            <w:tcBorders>
+              <w:top w:val="single" w:sz="4" w:color="E2E8F0"/>
+              <w:left w:val="single" w:sz="4" w:color="E2E8F0"/>
+              <w:bottom w:val="single" w:sz="4" w:color="E2E8F0"/>
+              <w:right w:val="single" w:sz="4" w:color="E2E8F0"/>
+            </w:tcBorders>
           </w:tcPr>
           <w:p>
             <w:pPr>
@@ -4850,6 +6338,7 @@
             </w:pPr>
             <w:r>
               <w:rPr>
+                <w:rFonts w:ascii="Segoe UI" w:hAnsi="Segoe UI"/>
                 <w:sz w:val="19"/>
               </w:rPr>
               <w:t>—</w:t>
@@ -4860,6 +6349,12 @@
           <w:tcPr>
             <w:tcW w:type="dxa" w:w="1296"/>
             <w:shd w:val="clear" w:color="auto" w:fill="FFFFFF"/>
+            <w:tcBorders>
+              <w:top w:val="single" w:sz="4" w:color="E2E8F0"/>
+              <w:left w:val="single" w:sz="4" w:color="E2E8F0"/>
+              <w:bottom w:val="single" w:sz="4" w:color="E2E8F0"/>
+              <w:right w:val="single" w:sz="4" w:color="E2E8F0"/>
+            </w:tcBorders>
           </w:tcPr>
           <w:p>
             <w:pPr>
@@ -4867,6 +6362,7 @@
             </w:pPr>
             <w:r>
               <w:rPr>
+                <w:rFonts w:ascii="Segoe UI" w:hAnsi="Segoe UI"/>
                 <w:sz w:val="19"/>
               </w:rPr>
               <w:t>Yes</w:t>
@@ -4878,7 +6374,13 @@
         <w:tc>
           <w:tcPr>
             <w:tcW w:type="dxa" w:w="3024"/>
-            <w:shd w:val="clear" w:color="auto" w:fill="F8F9FA"/>
+            <w:shd w:val="clear" w:color="auto" w:fill="F8FAFC"/>
+            <w:tcBorders>
+              <w:top w:val="single" w:sz="4" w:color="E2E8F0"/>
+              <w:left w:val="single" w:sz="4" w:color="E2E8F0"/>
+              <w:bottom w:val="single" w:sz="4" w:color="E2E8F0"/>
+              <w:right w:val="single" w:sz="4" w:color="E2E8F0"/>
+            </w:tcBorders>
           </w:tcPr>
           <w:p>
             <w:pPr>
@@ -4886,6 +6388,7 @@
             </w:pPr>
             <w:r>
               <w:rPr>
+                <w:rFonts w:ascii="Segoe UI" w:hAnsi="Segoe UI"/>
                 <w:sz w:val="19"/>
               </w:rPr>
               <w:t>Schedule Baselines</w:t>
@@ -4895,7 +6398,13 @@
         <w:tc>
           <w:tcPr>
             <w:tcW w:type="dxa" w:w="1152"/>
-            <w:shd w:val="clear" w:color="auto" w:fill="F8F9FA"/>
+            <w:shd w:val="clear" w:color="auto" w:fill="F8FAFC"/>
+            <w:tcBorders>
+              <w:top w:val="single" w:sz="4" w:color="E2E8F0"/>
+              <w:left w:val="single" w:sz="4" w:color="E2E8F0"/>
+              <w:bottom w:val="single" w:sz="4" w:color="E2E8F0"/>
+              <w:right w:val="single" w:sz="4" w:color="E2E8F0"/>
+            </w:tcBorders>
           </w:tcPr>
           <w:p>
             <w:pPr>
@@ -4903,6 +6412,7 @@
             </w:pPr>
             <w:r>
               <w:rPr>
+                <w:rFonts w:ascii="Segoe UI" w:hAnsi="Segoe UI"/>
                 <w:sz w:val="19"/>
               </w:rPr>
               <w:t>Yes</w:t>
@@ -4912,7 +6422,13 @@
         <w:tc>
           <w:tcPr>
             <w:tcW w:type="dxa" w:w="1152"/>
-            <w:shd w:val="clear" w:color="auto" w:fill="F8F9FA"/>
+            <w:shd w:val="clear" w:color="auto" w:fill="F8FAFC"/>
+            <w:tcBorders>
+              <w:top w:val="single" w:sz="4" w:color="E2E8F0"/>
+              <w:left w:val="single" w:sz="4" w:color="E2E8F0"/>
+              <w:bottom w:val="single" w:sz="4" w:color="E2E8F0"/>
+              <w:right w:val="single" w:sz="4" w:color="E2E8F0"/>
+            </w:tcBorders>
           </w:tcPr>
           <w:p>
             <w:pPr>
@@ -4920,6 +6436,7 @@
             </w:pPr>
             <w:r>
               <w:rPr>
+                <w:rFonts w:ascii="Segoe UI" w:hAnsi="Segoe UI"/>
                 <w:sz w:val="19"/>
               </w:rPr>
               <w:t>—</w:t>
@@ -4929,7 +6446,13 @@
         <w:tc>
           <w:tcPr>
             <w:tcW w:type="dxa" w:w="1008"/>
-            <w:shd w:val="clear" w:color="auto" w:fill="F8F9FA"/>
+            <w:shd w:val="clear" w:color="auto" w:fill="F8FAFC"/>
+            <w:tcBorders>
+              <w:top w:val="single" w:sz="4" w:color="E2E8F0"/>
+              <w:left w:val="single" w:sz="4" w:color="E2E8F0"/>
+              <w:bottom w:val="single" w:sz="4" w:color="E2E8F0"/>
+              <w:right w:val="single" w:sz="4" w:color="E2E8F0"/>
+            </w:tcBorders>
           </w:tcPr>
           <w:p>
             <w:pPr>
@@ -4937,6 +6460,7 @@
             </w:pPr>
             <w:r>
               <w:rPr>
+                <w:rFonts w:ascii="Segoe UI" w:hAnsi="Segoe UI"/>
                 <w:sz w:val="19"/>
               </w:rPr>
               <w:t>Yes</w:t>
@@ -4946,7 +6470,13 @@
         <w:tc>
           <w:tcPr>
             <w:tcW w:type="dxa" w:w="1152"/>
-            <w:shd w:val="clear" w:color="auto" w:fill="F8F9FA"/>
+            <w:shd w:val="clear" w:color="auto" w:fill="F8FAFC"/>
+            <w:tcBorders>
+              <w:top w:val="single" w:sz="4" w:color="E2E8F0"/>
+              <w:left w:val="single" w:sz="4" w:color="E2E8F0"/>
+              <w:bottom w:val="single" w:sz="4" w:color="E2E8F0"/>
+              <w:right w:val="single" w:sz="4" w:color="E2E8F0"/>
+            </w:tcBorders>
           </w:tcPr>
           <w:p>
             <w:pPr>
@@ -4954,6 +6484,7 @@
             </w:pPr>
             <w:r>
               <w:rPr>
+                <w:rFonts w:ascii="Segoe UI" w:hAnsi="Segoe UI"/>
                 <w:sz w:val="19"/>
               </w:rPr>
               <w:t>Yes</w:t>
@@ -4963,7 +6494,13 @@
         <w:tc>
           <w:tcPr>
             <w:tcW w:type="dxa" w:w="1296"/>
-            <w:shd w:val="clear" w:color="auto" w:fill="F8F9FA"/>
+            <w:shd w:val="clear" w:color="auto" w:fill="F8FAFC"/>
+            <w:tcBorders>
+              <w:top w:val="single" w:sz="4" w:color="E2E8F0"/>
+              <w:left w:val="single" w:sz="4" w:color="E2E8F0"/>
+              <w:bottom w:val="single" w:sz="4" w:color="E2E8F0"/>
+              <w:right w:val="single" w:sz="4" w:color="E2E8F0"/>
+            </w:tcBorders>
           </w:tcPr>
           <w:p>
             <w:pPr>
@@ -4971,6 +6508,7 @@
             </w:pPr>
             <w:r>
               <w:rPr>
+                <w:rFonts w:ascii="Segoe UI" w:hAnsi="Segoe UI"/>
                 <w:sz w:val="19"/>
               </w:rPr>
               <w:t>—</w:t>
@@ -4980,7 +6518,13 @@
         <w:tc>
           <w:tcPr>
             <w:tcW w:type="dxa" w:w="1296"/>
-            <w:shd w:val="clear" w:color="auto" w:fill="F8F9FA"/>
+            <w:shd w:val="clear" w:color="auto" w:fill="F8FAFC"/>
+            <w:tcBorders>
+              <w:top w:val="single" w:sz="4" w:color="E2E8F0"/>
+              <w:left w:val="single" w:sz="4" w:color="E2E8F0"/>
+              <w:bottom w:val="single" w:sz="4" w:color="E2E8F0"/>
+              <w:right w:val="single" w:sz="4" w:color="E2E8F0"/>
+            </w:tcBorders>
           </w:tcPr>
           <w:p>
             <w:pPr>
@@ -4988,6 +6532,7 @@
             </w:pPr>
             <w:r>
               <w:rPr>
+                <w:rFonts w:ascii="Segoe UI" w:hAnsi="Segoe UI"/>
                 <w:sz w:val="19"/>
               </w:rPr>
               <w:t>—</w:t>
@@ -5000,6 +6545,12 @@
           <w:tcPr>
             <w:tcW w:type="dxa" w:w="3024"/>
             <w:shd w:val="clear" w:color="auto" w:fill="FFFFFF"/>
+            <w:tcBorders>
+              <w:top w:val="single" w:sz="4" w:color="E2E8F0"/>
+              <w:left w:val="single" w:sz="4" w:color="E2E8F0"/>
+              <w:bottom w:val="single" w:sz="4" w:color="E2E8F0"/>
+              <w:right w:val="single" w:sz="4" w:color="E2E8F0"/>
+            </w:tcBorders>
           </w:tcPr>
           <w:p>
             <w:pPr>
@@ -5007,6 +6558,7 @@
             </w:pPr>
             <w:r>
               <w:rPr>
+                <w:rFonts w:ascii="Segoe UI" w:hAnsi="Segoe UI"/>
                 <w:sz w:val="19"/>
               </w:rPr>
               <w:t>Configuration</w:t>
@@ -5017,6 +6569,12 @@
           <w:tcPr>
             <w:tcW w:type="dxa" w:w="1152"/>
             <w:shd w:val="clear" w:color="auto" w:fill="FFFFFF"/>
+            <w:tcBorders>
+              <w:top w:val="single" w:sz="4" w:color="E2E8F0"/>
+              <w:left w:val="single" w:sz="4" w:color="E2E8F0"/>
+              <w:bottom w:val="single" w:sz="4" w:color="E2E8F0"/>
+              <w:right w:val="single" w:sz="4" w:color="E2E8F0"/>
+            </w:tcBorders>
           </w:tcPr>
           <w:p>
             <w:pPr>
@@ -5024,6 +6582,7 @@
             </w:pPr>
             <w:r>
               <w:rPr>
+                <w:rFonts w:ascii="Segoe UI" w:hAnsi="Segoe UI"/>
                 <w:sz w:val="19"/>
               </w:rPr>
               <w:t>Yes</w:t>
@@ -5034,6 +6593,12 @@
           <w:tcPr>
             <w:tcW w:type="dxa" w:w="1152"/>
             <w:shd w:val="clear" w:color="auto" w:fill="FFFFFF"/>
+            <w:tcBorders>
+              <w:top w:val="single" w:sz="4" w:color="E2E8F0"/>
+              <w:left w:val="single" w:sz="4" w:color="E2E8F0"/>
+              <w:bottom w:val="single" w:sz="4" w:color="E2E8F0"/>
+              <w:right w:val="single" w:sz="4" w:color="E2E8F0"/>
+            </w:tcBorders>
           </w:tcPr>
           <w:p>
             <w:pPr>
@@ -5041,6 +6606,7 @@
             </w:pPr>
             <w:r>
               <w:rPr>
+                <w:rFonts w:ascii="Segoe UI" w:hAnsi="Segoe UI"/>
                 <w:sz w:val="19"/>
               </w:rPr>
               <w:t>Yes</w:t>
@@ -5051,6 +6617,12 @@
           <w:tcPr>
             <w:tcW w:type="dxa" w:w="1008"/>
             <w:shd w:val="clear" w:color="auto" w:fill="FFFFFF"/>
+            <w:tcBorders>
+              <w:top w:val="single" w:sz="4" w:color="E2E8F0"/>
+              <w:left w:val="single" w:sz="4" w:color="E2E8F0"/>
+              <w:bottom w:val="single" w:sz="4" w:color="E2E8F0"/>
+              <w:right w:val="single" w:sz="4" w:color="E2E8F0"/>
+            </w:tcBorders>
           </w:tcPr>
           <w:p>
             <w:pPr>
@@ -5058,6 +6630,7 @@
             </w:pPr>
             <w:r>
               <w:rPr>
+                <w:rFonts w:ascii="Segoe UI" w:hAnsi="Segoe UI"/>
                 <w:sz w:val="19"/>
               </w:rPr>
               <w:t>—</w:t>
@@ -5068,6 +6641,12 @@
           <w:tcPr>
             <w:tcW w:type="dxa" w:w="1152"/>
             <w:shd w:val="clear" w:color="auto" w:fill="FFFFFF"/>
+            <w:tcBorders>
+              <w:top w:val="single" w:sz="4" w:color="E2E8F0"/>
+              <w:left w:val="single" w:sz="4" w:color="E2E8F0"/>
+              <w:bottom w:val="single" w:sz="4" w:color="E2E8F0"/>
+              <w:right w:val="single" w:sz="4" w:color="E2E8F0"/>
+            </w:tcBorders>
           </w:tcPr>
           <w:p>
             <w:pPr>
@@ -5075,6 +6654,7 @@
             </w:pPr>
             <w:r>
               <w:rPr>
+                <w:rFonts w:ascii="Segoe UI" w:hAnsi="Segoe UI"/>
                 <w:sz w:val="19"/>
               </w:rPr>
               <w:t>—</w:t>
@@ -5085,6 +6665,12 @@
           <w:tcPr>
             <w:tcW w:type="dxa" w:w="1296"/>
             <w:shd w:val="clear" w:color="auto" w:fill="FFFFFF"/>
+            <w:tcBorders>
+              <w:top w:val="single" w:sz="4" w:color="E2E8F0"/>
+              <w:left w:val="single" w:sz="4" w:color="E2E8F0"/>
+              <w:bottom w:val="single" w:sz="4" w:color="E2E8F0"/>
+              <w:right w:val="single" w:sz="4" w:color="E2E8F0"/>
+            </w:tcBorders>
           </w:tcPr>
           <w:p>
             <w:pPr>
@@ -5092,6 +6678,7 @@
             </w:pPr>
             <w:r>
               <w:rPr>
+                <w:rFonts w:ascii="Segoe UI" w:hAnsi="Segoe UI"/>
                 <w:sz w:val="19"/>
               </w:rPr>
               <w:t>—</w:t>
@@ -5102,6 +6689,12 @@
           <w:tcPr>
             <w:tcW w:type="dxa" w:w="1296"/>
             <w:shd w:val="clear" w:color="auto" w:fill="FFFFFF"/>
+            <w:tcBorders>
+              <w:top w:val="single" w:sz="4" w:color="E2E8F0"/>
+              <w:left w:val="single" w:sz="4" w:color="E2E8F0"/>
+              <w:bottom w:val="single" w:sz="4" w:color="E2E8F0"/>
+              <w:right w:val="single" w:sz="4" w:color="E2E8F0"/>
+            </w:tcBorders>
           </w:tcPr>
           <w:p>
             <w:pPr>
@@ -5109,6 +6702,7 @@
             </w:pPr>
             <w:r>
               <w:rPr>
+                <w:rFonts w:ascii="Segoe UI" w:hAnsi="Segoe UI"/>
                 <w:sz w:val="19"/>
               </w:rPr>
               <w:t>—</w:t>
@@ -5130,10 +6724,12 @@
     <w:p>
       <w:pPr>
         <w:pStyle w:val="Heading1"/>
+        <w:keepNext/>
         <w:spacing w:before="360" w:after="120"/>
       </w:pPr>
       <w:r>
         <w:rPr>
+          <w:rFonts w:ascii="Segoe UI" w:hAnsi="Segoe UI"/>
           <w:color w:val="0D1B2A"/>
         </w:rPr>
         <w:t>5  Application Screenshots Gallery</w:t>
@@ -5153,51 +6749,76 @@
       </w:pPr>
       <w:r>
         <w:rPr>
+          <w:rFonts w:ascii="Segoe UI" w:hAnsi="Segoe UI"/>
           <w:sz w:val="21"/>
         </w:rPr>
         <w:t>The following screenshots show ProjectPulse loaded with a representative software delivery project ('Phoenix Platform v2.0'), demonstrating the application at full operational capacity.</w:t>
       </w:r>
     </w:p>
-    <w:p>
-      <w:pPr>
-        <w:spacing w:before="160" w:after="0"/>
+    <w:tbl>
+      <w:tblPr>
+        <w:tblW w:type="auto" w:w="0"/>
         <w:jc w:val="center"/>
-      </w:pPr>
-      <w:r>
-        <w:drawing>
-          <wp:inline xmlns:a="http://schemas.openxmlformats.org/drawingml/2006/main" xmlns:pic="http://schemas.openxmlformats.org/drawingml/2006/picture">
-            <wp:extent cx="5760720" cy="3240405"/>
-            <wp:docPr id="13" name="Picture 13"/>
-            <wp:cNvGraphicFramePr>
-              <a:graphicFrameLocks noChangeAspect="1"/>
-            </wp:cNvGraphicFramePr>
-            <a:graphic>
-              <a:graphicData uri="http://schemas.openxmlformats.org/drawingml/2006/picture">
-                <pic:pic>
-                  <pic:nvPicPr>
-                    <pic:cNvPr id="0" name="01_overview_dashboard.png"/>
-                    <pic:cNvPicPr/>
-                  </pic:nvPicPr>
-                  <pic:blipFill>
-                    <a:blip r:embed="rId11"/>
-                    <a:stretch>
-                      <a:fillRect/>
-                    </a:stretch>
-                  </pic:blipFill>
-                  <pic:spPr>
-                    <a:xfrm>
-                      <a:off x="0" y="0"/>
-                      <a:ext cx="5760720" cy="3240405"/>
-                    </a:xfrm>
-                    <a:prstGeom prst="rect"/>
-                  </pic:spPr>
-                </pic:pic>
-              </a:graphicData>
-            </a:graphic>
-          </wp:inline>
-        </w:drawing>
-      </w:r>
-    </w:p>
+        <w:tblLook w:firstColumn="1" w:firstRow="1" w:lastColumn="0" w:lastRow="0" w:noHBand="0" w:noVBand="1" w:val="04A0"/>
+      </w:tblPr>
+      <w:tblGrid>
+        <w:gridCol w:w="9072"/>
+      </w:tblGrid>
+      <w:tr>
+        <w:tc>
+          <w:tcPr>
+            <w:tcW w:type="dxa" w:w="9072"/>
+            <w:shd w:val="clear" w:color="auto" w:fill="FFFFFF"/>
+            <w:tcBorders>
+              <w:top w:val="single" w:sz="4" w:color="E2E8F0"/>
+              <w:left w:val="single" w:sz="4" w:color="E2E8F0"/>
+              <w:bottom w:val="single" w:sz="4" w:color="E2E8F0"/>
+              <w:right w:val="single" w:sz="4" w:color="E2E8F0"/>
+            </w:tcBorders>
+          </w:tcPr>
+          <w:p>
+            <w:pPr>
+              <w:spacing w:before="120" w:after="120"/>
+              <w:jc w:val="center"/>
+            </w:pPr>
+            <w:r>
+              <w:drawing>
+                <wp:inline xmlns:a="http://schemas.openxmlformats.org/drawingml/2006/main" xmlns:pic="http://schemas.openxmlformats.org/drawingml/2006/picture">
+                  <wp:extent cx="5577840" cy="3137535"/>
+                  <wp:docPr id="13" name="Picture 13"/>
+                  <wp:cNvGraphicFramePr>
+                    <a:graphicFrameLocks noChangeAspect="1"/>
+                  </wp:cNvGraphicFramePr>
+                  <a:graphic>
+                    <a:graphicData uri="http://schemas.openxmlformats.org/drawingml/2006/picture">
+                      <pic:pic>
+                        <pic:nvPicPr>
+                          <pic:cNvPr id="0" name="01_overview_dashboard.png"/>
+                          <pic:cNvPicPr/>
+                        </pic:nvPicPr>
+                        <pic:blipFill>
+                          <a:blip r:embed="rId11"/>
+                          <a:stretch>
+                            <a:fillRect/>
+                          </a:stretch>
+                        </pic:blipFill>
+                        <pic:spPr>
+                          <a:xfrm>
+                            <a:off x="0" y="0"/>
+                            <a:ext cx="5577840" cy="3137535"/>
+                          </a:xfrm>
+                          <a:prstGeom prst="rect"/>
+                        </pic:spPr>
+                      </pic:pic>
+                    </a:graphicData>
+                  </a:graphic>
+                </wp:inline>
+              </w:drawing>
+            </w:r>
+          </w:p>
+        </w:tc>
+      </w:tr>
+    </w:tbl>
     <w:p>
       <w:pPr>
         <w:spacing w:before="80" w:after="280"/>
@@ -5205,6 +6826,7 @@
       </w:pPr>
       <w:r>
         <w:rPr>
+          <w:rFonts w:ascii="Segoe UI" w:hAnsi="Segoe UI"/>
           <w:i/>
           <w:color w:val="6C757D"/>
           <w:sz w:val="18"/>
@@ -5212,46 +6834,70 @@
         <w:t>Screenshot: Executive Overview Dashboard — Health Gauge, KPI Cards, and Predictive Sandbox</w:t>
       </w:r>
     </w:p>
-    <w:p>
-      <w:pPr>
-        <w:spacing w:before="160" w:after="0"/>
+    <w:tbl>
+      <w:tblPr>
+        <w:tblW w:type="auto" w:w="0"/>
         <w:jc w:val="center"/>
-      </w:pPr>
-      <w:r>
-        <w:drawing>
-          <wp:inline xmlns:a="http://schemas.openxmlformats.org/drawingml/2006/main" xmlns:pic="http://schemas.openxmlformats.org/drawingml/2006/picture">
-            <wp:extent cx="5760720" cy="3240405"/>
-            <wp:docPr id="14" name="Picture 14"/>
-            <wp:cNvGraphicFramePr>
-              <a:graphicFrameLocks noChangeAspect="1"/>
-            </wp:cNvGraphicFramePr>
-            <a:graphic>
-              <a:graphicData uri="http://schemas.openxmlformats.org/drawingml/2006/picture">
-                <pic:pic>
-                  <pic:nvPicPr>
-                    <pic:cNvPr id="0" name="02_delivery_matrix.png"/>
-                    <pic:cNvPicPr/>
-                  </pic:nvPicPr>
-                  <pic:blipFill>
-                    <a:blip r:embed="rId12"/>
-                    <a:stretch>
-                      <a:fillRect/>
-                    </a:stretch>
-                  </pic:blipFill>
-                  <pic:spPr>
-                    <a:xfrm>
-                      <a:off x="0" y="0"/>
-                      <a:ext cx="5760720" cy="3240405"/>
-                    </a:xfrm>
-                    <a:prstGeom prst="rect"/>
-                  </pic:spPr>
-                </pic:pic>
-              </a:graphicData>
-            </a:graphic>
-          </wp:inline>
-        </w:drawing>
-      </w:r>
-    </w:p>
+        <w:tblLook w:firstColumn="1" w:firstRow="1" w:lastColumn="0" w:lastRow="0" w:noHBand="0" w:noVBand="1" w:val="04A0"/>
+      </w:tblPr>
+      <w:tblGrid>
+        <w:gridCol w:w="9072"/>
+      </w:tblGrid>
+      <w:tr>
+        <w:tc>
+          <w:tcPr>
+            <w:tcW w:type="dxa" w:w="9072"/>
+            <w:shd w:val="clear" w:color="auto" w:fill="FFFFFF"/>
+            <w:tcBorders>
+              <w:top w:val="single" w:sz="4" w:color="E2E8F0"/>
+              <w:left w:val="single" w:sz="4" w:color="E2E8F0"/>
+              <w:bottom w:val="single" w:sz="4" w:color="E2E8F0"/>
+              <w:right w:val="single" w:sz="4" w:color="E2E8F0"/>
+            </w:tcBorders>
+          </w:tcPr>
+          <w:p>
+            <w:pPr>
+              <w:spacing w:before="120" w:after="120"/>
+              <w:jc w:val="center"/>
+            </w:pPr>
+            <w:r>
+              <w:drawing>
+                <wp:inline xmlns:a="http://schemas.openxmlformats.org/drawingml/2006/main" xmlns:pic="http://schemas.openxmlformats.org/drawingml/2006/picture">
+                  <wp:extent cx="5577840" cy="3137535"/>
+                  <wp:docPr id="14" name="Picture 14"/>
+                  <wp:cNvGraphicFramePr>
+                    <a:graphicFrameLocks noChangeAspect="1"/>
+                  </wp:cNvGraphicFramePr>
+                  <a:graphic>
+                    <a:graphicData uri="http://schemas.openxmlformats.org/drawingml/2006/picture">
+                      <pic:pic>
+                        <pic:nvPicPr>
+                          <pic:cNvPr id="0" name="02_delivery_matrix.png"/>
+                          <pic:cNvPicPr/>
+                        </pic:nvPicPr>
+                        <pic:blipFill>
+                          <a:blip r:embed="rId12"/>
+                          <a:stretch>
+                            <a:fillRect/>
+                          </a:stretch>
+                        </pic:blipFill>
+                        <pic:spPr>
+                          <a:xfrm>
+                            <a:off x="0" y="0"/>
+                            <a:ext cx="5577840" cy="3137535"/>
+                          </a:xfrm>
+                          <a:prstGeom prst="rect"/>
+                        </pic:spPr>
+                      </pic:pic>
+                    </a:graphicData>
+                  </a:graphic>
+                </wp:inline>
+              </w:drawing>
+            </w:r>
+          </w:p>
+        </w:tc>
+      </w:tr>
+    </w:tbl>
     <w:p>
       <w:pPr>
         <w:spacing w:before="80" w:after="280"/>
@@ -5259,6 +6905,7 @@
       </w:pPr>
       <w:r>
         <w:rPr>
+          <w:rFonts w:ascii="Segoe UI" w:hAnsi="Segoe UI"/>
           <w:i/>
           <w:color w:val="6C757D"/>
           <w:sz w:val="18"/>
@@ -5266,46 +6913,70 @@
         <w:t>Screenshot: Hierarchical Delivery Matrix — parent tasks, subtasks, status pills, and inline controls</w:t>
       </w:r>
     </w:p>
-    <w:p>
-      <w:pPr>
-        <w:spacing w:before="160" w:after="0"/>
+    <w:tbl>
+      <w:tblPr>
+        <w:tblW w:type="auto" w:w="0"/>
         <w:jc w:val="center"/>
-      </w:pPr>
-      <w:r>
-        <w:drawing>
-          <wp:inline xmlns:a="http://schemas.openxmlformats.org/drawingml/2006/main" xmlns:pic="http://schemas.openxmlformats.org/drawingml/2006/picture">
-            <wp:extent cx="5760720" cy="3240405"/>
-            <wp:docPr id="15" name="Picture 15"/>
-            <wp:cNvGraphicFramePr>
-              <a:graphicFrameLocks noChangeAspect="1"/>
-            </wp:cNvGraphicFramePr>
-            <a:graphic>
-              <a:graphicData uri="http://schemas.openxmlformats.org/drawingml/2006/picture">
-                <pic:pic>
-                  <pic:nvPicPr>
-                    <pic:cNvPr id="0" name="03_gantt_timeline.png"/>
-                    <pic:cNvPicPr/>
-                  </pic:nvPicPr>
-                  <pic:blipFill>
-                    <a:blip r:embed="rId13"/>
-                    <a:stretch>
-                      <a:fillRect/>
-                    </a:stretch>
-                  </pic:blipFill>
-                  <pic:spPr>
-                    <a:xfrm>
-                      <a:off x="0" y="0"/>
-                      <a:ext cx="5760720" cy="3240405"/>
-                    </a:xfrm>
-                    <a:prstGeom prst="rect"/>
-                  </pic:spPr>
-                </pic:pic>
-              </a:graphicData>
-            </a:graphic>
-          </wp:inline>
-        </w:drawing>
-      </w:r>
-    </w:p>
+        <w:tblLook w:firstColumn="1" w:firstRow="1" w:lastColumn="0" w:lastRow="0" w:noHBand="0" w:noVBand="1" w:val="04A0"/>
+      </w:tblPr>
+      <w:tblGrid>
+        <w:gridCol w:w="9072"/>
+      </w:tblGrid>
+      <w:tr>
+        <w:tc>
+          <w:tcPr>
+            <w:tcW w:type="dxa" w:w="9072"/>
+            <w:shd w:val="clear" w:color="auto" w:fill="FFFFFF"/>
+            <w:tcBorders>
+              <w:top w:val="single" w:sz="4" w:color="E2E8F0"/>
+              <w:left w:val="single" w:sz="4" w:color="E2E8F0"/>
+              <w:bottom w:val="single" w:sz="4" w:color="E2E8F0"/>
+              <w:right w:val="single" w:sz="4" w:color="E2E8F0"/>
+            </w:tcBorders>
+          </w:tcPr>
+          <w:p>
+            <w:pPr>
+              <w:spacing w:before="120" w:after="120"/>
+              <w:jc w:val="center"/>
+            </w:pPr>
+            <w:r>
+              <w:drawing>
+                <wp:inline xmlns:a="http://schemas.openxmlformats.org/drawingml/2006/main" xmlns:pic="http://schemas.openxmlformats.org/drawingml/2006/picture">
+                  <wp:extent cx="5577840" cy="3137535"/>
+                  <wp:docPr id="15" name="Picture 15"/>
+                  <wp:cNvGraphicFramePr>
+                    <a:graphicFrameLocks noChangeAspect="1"/>
+                  </wp:cNvGraphicFramePr>
+                  <a:graphic>
+                    <a:graphicData uri="http://schemas.openxmlformats.org/drawingml/2006/picture">
+                      <pic:pic>
+                        <pic:nvPicPr>
+                          <pic:cNvPr id="0" name="03_gantt_timeline.png"/>
+                          <pic:cNvPicPr/>
+                        </pic:nvPicPr>
+                        <pic:blipFill>
+                          <a:blip r:embed="rId13"/>
+                          <a:stretch>
+                            <a:fillRect/>
+                          </a:stretch>
+                        </pic:blipFill>
+                        <pic:spPr>
+                          <a:xfrm>
+                            <a:off x="0" y="0"/>
+                            <a:ext cx="5577840" cy="3137535"/>
+                          </a:xfrm>
+                          <a:prstGeom prst="rect"/>
+                        </pic:spPr>
+                      </pic:pic>
+                    </a:graphicData>
+                  </a:graphic>
+                </wp:inline>
+              </w:drawing>
+            </w:r>
+          </w:p>
+        </w:tc>
+      </w:tr>
+    </w:tbl>
     <w:p>
       <w:pPr>
         <w:spacing w:before="80" w:after="280"/>
@@ -5313,6 +6984,7 @@
       </w:pPr>
       <w:r>
         <w:rPr>
+          <w:rFonts w:ascii="Segoe UI" w:hAnsi="Segoe UI"/>
           <w:i/>
           <w:color w:val="6C757D"/>
           <w:sz w:val="18"/>
@@ -5320,46 +6992,70 @@
         <w:t>Screenshot: Gantt Timeline — dependency arrows, baseline overlay, and today marker</w:t>
       </w:r>
     </w:p>
-    <w:p>
-      <w:pPr>
-        <w:spacing w:before="160" w:after="0"/>
+    <w:tbl>
+      <w:tblPr>
+        <w:tblW w:type="auto" w:w="0"/>
         <w:jc w:val="center"/>
-      </w:pPr>
-      <w:r>
-        <w:drawing>
-          <wp:inline xmlns:a="http://schemas.openxmlformats.org/drawingml/2006/main" xmlns:pic="http://schemas.openxmlformats.org/drawingml/2006/picture">
-            <wp:extent cx="5760720" cy="3240405"/>
-            <wp:docPr id="16" name="Picture 16"/>
-            <wp:cNvGraphicFramePr>
-              <a:graphicFrameLocks noChangeAspect="1"/>
-            </wp:cNvGraphicFramePr>
-            <a:graphic>
-              <a:graphicData uri="http://schemas.openxmlformats.org/drawingml/2006/picture">
-                <pic:pic>
-                  <pic:nvPicPr>
-                    <pic:cNvPr id="0" name="04_weekly_scheduler.png"/>
-                    <pic:cNvPicPr/>
-                  </pic:nvPicPr>
-                  <pic:blipFill>
-                    <a:blip r:embed="rId14"/>
-                    <a:stretch>
-                      <a:fillRect/>
-                    </a:stretch>
-                  </pic:blipFill>
-                  <pic:spPr>
-                    <a:xfrm>
-                      <a:off x="0" y="0"/>
-                      <a:ext cx="5760720" cy="3240405"/>
-                    </a:xfrm>
-                    <a:prstGeom prst="rect"/>
-                  </pic:spPr>
-                </pic:pic>
-              </a:graphicData>
-            </a:graphic>
-          </wp:inline>
-        </w:drawing>
-      </w:r>
-    </w:p>
+        <w:tblLook w:firstColumn="1" w:firstRow="1" w:lastColumn="0" w:lastRow="0" w:noHBand="0" w:noVBand="1" w:val="04A0"/>
+      </w:tblPr>
+      <w:tblGrid>
+        <w:gridCol w:w="9072"/>
+      </w:tblGrid>
+      <w:tr>
+        <w:tc>
+          <w:tcPr>
+            <w:tcW w:type="dxa" w:w="9072"/>
+            <w:shd w:val="clear" w:color="auto" w:fill="FFFFFF"/>
+            <w:tcBorders>
+              <w:top w:val="single" w:sz="4" w:color="E2E8F0"/>
+              <w:left w:val="single" w:sz="4" w:color="E2E8F0"/>
+              <w:bottom w:val="single" w:sz="4" w:color="E2E8F0"/>
+              <w:right w:val="single" w:sz="4" w:color="E2E8F0"/>
+            </w:tcBorders>
+          </w:tcPr>
+          <w:p>
+            <w:pPr>
+              <w:spacing w:before="120" w:after="120"/>
+              <w:jc w:val="center"/>
+            </w:pPr>
+            <w:r>
+              <w:drawing>
+                <wp:inline xmlns:a="http://schemas.openxmlformats.org/drawingml/2006/main" xmlns:pic="http://schemas.openxmlformats.org/drawingml/2006/picture">
+                  <wp:extent cx="5577840" cy="3137535"/>
+                  <wp:docPr id="16" name="Picture 16"/>
+                  <wp:cNvGraphicFramePr>
+                    <a:graphicFrameLocks noChangeAspect="1"/>
+                  </wp:cNvGraphicFramePr>
+                  <a:graphic>
+                    <a:graphicData uri="http://schemas.openxmlformats.org/drawingml/2006/picture">
+                      <pic:pic>
+                        <pic:nvPicPr>
+                          <pic:cNvPr id="0" name="04_weekly_scheduler.png"/>
+                          <pic:cNvPicPr/>
+                        </pic:nvPicPr>
+                        <pic:blipFill>
+                          <a:blip r:embed="rId14"/>
+                          <a:stretch>
+                            <a:fillRect/>
+                          </a:stretch>
+                        </pic:blipFill>
+                        <pic:spPr>
+                          <a:xfrm>
+                            <a:off x="0" y="0"/>
+                            <a:ext cx="5577840" cy="3137535"/>
+                          </a:xfrm>
+                          <a:prstGeom prst="rect"/>
+                        </pic:spPr>
+                      </pic:pic>
+                    </a:graphicData>
+                  </a:graphic>
+                </wp:inline>
+              </w:drawing>
+            </w:r>
+          </w:p>
+        </w:tc>
+      </w:tr>
+    </w:tbl>
     <w:p>
       <w:pPr>
         <w:spacing w:before="80" w:after="280"/>
@@ -5367,6 +7063,7 @@
       </w:pPr>
       <w:r>
         <w:rPr>
+          <w:rFonts w:ascii="Segoe UI" w:hAnsi="Segoe UI"/>
           <w:i/>
           <w:color w:val="6C757D"/>
           <w:sz w:val="18"/>
@@ -5374,46 +7071,70 @@
         <w:t>Screenshot: Weekly Scheduler — resource heatmap, over-allocation detection, and Copilot Cockpit</w:t>
       </w:r>
     </w:p>
-    <w:p>
-      <w:pPr>
-        <w:spacing w:before="160" w:after="0"/>
+    <w:tbl>
+      <w:tblPr>
+        <w:tblW w:type="auto" w:w="0"/>
         <w:jc w:val="center"/>
-      </w:pPr>
-      <w:r>
-        <w:drawing>
-          <wp:inline xmlns:a="http://schemas.openxmlformats.org/drawingml/2006/main" xmlns:pic="http://schemas.openxmlformats.org/drawingml/2006/picture">
-            <wp:extent cx="5760720" cy="3240405"/>
-            <wp:docPr id="17" name="Picture 17"/>
-            <wp:cNvGraphicFramePr>
-              <a:graphicFrameLocks noChangeAspect="1"/>
-            </wp:cNvGraphicFramePr>
-            <a:graphic>
-              <a:graphicData uri="http://schemas.openxmlformats.org/drawingml/2006/picture">
-                <pic:pic>
-                  <pic:nvPicPr>
-                    <pic:cNvPr id="0" name="04_weekly_scheduler.png"/>
-                    <pic:cNvPicPr/>
-                  </pic:nvPicPr>
-                  <pic:blipFill>
-                    <a:blip r:embed="rId14"/>
-                    <a:stretch>
-                      <a:fillRect/>
-                    </a:stretch>
-                  </pic:blipFill>
-                  <pic:spPr>
-                    <a:xfrm>
-                      <a:off x="0" y="0"/>
-                      <a:ext cx="5760720" cy="3240405"/>
-                    </a:xfrm>
-                    <a:prstGeom prst="rect"/>
-                  </pic:spPr>
-                </pic:pic>
-              </a:graphicData>
-            </a:graphic>
-          </wp:inline>
-        </w:drawing>
-      </w:r>
-    </w:p>
+        <w:tblLook w:firstColumn="1" w:firstRow="1" w:lastColumn="0" w:lastRow="0" w:noHBand="0" w:noVBand="1" w:val="04A0"/>
+      </w:tblPr>
+      <w:tblGrid>
+        <w:gridCol w:w="9072"/>
+      </w:tblGrid>
+      <w:tr>
+        <w:tc>
+          <w:tcPr>
+            <w:tcW w:type="dxa" w:w="9072"/>
+            <w:shd w:val="clear" w:color="auto" w:fill="FFFFFF"/>
+            <w:tcBorders>
+              <w:top w:val="single" w:sz="4" w:color="E2E8F0"/>
+              <w:left w:val="single" w:sz="4" w:color="E2E8F0"/>
+              <w:bottom w:val="single" w:sz="4" w:color="E2E8F0"/>
+              <w:right w:val="single" w:sz="4" w:color="E2E8F0"/>
+            </w:tcBorders>
+          </w:tcPr>
+          <w:p>
+            <w:pPr>
+              <w:spacing w:before="120" w:after="120"/>
+              <w:jc w:val="center"/>
+            </w:pPr>
+            <w:r>
+              <w:drawing>
+                <wp:inline xmlns:a="http://schemas.openxmlformats.org/drawingml/2006/main" xmlns:pic="http://schemas.openxmlformats.org/drawingml/2006/picture">
+                  <wp:extent cx="5577840" cy="3137535"/>
+                  <wp:docPr id="17" name="Picture 17"/>
+                  <wp:cNvGraphicFramePr>
+                    <a:graphicFrameLocks noChangeAspect="1"/>
+                  </wp:cNvGraphicFramePr>
+                  <a:graphic>
+                    <a:graphicData uri="http://schemas.openxmlformats.org/drawingml/2006/picture">
+                      <pic:pic>
+                        <pic:nvPicPr>
+                          <pic:cNvPr id="0" name="04_weekly_scheduler.png"/>
+                          <pic:cNvPicPr/>
+                        </pic:nvPicPr>
+                        <pic:blipFill>
+                          <a:blip r:embed="rId14"/>
+                          <a:stretch>
+                            <a:fillRect/>
+                          </a:stretch>
+                        </pic:blipFill>
+                        <pic:spPr>
+                          <a:xfrm>
+                            <a:off x="0" y="0"/>
+                            <a:ext cx="5577840" cy="3137535"/>
+                          </a:xfrm>
+                          <a:prstGeom prst="rect"/>
+                        </pic:spPr>
+                      </pic:pic>
+                    </a:graphicData>
+                  </a:graphic>
+                </wp:inline>
+              </w:drawing>
+            </w:r>
+          </w:p>
+        </w:tc>
+      </w:tr>
+    </w:tbl>
     <w:p>
       <w:pPr>
         <w:spacing w:before="80" w:after="280"/>
@@ -5421,6 +7142,7 @@
       </w:pPr>
       <w:r>
         <w:rPr>
+          <w:rFonts w:ascii="Segoe UI" w:hAnsi="Segoe UI"/>
           <w:i/>
           <w:color w:val="6C757D"/>
           <w:sz w:val="18"/>
@@ -5428,46 +7150,70 @@
         <w:t>Screenshot: RAID Register — risk classification, exposure scoring, and item lifecycle</w:t>
       </w:r>
     </w:p>
-    <w:p>
-      <w:pPr>
-        <w:spacing w:before="160" w:after="0"/>
+    <w:tbl>
+      <w:tblPr>
+        <w:tblW w:type="auto" w:w="0"/>
         <w:jc w:val="center"/>
-      </w:pPr>
-      <w:r>
-        <w:drawing>
-          <wp:inline xmlns:a="http://schemas.openxmlformats.org/drawingml/2006/main" xmlns:pic="http://schemas.openxmlformats.org/drawingml/2006/picture">
-            <wp:extent cx="5760720" cy="3240405"/>
-            <wp:docPr id="18" name="Picture 18"/>
-            <wp:cNvGraphicFramePr>
-              <a:graphicFrameLocks noChangeAspect="1"/>
-            </wp:cNvGraphicFramePr>
-            <a:graphic>
-              <a:graphicData uri="http://schemas.openxmlformats.org/drawingml/2006/picture">
-                <pic:pic>
-                  <pic:nvPicPr>
-                    <pic:cNvPr id="0" name="06_team_capacity_hub.png"/>
-                    <pic:cNvPicPr/>
-                  </pic:nvPicPr>
-                  <pic:blipFill>
-                    <a:blip r:embed="rId15"/>
-                    <a:stretch>
-                      <a:fillRect/>
-                    </a:stretch>
-                  </pic:blipFill>
-                  <pic:spPr>
-                    <a:xfrm>
-                      <a:off x="0" y="0"/>
-                      <a:ext cx="5760720" cy="3240405"/>
-                    </a:xfrm>
-                    <a:prstGeom prst="rect"/>
-                  </pic:spPr>
-                </pic:pic>
-              </a:graphicData>
-            </a:graphic>
-          </wp:inline>
-        </w:drawing>
-      </w:r>
-    </w:p>
+        <w:tblLook w:firstColumn="1" w:firstRow="1" w:lastColumn="0" w:lastRow="0" w:noHBand="0" w:noVBand="1" w:val="04A0"/>
+      </w:tblPr>
+      <w:tblGrid>
+        <w:gridCol w:w="9072"/>
+      </w:tblGrid>
+      <w:tr>
+        <w:tc>
+          <w:tcPr>
+            <w:tcW w:type="dxa" w:w="9072"/>
+            <w:shd w:val="clear" w:color="auto" w:fill="FFFFFF"/>
+            <w:tcBorders>
+              <w:top w:val="single" w:sz="4" w:color="E2E8F0"/>
+              <w:left w:val="single" w:sz="4" w:color="E2E8F0"/>
+              <w:bottom w:val="single" w:sz="4" w:color="E2E8F0"/>
+              <w:right w:val="single" w:sz="4" w:color="E2E8F0"/>
+            </w:tcBorders>
+          </w:tcPr>
+          <w:p>
+            <w:pPr>
+              <w:spacing w:before="120" w:after="120"/>
+              <w:jc w:val="center"/>
+            </w:pPr>
+            <w:r>
+              <w:drawing>
+                <wp:inline xmlns:a="http://schemas.openxmlformats.org/drawingml/2006/main" xmlns:pic="http://schemas.openxmlformats.org/drawingml/2006/picture">
+                  <wp:extent cx="5577840" cy="3137535"/>
+                  <wp:docPr id="18" name="Picture 18"/>
+                  <wp:cNvGraphicFramePr>
+                    <a:graphicFrameLocks noChangeAspect="1"/>
+                  </wp:cNvGraphicFramePr>
+                  <a:graphic>
+                    <a:graphicData uri="http://schemas.openxmlformats.org/drawingml/2006/picture">
+                      <pic:pic>
+                        <pic:nvPicPr>
+                          <pic:cNvPr id="0" name="06_team_capacity_hub.png"/>
+                          <pic:cNvPicPr/>
+                        </pic:nvPicPr>
+                        <pic:blipFill>
+                          <a:blip r:embed="rId15"/>
+                          <a:stretch>
+                            <a:fillRect/>
+                          </a:stretch>
+                        </pic:blipFill>
+                        <pic:spPr>
+                          <a:xfrm>
+                            <a:off x="0" y="0"/>
+                            <a:ext cx="5577840" cy="3137535"/>
+                          </a:xfrm>
+                          <a:prstGeom prst="rect"/>
+                        </pic:spPr>
+                      </pic:pic>
+                    </a:graphicData>
+                  </a:graphic>
+                </wp:inline>
+              </w:drawing>
+            </w:r>
+          </w:p>
+        </w:tc>
+      </w:tr>
+    </w:tbl>
     <w:p>
       <w:pPr>
         <w:spacing w:before="80" w:after="280"/>
@@ -5475,6 +7221,7 @@
       </w:pPr>
       <w:r>
         <w:rPr>
+          <w:rFonts w:ascii="Segoe UI" w:hAnsi="Segoe UI"/>
           <w:i/>
           <w:color w:val="6C757D"/>
           <w:sz w:val="18"/>
@@ -5482,46 +7229,70 @@
         <w:t>Screenshot: Team Capacity Hub — member profiles, utilisation bars, and leave calendar</w:t>
       </w:r>
     </w:p>
-    <w:p>
-      <w:pPr>
-        <w:spacing w:before="160" w:after="0"/>
+    <w:tbl>
+      <w:tblPr>
+        <w:tblW w:type="auto" w:w="0"/>
         <w:jc w:val="center"/>
-      </w:pPr>
-      <w:r>
-        <w:drawing>
-          <wp:inline xmlns:a="http://schemas.openxmlformats.org/drawingml/2006/main" xmlns:pic="http://schemas.openxmlformats.org/drawingml/2006/picture">
-            <wp:extent cx="5760720" cy="3240405"/>
-            <wp:docPr id="19" name="Picture 19"/>
-            <wp:cNvGraphicFramePr>
-              <a:graphicFrameLocks noChangeAspect="1"/>
-            </wp:cNvGraphicFramePr>
-            <a:graphic>
-              <a:graphicData uri="http://schemas.openxmlformats.org/drawingml/2006/picture">
-                <pic:pic>
-                  <pic:nvPicPr>
-                    <pic:cNvPr id="0" name="07_defect_tracker.png"/>
-                    <pic:cNvPicPr/>
-                  </pic:nvPicPr>
-                  <pic:blipFill>
-                    <a:blip r:embed="rId16"/>
-                    <a:stretch>
-                      <a:fillRect/>
-                    </a:stretch>
-                  </pic:blipFill>
-                  <pic:spPr>
-                    <a:xfrm>
-                      <a:off x="0" y="0"/>
-                      <a:ext cx="5760720" cy="3240405"/>
-                    </a:xfrm>
-                    <a:prstGeom prst="rect"/>
-                  </pic:spPr>
-                </pic:pic>
-              </a:graphicData>
-            </a:graphic>
-          </wp:inline>
-        </w:drawing>
-      </w:r>
-    </w:p>
+        <w:tblLook w:firstColumn="1" w:firstRow="1" w:lastColumn="0" w:lastRow="0" w:noHBand="0" w:noVBand="1" w:val="04A0"/>
+      </w:tblPr>
+      <w:tblGrid>
+        <w:gridCol w:w="9072"/>
+      </w:tblGrid>
+      <w:tr>
+        <w:tc>
+          <w:tcPr>
+            <w:tcW w:type="dxa" w:w="9072"/>
+            <w:shd w:val="clear" w:color="auto" w:fill="FFFFFF"/>
+            <w:tcBorders>
+              <w:top w:val="single" w:sz="4" w:color="E2E8F0"/>
+              <w:left w:val="single" w:sz="4" w:color="E2E8F0"/>
+              <w:bottom w:val="single" w:sz="4" w:color="E2E8F0"/>
+              <w:right w:val="single" w:sz="4" w:color="E2E8F0"/>
+            </w:tcBorders>
+          </w:tcPr>
+          <w:p>
+            <w:pPr>
+              <w:spacing w:before="120" w:after="120"/>
+              <w:jc w:val="center"/>
+            </w:pPr>
+            <w:r>
+              <w:drawing>
+                <wp:inline xmlns:a="http://schemas.openxmlformats.org/drawingml/2006/main" xmlns:pic="http://schemas.openxmlformats.org/drawingml/2006/picture">
+                  <wp:extent cx="5577840" cy="3137535"/>
+                  <wp:docPr id="19" name="Picture 19"/>
+                  <wp:cNvGraphicFramePr>
+                    <a:graphicFrameLocks noChangeAspect="1"/>
+                  </wp:cNvGraphicFramePr>
+                  <a:graphic>
+                    <a:graphicData uri="http://schemas.openxmlformats.org/drawingml/2006/picture">
+                      <pic:pic>
+                        <pic:nvPicPr>
+                          <pic:cNvPr id="0" name="07_defect_tracker.png"/>
+                          <pic:cNvPicPr/>
+                        </pic:nvPicPr>
+                        <pic:blipFill>
+                          <a:blip r:embed="rId16"/>
+                          <a:stretch>
+                            <a:fillRect/>
+                          </a:stretch>
+                        </pic:blipFill>
+                        <pic:spPr>
+                          <a:xfrm>
+                            <a:off x="0" y="0"/>
+                            <a:ext cx="5577840" cy="3137535"/>
+                          </a:xfrm>
+                          <a:prstGeom prst="rect"/>
+                        </pic:spPr>
+                      </pic:pic>
+                    </a:graphicData>
+                  </a:graphic>
+                </wp:inline>
+              </w:drawing>
+            </w:r>
+          </w:p>
+        </w:tc>
+      </w:tr>
+    </w:tbl>
     <w:p>
       <w:pPr>
         <w:spacing w:before="80" w:after="280"/>
@@ -5529,6 +7300,7 @@
       </w:pPr>
       <w:r>
         <w:rPr>
+          <w:rFonts w:ascii="Segoe UI" w:hAnsi="Segoe UI"/>
           <w:i/>
           <w:color w:val="6C757D"/>
           <w:sz w:val="18"/>
@@ -5536,46 +7308,70 @@
         <w:t>Screenshot: Defect Tracker — severity cards, defect register, and lifecycle workflow</w:t>
       </w:r>
     </w:p>
-    <w:p>
-      <w:pPr>
-        <w:spacing w:before="160" w:after="0"/>
+    <w:tbl>
+      <w:tblPr>
+        <w:tblW w:type="auto" w:w="0"/>
         <w:jc w:val="center"/>
-      </w:pPr>
-      <w:r>
-        <w:drawing>
-          <wp:inline xmlns:a="http://schemas.openxmlformats.org/drawingml/2006/main" xmlns:pic="http://schemas.openxmlformats.org/drawingml/2006/picture">
-            <wp:extent cx="5760720" cy="3240405"/>
-            <wp:docPr id="20" name="Picture 20"/>
-            <wp:cNvGraphicFramePr>
-              <a:graphicFrameLocks noChangeAspect="1"/>
-            </wp:cNvGraphicFramePr>
-            <a:graphic>
-              <a:graphicData uri="http://schemas.openxmlformats.org/drawingml/2006/picture">
-                <pic:pic>
-                  <pic:nvPicPr>
-                    <pic:cNvPr id="0" name="08_reports_boardpack.png"/>
-                    <pic:cNvPicPr/>
-                  </pic:nvPicPr>
-                  <pic:blipFill>
-                    <a:blip r:embed="rId17"/>
-                    <a:stretch>
-                      <a:fillRect/>
-                    </a:stretch>
-                  </pic:blipFill>
-                  <pic:spPr>
-                    <a:xfrm>
-                      <a:off x="0" y="0"/>
-                      <a:ext cx="5760720" cy="3240405"/>
-                    </a:xfrm>
-                    <a:prstGeom prst="rect"/>
-                  </pic:spPr>
-                </pic:pic>
-              </a:graphicData>
-            </a:graphic>
-          </wp:inline>
-        </w:drawing>
-      </w:r>
-    </w:p>
+        <w:tblLook w:firstColumn="1" w:firstRow="1" w:lastColumn="0" w:lastRow="0" w:noHBand="0" w:noVBand="1" w:val="04A0"/>
+      </w:tblPr>
+      <w:tblGrid>
+        <w:gridCol w:w="9072"/>
+      </w:tblGrid>
+      <w:tr>
+        <w:tc>
+          <w:tcPr>
+            <w:tcW w:type="dxa" w:w="9072"/>
+            <w:shd w:val="clear" w:color="auto" w:fill="FFFFFF"/>
+            <w:tcBorders>
+              <w:top w:val="single" w:sz="4" w:color="E2E8F0"/>
+              <w:left w:val="single" w:sz="4" w:color="E2E8F0"/>
+              <w:bottom w:val="single" w:sz="4" w:color="E2E8F0"/>
+              <w:right w:val="single" w:sz="4" w:color="E2E8F0"/>
+            </w:tcBorders>
+          </w:tcPr>
+          <w:p>
+            <w:pPr>
+              <w:spacing w:before="120" w:after="120"/>
+              <w:jc w:val="center"/>
+            </w:pPr>
+            <w:r>
+              <w:drawing>
+                <wp:inline xmlns:a="http://schemas.openxmlformats.org/drawingml/2006/main" xmlns:pic="http://schemas.openxmlformats.org/drawingml/2006/picture">
+                  <wp:extent cx="5577840" cy="3137535"/>
+                  <wp:docPr id="20" name="Picture 20"/>
+                  <wp:cNvGraphicFramePr>
+                    <a:graphicFrameLocks noChangeAspect="1"/>
+                  </wp:cNvGraphicFramePr>
+                  <a:graphic>
+                    <a:graphicData uri="http://schemas.openxmlformats.org/drawingml/2006/picture">
+                      <pic:pic>
+                        <pic:nvPicPr>
+                          <pic:cNvPr id="0" name="08_reports_boardpack.png"/>
+                          <pic:cNvPicPr/>
+                        </pic:nvPicPr>
+                        <pic:blipFill>
+                          <a:blip r:embed="rId17"/>
+                          <a:stretch>
+                            <a:fillRect/>
+                          </a:stretch>
+                        </pic:blipFill>
+                        <pic:spPr>
+                          <a:xfrm>
+                            <a:off x="0" y="0"/>
+                            <a:ext cx="5577840" cy="3137535"/>
+                          </a:xfrm>
+                          <a:prstGeom prst="rect"/>
+                        </pic:spPr>
+                      </pic:pic>
+                    </a:graphicData>
+                  </a:graphic>
+                </wp:inline>
+              </w:drawing>
+            </w:r>
+          </w:p>
+        </w:tc>
+      </w:tr>
+    </w:tbl>
     <w:p>
       <w:pPr>
         <w:spacing w:before="80" w:after="280"/>
@@ -5583,6 +7379,7 @@
       </w:pPr>
       <w:r>
         <w:rPr>
+          <w:rFonts w:ascii="Segoe UI" w:hAnsi="Segoe UI"/>
           <w:i/>
           <w:color w:val="6C757D"/>
           <w:sz w:val="18"/>
@@ -5590,46 +7387,70 @@
         <w:t>Screenshot: Reports &amp; Board Packs — export builder and workbook preview</w:t>
       </w:r>
     </w:p>
-    <w:p>
-      <w:pPr>
-        <w:spacing w:before="160" w:after="0"/>
+    <w:tbl>
+      <w:tblPr>
+        <w:tblW w:type="auto" w:w="0"/>
         <w:jc w:val="center"/>
-      </w:pPr>
-      <w:r>
-        <w:drawing>
-          <wp:inline xmlns:a="http://schemas.openxmlformats.org/drawingml/2006/main" xmlns:pic="http://schemas.openxmlformats.org/drawingml/2006/picture">
-            <wp:extent cx="5760720" cy="3240405"/>
-            <wp:docPr id="21" name="Picture 21"/>
-            <wp:cNvGraphicFramePr>
-              <a:graphicFrameLocks noChangeAspect="1"/>
-            </wp:cNvGraphicFramePr>
-            <a:graphic>
-              <a:graphicData uri="http://schemas.openxmlformats.org/drawingml/2006/picture">
-                <pic:pic>
-                  <pic:nvPicPr>
-                    <pic:cNvPr id="0" name="09_activity_audit_log.png"/>
-                    <pic:cNvPicPr/>
-                  </pic:nvPicPr>
-                  <pic:blipFill>
-                    <a:blip r:embed="rId19"/>
-                    <a:stretch>
-                      <a:fillRect/>
-                    </a:stretch>
-                  </pic:blipFill>
-                  <pic:spPr>
-                    <a:xfrm>
-                      <a:off x="0" y="0"/>
-                      <a:ext cx="5760720" cy="3240405"/>
-                    </a:xfrm>
-                    <a:prstGeom prst="rect"/>
-                  </pic:spPr>
-                </pic:pic>
-              </a:graphicData>
-            </a:graphic>
-          </wp:inline>
-        </w:drawing>
-      </w:r>
-    </w:p>
+        <w:tblLook w:firstColumn="1" w:firstRow="1" w:lastColumn="0" w:lastRow="0" w:noHBand="0" w:noVBand="1" w:val="04A0"/>
+      </w:tblPr>
+      <w:tblGrid>
+        <w:gridCol w:w="9072"/>
+      </w:tblGrid>
+      <w:tr>
+        <w:tc>
+          <w:tcPr>
+            <w:tcW w:type="dxa" w:w="9072"/>
+            <w:shd w:val="clear" w:color="auto" w:fill="FFFFFF"/>
+            <w:tcBorders>
+              <w:top w:val="single" w:sz="4" w:color="E2E8F0"/>
+              <w:left w:val="single" w:sz="4" w:color="E2E8F0"/>
+              <w:bottom w:val="single" w:sz="4" w:color="E2E8F0"/>
+              <w:right w:val="single" w:sz="4" w:color="E2E8F0"/>
+            </w:tcBorders>
+          </w:tcPr>
+          <w:p>
+            <w:pPr>
+              <w:spacing w:before="120" w:after="120"/>
+              <w:jc w:val="center"/>
+            </w:pPr>
+            <w:r>
+              <w:drawing>
+                <wp:inline xmlns:a="http://schemas.openxmlformats.org/drawingml/2006/main" xmlns:pic="http://schemas.openxmlformats.org/drawingml/2006/picture">
+                  <wp:extent cx="5577840" cy="3137535"/>
+                  <wp:docPr id="21" name="Picture 21"/>
+                  <wp:cNvGraphicFramePr>
+                    <a:graphicFrameLocks noChangeAspect="1"/>
+                  </wp:cNvGraphicFramePr>
+                  <a:graphic>
+                    <a:graphicData uri="http://schemas.openxmlformats.org/drawingml/2006/picture">
+                      <pic:pic>
+                        <pic:nvPicPr>
+                          <pic:cNvPr id="0" name="09_activity_audit_log.png"/>
+                          <pic:cNvPicPr/>
+                        </pic:nvPicPr>
+                        <pic:blipFill>
+                          <a:blip r:embed="rId19"/>
+                          <a:stretch>
+                            <a:fillRect/>
+                          </a:stretch>
+                        </pic:blipFill>
+                        <pic:spPr>
+                          <a:xfrm>
+                            <a:off x="0" y="0"/>
+                            <a:ext cx="5577840" cy="3137535"/>
+                          </a:xfrm>
+                          <a:prstGeom prst="rect"/>
+                        </pic:spPr>
+                      </pic:pic>
+                    </a:graphicData>
+                  </a:graphic>
+                </wp:inline>
+              </w:drawing>
+            </w:r>
+          </w:p>
+        </w:tc>
+      </w:tr>
+    </w:tbl>
     <w:p>
       <w:pPr>
         <w:spacing w:before="80" w:after="280"/>
@@ -5637,6 +7458,7 @@
       </w:pPr>
       <w:r>
         <w:rPr>
+          <w:rFonts w:ascii="Segoe UI" w:hAnsi="Segoe UI"/>
           <w:i/>
           <w:color w:val="6C757D"/>
           <w:sz w:val="18"/>
@@ -5644,46 +7466,70 @@
         <w:t>Screenshot: Audit Log — chronological activity stream with diff payloads</w:t>
       </w:r>
     </w:p>
-    <w:p>
-      <w:pPr>
-        <w:spacing w:before="160" w:after="0"/>
+    <w:tbl>
+      <w:tblPr>
+        <w:tblW w:type="auto" w:w="0"/>
         <w:jc w:val="center"/>
-      </w:pPr>
-      <w:r>
-        <w:drawing>
-          <wp:inline xmlns:a="http://schemas.openxmlformats.org/drawingml/2006/main" xmlns:pic="http://schemas.openxmlformats.org/drawingml/2006/picture">
-            <wp:extent cx="5760720" cy="3240405"/>
-            <wp:docPr id="22" name="Picture 22"/>
-            <wp:cNvGraphicFramePr>
-              <a:graphicFrameLocks noChangeAspect="1"/>
-            </wp:cNvGraphicFramePr>
-            <a:graphic>
-              <a:graphicData uri="http://schemas.openxmlformats.org/drawingml/2006/picture">
-                <pic:pic>
-                  <pic:nvPicPr>
-                    <pic:cNvPr id="0" name="10_configuration_settings.png"/>
-                    <pic:cNvPicPr/>
-                  </pic:nvPicPr>
-                  <pic:blipFill>
-                    <a:blip r:embed="rId20"/>
-                    <a:stretch>
-                      <a:fillRect/>
-                    </a:stretch>
-                  </pic:blipFill>
-                  <pic:spPr>
-                    <a:xfrm>
-                      <a:off x="0" y="0"/>
-                      <a:ext cx="5760720" cy="3240405"/>
-                    </a:xfrm>
-                    <a:prstGeom prst="rect"/>
-                  </pic:spPr>
-                </pic:pic>
-              </a:graphicData>
-            </a:graphic>
-          </wp:inline>
-        </w:drawing>
-      </w:r>
-    </w:p>
+        <w:tblLook w:firstColumn="1" w:firstRow="1" w:lastColumn="0" w:lastRow="0" w:noHBand="0" w:noVBand="1" w:val="04A0"/>
+      </w:tblPr>
+      <w:tblGrid>
+        <w:gridCol w:w="9072"/>
+      </w:tblGrid>
+      <w:tr>
+        <w:tc>
+          <w:tcPr>
+            <w:tcW w:type="dxa" w:w="9072"/>
+            <w:shd w:val="clear" w:color="auto" w:fill="FFFFFF"/>
+            <w:tcBorders>
+              <w:top w:val="single" w:sz="4" w:color="E2E8F0"/>
+              <w:left w:val="single" w:sz="4" w:color="E2E8F0"/>
+              <w:bottom w:val="single" w:sz="4" w:color="E2E8F0"/>
+              <w:right w:val="single" w:sz="4" w:color="E2E8F0"/>
+            </w:tcBorders>
+          </w:tcPr>
+          <w:p>
+            <w:pPr>
+              <w:spacing w:before="120" w:after="120"/>
+              <w:jc w:val="center"/>
+            </w:pPr>
+            <w:r>
+              <w:drawing>
+                <wp:inline xmlns:a="http://schemas.openxmlformats.org/drawingml/2006/main" xmlns:pic="http://schemas.openxmlformats.org/drawingml/2006/picture">
+                  <wp:extent cx="5577840" cy="3137535"/>
+                  <wp:docPr id="22" name="Picture 22"/>
+                  <wp:cNvGraphicFramePr>
+                    <a:graphicFrameLocks noChangeAspect="1"/>
+                  </wp:cNvGraphicFramePr>
+                  <a:graphic>
+                    <a:graphicData uri="http://schemas.openxmlformats.org/drawingml/2006/picture">
+                      <pic:pic>
+                        <pic:nvPicPr>
+                          <pic:cNvPr id="0" name="10_configuration_settings.png"/>
+                          <pic:cNvPicPr/>
+                        </pic:nvPicPr>
+                        <pic:blipFill>
+                          <a:blip r:embed="rId20"/>
+                          <a:stretch>
+                            <a:fillRect/>
+                          </a:stretch>
+                        </pic:blipFill>
+                        <pic:spPr>
+                          <a:xfrm>
+                            <a:off x="0" y="0"/>
+                            <a:ext cx="5577840" cy="3137535"/>
+                          </a:xfrm>
+                          <a:prstGeom prst="rect"/>
+                        </pic:spPr>
+                      </pic:pic>
+                    </a:graphicData>
+                  </a:graphic>
+                </wp:inline>
+              </w:drawing>
+            </w:r>
+          </w:p>
+        </w:tc>
+      </w:tr>
+    </w:tbl>
     <w:p>
       <w:pPr>
         <w:spacing w:before="80" w:after="280"/>
@@ -5691,6 +7537,7 @@
       </w:pPr>
       <w:r>
         <w:rPr>
+          <w:rFonts w:ascii="Segoe UI" w:hAnsi="Segoe UI"/>
           <w:i/>
           <w:color w:val="6C757D"/>
           <w:sz w:val="18"/>
@@ -5706,10 +7553,12 @@
     <w:p>
       <w:pPr>
         <w:pStyle w:val="Heading1"/>
+        <w:keepNext/>
         <w:spacing w:before="360" w:after="120"/>
       </w:pPr>
       <w:r>
         <w:rPr>
+          <w:rFonts w:ascii="Segoe UI" w:hAnsi="Segoe UI"/>
           <w:color w:val="0D1B2A"/>
         </w:rPr>
         <w:t>Appendix — Technical Compatibility &amp; Deployment</w:t>
@@ -5739,6 +7588,12 @@
           <w:tcPr>
             <w:tcW w:type="dxa" w:w="3168"/>
             <w:shd w:val="clear" w:color="auto" w:fill="0D1B2A"/>
+            <w:tcBorders>
+              <w:top w:val="single" w:sz="4" w:color="0D1B2A"/>
+              <w:left w:val="single" w:sz="4" w:color="0D1B2A"/>
+              <w:bottom w:val="single" w:sz="4" w:color="0D1B2A"/>
+              <w:right w:val="single" w:sz="4" w:color="0D1B2A"/>
+            </w:tcBorders>
           </w:tcPr>
           <w:p>
             <w:pPr>
@@ -5746,6 +7601,7 @@
             </w:pPr>
             <w:r>
               <w:rPr>
+                <w:rFonts w:ascii="Segoe UI" w:hAnsi="Segoe UI"/>
                 <w:b/>
                 <w:color w:val="FFFFFF"/>
                 <w:sz w:val="19"/>
@@ -5758,6 +7614,12 @@
           <w:tcPr>
             <w:tcW w:type="dxa" w:w="6048"/>
             <w:shd w:val="clear" w:color="auto" w:fill="0D1B2A"/>
+            <w:tcBorders>
+              <w:top w:val="single" w:sz="4" w:color="0D1B2A"/>
+              <w:left w:val="single" w:sz="4" w:color="0D1B2A"/>
+              <w:bottom w:val="single" w:sz="4" w:color="0D1B2A"/>
+              <w:right w:val="single" w:sz="4" w:color="0D1B2A"/>
+            </w:tcBorders>
           </w:tcPr>
           <w:p>
             <w:pPr>
@@ -5765,6 +7627,7 @@
             </w:pPr>
             <w:r>
               <w:rPr>
+                <w:rFonts w:ascii="Segoe UI" w:hAnsi="Segoe UI"/>
                 <w:b/>
                 <w:color w:val="FFFFFF"/>
                 <w:sz w:val="19"/>
@@ -5778,7 +7641,13 @@
         <w:tc>
           <w:tcPr>
             <w:tcW w:type="dxa" w:w="3168"/>
-            <w:shd w:val="clear" w:color="auto" w:fill="F8F9FA"/>
+            <w:shd w:val="clear" w:color="auto" w:fill="F8FAFC"/>
+            <w:tcBorders>
+              <w:top w:val="single" w:sz="4" w:color="E2E8F0"/>
+              <w:left w:val="single" w:sz="4" w:color="E2E8F0"/>
+              <w:bottom w:val="single" w:sz="4" w:color="E2E8F0"/>
+              <w:right w:val="single" w:sz="4" w:color="E2E8F0"/>
+            </w:tcBorders>
           </w:tcPr>
           <w:p>
             <w:pPr>
@@ -5786,6 +7655,7 @@
             </w:pPr>
             <w:r>
               <w:rPr>
+                <w:rFonts w:ascii="Segoe UI" w:hAnsi="Segoe UI"/>
                 <w:sz w:val="19"/>
               </w:rPr>
               <w:t>Browser Support</w:t>
@@ -5795,7 +7665,13 @@
         <w:tc>
           <w:tcPr>
             <w:tcW w:type="dxa" w:w="6048"/>
-            <w:shd w:val="clear" w:color="auto" w:fill="F8F9FA"/>
+            <w:shd w:val="clear" w:color="auto" w:fill="F8FAFC"/>
+            <w:tcBorders>
+              <w:top w:val="single" w:sz="4" w:color="E2E8F0"/>
+              <w:left w:val="single" w:sz="4" w:color="E2E8F0"/>
+              <w:bottom w:val="single" w:sz="4" w:color="E2E8F0"/>
+              <w:right w:val="single" w:sz="4" w:color="E2E8F0"/>
+            </w:tcBorders>
           </w:tcPr>
           <w:p>
             <w:pPr>
@@ -5803,6 +7679,7 @@
             </w:pPr>
             <w:r>
               <w:rPr>
+                <w:rFonts w:ascii="Segoe UI" w:hAnsi="Segoe UI"/>
                 <w:sz w:val="19"/>
               </w:rPr>
               <w:t>Chrome 110+, Microsoft Edge 110+, Firefox 115+, Safari 16+</w:t>
@@ -5815,6 +7692,12 @@
           <w:tcPr>
             <w:tcW w:type="dxa" w:w="3168"/>
             <w:shd w:val="clear" w:color="auto" w:fill="FFFFFF"/>
+            <w:tcBorders>
+              <w:top w:val="single" w:sz="4" w:color="E2E8F0"/>
+              <w:left w:val="single" w:sz="4" w:color="E2E8F0"/>
+              <w:bottom w:val="single" w:sz="4" w:color="E2E8F0"/>
+              <w:right w:val="single" w:sz="4" w:color="E2E8F0"/>
+            </w:tcBorders>
           </w:tcPr>
           <w:p>
             <w:pPr>
@@ -5822,6 +7705,7 @@
             </w:pPr>
             <w:r>
               <w:rPr>
+                <w:rFonts w:ascii="Segoe UI" w:hAnsi="Segoe UI"/>
                 <w:sz w:val="19"/>
               </w:rPr>
               <w:t>Installation</w:t>
@@ -5832,6 +7716,12 @@
           <w:tcPr>
             <w:tcW w:type="dxa" w:w="6048"/>
             <w:shd w:val="clear" w:color="auto" w:fill="FFFFFF"/>
+            <w:tcBorders>
+              <w:top w:val="single" w:sz="4" w:color="E2E8F0"/>
+              <w:left w:val="single" w:sz="4" w:color="E2E8F0"/>
+              <w:bottom w:val="single" w:sz="4" w:color="E2E8F0"/>
+              <w:right w:val="single" w:sz="4" w:color="E2E8F0"/>
+            </w:tcBorders>
           </w:tcPr>
           <w:p>
             <w:pPr>
@@ -5839,6 +7729,7 @@
             </w:pPr>
             <w:r>
               <w:rPr>
+                <w:rFonts w:ascii="Segoe UI" w:hAnsi="Segoe UI"/>
                 <w:sz w:val="19"/>
               </w:rPr>
               <w:t>None — open projectpulse.html in any supported browser</w:t>
@@ -5850,7 +7741,13 @@
         <w:tc>
           <w:tcPr>
             <w:tcW w:type="dxa" w:w="3168"/>
-            <w:shd w:val="clear" w:color="auto" w:fill="F8F9FA"/>
+            <w:shd w:val="clear" w:color="auto" w:fill="F8FAFC"/>
+            <w:tcBorders>
+              <w:top w:val="single" w:sz="4" w:color="E2E8F0"/>
+              <w:left w:val="single" w:sz="4" w:color="E2E8F0"/>
+              <w:bottom w:val="single" w:sz="4" w:color="E2E8F0"/>
+              <w:right w:val="single" w:sz="4" w:color="E2E8F0"/>
+            </w:tcBorders>
           </w:tcPr>
           <w:p>
             <w:pPr>
@@ -5858,6 +7755,7 @@
             </w:pPr>
             <w:r>
               <w:rPr>
+                <w:rFonts w:ascii="Segoe UI" w:hAnsi="Segoe UI"/>
                 <w:sz w:val="19"/>
               </w:rPr>
               <w:t>Internet Connection</w:t>
@@ -5867,7 +7765,13 @@
         <w:tc>
           <w:tcPr>
             <w:tcW w:type="dxa" w:w="6048"/>
-            <w:shd w:val="clear" w:color="auto" w:fill="F8F9FA"/>
+            <w:shd w:val="clear" w:color="auto" w:fill="F8FAFC"/>
+            <w:tcBorders>
+              <w:top w:val="single" w:sz="4" w:color="E2E8F0"/>
+              <w:left w:val="single" w:sz="4" w:color="E2E8F0"/>
+              <w:bottom w:val="single" w:sz="4" w:color="E2E8F0"/>
+              <w:right w:val="single" w:sz="4" w:color="E2E8F0"/>
+            </w:tcBorders>
           </w:tcPr>
           <w:p>
             <w:pPr>
@@ -5875,6 +7779,7 @@
             </w:pPr>
             <w:r>
               <w:rPr>
+                <w:rFonts w:ascii="Segoe UI" w:hAnsi="Segoe UI"/>
                 <w:sz w:val="19"/>
               </w:rPr>
               <w:t>Not required — fully offline-capable</w:t>
@@ -5887,6 +7792,12 @@
           <w:tcPr>
             <w:tcW w:type="dxa" w:w="3168"/>
             <w:shd w:val="clear" w:color="auto" w:fill="FFFFFF"/>
+            <w:tcBorders>
+              <w:top w:val="single" w:sz="4" w:color="E2E8F0"/>
+              <w:left w:val="single" w:sz="4" w:color="E2E8F0"/>
+              <w:bottom w:val="single" w:sz="4" w:color="E2E8F0"/>
+              <w:right w:val="single" w:sz="4" w:color="E2E8F0"/>
+            </w:tcBorders>
           </w:tcPr>
           <w:p>
             <w:pPr>
@@ -5894,6 +7805,7 @@
             </w:pPr>
             <w:r>
               <w:rPr>
+                <w:rFonts w:ascii="Segoe UI" w:hAnsi="Segoe UI"/>
                 <w:sz w:val="19"/>
               </w:rPr>
               <w:t>Data Storage</w:t>
@@ -5904,6 +7816,12 @@
           <w:tcPr>
             <w:tcW w:type="dxa" w:w="6048"/>
             <w:shd w:val="clear" w:color="auto" w:fill="FFFFFF"/>
+            <w:tcBorders>
+              <w:top w:val="single" w:sz="4" w:color="E2E8F0"/>
+              <w:left w:val="single" w:sz="4" w:color="E2E8F0"/>
+              <w:bottom w:val="single" w:sz="4" w:color="E2E8F0"/>
+              <w:right w:val="single" w:sz="4" w:color="E2E8F0"/>
+            </w:tcBorders>
           </w:tcPr>
           <w:p>
             <w:pPr>
@@ -5911,6 +7829,7 @@
             </w:pPr>
             <w:r>
               <w:rPr>
+                <w:rFonts w:ascii="Segoe UI" w:hAnsi="Segoe UI"/>
                 <w:sz w:val="19"/>
               </w:rPr>
               <w:t>Browser localStorage (~5MB per origin, sufficient for 500+ tasks)</w:t>
@@ -5922,7 +7841,13 @@
         <w:tc>
           <w:tcPr>
             <w:tcW w:type="dxa" w:w="3168"/>
-            <w:shd w:val="clear" w:color="auto" w:fill="F8F9FA"/>
+            <w:shd w:val="clear" w:color="auto" w:fill="F8FAFC"/>
+            <w:tcBorders>
+              <w:top w:val="single" w:sz="4" w:color="E2E8F0"/>
+              <w:left w:val="single" w:sz="4" w:color="E2E8F0"/>
+              <w:bottom w:val="single" w:sz="4" w:color="E2E8F0"/>
+              <w:right w:val="single" w:sz="4" w:color="E2E8F0"/>
+            </w:tcBorders>
           </w:tcPr>
           <w:p>
             <w:pPr>
@@ -5930,6 +7855,7 @@
             </w:pPr>
             <w:r>
               <w:rPr>
+                <w:rFonts w:ascii="Segoe UI" w:hAnsi="Segoe UI"/>
                 <w:sz w:val="19"/>
               </w:rPr>
               <w:t>Export Format</w:t>
@@ -5939,7 +7865,13 @@
         <w:tc>
           <w:tcPr>
             <w:tcW w:type="dxa" w:w="6048"/>
-            <w:shd w:val="clear" w:color="auto" w:fill="F8F9FA"/>
+            <w:shd w:val="clear" w:color="auto" w:fill="F8FAFC"/>
+            <w:tcBorders>
+              <w:top w:val="single" w:sz="4" w:color="E2E8F0"/>
+              <w:left w:val="single" w:sz="4" w:color="E2E8F0"/>
+              <w:bottom w:val="single" w:sz="4" w:color="E2E8F0"/>
+              <w:right w:val="single" w:sz="4" w:color="E2E8F0"/>
+            </w:tcBorders>
           </w:tcPr>
           <w:p>
             <w:pPr>
@@ -5947,6 +7879,7 @@
             </w:pPr>
             <w:r>
               <w:rPr>
+                <w:rFonts w:ascii="Segoe UI" w:hAnsi="Segoe UI"/>
                 <w:sz w:val="19"/>
               </w:rPr>
               <w:t>Microsoft Excel (.xlsx) — generated in-browser via ExcelJS</w:t>
@@ -5959,6 +7892,12 @@
           <w:tcPr>
             <w:tcW w:type="dxa" w:w="3168"/>
             <w:shd w:val="clear" w:color="auto" w:fill="FFFFFF"/>
+            <w:tcBorders>
+              <w:top w:val="single" w:sz="4" w:color="E2E8F0"/>
+              <w:left w:val="single" w:sz="4" w:color="E2E8F0"/>
+              <w:bottom w:val="single" w:sz="4" w:color="E2E8F0"/>
+              <w:right w:val="single" w:sz="4" w:color="E2E8F0"/>
+            </w:tcBorders>
           </w:tcPr>
           <w:p>
             <w:pPr>
@@ -5966,6 +7905,7 @@
             </w:pPr>
             <w:r>
               <w:rPr>
+                <w:rFonts w:ascii="Segoe UI" w:hAnsi="Segoe UI"/>
                 <w:sz w:val="19"/>
               </w:rPr>
               <w:t>File Sync</w:t>
@@ -5976,6 +7916,12 @@
           <w:tcPr>
             <w:tcW w:type="dxa" w:w="6048"/>
             <w:shd w:val="clear" w:color="auto" w:fill="FFFFFF"/>
+            <w:tcBorders>
+              <w:top w:val="single" w:sz="4" w:color="E2E8F0"/>
+              <w:left w:val="single" w:sz="4" w:color="E2E8F0"/>
+              <w:bottom w:val="single" w:sz="4" w:color="E2E8F0"/>
+              <w:right w:val="single" w:sz="4" w:color="E2E8F0"/>
+            </w:tcBorders>
           </w:tcPr>
           <w:p>
             <w:pPr>
@@ -5983,6 +7929,7 @@
             </w:pPr>
             <w:r>
               <w:rPr>
+                <w:rFonts w:ascii="Segoe UI" w:hAnsi="Segoe UI"/>
                 <w:sz w:val="19"/>
               </w:rPr>
               <w:t>Optional file system sync via File System Access API (Chrome/Edge only)</w:t>
@@ -5994,7 +7941,13 @@
         <w:tc>
           <w:tcPr>
             <w:tcW w:type="dxa" w:w="3168"/>
-            <w:shd w:val="clear" w:color="auto" w:fill="F8F9FA"/>
+            <w:shd w:val="clear" w:color="auto" w:fill="F8FAFC"/>
+            <w:tcBorders>
+              <w:top w:val="single" w:sz="4" w:color="E2E8F0"/>
+              <w:left w:val="single" w:sz="4" w:color="E2E8F0"/>
+              <w:bottom w:val="single" w:sz="4" w:color="E2E8F0"/>
+              <w:right w:val="single" w:sz="4" w:color="E2E8F0"/>
+            </w:tcBorders>
           </w:tcPr>
           <w:p>
             <w:pPr>
@@ -6002,6 +7955,7 @@
             </w:pPr>
             <w:r>
               <w:rPr>
+                <w:rFonts w:ascii="Segoe UI" w:hAnsi="Segoe UI"/>
                 <w:sz w:val="19"/>
               </w:rPr>
               <w:t>Screen Resolution</w:t>
@@ -6011,7 +7965,13 @@
         <w:tc>
           <w:tcPr>
             <w:tcW w:type="dxa" w:w="6048"/>
-            <w:shd w:val="clear" w:color="auto" w:fill="F8F9FA"/>
+            <w:shd w:val="clear" w:color="auto" w:fill="F8FAFC"/>
+            <w:tcBorders>
+              <w:top w:val="single" w:sz="4" w:color="E2E8F0"/>
+              <w:left w:val="single" w:sz="4" w:color="E2E8F0"/>
+              <w:bottom w:val="single" w:sz="4" w:color="E2E8F0"/>
+              <w:right w:val="single" w:sz="4" w:color="E2E8F0"/>
+            </w:tcBorders>
           </w:tcPr>
           <w:p>
             <w:pPr>
@@ -6019,6 +7979,7 @@
             </w:pPr>
             <w:r>
               <w:rPr>
+                <w:rFonts w:ascii="Segoe UI" w:hAnsi="Segoe UI"/>
                 <w:sz w:val="19"/>
               </w:rPr>
               <w:t>Minimum 1280 x 768px recommended for full grid views</w:t>
@@ -6031,6 +7992,12 @@
           <w:tcPr>
             <w:tcW w:type="dxa" w:w="3168"/>
             <w:shd w:val="clear" w:color="auto" w:fill="FFFFFF"/>
+            <w:tcBorders>
+              <w:top w:val="single" w:sz="4" w:color="E2E8F0"/>
+              <w:left w:val="single" w:sz="4" w:color="E2E8F0"/>
+              <w:bottom w:val="single" w:sz="4" w:color="E2E8F0"/>
+              <w:right w:val="single" w:sz="4" w:color="E2E8F0"/>
+            </w:tcBorders>
           </w:tcPr>
           <w:p>
             <w:pPr>
@@ -6038,6 +8005,7 @@
             </w:pPr>
             <w:r>
               <w:rPr>
+                <w:rFonts w:ascii="Segoe UI" w:hAnsi="Segoe UI"/>
                 <w:sz w:val="19"/>
               </w:rPr>
               <w:t>Mobile Support</w:t>
@@ -6048,6 +8016,12 @@
           <w:tcPr>
             <w:tcW w:type="dxa" w:w="6048"/>
             <w:shd w:val="clear" w:color="auto" w:fill="FFFFFF"/>
+            <w:tcBorders>
+              <w:top w:val="single" w:sz="4" w:color="E2E8F0"/>
+              <w:left w:val="single" w:sz="4" w:color="E2E8F0"/>
+              <w:bottom w:val="single" w:sz="4" w:color="E2E8F0"/>
+              <w:right w:val="single" w:sz="4" w:color="E2E8F0"/>
+            </w:tcBorders>
           </w:tcPr>
           <w:p>
             <w:pPr>
@@ -6055,6 +8029,7 @@
             </w:pPr>
             <w:r>
               <w:rPr>
+                <w:rFonts w:ascii="Segoe UI" w:hAnsi="Segoe UI"/>
                 <w:sz w:val="19"/>
               </w:rPr>
               <w:t>Responsive layout for tablet (768px+). Limited functionality on mobile.</w:t>
@@ -6089,6 +8064,7 @@
     </w:pPr>
     <w:r>
       <w:rPr>
+        <w:rFonts w:ascii="Segoe UI" w:hAnsi="Segoe UI"/>
         <w:color w:val="6C757D"/>
         <w:sz w:val="16"/>
       </w:rPr>
@@ -6096,6 +8072,7 @@
     </w:r>
     <w:r>
       <w:rPr>
+        <w:rFonts w:ascii="Segoe UI" w:hAnsi="Segoe UI"/>
         <w:color w:val="6C757D"/>
         <w:sz w:val="16"/>
       </w:rPr>
@@ -6470,10 +8447,13 @@
     <w:name w:val="Normal"/>
     <w:qFormat/>
     <w:rsid w:val="00FC693F"/>
+    <w:pPr>
+      <w:spacing w:line="276" w:lineRule="auto" w:after="80"/>
+    </w:pPr>
     <w:rPr>
-      <w:rFonts w:ascii="Calibri" w:hAnsi="Calibri"/>
+      <w:rFonts w:ascii="Segoe UI" w:hAnsi="Segoe UI"/>
       <w:color w:val="1C1C1E"/>
-      <w:sz w:val="21"/>
+      <w:sz w:val="20"/>
     </w:rPr>
   </w:style>
   <w:style w:type="paragraph" w:styleId="Header">
@@ -6535,7 +8515,7 @@
       <w:outlineLvl w:val="0"/>
     </w:pPr>
     <w:rPr>
-      <w:rFonts w:asciiTheme="majorHAnsi" w:eastAsiaTheme="majorEastAsia" w:hAnsiTheme="majorHAnsi" w:cstheme="majorBidi" w:ascii="Calibri" w:hAnsi="Calibri"/>
+      <w:rFonts w:asciiTheme="majorHAnsi" w:eastAsiaTheme="majorEastAsia" w:hAnsiTheme="majorHAnsi" w:cstheme="majorBidi" w:ascii="Segoe UI" w:hAnsi="Segoe UI"/>
       <w:b/>
       <w:bCs/>
       <w:color w:val="0D1B2A"/>
@@ -6559,7 +8539,7 @@
       <w:outlineLvl w:val="1"/>
     </w:pPr>
     <w:rPr>
-      <w:rFonts w:asciiTheme="majorHAnsi" w:eastAsiaTheme="majorEastAsia" w:hAnsiTheme="majorHAnsi" w:cstheme="majorBidi" w:ascii="Calibri" w:hAnsi="Calibri"/>
+      <w:rFonts w:asciiTheme="majorHAnsi" w:eastAsiaTheme="majorEastAsia" w:hAnsiTheme="majorHAnsi" w:cstheme="majorBidi" w:ascii="Segoe UI" w:hAnsi="Segoe UI"/>
       <w:b/>
       <w:bCs/>
       <w:color w:val="0D1B2A"/>
@@ -6583,7 +8563,7 @@
       <w:outlineLvl w:val="2"/>
     </w:pPr>
     <w:rPr>
-      <w:rFonts w:asciiTheme="majorHAnsi" w:eastAsiaTheme="majorEastAsia" w:hAnsiTheme="majorHAnsi" w:cstheme="majorBidi" w:ascii="Calibri" w:hAnsi="Calibri"/>
+      <w:rFonts w:asciiTheme="majorHAnsi" w:eastAsiaTheme="majorEastAsia" w:hAnsiTheme="majorHAnsi" w:cstheme="majorBidi" w:ascii="Segoe UI" w:hAnsi="Segoe UI"/>
       <w:b/>
       <w:bCs/>
       <w:color w:val="0D1B2A"/>

--- a/docs/ProjectPulse_Product_Capabilities.docx
+++ b/docs/ProjectPulse_Product_Capabilities.docx
@@ -6,52 +6,43 @@
       <w:r>
         <w:br/>
         <w:br/>
-        <w:br/>
       </w:r>
     </w:p>
     <w:p>
       <w:pPr>
-        <w:jc w:val="center"/>
+        <w:pBdr>
+          <w:bottom w:val="single" w:sz="36" w:space="1" w:color="00C2A8"/>
+        </w:pBdr>
+        <w:spacing w:before="0" w:after="160"/>
+      </w:pPr>
+    </w:p>
+    <w:p>
+      <w:pPr>
+        <w:spacing w:before="360" w:after="80"/>
+        <w:jc w:val="left"/>
       </w:pPr>
       <w:r>
         <w:rPr>
           <w:rFonts w:ascii="Segoe UI" w:hAnsi="Segoe UI"/>
           <w:b/>
           <w:color w:val="0D1B2A"/>
-          <w:sz w:val="88"/>
+          <w:sz w:val="76"/>
         </w:rPr>
         <w:t>ProjectPulse</w:t>
       </w:r>
     </w:p>
     <w:p>
       <w:pPr>
-        <w:jc w:val="center"/>
+        <w:spacing w:before="80" w:after="560"/>
+        <w:jc w:val="left"/>
       </w:pPr>
       <w:r>
         <w:rPr>
           <w:rFonts w:ascii="Segoe UI" w:hAnsi="Segoe UI"/>
           <w:color w:val="00C2A8"/>
-          <w:sz w:val="40"/>
+          <w:sz w:val="32"/>
         </w:rPr>
         <w:t>Product Capabilities Document</w:t>
-      </w:r>
-    </w:p>
-    <w:p>
-      <w:r>
-        <w:br/>
-      </w:r>
-    </w:p>
-    <w:p>
-      <w:pPr>
-        <w:jc w:val="center"/>
-      </w:pPr>
-      <w:r>
-        <w:rPr>
-          <w:rFonts w:ascii="Segoe UI" w:hAnsi="Segoe UI"/>
-          <w:color w:val="00C2A8"/>
-          <w:sz w:val="24"/>
-        </w:rPr>
-        <w:t>────────────────────────────────────────────────────────────</w:t>
       </w:r>
     </w:p>
     <w:p>
@@ -62,197 +53,136 @@
     <w:tbl>
       <w:tblPr>
         <w:tblW w:type="auto" w:w="0"/>
-        <w:jc w:val="center"/>
+        <w:jc w:val="left"/>
         <w:tblLook w:firstColumn="1" w:firstRow="1" w:lastColumn="0" w:lastRow="0" w:noHBand="0" w:noVBand="1" w:val="04A0"/>
       </w:tblPr>
       <w:tblGrid>
-        <w:gridCol w:w="4536"/>
-        <w:gridCol w:w="4536"/>
+        <w:gridCol w:w="8640"/>
       </w:tblGrid>
       <w:tr>
         <w:tc>
           <w:tcPr>
-            <w:tcW w:type="dxa" w:w="2880"/>
-            <w:shd w:val="clear" w:color="auto" w:fill="0D1B2A"/>
+            <w:tcW w:type="dxa" w:w="8640"/>
+            <w:shd w:val="clear" w:color="auto" w:fill="F4F7FA"/>
+            <w:tcMar>
+              <w:top w:w="180" w:type="dxa"/>
+              <w:bottom w:w="180" w:type="dxa"/>
+              <w:left w:w="240" w:type="dxa"/>
+              <w:right w:w="240" w:type="dxa"/>
+            </w:tcMar>
+            <w:tcBorders>
+              <w:top w:val="none"/>
+              <w:bottom w:val="none"/>
+              <w:left w:val="single" w:sz="24" w:color="00C2A8"/>
+              <w:right w:val="none"/>
+            </w:tcBorders>
           </w:tcPr>
           <w:p>
             <w:pPr>
-              <w:jc w:val="right"/>
+              <w:spacing w:before="40" w:after="40" w:line="276" w:lineRule="auto"/>
             </w:pPr>
             <w:r>
               <w:rPr>
                 <w:rFonts w:ascii="Segoe UI" w:hAnsi="Segoe UI"/>
                 <w:b/>
-                <w:color w:val="FFFFFF"/>
-                <w:sz w:val="19"/>
+                <w:color w:val="0D1B2A"/>
+                <w:sz w:val="20"/>
               </w:rPr>
-              <w:t>Document Type</w:t>
+              <w:t xml:space="preserve">Document Type:  </w:t>
             </w:r>
-          </w:p>
-        </w:tc>
-        <w:tc>
-          <w:tcPr>
-            <w:tcW w:type="dxa" w:w="5040"/>
-            <w:shd w:val="clear" w:color="auto" w:fill="F4F7FA"/>
-          </w:tcPr>
-          <w:p>
             <w:r>
               <w:rPr>
                 <w:rFonts w:ascii="Segoe UI" w:hAnsi="Segoe UI"/>
                 <w:color w:val="1C1C1E"/>
-                <w:sz w:val="19"/>
+                <w:sz w:val="20"/>
               </w:rPr>
               <w:t>Product Capabilities Document</w:t>
             </w:r>
           </w:p>
-        </w:tc>
-      </w:tr>
-      <w:tr>
-        <w:tc>
-          <w:tcPr>
-            <w:tcW w:type="dxa" w:w="2880"/>
-            <w:shd w:val="clear" w:color="auto" w:fill="0D1B2A"/>
-          </w:tcPr>
           <w:p>
             <w:pPr>
-              <w:jc w:val="right"/>
+              <w:spacing w:before="40" w:after="40" w:line="276" w:lineRule="auto"/>
             </w:pPr>
             <w:r>
               <w:rPr>
                 <w:rFonts w:ascii="Segoe UI" w:hAnsi="Segoe UI"/>
                 <w:b/>
-                <w:color w:val="FFFFFF"/>
-                <w:sz w:val="19"/>
+                <w:color w:val="0D1B2A"/>
+                <w:sz w:val="20"/>
               </w:rPr>
-              <w:t>Version</w:t>
+              <w:t xml:space="preserve">Version:  </w:t>
             </w:r>
-          </w:p>
-        </w:tc>
-        <w:tc>
-          <w:tcPr>
-            <w:tcW w:type="dxa" w:w="5040"/>
-            <w:shd w:val="clear" w:color="auto" w:fill="F4F7FA"/>
-          </w:tcPr>
-          <w:p>
             <w:r>
               <w:rPr>
                 <w:rFonts w:ascii="Segoe UI" w:hAnsi="Segoe UI"/>
                 <w:color w:val="1C1C1E"/>
-                <w:sz w:val="19"/>
+                <w:sz w:val="20"/>
               </w:rPr>
               <w:t>v2.1.0</w:t>
             </w:r>
           </w:p>
-        </w:tc>
-      </w:tr>
-      <w:tr>
-        <w:tc>
-          <w:tcPr>
-            <w:tcW w:type="dxa" w:w="2880"/>
-            <w:shd w:val="clear" w:color="auto" w:fill="0D1B2A"/>
-          </w:tcPr>
           <w:p>
             <w:pPr>
-              <w:jc w:val="right"/>
+              <w:spacing w:before="40" w:after="40" w:line="276" w:lineRule="auto"/>
             </w:pPr>
             <w:r>
               <w:rPr>
                 <w:rFonts w:ascii="Segoe UI" w:hAnsi="Segoe UI"/>
                 <w:b/>
-                <w:color w:val="FFFFFF"/>
-                <w:sz w:val="19"/>
+                <w:color w:val="0D1B2A"/>
+                <w:sz w:val="20"/>
               </w:rPr>
-              <w:t>Audience</w:t>
+              <w:t xml:space="preserve">Audience:  </w:t>
             </w:r>
-          </w:p>
-        </w:tc>
-        <w:tc>
-          <w:tcPr>
-            <w:tcW w:type="dxa" w:w="5040"/>
-            <w:shd w:val="clear" w:color="auto" w:fill="F4F7FA"/>
-          </w:tcPr>
-          <w:p>
             <w:r>
               <w:rPr>
                 <w:rFonts w:ascii="Segoe UI" w:hAnsi="Segoe UI"/>
                 <w:color w:val="1C1C1E"/>
-                <w:sz w:val="19"/>
+                <w:sz w:val="20"/>
               </w:rPr>
               <w:t>Executives · Sales · Leadership · Prospects</w:t>
             </w:r>
           </w:p>
-        </w:tc>
-      </w:tr>
-      <w:tr>
-        <w:tc>
-          <w:tcPr>
-            <w:tcW w:type="dxa" w:w="2880"/>
-            <w:shd w:val="clear" w:color="auto" w:fill="0D1B2A"/>
-          </w:tcPr>
           <w:p>
             <w:pPr>
-              <w:jc w:val="right"/>
+              <w:spacing w:before="40" w:after="40" w:line="276" w:lineRule="auto"/>
             </w:pPr>
             <w:r>
               <w:rPr>
                 <w:rFonts w:ascii="Segoe UI" w:hAnsi="Segoe UI"/>
                 <w:b/>
-                <w:color w:val="FFFFFF"/>
-                <w:sz w:val="19"/>
+                <w:color w:val="0D1B2A"/>
+                <w:sz w:val="20"/>
               </w:rPr>
-              <w:t>Date</w:t>
+              <w:t xml:space="preserve">Date:  </w:t>
             </w:r>
-          </w:p>
-        </w:tc>
-        <w:tc>
-          <w:tcPr>
-            <w:tcW w:type="dxa" w:w="5040"/>
-            <w:shd w:val="clear" w:color="auto" w:fill="F4F7FA"/>
-          </w:tcPr>
-          <w:p>
             <w:r>
               <w:rPr>
                 <w:rFonts w:ascii="Segoe UI" w:hAnsi="Segoe UI"/>
                 <w:color w:val="1C1C1E"/>
-                <w:sz w:val="19"/>
+                <w:sz w:val="20"/>
               </w:rPr>
-              <w:t>14 June 2026</w:t>
+              <w:t>15 June 2026</w:t>
             </w:r>
           </w:p>
-        </w:tc>
-      </w:tr>
-      <w:tr>
-        <w:tc>
-          <w:tcPr>
-            <w:tcW w:type="dxa" w:w="2880"/>
-            <w:shd w:val="clear" w:color="auto" w:fill="0D1B2A"/>
-          </w:tcPr>
           <w:p>
             <w:pPr>
-              <w:jc w:val="right"/>
+              <w:spacing w:before="40" w:after="40" w:line="276" w:lineRule="auto"/>
             </w:pPr>
             <w:r>
               <w:rPr>
                 <w:rFonts w:ascii="Segoe UI" w:hAnsi="Segoe UI"/>
                 <w:b/>
-                <w:color w:val="FFFFFF"/>
-                <w:sz w:val="19"/>
+                <w:color w:val="0D1B2A"/>
+                <w:sz w:val="20"/>
               </w:rPr>
-              <w:t>Confidentiality</w:t>
+              <w:t xml:space="preserve">Confidentiality:  </w:t>
             </w:r>
-          </w:p>
-        </w:tc>
-        <w:tc>
-          <w:tcPr>
-            <w:tcW w:type="dxa" w:w="5040"/>
-            <w:shd w:val="clear" w:color="auto" w:fill="F4F7FA"/>
-          </w:tcPr>
-          <w:p>
             <w:r>
               <w:rPr>
                 <w:rFonts w:ascii="Segoe UI" w:hAnsi="Segoe UI"/>
                 <w:color w:val="1C1C1E"/>
-                <w:sz w:val="19"/>
+                <w:sz w:val="20"/>
               </w:rPr>
               <w:t>Commercial in Confidence</w:t>
             </w:r>
@@ -269,7 +199,7 @@
       <w:pPr>
         <w:pStyle w:val="Heading1"/>
         <w:keepNext/>
-        <w:spacing w:before="360" w:after="120"/>
+        <w:spacing w:before="480" w:after="160"/>
       </w:pPr>
       <w:r>
         <w:rPr>
@@ -287,6 +217,11 @@
         <w:spacing w:before="0" w:after="120"/>
       </w:pPr>
     </w:p>
+    <w:p>
+      <w:pPr>
+        <w:spacing w:after="120"/>
+      </w:pPr>
+    </w:p>
     <w:tbl>
       <w:tblPr>
         <w:tblW w:type="auto" w:w="0"/>
@@ -294,23 +229,38 @@
         <w:tblLook w:firstColumn="1" w:firstRow="1" w:lastColumn="0" w:lastRow="0" w:noHBand="0" w:noVBand="1" w:val="04A0"/>
       </w:tblPr>
       <w:tblGrid>
-        <w:gridCol w:w="3024"/>
-        <w:gridCol w:w="3024"/>
-        <w:gridCol w:w="3024"/>
+        <w:gridCol w:w="2880"/>
+        <w:gridCol w:w="2880"/>
+        <w:gridCol w:w="2880"/>
       </w:tblGrid>
       <w:tr>
         <w:tc>
           <w:tcPr>
-            <w:tcW w:type="dxa" w:w="720"/>
-            <w:shd w:val="clear" w:color="auto" w:fill="F4F7FA"/>
+            <w:tcW w:type="dxa" w:w="864"/>
+            <w:shd w:val="clear" w:color="auto" w:fill="F8FAFC"/>
+            <w:tcMar>
+              <w:top w:w="80" w:type="dxa"/>
+              <w:bottom w:w="80" w:type="dxa"/>
+              <w:left w:w="120" w:type="dxa"/>
+              <w:right w:w="120" w:type="dxa"/>
+            </w:tcMar>
+            <w:tcBorders>
+              <w:top w:val="none"/>
+              <w:bottom w:val="none"/>
+              <w:left w:val="none"/>
+              <w:right w:val="none"/>
+            </w:tcBorders>
           </w:tcPr>
           <w:p>
+            <w:pPr>
+              <w:spacing w:before="40" w:after="40"/>
+            </w:pPr>
             <w:r>
               <w:rPr>
                 <w:rFonts w:ascii="Segoe UI" w:hAnsi="Segoe UI"/>
                 <w:b/>
                 <w:color w:val="00C2A8"/>
-                <w:sz w:val="20"/>
+                <w:sz w:val="19"/>
               </w:rPr>
               <w:t>—</w:t>
             </w:r>
@@ -318,14 +268,30 @@
         </w:tc>
         <w:tc>
           <w:tcPr>
-            <w:tcW w:type="dxa" w:w="7632"/>
-            <w:shd w:val="clear" w:color="auto" w:fill="F4F7FA"/>
+            <w:tcW w:type="dxa" w:w="7200"/>
+            <w:shd w:val="clear" w:color="auto" w:fill="F8FAFC"/>
+            <w:tcMar>
+              <w:top w:w="80" w:type="dxa"/>
+              <w:bottom w:w="80" w:type="dxa"/>
+              <w:left w:w="120" w:type="dxa"/>
+              <w:right w:w="120" w:type="dxa"/>
+            </w:tcMar>
+            <w:tcBorders>
+              <w:top w:val="none"/>
+              <w:bottom w:val="none"/>
+              <w:left w:val="none"/>
+              <w:right w:val="none"/>
+            </w:tcBorders>
           </w:tcPr>
           <w:p>
+            <w:pPr>
+              <w:spacing w:before="40" w:after="40"/>
+            </w:pPr>
             <w:r>
               <w:rPr>
                 <w:rFonts w:ascii="Segoe UI" w:hAnsi="Segoe UI"/>
-                <w:sz w:val="21"/>
+                <w:color w:val="1C1C1E"/>
+                <w:sz w:val="19"/>
               </w:rPr>
               <w:t>Executive Summary</w:t>
             </w:r>
@@ -334,17 +300,31 @@
         <w:tc>
           <w:tcPr>
             <w:tcW w:type="dxa" w:w="864"/>
-            <w:shd w:val="clear" w:color="auto" w:fill="F4F7FA"/>
+            <w:shd w:val="clear" w:color="auto" w:fill="F8FAFC"/>
+            <w:tcMar>
+              <w:top w:w="80" w:type="dxa"/>
+              <w:bottom w:w="80" w:type="dxa"/>
+              <w:left w:w="120" w:type="dxa"/>
+              <w:right w:w="120" w:type="dxa"/>
+            </w:tcMar>
+            <w:tcBorders>
+              <w:top w:val="none"/>
+              <w:bottom w:val="none"/>
+              <w:left w:val="none"/>
+              <w:right w:val="none"/>
+            </w:tcBorders>
           </w:tcPr>
           <w:p>
             <w:pPr>
+              <w:spacing w:before="40" w:after="40"/>
               <w:jc w:val="right"/>
             </w:pPr>
             <w:r>
               <w:rPr>
                 <w:rFonts w:ascii="Segoe UI" w:hAnsi="Segoe UI"/>
-                <w:color w:val="6C757D"/>
-                <w:sz w:val="20"/>
+                <w:b/>
+                <w:color w:val="0D1B2A"/>
+                <w:sz w:val="19"/>
               </w:rPr>
               <w:t>3</w:t>
             </w:r>
@@ -354,16 +334,31 @@
       <w:tr>
         <w:tc>
           <w:tcPr>
-            <w:tcW w:type="dxa" w:w="720"/>
+            <w:tcW w:type="dxa" w:w="864"/>
             <w:shd w:val="clear" w:color="auto" w:fill="FFFFFF"/>
+            <w:tcMar>
+              <w:top w:w="80" w:type="dxa"/>
+              <w:bottom w:w="80" w:type="dxa"/>
+              <w:left w:w="120" w:type="dxa"/>
+              <w:right w:w="120" w:type="dxa"/>
+            </w:tcMar>
+            <w:tcBorders>
+              <w:top w:val="none"/>
+              <w:bottom w:val="none"/>
+              <w:left w:val="none"/>
+              <w:right w:val="none"/>
+            </w:tcBorders>
           </w:tcPr>
           <w:p>
+            <w:pPr>
+              <w:spacing w:before="40" w:after="40"/>
+            </w:pPr>
             <w:r>
               <w:rPr>
                 <w:rFonts w:ascii="Segoe UI" w:hAnsi="Segoe UI"/>
                 <w:b/>
                 <w:color w:val="00C2A8"/>
-                <w:sz w:val="20"/>
+                <w:sz w:val="19"/>
               </w:rPr>
               <w:t>1</w:t>
             </w:r>
@@ -371,14 +366,30 @@
         </w:tc>
         <w:tc>
           <w:tcPr>
-            <w:tcW w:type="dxa" w:w="7632"/>
+            <w:tcW w:type="dxa" w:w="7200"/>
             <w:shd w:val="clear" w:color="auto" w:fill="FFFFFF"/>
+            <w:tcMar>
+              <w:top w:w="80" w:type="dxa"/>
+              <w:bottom w:w="80" w:type="dxa"/>
+              <w:left w:w="120" w:type="dxa"/>
+              <w:right w:w="120" w:type="dxa"/>
+            </w:tcMar>
+            <w:tcBorders>
+              <w:top w:val="none"/>
+              <w:bottom w:val="none"/>
+              <w:left w:val="none"/>
+              <w:right w:val="none"/>
+            </w:tcBorders>
           </w:tcPr>
           <w:p>
+            <w:pPr>
+              <w:spacing w:before="40" w:after="40"/>
+            </w:pPr>
             <w:r>
               <w:rPr>
                 <w:rFonts w:ascii="Segoe UI" w:hAnsi="Segoe UI"/>
-                <w:sz w:val="21"/>
+                <w:color w:val="1C1C1E"/>
+                <w:sz w:val="19"/>
               </w:rPr>
               <w:t>Product Overview</w:t>
             </w:r>
@@ -388,16 +399,30 @@
           <w:tcPr>
             <w:tcW w:type="dxa" w:w="864"/>
             <w:shd w:val="clear" w:color="auto" w:fill="FFFFFF"/>
+            <w:tcMar>
+              <w:top w:w="80" w:type="dxa"/>
+              <w:bottom w:w="80" w:type="dxa"/>
+              <w:left w:w="120" w:type="dxa"/>
+              <w:right w:w="120" w:type="dxa"/>
+            </w:tcMar>
+            <w:tcBorders>
+              <w:top w:val="none"/>
+              <w:bottom w:val="none"/>
+              <w:left w:val="none"/>
+              <w:right w:val="none"/>
+            </w:tcBorders>
           </w:tcPr>
           <w:p>
             <w:pPr>
+              <w:spacing w:before="40" w:after="40"/>
               <w:jc w:val="right"/>
             </w:pPr>
             <w:r>
               <w:rPr>
                 <w:rFonts w:ascii="Segoe UI" w:hAnsi="Segoe UI"/>
-                <w:color w:val="6C757D"/>
-                <w:sz w:val="20"/>
+                <w:b/>
+                <w:color w:val="0D1B2A"/>
+                <w:sz w:val="19"/>
               </w:rPr>
               <w:t>4</w:t>
             </w:r>
@@ -407,16 +432,31 @@
       <w:tr>
         <w:tc>
           <w:tcPr>
-            <w:tcW w:type="dxa" w:w="720"/>
-            <w:shd w:val="clear" w:color="auto" w:fill="F4F7FA"/>
+            <w:tcW w:type="dxa" w:w="864"/>
+            <w:shd w:val="clear" w:color="auto" w:fill="F8FAFC"/>
+            <w:tcMar>
+              <w:top w:w="80" w:type="dxa"/>
+              <w:bottom w:w="80" w:type="dxa"/>
+              <w:left w:w="120" w:type="dxa"/>
+              <w:right w:w="120" w:type="dxa"/>
+            </w:tcMar>
+            <w:tcBorders>
+              <w:top w:val="none"/>
+              <w:bottom w:val="none"/>
+              <w:left w:val="none"/>
+              <w:right w:val="none"/>
+            </w:tcBorders>
           </w:tcPr>
           <w:p>
+            <w:pPr>
+              <w:spacing w:before="40" w:after="40"/>
+            </w:pPr>
             <w:r>
               <w:rPr>
                 <w:rFonts w:ascii="Segoe UI" w:hAnsi="Segoe UI"/>
                 <w:b/>
                 <w:color w:val="00C2A8"/>
-                <w:sz w:val="20"/>
+                <w:sz w:val="19"/>
               </w:rPr>
               <w:t>2</w:t>
             </w:r>
@@ -424,14 +464,30 @@
         </w:tc>
         <w:tc>
           <w:tcPr>
-            <w:tcW w:type="dxa" w:w="7632"/>
-            <w:shd w:val="clear" w:color="auto" w:fill="F4F7FA"/>
+            <w:tcW w:type="dxa" w:w="7200"/>
+            <w:shd w:val="clear" w:color="auto" w:fill="F8FAFC"/>
+            <w:tcMar>
+              <w:top w:w="80" w:type="dxa"/>
+              <w:bottom w:w="80" w:type="dxa"/>
+              <w:left w:w="120" w:type="dxa"/>
+              <w:right w:w="120" w:type="dxa"/>
+            </w:tcMar>
+            <w:tcBorders>
+              <w:top w:val="none"/>
+              <w:bottom w:val="none"/>
+              <w:left w:val="none"/>
+              <w:right w:val="none"/>
+            </w:tcBorders>
           </w:tcPr>
           <w:p>
+            <w:pPr>
+              <w:spacing w:before="40" w:after="40"/>
+            </w:pPr>
             <w:r>
               <w:rPr>
                 <w:rFonts w:ascii="Segoe UI" w:hAnsi="Segoe UI"/>
-                <w:sz w:val="21"/>
+                <w:color w:val="1C1C1E"/>
+                <w:sz w:val="19"/>
               </w:rPr>
               <w:t>The 12 Core Capabilities</w:t>
             </w:r>
@@ -440,17 +496,31 @@
         <w:tc>
           <w:tcPr>
             <w:tcW w:type="dxa" w:w="864"/>
-            <w:shd w:val="clear" w:color="auto" w:fill="F4F7FA"/>
+            <w:shd w:val="clear" w:color="auto" w:fill="F8FAFC"/>
+            <w:tcMar>
+              <w:top w:w="80" w:type="dxa"/>
+              <w:bottom w:w="80" w:type="dxa"/>
+              <w:left w:w="120" w:type="dxa"/>
+              <w:right w:w="120" w:type="dxa"/>
+            </w:tcMar>
+            <w:tcBorders>
+              <w:top w:val="none"/>
+              <w:bottom w:val="none"/>
+              <w:left w:val="none"/>
+              <w:right w:val="none"/>
+            </w:tcBorders>
           </w:tcPr>
           <w:p>
             <w:pPr>
+              <w:spacing w:before="40" w:after="40"/>
               <w:jc w:val="right"/>
             </w:pPr>
             <w:r>
               <w:rPr>
                 <w:rFonts w:ascii="Segoe UI" w:hAnsi="Segoe UI"/>
-                <w:color w:val="6C757D"/>
-                <w:sz w:val="20"/>
+                <w:b/>
+                <w:color w:val="0D1B2A"/>
+                <w:sz w:val="19"/>
               </w:rPr>
               <w:t>6</w:t>
             </w:r>
@@ -460,16 +530,31 @@
       <w:tr>
         <w:tc>
           <w:tcPr>
-            <w:tcW w:type="dxa" w:w="720"/>
+            <w:tcW w:type="dxa" w:w="864"/>
             <w:shd w:val="clear" w:color="auto" w:fill="FFFFFF"/>
+            <w:tcMar>
+              <w:top w:w="80" w:type="dxa"/>
+              <w:bottom w:w="80" w:type="dxa"/>
+              <w:left w:w="120" w:type="dxa"/>
+              <w:right w:w="120" w:type="dxa"/>
+            </w:tcMar>
+            <w:tcBorders>
+              <w:top w:val="none"/>
+              <w:bottom w:val="none"/>
+              <w:left w:val="none"/>
+              <w:right w:val="none"/>
+            </w:tcBorders>
           </w:tcPr>
           <w:p>
+            <w:pPr>
+              <w:spacing w:before="40" w:after="40"/>
+            </w:pPr>
             <w:r>
               <w:rPr>
                 <w:rFonts w:ascii="Segoe UI" w:hAnsi="Segoe UI"/>
                 <w:b/>
                 <w:color w:val="00C2A8"/>
-                <w:sz w:val="20"/>
+                <w:sz w:val="19"/>
               </w:rPr>
               <w:t>3</w:t>
             </w:r>
@@ -477,14 +562,30 @@
         </w:tc>
         <w:tc>
           <w:tcPr>
-            <w:tcW w:type="dxa" w:w="7632"/>
+            <w:tcW w:type="dxa" w:w="7200"/>
             <w:shd w:val="clear" w:color="auto" w:fill="FFFFFF"/>
+            <w:tcMar>
+              <w:top w:w="80" w:type="dxa"/>
+              <w:bottom w:w="80" w:type="dxa"/>
+              <w:left w:w="120" w:type="dxa"/>
+              <w:right w:w="120" w:type="dxa"/>
+            </w:tcMar>
+            <w:tcBorders>
+              <w:top w:val="none"/>
+              <w:bottom w:val="none"/>
+              <w:left w:val="none"/>
+              <w:right w:val="none"/>
+            </w:tcBorders>
           </w:tcPr>
           <w:p>
+            <w:pPr>
+              <w:spacing w:before="40" w:after="40"/>
+            </w:pPr>
             <w:r>
               <w:rPr>
                 <w:rFonts w:ascii="Segoe UI" w:hAnsi="Segoe UI"/>
-                <w:sz w:val="21"/>
+                <w:color w:val="1C1C1E"/>
+                <w:sz w:val="19"/>
               </w:rPr>
               <w:t>Key Differentiators</w:t>
             </w:r>
@@ -494,16 +595,30 @@
           <w:tcPr>
             <w:tcW w:type="dxa" w:w="864"/>
             <w:shd w:val="clear" w:color="auto" w:fill="FFFFFF"/>
+            <w:tcMar>
+              <w:top w:w="80" w:type="dxa"/>
+              <w:bottom w:w="80" w:type="dxa"/>
+              <w:left w:w="120" w:type="dxa"/>
+              <w:right w:w="120" w:type="dxa"/>
+            </w:tcMar>
+            <w:tcBorders>
+              <w:top w:val="none"/>
+              <w:bottom w:val="none"/>
+              <w:left w:val="none"/>
+              <w:right w:val="none"/>
+            </w:tcBorders>
           </w:tcPr>
           <w:p>
             <w:pPr>
+              <w:spacing w:before="40" w:after="40"/>
               <w:jc w:val="right"/>
             </w:pPr>
             <w:r>
               <w:rPr>
                 <w:rFonts w:ascii="Segoe UI" w:hAnsi="Segoe UI"/>
-                <w:color w:val="6C757D"/>
-                <w:sz w:val="20"/>
+                <w:b/>
+                <w:color w:val="0D1B2A"/>
+                <w:sz w:val="19"/>
               </w:rPr>
               <w:t>18</w:t>
             </w:r>
@@ -513,16 +628,31 @@
       <w:tr>
         <w:tc>
           <w:tcPr>
-            <w:tcW w:type="dxa" w:w="720"/>
-            <w:shd w:val="clear" w:color="auto" w:fill="F4F7FA"/>
+            <w:tcW w:type="dxa" w:w="864"/>
+            <w:shd w:val="clear" w:color="auto" w:fill="F8FAFC"/>
+            <w:tcMar>
+              <w:top w:w="80" w:type="dxa"/>
+              <w:bottom w:w="80" w:type="dxa"/>
+              <w:left w:w="120" w:type="dxa"/>
+              <w:right w:w="120" w:type="dxa"/>
+            </w:tcMar>
+            <w:tcBorders>
+              <w:top w:val="none"/>
+              <w:bottom w:val="none"/>
+              <w:left w:val="none"/>
+              <w:right w:val="none"/>
+            </w:tcBorders>
           </w:tcPr>
           <w:p>
+            <w:pPr>
+              <w:spacing w:before="40" w:after="40"/>
+            </w:pPr>
             <w:r>
               <w:rPr>
                 <w:rFonts w:ascii="Segoe UI" w:hAnsi="Segoe UI"/>
                 <w:b/>
                 <w:color w:val="00C2A8"/>
-                <w:sz w:val="20"/>
+                <w:sz w:val="19"/>
               </w:rPr>
               <w:t>4</w:t>
             </w:r>
@@ -530,14 +660,30 @@
         </w:tc>
         <w:tc>
           <w:tcPr>
-            <w:tcW w:type="dxa" w:w="7632"/>
-            <w:shd w:val="clear" w:color="auto" w:fill="F4F7FA"/>
+            <w:tcW w:type="dxa" w:w="7200"/>
+            <w:shd w:val="clear" w:color="auto" w:fill="F8FAFC"/>
+            <w:tcMar>
+              <w:top w:w="80" w:type="dxa"/>
+              <w:bottom w:w="80" w:type="dxa"/>
+              <w:left w:w="120" w:type="dxa"/>
+              <w:right w:w="120" w:type="dxa"/>
+            </w:tcMar>
+            <w:tcBorders>
+              <w:top w:val="none"/>
+              <w:bottom w:val="none"/>
+              <w:left w:val="none"/>
+              <w:right w:val="none"/>
+            </w:tcBorders>
           </w:tcPr>
           <w:p>
+            <w:pPr>
+              <w:spacing w:before="40" w:after="40"/>
+            </w:pPr>
             <w:r>
               <w:rPr>
                 <w:rFonts w:ascii="Segoe UI" w:hAnsi="Segoe UI"/>
-                <w:sz w:val="21"/>
+                <w:color w:val="1C1C1E"/>
+                <w:sz w:val="19"/>
               </w:rPr>
               <w:t>Capability Matrix</w:t>
             </w:r>
@@ -546,17 +692,31 @@
         <w:tc>
           <w:tcPr>
             <w:tcW w:type="dxa" w:w="864"/>
-            <w:shd w:val="clear" w:color="auto" w:fill="F4F7FA"/>
+            <w:shd w:val="clear" w:color="auto" w:fill="F8FAFC"/>
+            <w:tcMar>
+              <w:top w:w="80" w:type="dxa"/>
+              <w:bottom w:w="80" w:type="dxa"/>
+              <w:left w:w="120" w:type="dxa"/>
+              <w:right w:w="120" w:type="dxa"/>
+            </w:tcMar>
+            <w:tcBorders>
+              <w:top w:val="none"/>
+              <w:bottom w:val="none"/>
+              <w:left w:val="none"/>
+              <w:right w:val="none"/>
+            </w:tcBorders>
           </w:tcPr>
           <w:p>
             <w:pPr>
+              <w:spacing w:before="40" w:after="40"/>
               <w:jc w:val="right"/>
             </w:pPr>
             <w:r>
               <w:rPr>
                 <w:rFonts w:ascii="Segoe UI" w:hAnsi="Segoe UI"/>
-                <w:color w:val="6C757D"/>
-                <w:sz w:val="20"/>
+                <w:b/>
+                <w:color w:val="0D1B2A"/>
+                <w:sz w:val="19"/>
               </w:rPr>
               <w:t>20</w:t>
             </w:r>
@@ -566,16 +726,31 @@
       <w:tr>
         <w:tc>
           <w:tcPr>
-            <w:tcW w:type="dxa" w:w="720"/>
+            <w:tcW w:type="dxa" w:w="864"/>
             <w:shd w:val="clear" w:color="auto" w:fill="FFFFFF"/>
+            <w:tcMar>
+              <w:top w:w="80" w:type="dxa"/>
+              <w:bottom w:w="80" w:type="dxa"/>
+              <w:left w:w="120" w:type="dxa"/>
+              <w:right w:w="120" w:type="dxa"/>
+            </w:tcMar>
+            <w:tcBorders>
+              <w:top w:val="none"/>
+              <w:bottom w:val="none"/>
+              <w:left w:val="none"/>
+              <w:right w:val="none"/>
+            </w:tcBorders>
           </w:tcPr>
           <w:p>
+            <w:pPr>
+              <w:spacing w:before="40" w:after="40"/>
+            </w:pPr>
             <w:r>
               <w:rPr>
                 <w:rFonts w:ascii="Segoe UI" w:hAnsi="Segoe UI"/>
                 <w:b/>
                 <w:color w:val="00C2A8"/>
-                <w:sz w:val="20"/>
+                <w:sz w:val="19"/>
               </w:rPr>
               <w:t>5</w:t>
             </w:r>
@@ -583,14 +758,30 @@
         </w:tc>
         <w:tc>
           <w:tcPr>
-            <w:tcW w:type="dxa" w:w="7632"/>
+            <w:tcW w:type="dxa" w:w="7200"/>
             <w:shd w:val="clear" w:color="auto" w:fill="FFFFFF"/>
+            <w:tcMar>
+              <w:top w:w="80" w:type="dxa"/>
+              <w:bottom w:w="80" w:type="dxa"/>
+              <w:left w:w="120" w:type="dxa"/>
+              <w:right w:w="120" w:type="dxa"/>
+            </w:tcMar>
+            <w:tcBorders>
+              <w:top w:val="none"/>
+              <w:bottom w:val="none"/>
+              <w:left w:val="none"/>
+              <w:right w:val="none"/>
+            </w:tcBorders>
           </w:tcPr>
           <w:p>
+            <w:pPr>
+              <w:spacing w:before="40" w:after="40"/>
+            </w:pPr>
             <w:r>
               <w:rPr>
                 <w:rFonts w:ascii="Segoe UI" w:hAnsi="Segoe UI"/>
-                <w:sz w:val="21"/>
+                <w:color w:val="1C1C1E"/>
+                <w:sz w:val="19"/>
               </w:rPr>
               <w:t>Application Screenshots Gallery</w:t>
             </w:r>
@@ -600,16 +791,30 @@
           <w:tcPr>
             <w:tcW w:type="dxa" w:w="864"/>
             <w:shd w:val="clear" w:color="auto" w:fill="FFFFFF"/>
+            <w:tcMar>
+              <w:top w:w="80" w:type="dxa"/>
+              <w:bottom w:w="80" w:type="dxa"/>
+              <w:left w:w="120" w:type="dxa"/>
+              <w:right w:w="120" w:type="dxa"/>
+            </w:tcMar>
+            <w:tcBorders>
+              <w:top w:val="none"/>
+              <w:bottom w:val="none"/>
+              <w:left w:val="none"/>
+              <w:right w:val="none"/>
+            </w:tcBorders>
           </w:tcPr>
           <w:p>
             <w:pPr>
+              <w:spacing w:before="40" w:after="40"/>
               <w:jc w:val="right"/>
             </w:pPr>
             <w:r>
               <w:rPr>
                 <w:rFonts w:ascii="Segoe UI" w:hAnsi="Segoe UI"/>
-                <w:color w:val="6C757D"/>
-                <w:sz w:val="20"/>
+                <w:b/>
+                <w:color w:val="0D1B2A"/>
+                <w:sz w:val="19"/>
               </w:rPr>
               <w:t>21</w:t>
             </w:r>
@@ -619,16 +824,31 @@
       <w:tr>
         <w:tc>
           <w:tcPr>
-            <w:tcW w:type="dxa" w:w="720"/>
-            <w:shd w:val="clear" w:color="auto" w:fill="F4F7FA"/>
+            <w:tcW w:type="dxa" w:w="864"/>
+            <w:shd w:val="clear" w:color="auto" w:fill="F8FAFC"/>
+            <w:tcMar>
+              <w:top w:w="80" w:type="dxa"/>
+              <w:bottom w:w="80" w:type="dxa"/>
+              <w:left w:w="120" w:type="dxa"/>
+              <w:right w:w="120" w:type="dxa"/>
+            </w:tcMar>
+            <w:tcBorders>
+              <w:top w:val="none"/>
+              <w:bottom w:val="none"/>
+              <w:left w:val="none"/>
+              <w:right w:val="none"/>
+            </w:tcBorders>
           </w:tcPr>
           <w:p>
+            <w:pPr>
+              <w:spacing w:before="40" w:after="40"/>
+            </w:pPr>
             <w:r>
               <w:rPr>
                 <w:rFonts w:ascii="Segoe UI" w:hAnsi="Segoe UI"/>
                 <w:b/>
                 <w:color w:val="00C2A8"/>
-                <w:sz w:val="20"/>
+                <w:sz w:val="19"/>
               </w:rPr>
               <w:t>A</w:t>
             </w:r>
@@ -636,14 +856,30 @@
         </w:tc>
         <w:tc>
           <w:tcPr>
-            <w:tcW w:type="dxa" w:w="7632"/>
-            <w:shd w:val="clear" w:color="auto" w:fill="F4F7FA"/>
+            <w:tcW w:type="dxa" w:w="7200"/>
+            <w:shd w:val="clear" w:color="auto" w:fill="F8FAFC"/>
+            <w:tcMar>
+              <w:top w:w="80" w:type="dxa"/>
+              <w:bottom w:w="80" w:type="dxa"/>
+              <w:left w:w="120" w:type="dxa"/>
+              <w:right w:w="120" w:type="dxa"/>
+            </w:tcMar>
+            <w:tcBorders>
+              <w:top w:val="none"/>
+              <w:bottom w:val="none"/>
+              <w:left w:val="none"/>
+              <w:right w:val="none"/>
+            </w:tcBorders>
           </w:tcPr>
           <w:p>
+            <w:pPr>
+              <w:spacing w:before="40" w:after="40"/>
+            </w:pPr>
             <w:r>
               <w:rPr>
                 <w:rFonts w:ascii="Segoe UI" w:hAnsi="Segoe UI"/>
-                <w:sz w:val="21"/>
+                <w:color w:val="1C1C1E"/>
+                <w:sz w:val="19"/>
               </w:rPr>
               <w:t>Appendix — Technical Compatibility</w:t>
             </w:r>
@@ -652,17 +888,31 @@
         <w:tc>
           <w:tcPr>
             <w:tcW w:type="dxa" w:w="864"/>
-            <w:shd w:val="clear" w:color="auto" w:fill="F4F7FA"/>
+            <w:shd w:val="clear" w:color="auto" w:fill="F8FAFC"/>
+            <w:tcMar>
+              <w:top w:w="80" w:type="dxa"/>
+              <w:bottom w:w="80" w:type="dxa"/>
+              <w:left w:w="120" w:type="dxa"/>
+              <w:right w:w="120" w:type="dxa"/>
+            </w:tcMar>
+            <w:tcBorders>
+              <w:top w:val="none"/>
+              <w:bottom w:val="none"/>
+              <w:left w:val="none"/>
+              <w:right w:val="none"/>
+            </w:tcBorders>
           </w:tcPr>
           <w:p>
             <w:pPr>
+              <w:spacing w:before="40" w:after="40"/>
               <w:jc w:val="right"/>
             </w:pPr>
             <w:r>
               <w:rPr>
                 <w:rFonts w:ascii="Segoe UI" w:hAnsi="Segoe UI"/>
-                <w:color w:val="6C757D"/>
-                <w:sz w:val="20"/>
+                <w:b/>
+                <w:color w:val="0D1B2A"/>
+                <w:sz w:val="19"/>
               </w:rPr>
               <w:t>26</w:t>
             </w:r>
@@ -670,6 +920,11 @@
         </w:tc>
       </w:tr>
     </w:tbl>
+    <w:p>
+      <w:pPr>
+        <w:spacing w:after="240"/>
+      </w:pPr>
+    </w:p>
     <w:p>
       <w:r>
         <w:br w:type="page"/>
@@ -679,7 +934,7 @@
       <w:pPr>
         <w:pStyle w:val="Heading1"/>
         <w:keepNext/>
-        <w:spacing w:before="360" w:after="120"/>
+        <w:spacing w:before="480" w:after="160"/>
       </w:pPr>
       <w:r>
         <w:rPr>
@@ -713,7 +968,7 @@
       <w:pPr>
         <w:pStyle w:val="Heading2"/>
         <w:keepNext/>
-        <w:spacing w:before="360" w:after="120"/>
+        <w:spacing w:before="320" w:after="120"/>
       </w:pPr>
       <w:r>
         <w:rPr>
@@ -725,31 +980,37 @@
     </w:p>
     <w:tbl>
       <w:tblPr>
-        <w:tblStyle w:val="TableGrid"/>
         <w:tblW w:type="auto" w:w="0"/>
         <w:jc w:val="center"/>
         <w:tblLook w:firstColumn="1" w:firstRow="1" w:lastColumn="0" w:lastRow="0" w:noHBand="0" w:noVBand="1" w:val="04A0"/>
       </w:tblPr>
       <w:tblGrid>
-        <w:gridCol w:w="3024"/>
-        <w:gridCol w:w="3024"/>
-        <w:gridCol w:w="3024"/>
+        <w:gridCol w:w="2880"/>
+        <w:gridCol w:w="2880"/>
+        <w:gridCol w:w="2880"/>
       </w:tblGrid>
       <w:tr>
         <w:tc>
           <w:tcPr>
             <w:tcW w:type="dxa" w:w="1872"/>
             <w:shd w:val="clear" w:color="auto" w:fill="0D1B2A"/>
+            <w:tcMar>
+              <w:top w:w="120" w:type="dxa"/>
+              <w:bottom w:w="120" w:type="dxa"/>
+              <w:left w:w="180" w:type="dxa"/>
+              <w:right w:w="180" w:type="dxa"/>
+            </w:tcMar>
             <w:tcBorders>
-              <w:top w:val="single" w:sz="4" w:color="0D1B2A"/>
-              <w:left w:val="single" w:sz="4" w:color="0D1B2A"/>
-              <w:bottom w:val="single" w:sz="4" w:color="0D1B2A"/>
-              <w:right w:val="single" w:sz="4" w:color="0D1B2A"/>
+              <w:top w:val="none"/>
+              <w:bottom w:val="single" w:sz="12" w:color="00C2A8"/>
+              <w:left w:val="none"/>
+              <w:right w:val="none"/>
             </w:tcBorders>
           </w:tcPr>
           <w:p>
             <w:pPr>
-              <w:jc w:val="center"/>
+              <w:spacing w:before="40" w:after="40"/>
+              <w:jc w:val="left"/>
             </w:pPr>
             <w:r>
               <w:rPr>
@@ -766,16 +1027,23 @@
           <w:tcPr>
             <w:tcW w:type="dxa" w:w="3312"/>
             <w:shd w:val="clear" w:color="auto" w:fill="0D1B2A"/>
+            <w:tcMar>
+              <w:top w:w="120" w:type="dxa"/>
+              <w:bottom w:w="120" w:type="dxa"/>
+              <w:left w:w="180" w:type="dxa"/>
+              <w:right w:w="180" w:type="dxa"/>
+            </w:tcMar>
             <w:tcBorders>
-              <w:top w:val="single" w:sz="4" w:color="0D1B2A"/>
-              <w:left w:val="single" w:sz="4" w:color="0D1B2A"/>
-              <w:bottom w:val="single" w:sz="4" w:color="0D1B2A"/>
-              <w:right w:val="single" w:sz="4" w:color="0D1B2A"/>
+              <w:top w:val="none"/>
+              <w:bottom w:val="single" w:sz="12" w:color="00C2A8"/>
+              <w:left w:val="none"/>
+              <w:right w:val="none"/>
             </w:tcBorders>
           </w:tcPr>
           <w:p>
             <w:pPr>
-              <w:jc w:val="center"/>
+              <w:spacing w:before="40" w:after="40"/>
+              <w:jc w:val="left"/>
             </w:pPr>
             <w:r>
               <w:rPr>
@@ -792,16 +1060,23 @@
           <w:tcPr>
             <w:tcW w:type="dxa" w:w="4032"/>
             <w:shd w:val="clear" w:color="auto" w:fill="0D1B2A"/>
+            <w:tcMar>
+              <w:top w:w="120" w:type="dxa"/>
+              <w:bottom w:w="120" w:type="dxa"/>
+              <w:left w:w="180" w:type="dxa"/>
+              <w:right w:w="180" w:type="dxa"/>
+            </w:tcMar>
             <w:tcBorders>
-              <w:top w:val="single" w:sz="4" w:color="0D1B2A"/>
-              <w:left w:val="single" w:sz="4" w:color="0D1B2A"/>
-              <w:bottom w:val="single" w:sz="4" w:color="0D1B2A"/>
-              <w:right w:val="single" w:sz="4" w:color="0D1B2A"/>
+              <w:top w:val="none"/>
+              <w:bottom w:val="single" w:sz="12" w:color="00C2A8"/>
+              <w:left w:val="none"/>
+              <w:right w:val="none"/>
             </w:tcBorders>
           </w:tcPr>
           <w:p>
             <w:pPr>
-              <w:jc w:val="center"/>
+              <w:spacing w:before="40" w:after="40"/>
+              <w:jc w:val="left"/>
             </w:pPr>
             <w:r>
               <w:rPr>
@@ -820,20 +1095,28 @@
           <w:tcPr>
             <w:tcW w:type="dxa" w:w="1872"/>
             <w:shd w:val="clear" w:color="auto" w:fill="F8FAFC"/>
+            <w:tcMar>
+              <w:top w:w="100" w:type="dxa"/>
+              <w:bottom w:w="100" w:type="dxa"/>
+              <w:left w:w="150" w:type="dxa"/>
+              <w:right w:w="150" w:type="dxa"/>
+            </w:tcMar>
             <w:tcBorders>
-              <w:top w:val="single" w:sz="4" w:color="E2E8F0"/>
-              <w:left w:val="single" w:sz="4" w:color="E2E8F0"/>
+              <w:top w:val="none"/>
               <w:bottom w:val="single" w:sz="4" w:color="E2E8F0"/>
-              <w:right w:val="single" w:sz="4" w:color="E2E8F0"/>
+              <w:left w:val="none"/>
+              <w:right w:val="none"/>
             </w:tcBorders>
           </w:tcPr>
           <w:p>
             <w:pPr>
-              <w:spacing w:before="60" w:after="60"/>
+              <w:spacing w:before="40" w:after="40"/>
+              <w:jc w:val="left"/>
             </w:pPr>
             <w:r>
               <w:rPr>
                 <w:rFonts w:ascii="Segoe UI" w:hAnsi="Segoe UI"/>
+                <w:color w:val="1C1C1E"/>
                 <w:sz w:val="19"/>
               </w:rPr>
               <w:t>VISIBILITY</w:t>
@@ -844,20 +1127,28 @@
           <w:tcPr>
             <w:tcW w:type="dxa" w:w="3312"/>
             <w:shd w:val="clear" w:color="auto" w:fill="F8FAFC"/>
+            <w:tcMar>
+              <w:top w:w="100" w:type="dxa"/>
+              <w:bottom w:w="100" w:type="dxa"/>
+              <w:left w:w="150" w:type="dxa"/>
+              <w:right w:w="150" w:type="dxa"/>
+            </w:tcMar>
             <w:tcBorders>
-              <w:top w:val="single" w:sz="4" w:color="E2E8F0"/>
-              <w:left w:val="single" w:sz="4" w:color="E2E8F0"/>
+              <w:top w:val="none"/>
               <w:bottom w:val="single" w:sz="4" w:color="E2E8F0"/>
-              <w:right w:val="single" w:sz="4" w:color="E2E8F0"/>
+              <w:left w:val="none"/>
+              <w:right w:val="none"/>
             </w:tcBorders>
           </w:tcPr>
           <w:p>
             <w:pPr>
-              <w:spacing w:before="60" w:after="60"/>
+              <w:spacing w:before="40" w:after="40"/>
+              <w:jc w:val="left"/>
             </w:pPr>
             <w:r>
               <w:rPr>
                 <w:rFonts w:ascii="Segoe UI" w:hAnsi="Segoe UI"/>
+                <w:color w:val="1C1C1E"/>
                 <w:sz w:val="19"/>
               </w:rPr>
               <w:t>Know the true state of your project at every moment — not just at the weekly status meeting.</w:t>
@@ -868,20 +1159,28 @@
           <w:tcPr>
             <w:tcW w:type="dxa" w:w="4032"/>
             <w:shd w:val="clear" w:color="auto" w:fill="F8FAFC"/>
+            <w:tcMar>
+              <w:top w:w="100" w:type="dxa"/>
+              <w:bottom w:w="100" w:type="dxa"/>
+              <w:left w:w="150" w:type="dxa"/>
+              <w:right w:w="150" w:type="dxa"/>
+            </w:tcMar>
             <w:tcBorders>
-              <w:top w:val="single" w:sz="4" w:color="E2E8F0"/>
-              <w:left w:val="single" w:sz="4" w:color="E2E8F0"/>
+              <w:top w:val="none"/>
               <w:bottom w:val="single" w:sz="4" w:color="E2E8F0"/>
-              <w:right w:val="single" w:sz="4" w:color="E2E8F0"/>
+              <w:left w:val="none"/>
+              <w:right w:val="none"/>
             </w:tcBorders>
           </w:tcPr>
           <w:p>
             <w:pPr>
-              <w:spacing w:before="60" w:after="60"/>
+              <w:spacing w:before="40" w:after="40"/>
+              <w:jc w:val="left"/>
             </w:pPr>
             <w:r>
               <w:rPr>
                 <w:rFonts w:ascii="Segoe UI" w:hAnsi="Segoe UI"/>
+                <w:color w:val="1C1C1E"/>
                 <w:sz w:val="19"/>
               </w:rPr>
               <w:t>Real-time Health Index · EVM Analytics · 30-Day Heatmap · Burn-up Projections · Audit Trail</w:t>
@@ -894,20 +1193,28 @@
           <w:tcPr>
             <w:tcW w:type="dxa" w:w="1872"/>
             <w:shd w:val="clear" w:color="auto" w:fill="FFFFFF"/>
+            <w:tcMar>
+              <w:top w:w="100" w:type="dxa"/>
+              <w:bottom w:w="100" w:type="dxa"/>
+              <w:left w:w="150" w:type="dxa"/>
+              <w:right w:w="150" w:type="dxa"/>
+            </w:tcMar>
             <w:tcBorders>
-              <w:top w:val="single" w:sz="4" w:color="E2E8F0"/>
-              <w:left w:val="single" w:sz="4" w:color="E2E8F0"/>
+              <w:top w:val="none"/>
               <w:bottom w:val="single" w:sz="4" w:color="E2E8F0"/>
-              <w:right w:val="single" w:sz="4" w:color="E2E8F0"/>
+              <w:left w:val="none"/>
+              <w:right w:val="none"/>
             </w:tcBorders>
           </w:tcPr>
           <w:p>
             <w:pPr>
-              <w:spacing w:before="60" w:after="60"/>
+              <w:spacing w:before="40" w:after="40"/>
+              <w:jc w:val="left"/>
             </w:pPr>
             <w:r>
               <w:rPr>
                 <w:rFonts w:ascii="Segoe UI" w:hAnsi="Segoe UI"/>
+                <w:color w:val="1C1C1E"/>
                 <w:sz w:val="19"/>
               </w:rPr>
               <w:t>CONTROL</w:t>
@@ -918,20 +1225,28 @@
           <w:tcPr>
             <w:tcW w:type="dxa" w:w="3312"/>
             <w:shd w:val="clear" w:color="auto" w:fill="FFFFFF"/>
+            <w:tcMar>
+              <w:top w:w="100" w:type="dxa"/>
+              <w:bottom w:w="100" w:type="dxa"/>
+              <w:left w:w="150" w:type="dxa"/>
+              <w:right w:w="150" w:type="dxa"/>
+            </w:tcMar>
             <w:tcBorders>
-              <w:top w:val="single" w:sz="4" w:color="E2E8F0"/>
-              <w:left w:val="single" w:sz="4" w:color="E2E8F0"/>
+              <w:top w:val="none"/>
               <w:bottom w:val="single" w:sz="4" w:color="E2E8F0"/>
-              <w:right w:val="single" w:sz="4" w:color="E2E8F0"/>
+              <w:left w:val="none"/>
+              <w:right w:val="none"/>
             </w:tcBorders>
           </w:tcPr>
           <w:p>
             <w:pPr>
-              <w:spacing w:before="60" w:after="60"/>
+              <w:spacing w:before="40" w:after="40"/>
+              <w:jc w:val="left"/>
             </w:pPr>
             <w:r>
               <w:rPr>
                 <w:rFonts w:ascii="Segoe UI" w:hAnsi="Segoe UI"/>
+                <w:color w:val="1C1C1E"/>
                 <w:sz w:val="19"/>
               </w:rPr>
               <w:t>Act on problems before they become crises. Every risk, resource constraint, and dependency is surfaced and actionable.</w:t>
@@ -942,20 +1257,28 @@
           <w:tcPr>
             <w:tcW w:type="dxa" w:w="4032"/>
             <w:shd w:val="clear" w:color="auto" w:fill="FFFFFF"/>
+            <w:tcMar>
+              <w:top w:w="100" w:type="dxa"/>
+              <w:bottom w:w="100" w:type="dxa"/>
+              <w:left w:w="150" w:type="dxa"/>
+              <w:right w:w="150" w:type="dxa"/>
+            </w:tcMar>
             <w:tcBorders>
-              <w:top w:val="single" w:sz="4" w:color="E2E8F0"/>
-              <w:left w:val="single" w:sz="4" w:color="E2E8F0"/>
+              <w:top w:val="none"/>
               <w:bottom w:val="single" w:sz="4" w:color="E2E8F0"/>
-              <w:right w:val="single" w:sz="4" w:color="E2E8F0"/>
+              <w:left w:val="none"/>
+              <w:right w:val="none"/>
             </w:tcBorders>
           </w:tcPr>
           <w:p>
             <w:pPr>
-              <w:spacing w:before="60" w:after="60"/>
+              <w:spacing w:before="40" w:after="40"/>
+              <w:jc w:val="left"/>
             </w:pPr>
             <w:r>
               <w:rPr>
                 <w:rFonts w:ascii="Segoe UI" w:hAnsi="Segoe UI"/>
+                <w:color w:val="1C1C1E"/>
                 <w:sz w:val="19"/>
               </w:rPr>
               <w:t>RAID Register · Weekly Scheduler · Conflict Resolver · Gantt Timeline · Defect Lifecycle</w:t>
@@ -968,20 +1291,28 @@
           <w:tcPr>
             <w:tcW w:type="dxa" w:w="1872"/>
             <w:shd w:val="clear" w:color="auto" w:fill="F8FAFC"/>
+            <w:tcMar>
+              <w:top w:w="100" w:type="dxa"/>
+              <w:bottom w:w="100" w:type="dxa"/>
+              <w:left w:w="150" w:type="dxa"/>
+              <w:right w:w="150" w:type="dxa"/>
+            </w:tcMar>
             <w:tcBorders>
-              <w:top w:val="single" w:sz="4" w:color="E2E8F0"/>
-              <w:left w:val="single" w:sz="4" w:color="E2E8F0"/>
+              <w:top w:val="none"/>
               <w:bottom w:val="single" w:sz="4" w:color="E2E8F0"/>
-              <w:right w:val="single" w:sz="4" w:color="E2E8F0"/>
+              <w:left w:val="none"/>
+              <w:right w:val="none"/>
             </w:tcBorders>
           </w:tcPr>
           <w:p>
             <w:pPr>
-              <w:spacing w:before="60" w:after="60"/>
+              <w:spacing w:before="40" w:after="40"/>
+              <w:jc w:val="left"/>
             </w:pPr>
             <w:r>
               <w:rPr>
                 <w:rFonts w:ascii="Segoe UI" w:hAnsi="Segoe UI"/>
+                <w:color w:val="1C1C1E"/>
                 <w:sz w:val="19"/>
               </w:rPr>
               <w:t>INTELLIGENCE</w:t>
@@ -992,20 +1323,28 @@
           <w:tcPr>
             <w:tcW w:type="dxa" w:w="3312"/>
             <w:shd w:val="clear" w:color="auto" w:fill="F8FAFC"/>
+            <w:tcMar>
+              <w:top w:w="100" w:type="dxa"/>
+              <w:bottom w:w="100" w:type="dxa"/>
+              <w:left w:w="150" w:type="dxa"/>
+              <w:right w:w="150" w:type="dxa"/>
+            </w:tcMar>
             <w:tcBorders>
-              <w:top w:val="single" w:sz="4" w:color="E2E8F0"/>
-              <w:left w:val="single" w:sz="4" w:color="E2E8F0"/>
+              <w:top w:val="none"/>
               <w:bottom w:val="single" w:sz="4" w:color="E2E8F0"/>
-              <w:right w:val="single" w:sz="4" w:color="E2E8F0"/>
+              <w:left w:val="none"/>
+              <w:right w:val="none"/>
             </w:tcBorders>
           </w:tcPr>
           <w:p>
             <w:pPr>
-              <w:spacing w:before="60" w:after="60"/>
+              <w:spacing w:before="40" w:after="40"/>
+              <w:jc w:val="left"/>
             </w:pPr>
             <w:r>
               <w:rPr>
                 <w:rFonts w:ascii="Segoe UI" w:hAnsi="Segoe UI"/>
+                <w:color w:val="1C1C1E"/>
                 <w:sz w:val="19"/>
               </w:rPr>
               <w:t>Make data-driven decisions with confidence. Simulate scenarios, forecast outcomes, and present board-ready insights in one click.</w:t>
@@ -1016,20 +1355,28 @@
           <w:tcPr>
             <w:tcW w:type="dxa" w:w="4032"/>
             <w:shd w:val="clear" w:color="auto" w:fill="F8FAFC"/>
+            <w:tcMar>
+              <w:top w:w="100" w:type="dxa"/>
+              <w:bottom w:w="100" w:type="dxa"/>
+              <w:left w:w="150" w:type="dxa"/>
+              <w:right w:w="150" w:type="dxa"/>
+            </w:tcMar>
             <w:tcBorders>
-              <w:top w:val="single" w:sz="4" w:color="E2E8F0"/>
-              <w:left w:val="single" w:sz="4" w:color="E2E8F0"/>
+              <w:top w:val="none"/>
               <w:bottom w:val="single" w:sz="4" w:color="E2E8F0"/>
-              <w:right w:val="single" w:sz="4" w:color="E2E8F0"/>
+              <w:left w:val="none"/>
+              <w:right w:val="none"/>
             </w:tcBorders>
           </w:tcPr>
           <w:p>
             <w:pPr>
-              <w:spacing w:before="60" w:after="60"/>
+              <w:spacing w:before="40" w:after="40"/>
+              <w:jc w:val="left"/>
             </w:pPr>
             <w:r>
               <w:rPr>
                 <w:rFonts w:ascii="Segoe UI" w:hAnsi="Segoe UI"/>
+                <w:color w:val="1C1C1E"/>
                 <w:sz w:val="19"/>
               </w:rPr>
               <w:t>Predictive Sandbox · Copilot Auto-Resolver · EVM Metrics · Executive Board Packs · Schedule Baselines</w:t>
@@ -1040,14 +1387,14 @@
     </w:tbl>
     <w:p>
       <w:pPr>
-        <w:spacing w:after="120"/>
+        <w:spacing w:after="160"/>
       </w:pPr>
     </w:p>
     <w:p>
       <w:pPr>
         <w:pStyle w:val="Heading2"/>
         <w:keepNext/>
-        <w:spacing w:before="360" w:after="120"/>
+        <w:spacing w:before="320" w:after="120"/>
       </w:pPr>
       <w:r>
         <w:rPr>
@@ -1059,31 +1406,37 @@
     </w:p>
     <w:tbl>
       <w:tblPr>
-        <w:tblStyle w:val="TableGrid"/>
         <w:tblW w:type="auto" w:w="0"/>
         <w:jc w:val="center"/>
         <w:tblLook w:firstColumn="1" w:firstRow="1" w:lastColumn="0" w:lastRow="0" w:noHBand="0" w:noVBand="1" w:val="04A0"/>
       </w:tblPr>
       <w:tblGrid>
-        <w:gridCol w:w="3024"/>
-        <w:gridCol w:w="3024"/>
-        <w:gridCol w:w="3024"/>
+        <w:gridCol w:w="2880"/>
+        <w:gridCol w:w="2880"/>
+        <w:gridCol w:w="2880"/>
       </w:tblGrid>
       <w:tr>
         <w:tc>
           <w:tcPr>
             <w:tcW w:type="dxa" w:w="2592"/>
             <w:shd w:val="clear" w:color="auto" w:fill="0D1B2A"/>
+            <w:tcMar>
+              <w:top w:w="120" w:type="dxa"/>
+              <w:bottom w:w="120" w:type="dxa"/>
+              <w:left w:w="180" w:type="dxa"/>
+              <w:right w:w="180" w:type="dxa"/>
+            </w:tcMar>
             <w:tcBorders>
-              <w:top w:val="single" w:sz="4" w:color="0D1B2A"/>
-              <w:left w:val="single" w:sz="4" w:color="0D1B2A"/>
-              <w:bottom w:val="single" w:sz="4" w:color="0D1B2A"/>
-              <w:right w:val="single" w:sz="4" w:color="0D1B2A"/>
+              <w:top w:val="none"/>
+              <w:bottom w:val="single" w:sz="12" w:color="00C2A8"/>
+              <w:left w:val="none"/>
+              <w:right w:val="none"/>
             </w:tcBorders>
           </w:tcPr>
           <w:p>
             <w:pPr>
-              <w:jc w:val="center"/>
+              <w:spacing w:before="40" w:after="40"/>
+              <w:jc w:val="left"/>
             </w:pPr>
             <w:r>
               <w:rPr>
@@ -1100,16 +1453,23 @@
           <w:tcPr>
             <w:tcW w:type="dxa" w:w="4320"/>
             <w:shd w:val="clear" w:color="auto" w:fill="0D1B2A"/>
+            <w:tcMar>
+              <w:top w:w="120" w:type="dxa"/>
+              <w:bottom w:w="120" w:type="dxa"/>
+              <w:left w:w="180" w:type="dxa"/>
+              <w:right w:w="180" w:type="dxa"/>
+            </w:tcMar>
             <w:tcBorders>
-              <w:top w:val="single" w:sz="4" w:color="0D1B2A"/>
-              <w:left w:val="single" w:sz="4" w:color="0D1B2A"/>
-              <w:bottom w:val="single" w:sz="4" w:color="0D1B2A"/>
-              <w:right w:val="single" w:sz="4" w:color="0D1B2A"/>
+              <w:top w:val="none"/>
+              <w:bottom w:val="single" w:sz="12" w:color="00C2A8"/>
+              <w:left w:val="none"/>
+              <w:right w:val="none"/>
             </w:tcBorders>
           </w:tcPr>
           <w:p>
             <w:pPr>
-              <w:jc w:val="center"/>
+              <w:spacing w:before="40" w:after="40"/>
+              <w:jc w:val="left"/>
             </w:pPr>
             <w:r>
               <w:rPr>
@@ -1126,16 +1486,23 @@
           <w:tcPr>
             <w:tcW w:type="dxa" w:w="2304"/>
             <w:shd w:val="clear" w:color="auto" w:fill="0D1B2A"/>
+            <w:tcMar>
+              <w:top w:w="120" w:type="dxa"/>
+              <w:bottom w:w="120" w:type="dxa"/>
+              <w:left w:w="180" w:type="dxa"/>
+              <w:right w:w="180" w:type="dxa"/>
+            </w:tcMar>
             <w:tcBorders>
-              <w:top w:val="single" w:sz="4" w:color="0D1B2A"/>
-              <w:left w:val="single" w:sz="4" w:color="0D1B2A"/>
-              <w:bottom w:val="single" w:sz="4" w:color="0D1B2A"/>
-              <w:right w:val="single" w:sz="4" w:color="0D1B2A"/>
+              <w:top w:val="none"/>
+              <w:bottom w:val="single" w:sz="12" w:color="00C2A8"/>
+              <w:left w:val="none"/>
+              <w:right w:val="none"/>
             </w:tcBorders>
           </w:tcPr>
           <w:p>
             <w:pPr>
-              <w:jc w:val="center"/>
+              <w:spacing w:before="40" w:after="40"/>
+              <w:jc w:val="left"/>
             </w:pPr>
             <w:r>
               <w:rPr>
@@ -1154,20 +1521,28 @@
           <w:tcPr>
             <w:tcW w:type="dxa" w:w="2592"/>
             <w:shd w:val="clear" w:color="auto" w:fill="F8FAFC"/>
+            <w:tcMar>
+              <w:top w:w="100" w:type="dxa"/>
+              <w:bottom w:w="100" w:type="dxa"/>
+              <w:left w:w="150" w:type="dxa"/>
+              <w:right w:w="150" w:type="dxa"/>
+            </w:tcMar>
             <w:tcBorders>
-              <w:top w:val="single" w:sz="4" w:color="E2E8F0"/>
-              <w:left w:val="single" w:sz="4" w:color="E2E8F0"/>
+              <w:top w:val="none"/>
               <w:bottom w:val="single" w:sz="4" w:color="E2E8F0"/>
-              <w:right w:val="single" w:sz="4" w:color="E2E8F0"/>
+              <w:left w:val="none"/>
+              <w:right w:val="none"/>
             </w:tcBorders>
           </w:tcPr>
           <w:p>
             <w:pPr>
-              <w:spacing w:before="60" w:after="60"/>
+              <w:spacing w:before="40" w:after="40"/>
+              <w:jc w:val="left"/>
             </w:pPr>
             <w:r>
               <w:rPr>
                 <w:rFonts w:ascii="Segoe UI" w:hAnsi="Segoe UI"/>
+                <w:color w:val="1C1C1E"/>
                 <w:sz w:val="19"/>
               </w:rPr>
               <w:t>Engineering Manager</w:t>
@@ -1178,20 +1553,28 @@
           <w:tcPr>
             <w:tcW w:type="dxa" w:w="4320"/>
             <w:shd w:val="clear" w:color="auto" w:fill="F8FAFC"/>
+            <w:tcMar>
+              <w:top w:w="100" w:type="dxa"/>
+              <w:bottom w:w="100" w:type="dxa"/>
+              <w:left w:w="150" w:type="dxa"/>
+              <w:right w:w="150" w:type="dxa"/>
+            </w:tcMar>
             <w:tcBorders>
-              <w:top w:val="single" w:sz="4" w:color="E2E8F0"/>
-              <w:left w:val="single" w:sz="4" w:color="E2E8F0"/>
+              <w:top w:val="none"/>
               <w:bottom w:val="single" w:sz="4" w:color="E2E8F0"/>
-              <w:right w:val="single" w:sz="4" w:color="E2E8F0"/>
+              <w:left w:val="none"/>
+              <w:right w:val="none"/>
             </w:tcBorders>
           </w:tcPr>
           <w:p>
             <w:pPr>
-              <w:spacing w:before="60" w:after="60"/>
+              <w:spacing w:before="40" w:after="40"/>
+              <w:jc w:val="left"/>
             </w:pPr>
             <w:r>
               <w:rPr>
                 <w:rFonts w:ascii="Segoe UI" w:hAnsi="Segoe UI"/>
+                <w:color w:val="1C1C1E"/>
                 <w:sz w:val="19"/>
               </w:rPr>
               <w:t>Day-to-day project oversight, conflict resolution, resource management.</w:t>
@@ -1202,20 +1585,28 @@
           <w:tcPr>
             <w:tcW w:type="dxa" w:w="2304"/>
             <w:shd w:val="clear" w:color="auto" w:fill="F8FAFC"/>
+            <w:tcMar>
+              <w:top w:w="100" w:type="dxa"/>
+              <w:bottom w:w="100" w:type="dxa"/>
+              <w:left w:w="150" w:type="dxa"/>
+              <w:right w:w="150" w:type="dxa"/>
+            </w:tcMar>
             <w:tcBorders>
-              <w:top w:val="single" w:sz="4" w:color="E2E8F0"/>
-              <w:left w:val="single" w:sz="4" w:color="E2E8F0"/>
+              <w:top w:val="none"/>
               <w:bottom w:val="single" w:sz="4" w:color="E2E8F0"/>
-              <w:right w:val="single" w:sz="4" w:color="E2E8F0"/>
+              <w:left w:val="none"/>
+              <w:right w:val="none"/>
             </w:tcBorders>
           </w:tcPr>
           <w:p>
             <w:pPr>
-              <w:spacing w:before="60" w:after="60"/>
+              <w:spacing w:before="40" w:after="40"/>
+              <w:jc w:val="left"/>
             </w:pPr>
             <w:r>
               <w:rPr>
                 <w:rFonts w:ascii="Segoe UI" w:hAnsi="Segoe UI"/>
+                <w:color w:val="1C1C1E"/>
                 <w:sz w:val="19"/>
               </w:rPr>
               <w:t>Overview · Scheduler · Team Hub</w:t>
@@ -1228,20 +1619,28 @@
           <w:tcPr>
             <w:tcW w:type="dxa" w:w="2592"/>
             <w:shd w:val="clear" w:color="auto" w:fill="FFFFFF"/>
+            <w:tcMar>
+              <w:top w:w="100" w:type="dxa"/>
+              <w:bottom w:w="100" w:type="dxa"/>
+              <w:left w:w="150" w:type="dxa"/>
+              <w:right w:w="150" w:type="dxa"/>
+            </w:tcMar>
             <w:tcBorders>
-              <w:top w:val="single" w:sz="4" w:color="E2E8F0"/>
-              <w:left w:val="single" w:sz="4" w:color="E2E8F0"/>
+              <w:top w:val="none"/>
               <w:bottom w:val="single" w:sz="4" w:color="E2E8F0"/>
-              <w:right w:val="single" w:sz="4" w:color="E2E8F0"/>
+              <w:left w:val="none"/>
+              <w:right w:val="none"/>
             </w:tcBorders>
           </w:tcPr>
           <w:p>
             <w:pPr>
-              <w:spacing w:before="60" w:after="60"/>
+              <w:spacing w:before="40" w:after="40"/>
+              <w:jc w:val="left"/>
             </w:pPr>
             <w:r>
               <w:rPr>
                 <w:rFonts w:ascii="Segoe UI" w:hAnsi="Segoe UI"/>
+                <w:color w:val="1C1C1E"/>
                 <w:sz w:val="19"/>
               </w:rPr>
               <w:t>Product Manager</w:t>
@@ -1252,20 +1651,28 @@
           <w:tcPr>
             <w:tcW w:type="dxa" w:w="4320"/>
             <w:shd w:val="clear" w:color="auto" w:fill="FFFFFF"/>
+            <w:tcMar>
+              <w:top w:w="100" w:type="dxa"/>
+              <w:bottom w:w="100" w:type="dxa"/>
+              <w:left w:w="150" w:type="dxa"/>
+              <w:right w:w="150" w:type="dxa"/>
+            </w:tcMar>
             <w:tcBorders>
-              <w:top w:val="single" w:sz="4" w:color="E2E8F0"/>
-              <w:left w:val="single" w:sz="4" w:color="E2E8F0"/>
+              <w:top w:val="none"/>
               <w:bottom w:val="single" w:sz="4" w:color="E2E8F0"/>
-              <w:right w:val="single" w:sz="4" w:color="E2E8F0"/>
+              <w:left w:val="none"/>
+              <w:right w:val="none"/>
             </w:tcBorders>
           </w:tcPr>
           <w:p>
             <w:pPr>
-              <w:spacing w:before="60" w:after="60"/>
+              <w:spacing w:before="40" w:after="40"/>
+              <w:jc w:val="left"/>
             </w:pPr>
             <w:r>
               <w:rPr>
                 <w:rFonts w:ascii="Segoe UI" w:hAnsi="Segoe UI"/>
+                <w:color w:val="1C1C1E"/>
                 <w:sz w:val="19"/>
               </w:rPr>
               <w:t>Delivery progress, stakeholder communication, risk governance.</w:t>
@@ -1276,20 +1683,28 @@
           <w:tcPr>
             <w:tcW w:type="dxa" w:w="2304"/>
             <w:shd w:val="clear" w:color="auto" w:fill="FFFFFF"/>
+            <w:tcMar>
+              <w:top w:w="100" w:type="dxa"/>
+              <w:bottom w:w="100" w:type="dxa"/>
+              <w:left w:w="150" w:type="dxa"/>
+              <w:right w:w="150" w:type="dxa"/>
+            </w:tcMar>
             <w:tcBorders>
-              <w:top w:val="single" w:sz="4" w:color="E2E8F0"/>
-              <w:left w:val="single" w:sz="4" w:color="E2E8F0"/>
+              <w:top w:val="none"/>
               <w:bottom w:val="single" w:sz="4" w:color="E2E8F0"/>
-              <w:right w:val="single" w:sz="4" w:color="E2E8F0"/>
+              <w:left w:val="none"/>
+              <w:right w:val="none"/>
             </w:tcBorders>
           </w:tcPr>
           <w:p>
             <w:pPr>
-              <w:spacing w:before="60" w:after="60"/>
+              <w:spacing w:before="40" w:after="40"/>
+              <w:jc w:val="left"/>
             </w:pPr>
             <w:r>
               <w:rPr>
                 <w:rFonts w:ascii="Segoe UI" w:hAnsi="Segoe UI"/>
+                <w:color w:val="1C1C1E"/>
                 <w:sz w:val="19"/>
               </w:rPr>
               <w:t>Delivery Matrix · RAID Register · Reports</w:t>
@@ -1302,20 +1717,28 @@
           <w:tcPr>
             <w:tcW w:type="dxa" w:w="2592"/>
             <w:shd w:val="clear" w:color="auto" w:fill="F8FAFC"/>
+            <w:tcMar>
+              <w:top w:w="100" w:type="dxa"/>
+              <w:bottom w:w="100" w:type="dxa"/>
+              <w:left w:w="150" w:type="dxa"/>
+              <w:right w:w="150" w:type="dxa"/>
+            </w:tcMar>
             <w:tcBorders>
-              <w:top w:val="single" w:sz="4" w:color="E2E8F0"/>
-              <w:left w:val="single" w:sz="4" w:color="E2E8F0"/>
+              <w:top w:val="none"/>
               <w:bottom w:val="single" w:sz="4" w:color="E2E8F0"/>
-              <w:right w:val="single" w:sz="4" w:color="E2E8F0"/>
+              <w:left w:val="none"/>
+              <w:right w:val="none"/>
             </w:tcBorders>
           </w:tcPr>
           <w:p>
             <w:pPr>
-              <w:spacing w:before="60" w:after="60"/>
+              <w:spacing w:before="40" w:after="40"/>
+              <w:jc w:val="left"/>
             </w:pPr>
             <w:r>
               <w:rPr>
                 <w:rFonts w:ascii="Segoe UI" w:hAnsi="Segoe UI"/>
+                <w:color w:val="1C1C1E"/>
                 <w:sz w:val="19"/>
               </w:rPr>
               <w:t>Executive / Sponsor</w:t>
@@ -1326,20 +1749,28 @@
           <w:tcPr>
             <w:tcW w:type="dxa" w:w="4320"/>
             <w:shd w:val="clear" w:color="auto" w:fill="F8FAFC"/>
+            <w:tcMar>
+              <w:top w:w="100" w:type="dxa"/>
+              <w:bottom w:w="100" w:type="dxa"/>
+              <w:left w:w="150" w:type="dxa"/>
+              <w:right w:w="150" w:type="dxa"/>
+            </w:tcMar>
             <w:tcBorders>
-              <w:top w:val="single" w:sz="4" w:color="E2E8F0"/>
-              <w:left w:val="single" w:sz="4" w:color="E2E8F0"/>
+              <w:top w:val="none"/>
               <w:bottom w:val="single" w:sz="4" w:color="E2E8F0"/>
-              <w:right w:val="single" w:sz="4" w:color="E2E8F0"/>
+              <w:left w:val="none"/>
+              <w:right w:val="none"/>
             </w:tcBorders>
           </w:tcPr>
           <w:p>
             <w:pPr>
-              <w:spacing w:before="60" w:after="60"/>
+              <w:spacing w:before="40" w:after="40"/>
+              <w:jc w:val="left"/>
             </w:pPr>
             <w:r>
               <w:rPr>
                 <w:rFonts w:ascii="Segoe UI" w:hAnsi="Segoe UI"/>
+                <w:color w:val="1C1C1E"/>
                 <w:sz w:val="19"/>
               </w:rPr>
               <w:t>High-level health signals, milestone confidence, board reporting.</w:t>
@@ -1350,20 +1781,28 @@
           <w:tcPr>
             <w:tcW w:type="dxa" w:w="2304"/>
             <w:shd w:val="clear" w:color="auto" w:fill="F8FAFC"/>
+            <w:tcMar>
+              <w:top w:w="100" w:type="dxa"/>
+              <w:bottom w:w="100" w:type="dxa"/>
+              <w:left w:w="150" w:type="dxa"/>
+              <w:right w:w="150" w:type="dxa"/>
+            </w:tcMar>
             <w:tcBorders>
-              <w:top w:val="single" w:sz="4" w:color="E2E8F0"/>
-              <w:left w:val="single" w:sz="4" w:color="E2E8F0"/>
+              <w:top w:val="none"/>
               <w:bottom w:val="single" w:sz="4" w:color="E2E8F0"/>
-              <w:right w:val="single" w:sz="4" w:color="E2E8F0"/>
+              <w:left w:val="none"/>
+              <w:right w:val="none"/>
             </w:tcBorders>
           </w:tcPr>
           <w:p>
             <w:pPr>
-              <w:spacing w:before="60" w:after="60"/>
+              <w:spacing w:before="40" w:after="40"/>
+              <w:jc w:val="left"/>
             </w:pPr>
             <w:r>
               <w:rPr>
                 <w:rFonts w:ascii="Segoe UI" w:hAnsi="Segoe UI"/>
+                <w:color w:val="1C1C1E"/>
                 <w:sz w:val="19"/>
               </w:rPr>
               <w:t>Overview Dashboard · Board Packs</w:t>
@@ -1376,20 +1815,28 @@
           <w:tcPr>
             <w:tcW w:type="dxa" w:w="2592"/>
             <w:shd w:val="clear" w:color="auto" w:fill="FFFFFF"/>
+            <w:tcMar>
+              <w:top w:w="100" w:type="dxa"/>
+              <w:bottom w:w="100" w:type="dxa"/>
+              <w:left w:w="150" w:type="dxa"/>
+              <w:right w:w="150" w:type="dxa"/>
+            </w:tcMar>
             <w:tcBorders>
-              <w:top w:val="single" w:sz="4" w:color="E2E8F0"/>
-              <w:left w:val="single" w:sz="4" w:color="E2E8F0"/>
+              <w:top w:val="none"/>
               <w:bottom w:val="single" w:sz="4" w:color="E2E8F0"/>
-              <w:right w:val="single" w:sz="4" w:color="E2E8F0"/>
+              <w:left w:val="none"/>
+              <w:right w:val="none"/>
             </w:tcBorders>
           </w:tcPr>
           <w:p>
             <w:pPr>
-              <w:spacing w:before="60" w:after="60"/>
+              <w:spacing w:before="40" w:after="40"/>
+              <w:jc w:val="left"/>
             </w:pPr>
             <w:r>
               <w:rPr>
                 <w:rFonts w:ascii="Segoe UI" w:hAnsi="Segoe UI"/>
+                <w:color w:val="1C1C1E"/>
                 <w:sz w:val="19"/>
               </w:rPr>
               <w:t>QA Lead</w:t>
@@ -1400,20 +1847,28 @@
           <w:tcPr>
             <w:tcW w:type="dxa" w:w="4320"/>
             <w:shd w:val="clear" w:color="auto" w:fill="FFFFFF"/>
+            <w:tcMar>
+              <w:top w:w="100" w:type="dxa"/>
+              <w:bottom w:w="100" w:type="dxa"/>
+              <w:left w:w="150" w:type="dxa"/>
+              <w:right w:w="150" w:type="dxa"/>
+            </w:tcMar>
             <w:tcBorders>
-              <w:top w:val="single" w:sz="4" w:color="E2E8F0"/>
-              <w:left w:val="single" w:sz="4" w:color="E2E8F0"/>
+              <w:top w:val="none"/>
               <w:bottom w:val="single" w:sz="4" w:color="E2E8F0"/>
-              <w:right w:val="single" w:sz="4" w:color="E2E8F0"/>
+              <w:left w:val="none"/>
+              <w:right w:val="none"/>
             </w:tcBorders>
           </w:tcPr>
           <w:p>
             <w:pPr>
-              <w:spacing w:before="60" w:after="60"/>
+              <w:spacing w:before="40" w:after="40"/>
+              <w:jc w:val="left"/>
             </w:pPr>
             <w:r>
               <w:rPr>
                 <w:rFonts w:ascii="Segoe UI" w:hAnsi="Segoe UI"/>
+                <w:color w:val="1C1C1E"/>
                 <w:sz w:val="19"/>
               </w:rPr>
               <w:t>Defect lifecycle management, severity tracking, release readiness.</w:t>
@@ -1424,20 +1879,28 @@
           <w:tcPr>
             <w:tcW w:type="dxa" w:w="2304"/>
             <w:shd w:val="clear" w:color="auto" w:fill="FFFFFF"/>
+            <w:tcMar>
+              <w:top w:w="100" w:type="dxa"/>
+              <w:bottom w:w="100" w:type="dxa"/>
+              <w:left w:w="150" w:type="dxa"/>
+              <w:right w:w="150" w:type="dxa"/>
+            </w:tcMar>
             <w:tcBorders>
-              <w:top w:val="single" w:sz="4" w:color="E2E8F0"/>
-              <w:left w:val="single" w:sz="4" w:color="E2E8F0"/>
+              <w:top w:val="none"/>
               <w:bottom w:val="single" w:sz="4" w:color="E2E8F0"/>
-              <w:right w:val="single" w:sz="4" w:color="E2E8F0"/>
+              <w:left w:val="none"/>
+              <w:right w:val="none"/>
             </w:tcBorders>
           </w:tcPr>
           <w:p>
             <w:pPr>
-              <w:spacing w:before="60" w:after="60"/>
+              <w:spacing w:before="40" w:after="40"/>
+              <w:jc w:val="left"/>
             </w:pPr>
             <w:r>
               <w:rPr>
                 <w:rFonts w:ascii="Segoe UI" w:hAnsi="Segoe UI"/>
+                <w:color w:val="1C1C1E"/>
                 <w:sz w:val="19"/>
               </w:rPr>
               <w:t>Defect Tracker · Reports</w:t>
@@ -1450,20 +1913,28 @@
           <w:tcPr>
             <w:tcW w:type="dxa" w:w="2592"/>
             <w:shd w:val="clear" w:color="auto" w:fill="F8FAFC"/>
+            <w:tcMar>
+              <w:top w:w="100" w:type="dxa"/>
+              <w:bottom w:w="100" w:type="dxa"/>
+              <w:left w:w="150" w:type="dxa"/>
+              <w:right w:w="150" w:type="dxa"/>
+            </w:tcMar>
             <w:tcBorders>
-              <w:top w:val="single" w:sz="4" w:color="E2E8F0"/>
-              <w:left w:val="single" w:sz="4" w:color="E2E8F0"/>
+              <w:top w:val="none"/>
               <w:bottom w:val="single" w:sz="4" w:color="E2E8F0"/>
-              <w:right w:val="single" w:sz="4" w:color="E2E8F0"/>
+              <w:left w:val="none"/>
+              <w:right w:val="none"/>
             </w:tcBorders>
           </w:tcPr>
           <w:p>
             <w:pPr>
-              <w:spacing w:before="60" w:after="60"/>
+              <w:spacing w:before="40" w:after="40"/>
+              <w:jc w:val="left"/>
             </w:pPr>
             <w:r>
               <w:rPr>
                 <w:rFonts w:ascii="Segoe UI" w:hAnsi="Segoe UI"/>
+                <w:color w:val="1C1C1E"/>
                 <w:sz w:val="19"/>
               </w:rPr>
               <w:t>Lead Engineer</w:t>
@@ -1474,20 +1945,28 @@
           <w:tcPr>
             <w:tcW w:type="dxa" w:w="4320"/>
             <w:shd w:val="clear" w:color="auto" w:fill="F8FAFC"/>
+            <w:tcMar>
+              <w:top w:w="100" w:type="dxa"/>
+              <w:bottom w:w="100" w:type="dxa"/>
+              <w:left w:w="150" w:type="dxa"/>
+              <w:right w:w="150" w:type="dxa"/>
+            </w:tcMar>
             <w:tcBorders>
-              <w:top w:val="single" w:sz="4" w:color="E2E8F0"/>
-              <w:left w:val="single" w:sz="4" w:color="E2E8F0"/>
+              <w:top w:val="none"/>
               <w:bottom w:val="single" w:sz="4" w:color="E2E8F0"/>
-              <w:right w:val="single" w:sz="4" w:color="E2E8F0"/>
+              <w:left w:val="none"/>
+              <w:right w:val="none"/>
             </w:tcBorders>
           </w:tcPr>
           <w:p>
             <w:pPr>
-              <w:spacing w:before="60" w:after="60"/>
+              <w:spacing w:before="40" w:after="40"/>
+              <w:jc w:val="left"/>
             </w:pPr>
             <w:r>
               <w:rPr>
                 <w:rFonts w:ascii="Segoe UI" w:hAnsi="Segoe UI"/>
+                <w:color w:val="1C1C1E"/>
                 <w:sz w:val="19"/>
               </w:rPr>
               <w:t>Task planning, dependency management, baseline tracking.</w:t>
@@ -1498,20 +1977,28 @@
           <w:tcPr>
             <w:tcW w:type="dxa" w:w="2304"/>
             <w:shd w:val="clear" w:color="auto" w:fill="F8FAFC"/>
+            <w:tcMar>
+              <w:top w:w="100" w:type="dxa"/>
+              <w:bottom w:w="100" w:type="dxa"/>
+              <w:left w:w="150" w:type="dxa"/>
+              <w:right w:w="150" w:type="dxa"/>
+            </w:tcMar>
             <w:tcBorders>
-              <w:top w:val="single" w:sz="4" w:color="E2E8F0"/>
-              <w:left w:val="single" w:sz="4" w:color="E2E8F0"/>
+              <w:top w:val="none"/>
               <w:bottom w:val="single" w:sz="4" w:color="E2E8F0"/>
-              <w:right w:val="single" w:sz="4" w:color="E2E8F0"/>
+              <w:left w:val="none"/>
+              <w:right w:val="none"/>
             </w:tcBorders>
           </w:tcPr>
           <w:p>
             <w:pPr>
-              <w:spacing w:before="60" w:after="60"/>
+              <w:spacing w:before="40" w:after="40"/>
+              <w:jc w:val="left"/>
             </w:pPr>
             <w:r>
               <w:rPr>
                 <w:rFonts w:ascii="Segoe UI" w:hAnsi="Segoe UI"/>
+                <w:color w:val="1C1C1E"/>
                 <w:sz w:val="19"/>
               </w:rPr>
               <w:t>Gantt Timeline · Delivery Matrix · Baselines</w:t>
@@ -1522,7 +2009,7 @@
     </w:tbl>
     <w:p>
       <w:pPr>
-        <w:spacing w:after="120"/>
+        <w:spacing w:after="160"/>
       </w:pPr>
     </w:p>
     <w:p>
@@ -1534,7 +2021,7 @@
       <w:pPr>
         <w:pStyle w:val="Heading1"/>
         <w:keepNext/>
-        <w:spacing w:before="360" w:after="120"/>
+        <w:spacing w:before="480" w:after="160"/>
       </w:pPr>
       <w:r>
         <w:rPr>
@@ -1568,7 +2055,7 @@
       <w:pPr>
         <w:pStyle w:val="Heading2"/>
         <w:keepNext/>
-        <w:spacing w:before="360" w:after="120"/>
+        <w:spacing w:before="320" w:after="120"/>
       </w:pPr>
       <w:r>
         <w:rPr>
@@ -1580,31 +2067,37 @@
     </w:p>
     <w:tbl>
       <w:tblPr>
-        <w:tblStyle w:val="TableGrid"/>
         <w:tblW w:type="auto" w:w="0"/>
         <w:jc w:val="center"/>
         <w:tblLook w:firstColumn="1" w:firstRow="1" w:lastColumn="0" w:lastRow="0" w:noHBand="0" w:noVBand="1" w:val="04A0"/>
       </w:tblPr>
       <w:tblGrid>
-        <w:gridCol w:w="3024"/>
-        <w:gridCol w:w="3024"/>
-        <w:gridCol w:w="3024"/>
+        <w:gridCol w:w="2880"/>
+        <w:gridCol w:w="2880"/>
+        <w:gridCol w:w="2880"/>
       </w:tblGrid>
       <w:tr>
         <w:tc>
           <w:tcPr>
             <w:tcW w:type="dxa" w:w="432"/>
             <w:shd w:val="clear" w:color="auto" w:fill="0D1B2A"/>
+            <w:tcMar>
+              <w:top w:w="120" w:type="dxa"/>
+              <w:bottom w:w="120" w:type="dxa"/>
+              <w:left w:w="180" w:type="dxa"/>
+              <w:right w:w="180" w:type="dxa"/>
+            </w:tcMar>
             <w:tcBorders>
-              <w:top w:val="single" w:sz="4" w:color="0D1B2A"/>
-              <w:left w:val="single" w:sz="4" w:color="0D1B2A"/>
-              <w:bottom w:val="single" w:sz="4" w:color="0D1B2A"/>
-              <w:right w:val="single" w:sz="4" w:color="0D1B2A"/>
+              <w:top w:val="none"/>
+              <w:bottom w:val="single" w:sz="12" w:color="00C2A8"/>
+              <w:left w:val="none"/>
+              <w:right w:val="none"/>
             </w:tcBorders>
           </w:tcPr>
           <w:p>
             <w:pPr>
-              <w:jc w:val="center"/>
+              <w:spacing w:before="40" w:after="40"/>
+              <w:jc w:val="left"/>
             </w:pPr>
             <w:r>
               <w:rPr>
@@ -1621,16 +2114,23 @@
           <w:tcPr>
             <w:tcW w:type="dxa" w:w="3024"/>
             <w:shd w:val="clear" w:color="auto" w:fill="0D1B2A"/>
+            <w:tcMar>
+              <w:top w:w="120" w:type="dxa"/>
+              <w:bottom w:w="120" w:type="dxa"/>
+              <w:left w:w="180" w:type="dxa"/>
+              <w:right w:w="180" w:type="dxa"/>
+            </w:tcMar>
             <w:tcBorders>
-              <w:top w:val="single" w:sz="4" w:color="0D1B2A"/>
-              <w:left w:val="single" w:sz="4" w:color="0D1B2A"/>
-              <w:bottom w:val="single" w:sz="4" w:color="0D1B2A"/>
-              <w:right w:val="single" w:sz="4" w:color="0D1B2A"/>
+              <w:top w:val="none"/>
+              <w:bottom w:val="single" w:sz="12" w:color="00C2A8"/>
+              <w:left w:val="none"/>
+              <w:right w:val="none"/>
             </w:tcBorders>
           </w:tcPr>
           <w:p>
             <w:pPr>
-              <w:jc w:val="center"/>
+              <w:spacing w:before="40" w:after="40"/>
+              <w:jc w:val="left"/>
             </w:pPr>
             <w:r>
               <w:rPr>
@@ -1647,16 +2147,23 @@
           <w:tcPr>
             <w:tcW w:type="dxa" w:w="5760"/>
             <w:shd w:val="clear" w:color="auto" w:fill="0D1B2A"/>
+            <w:tcMar>
+              <w:top w:w="120" w:type="dxa"/>
+              <w:bottom w:w="120" w:type="dxa"/>
+              <w:left w:w="180" w:type="dxa"/>
+              <w:right w:w="180" w:type="dxa"/>
+            </w:tcMar>
             <w:tcBorders>
-              <w:top w:val="single" w:sz="4" w:color="0D1B2A"/>
-              <w:left w:val="single" w:sz="4" w:color="0D1B2A"/>
-              <w:bottom w:val="single" w:sz="4" w:color="0D1B2A"/>
-              <w:right w:val="single" w:sz="4" w:color="0D1B2A"/>
+              <w:top w:val="none"/>
+              <w:bottom w:val="single" w:sz="12" w:color="00C2A8"/>
+              <w:left w:val="none"/>
+              <w:right w:val="none"/>
             </w:tcBorders>
           </w:tcPr>
           <w:p>
             <w:pPr>
-              <w:jc w:val="center"/>
+              <w:spacing w:before="40" w:after="40"/>
+              <w:jc w:val="left"/>
             </w:pPr>
             <w:r>
               <w:rPr>
@@ -1675,20 +2182,28 @@
           <w:tcPr>
             <w:tcW w:type="dxa" w:w="432"/>
             <w:shd w:val="clear" w:color="auto" w:fill="F8FAFC"/>
+            <w:tcMar>
+              <w:top w:w="100" w:type="dxa"/>
+              <w:bottom w:w="100" w:type="dxa"/>
+              <w:left w:w="150" w:type="dxa"/>
+              <w:right w:w="150" w:type="dxa"/>
+            </w:tcMar>
             <w:tcBorders>
-              <w:top w:val="single" w:sz="4" w:color="E2E8F0"/>
-              <w:left w:val="single" w:sz="4" w:color="E2E8F0"/>
+              <w:top w:val="none"/>
               <w:bottom w:val="single" w:sz="4" w:color="E2E8F0"/>
-              <w:right w:val="single" w:sz="4" w:color="E2E8F0"/>
+              <w:left w:val="none"/>
+              <w:right w:val="none"/>
             </w:tcBorders>
           </w:tcPr>
           <w:p>
             <w:pPr>
-              <w:spacing w:before="60" w:after="60"/>
+              <w:spacing w:before="40" w:after="40"/>
+              <w:jc w:val="left"/>
             </w:pPr>
             <w:r>
               <w:rPr>
                 <w:rFonts w:ascii="Segoe UI" w:hAnsi="Segoe UI"/>
+                <w:color w:val="1C1C1E"/>
                 <w:sz w:val="19"/>
               </w:rPr>
               <w:t>1</w:t>
@@ -1699,20 +2214,28 @@
           <w:tcPr>
             <w:tcW w:type="dxa" w:w="3024"/>
             <w:shd w:val="clear" w:color="auto" w:fill="F8FAFC"/>
+            <w:tcMar>
+              <w:top w:w="100" w:type="dxa"/>
+              <w:bottom w:w="100" w:type="dxa"/>
+              <w:left w:w="150" w:type="dxa"/>
+              <w:right w:w="150" w:type="dxa"/>
+            </w:tcMar>
             <w:tcBorders>
-              <w:top w:val="single" w:sz="4" w:color="E2E8F0"/>
-              <w:left w:val="single" w:sz="4" w:color="E2E8F0"/>
+              <w:top w:val="none"/>
               <w:bottom w:val="single" w:sz="4" w:color="E2E8F0"/>
-              <w:right w:val="single" w:sz="4" w:color="E2E8F0"/>
+              <w:left w:val="none"/>
+              <w:right w:val="none"/>
             </w:tcBorders>
           </w:tcPr>
           <w:p>
             <w:pPr>
-              <w:spacing w:before="60" w:after="60"/>
+              <w:spacing w:before="40" w:after="40"/>
+              <w:jc w:val="left"/>
             </w:pPr>
             <w:r>
               <w:rPr>
                 <w:rFonts w:ascii="Segoe UI" w:hAnsi="Segoe UI"/>
+                <w:color w:val="1C1C1E"/>
                 <w:sz w:val="19"/>
               </w:rPr>
               <w:t>Executive Overview Dashboard</w:t>
@@ -1723,20 +2246,28 @@
           <w:tcPr>
             <w:tcW w:type="dxa" w:w="5760"/>
             <w:shd w:val="clear" w:color="auto" w:fill="F8FAFC"/>
+            <w:tcMar>
+              <w:top w:w="100" w:type="dxa"/>
+              <w:bottom w:w="100" w:type="dxa"/>
+              <w:left w:w="150" w:type="dxa"/>
+              <w:right w:w="150" w:type="dxa"/>
+            </w:tcMar>
             <w:tcBorders>
-              <w:top w:val="single" w:sz="4" w:color="E2E8F0"/>
-              <w:left w:val="single" w:sz="4" w:color="E2E8F0"/>
+              <w:top w:val="none"/>
               <w:bottom w:val="single" w:sz="4" w:color="E2E8F0"/>
-              <w:right w:val="single" w:sz="4" w:color="E2E8F0"/>
+              <w:left w:val="none"/>
+              <w:right w:val="none"/>
             </w:tcBorders>
           </w:tcPr>
           <w:p>
             <w:pPr>
-              <w:spacing w:before="60" w:after="60"/>
+              <w:spacing w:before="40" w:after="40"/>
+              <w:jc w:val="left"/>
             </w:pPr>
             <w:r>
               <w:rPr>
                 <w:rFonts w:ascii="Segoe UI" w:hAnsi="Segoe UI"/>
+                <w:color w:val="1C1C1E"/>
                 <w:sz w:val="19"/>
               </w:rPr>
               <w:t>Real-time health signals, KPI cards, and the predictive what-if sandbox.</w:t>
@@ -1749,20 +2280,28 @@
           <w:tcPr>
             <w:tcW w:type="dxa" w:w="432"/>
             <w:shd w:val="clear" w:color="auto" w:fill="FFFFFF"/>
+            <w:tcMar>
+              <w:top w:w="100" w:type="dxa"/>
+              <w:bottom w:w="100" w:type="dxa"/>
+              <w:left w:w="150" w:type="dxa"/>
+              <w:right w:w="150" w:type="dxa"/>
+            </w:tcMar>
             <w:tcBorders>
-              <w:top w:val="single" w:sz="4" w:color="E2E8F0"/>
-              <w:left w:val="single" w:sz="4" w:color="E2E8F0"/>
+              <w:top w:val="none"/>
               <w:bottom w:val="single" w:sz="4" w:color="E2E8F0"/>
-              <w:right w:val="single" w:sz="4" w:color="E2E8F0"/>
+              <w:left w:val="none"/>
+              <w:right w:val="none"/>
             </w:tcBorders>
           </w:tcPr>
           <w:p>
             <w:pPr>
-              <w:spacing w:before="60" w:after="60"/>
+              <w:spacing w:before="40" w:after="40"/>
+              <w:jc w:val="left"/>
             </w:pPr>
             <w:r>
               <w:rPr>
                 <w:rFonts w:ascii="Segoe UI" w:hAnsi="Segoe UI"/>
+                <w:color w:val="1C1C1E"/>
                 <w:sz w:val="19"/>
               </w:rPr>
               <w:t>2</w:t>
@@ -1773,20 +2312,28 @@
           <w:tcPr>
             <w:tcW w:type="dxa" w:w="3024"/>
             <w:shd w:val="clear" w:color="auto" w:fill="FFFFFF"/>
+            <w:tcMar>
+              <w:top w:w="100" w:type="dxa"/>
+              <w:bottom w:w="100" w:type="dxa"/>
+              <w:left w:w="150" w:type="dxa"/>
+              <w:right w:w="150" w:type="dxa"/>
+            </w:tcMar>
             <w:tcBorders>
-              <w:top w:val="single" w:sz="4" w:color="E2E8F0"/>
-              <w:left w:val="single" w:sz="4" w:color="E2E8F0"/>
+              <w:top w:val="none"/>
               <w:bottom w:val="single" w:sz="4" w:color="E2E8F0"/>
-              <w:right w:val="single" w:sz="4" w:color="E2E8F0"/>
+              <w:left w:val="none"/>
+              <w:right w:val="none"/>
             </w:tcBorders>
           </w:tcPr>
           <w:p>
             <w:pPr>
-              <w:spacing w:before="60" w:after="60"/>
+              <w:spacing w:before="40" w:after="40"/>
+              <w:jc w:val="left"/>
             </w:pPr>
             <w:r>
               <w:rPr>
                 <w:rFonts w:ascii="Segoe UI" w:hAnsi="Segoe UI"/>
+                <w:color w:val="1C1C1E"/>
                 <w:sz w:val="19"/>
               </w:rPr>
               <w:t>Live Insights &amp; Analytics</w:t>
@@ -1797,20 +2344,28 @@
           <w:tcPr>
             <w:tcW w:type="dxa" w:w="5760"/>
             <w:shd w:val="clear" w:color="auto" w:fill="FFFFFF"/>
+            <w:tcMar>
+              <w:top w:w="100" w:type="dxa"/>
+              <w:bottom w:w="100" w:type="dxa"/>
+              <w:left w:w="150" w:type="dxa"/>
+              <w:right w:w="150" w:type="dxa"/>
+            </w:tcMar>
             <w:tcBorders>
-              <w:top w:val="single" w:sz="4" w:color="E2E8F0"/>
-              <w:left w:val="single" w:sz="4" w:color="E2E8F0"/>
+              <w:top w:val="none"/>
               <w:bottom w:val="single" w:sz="4" w:color="E2E8F0"/>
-              <w:right w:val="single" w:sz="4" w:color="E2E8F0"/>
+              <w:left w:val="none"/>
+              <w:right w:val="none"/>
             </w:tcBorders>
           </w:tcPr>
           <w:p>
             <w:pPr>
-              <w:spacing w:before="60" w:after="60"/>
+              <w:spacing w:before="40" w:after="40"/>
+              <w:jc w:val="left"/>
             </w:pPr>
             <w:r>
               <w:rPr>
                 <w:rFonts w:ascii="Segoe UI" w:hAnsi="Segoe UI"/>
+                <w:color w:val="1C1C1E"/>
                 <w:sz w:val="19"/>
               </w:rPr>
               <w:t>Full EVM suite, burn-up projections, velocity tracking, and 30-day activity heatmap.</w:t>
@@ -1823,20 +2378,28 @@
           <w:tcPr>
             <w:tcW w:type="dxa" w:w="432"/>
             <w:shd w:val="clear" w:color="auto" w:fill="F8FAFC"/>
+            <w:tcMar>
+              <w:top w:w="100" w:type="dxa"/>
+              <w:bottom w:w="100" w:type="dxa"/>
+              <w:left w:w="150" w:type="dxa"/>
+              <w:right w:w="150" w:type="dxa"/>
+            </w:tcMar>
             <w:tcBorders>
-              <w:top w:val="single" w:sz="4" w:color="E2E8F0"/>
-              <w:left w:val="single" w:sz="4" w:color="E2E8F0"/>
+              <w:top w:val="none"/>
               <w:bottom w:val="single" w:sz="4" w:color="E2E8F0"/>
-              <w:right w:val="single" w:sz="4" w:color="E2E8F0"/>
+              <w:left w:val="none"/>
+              <w:right w:val="none"/>
             </w:tcBorders>
           </w:tcPr>
           <w:p>
             <w:pPr>
-              <w:spacing w:before="60" w:after="60"/>
+              <w:spacing w:before="40" w:after="40"/>
+              <w:jc w:val="left"/>
             </w:pPr>
             <w:r>
               <w:rPr>
                 <w:rFonts w:ascii="Segoe UI" w:hAnsi="Segoe UI"/>
+                <w:color w:val="1C1C1E"/>
                 <w:sz w:val="19"/>
               </w:rPr>
               <w:t>3</w:t>
@@ -1847,20 +2410,28 @@
           <w:tcPr>
             <w:tcW w:type="dxa" w:w="3024"/>
             <w:shd w:val="clear" w:color="auto" w:fill="F8FAFC"/>
+            <w:tcMar>
+              <w:top w:w="100" w:type="dxa"/>
+              <w:bottom w:w="100" w:type="dxa"/>
+              <w:left w:w="150" w:type="dxa"/>
+              <w:right w:w="150" w:type="dxa"/>
+            </w:tcMar>
             <w:tcBorders>
-              <w:top w:val="single" w:sz="4" w:color="E2E8F0"/>
-              <w:left w:val="single" w:sz="4" w:color="E2E8F0"/>
+              <w:top w:val="none"/>
               <w:bottom w:val="single" w:sz="4" w:color="E2E8F0"/>
-              <w:right w:val="single" w:sz="4" w:color="E2E8F0"/>
+              <w:left w:val="none"/>
+              <w:right w:val="none"/>
             </w:tcBorders>
           </w:tcPr>
           <w:p>
             <w:pPr>
-              <w:spacing w:before="60" w:after="60"/>
+              <w:spacing w:before="40" w:after="40"/>
+              <w:jc w:val="left"/>
             </w:pPr>
             <w:r>
               <w:rPr>
                 <w:rFonts w:ascii="Segoe UI" w:hAnsi="Segoe UI"/>
+                <w:color w:val="1C1C1E"/>
                 <w:sz w:val="19"/>
               </w:rPr>
               <w:t>Hierarchical Delivery Matrix</w:t>
@@ -1871,20 +2442,28 @@
           <w:tcPr>
             <w:tcW w:type="dxa" w:w="5760"/>
             <w:shd w:val="clear" w:color="auto" w:fill="F8FAFC"/>
+            <w:tcMar>
+              <w:top w:w="100" w:type="dxa"/>
+              <w:bottom w:w="100" w:type="dxa"/>
+              <w:left w:w="150" w:type="dxa"/>
+              <w:right w:w="150" w:type="dxa"/>
+            </w:tcMar>
             <w:tcBorders>
-              <w:top w:val="single" w:sz="4" w:color="E2E8F0"/>
-              <w:left w:val="single" w:sz="4" w:color="E2E8F0"/>
+              <w:top w:val="none"/>
               <w:bottom w:val="single" w:sz="4" w:color="E2E8F0"/>
-              <w:right w:val="single" w:sz="4" w:color="E2E8F0"/>
+              <w:left w:val="none"/>
+              <w:right w:val="none"/>
             </w:tcBorders>
           </w:tcPr>
           <w:p>
             <w:pPr>
-              <w:spacing w:before="60" w:after="60"/>
+              <w:spacing w:before="40" w:after="40"/>
+              <w:jc w:val="left"/>
             </w:pPr>
             <w:r>
               <w:rPr>
                 <w:rFonts w:ascii="Segoe UI" w:hAnsi="Segoe UI"/>
+                <w:color w:val="1C1C1E"/>
                 <w:sz w:val="19"/>
               </w:rPr>
               <w:t>Spreadsheet-style task grid with parent-child hierarchies, inline editing, and status workflows.</w:t>
@@ -1897,20 +2476,28 @@
           <w:tcPr>
             <w:tcW w:type="dxa" w:w="432"/>
             <w:shd w:val="clear" w:color="auto" w:fill="FFFFFF"/>
+            <w:tcMar>
+              <w:top w:w="100" w:type="dxa"/>
+              <w:bottom w:w="100" w:type="dxa"/>
+              <w:left w:w="150" w:type="dxa"/>
+              <w:right w:w="150" w:type="dxa"/>
+            </w:tcMar>
             <w:tcBorders>
-              <w:top w:val="single" w:sz="4" w:color="E2E8F0"/>
-              <w:left w:val="single" w:sz="4" w:color="E2E8F0"/>
+              <w:top w:val="none"/>
               <w:bottom w:val="single" w:sz="4" w:color="E2E8F0"/>
-              <w:right w:val="single" w:sz="4" w:color="E2E8F0"/>
+              <w:left w:val="none"/>
+              <w:right w:val="none"/>
             </w:tcBorders>
           </w:tcPr>
           <w:p>
             <w:pPr>
-              <w:spacing w:before="60" w:after="60"/>
+              <w:spacing w:before="40" w:after="40"/>
+              <w:jc w:val="left"/>
             </w:pPr>
             <w:r>
               <w:rPr>
                 <w:rFonts w:ascii="Segoe UI" w:hAnsi="Segoe UI"/>
+                <w:color w:val="1C1C1E"/>
                 <w:sz w:val="19"/>
               </w:rPr>
               <w:t>4</w:t>
@@ -1921,20 +2508,28 @@
           <w:tcPr>
             <w:tcW w:type="dxa" w:w="3024"/>
             <w:shd w:val="clear" w:color="auto" w:fill="FFFFFF"/>
+            <w:tcMar>
+              <w:top w:w="100" w:type="dxa"/>
+              <w:bottom w:w="100" w:type="dxa"/>
+              <w:left w:w="150" w:type="dxa"/>
+              <w:right w:w="150" w:type="dxa"/>
+            </w:tcMar>
             <w:tcBorders>
-              <w:top w:val="single" w:sz="4" w:color="E2E8F0"/>
-              <w:left w:val="single" w:sz="4" w:color="E2E8F0"/>
+              <w:top w:val="none"/>
               <w:bottom w:val="single" w:sz="4" w:color="E2E8F0"/>
-              <w:right w:val="single" w:sz="4" w:color="E2E8F0"/>
+              <w:left w:val="none"/>
+              <w:right w:val="none"/>
             </w:tcBorders>
           </w:tcPr>
           <w:p>
             <w:pPr>
-              <w:spacing w:before="60" w:after="60"/>
+              <w:spacing w:before="40" w:after="40"/>
+              <w:jc w:val="left"/>
             </w:pPr>
             <w:r>
               <w:rPr>
                 <w:rFonts w:ascii="Segoe UI" w:hAnsi="Segoe UI"/>
+                <w:color w:val="1C1C1E"/>
                 <w:sz w:val="19"/>
               </w:rPr>
               <w:t>Gantt Timeline</w:t>
@@ -1945,20 +2540,28 @@
           <w:tcPr>
             <w:tcW w:type="dxa" w:w="5760"/>
             <w:shd w:val="clear" w:color="auto" w:fill="FFFFFF"/>
+            <w:tcMar>
+              <w:top w:w="100" w:type="dxa"/>
+              <w:bottom w:w="100" w:type="dxa"/>
+              <w:left w:w="150" w:type="dxa"/>
+              <w:right w:w="150" w:type="dxa"/>
+            </w:tcMar>
             <w:tcBorders>
-              <w:top w:val="single" w:sz="4" w:color="E2E8F0"/>
-              <w:left w:val="single" w:sz="4" w:color="E2E8F0"/>
+              <w:top w:val="none"/>
               <w:bottom w:val="single" w:sz="4" w:color="E2E8F0"/>
-              <w:right w:val="single" w:sz="4" w:color="E2E8F0"/>
+              <w:left w:val="none"/>
+              <w:right w:val="none"/>
             </w:tcBorders>
           </w:tcPr>
           <w:p>
             <w:pPr>
-              <w:spacing w:before="60" w:after="60"/>
+              <w:spacing w:before="40" w:after="40"/>
+              <w:jc w:val="left"/>
             </w:pPr>
             <w:r>
               <w:rPr>
                 <w:rFonts w:ascii="Segoe UI" w:hAnsi="Segoe UI"/>
+                <w:color w:val="1C1C1E"/>
                 <w:sz w:val="19"/>
               </w:rPr>
               <w:t>Interactive visual timeline with dependency arrows, drag-to-reschedule, and baseline overlay.</w:t>
@@ -1971,20 +2574,28 @@
           <w:tcPr>
             <w:tcW w:type="dxa" w:w="432"/>
             <w:shd w:val="clear" w:color="auto" w:fill="F8FAFC"/>
+            <w:tcMar>
+              <w:top w:w="100" w:type="dxa"/>
+              <w:bottom w:w="100" w:type="dxa"/>
+              <w:left w:w="150" w:type="dxa"/>
+              <w:right w:w="150" w:type="dxa"/>
+            </w:tcMar>
             <w:tcBorders>
-              <w:top w:val="single" w:sz="4" w:color="E2E8F0"/>
-              <w:left w:val="single" w:sz="4" w:color="E2E8F0"/>
+              <w:top w:val="none"/>
               <w:bottom w:val="single" w:sz="4" w:color="E2E8F0"/>
-              <w:right w:val="single" w:sz="4" w:color="E2E8F0"/>
+              <w:left w:val="none"/>
+              <w:right w:val="none"/>
             </w:tcBorders>
           </w:tcPr>
           <w:p>
             <w:pPr>
-              <w:spacing w:before="60" w:after="60"/>
+              <w:spacing w:before="40" w:after="40"/>
+              <w:jc w:val="left"/>
             </w:pPr>
             <w:r>
               <w:rPr>
                 <w:rFonts w:ascii="Segoe UI" w:hAnsi="Segoe UI"/>
+                <w:color w:val="1C1C1E"/>
                 <w:sz w:val="19"/>
               </w:rPr>
               <w:t>5</w:t>
@@ -1995,20 +2606,28 @@
           <w:tcPr>
             <w:tcW w:type="dxa" w:w="3024"/>
             <w:shd w:val="clear" w:color="auto" w:fill="F8FAFC"/>
+            <w:tcMar>
+              <w:top w:w="100" w:type="dxa"/>
+              <w:bottom w:w="100" w:type="dxa"/>
+              <w:left w:w="150" w:type="dxa"/>
+              <w:right w:w="150" w:type="dxa"/>
+            </w:tcMar>
             <w:tcBorders>
-              <w:top w:val="single" w:sz="4" w:color="E2E8F0"/>
-              <w:left w:val="single" w:sz="4" w:color="E2E8F0"/>
+              <w:top w:val="none"/>
               <w:bottom w:val="single" w:sz="4" w:color="E2E8F0"/>
-              <w:right w:val="single" w:sz="4" w:color="E2E8F0"/>
+              <w:left w:val="none"/>
+              <w:right w:val="none"/>
             </w:tcBorders>
           </w:tcPr>
           <w:p>
             <w:pPr>
-              <w:spacing w:before="60" w:after="60"/>
+              <w:spacing w:before="40" w:after="40"/>
+              <w:jc w:val="left"/>
             </w:pPr>
             <w:r>
               <w:rPr>
                 <w:rFonts w:ascii="Segoe UI" w:hAnsi="Segoe UI"/>
+                <w:color w:val="1C1C1E"/>
                 <w:sz w:val="19"/>
               </w:rPr>
               <w:t>Weekly Scheduler</w:t>
@@ -2019,20 +2638,28 @@
           <w:tcPr>
             <w:tcW w:type="dxa" w:w="5760"/>
             <w:shd w:val="clear" w:color="auto" w:fill="F8FAFC"/>
+            <w:tcMar>
+              <w:top w:w="100" w:type="dxa"/>
+              <w:bottom w:w="100" w:type="dxa"/>
+              <w:left w:w="150" w:type="dxa"/>
+              <w:right w:w="150" w:type="dxa"/>
+            </w:tcMar>
             <w:tcBorders>
-              <w:top w:val="single" w:sz="4" w:color="E2E8F0"/>
-              <w:left w:val="single" w:sz="4" w:color="E2E8F0"/>
+              <w:top w:val="none"/>
               <w:bottom w:val="single" w:sz="4" w:color="E2E8F0"/>
-              <w:right w:val="single" w:sz="4" w:color="E2E8F0"/>
+              <w:left w:val="none"/>
+              <w:right w:val="none"/>
             </w:tcBorders>
           </w:tcPr>
           <w:p>
             <w:pPr>
-              <w:spacing w:before="60" w:after="60"/>
+              <w:spacing w:before="40" w:after="40"/>
+              <w:jc w:val="left"/>
             </w:pPr>
             <w:r>
               <w:rPr>
                 <w:rFonts w:ascii="Segoe UI" w:hAnsi="Segoe UI"/>
+                <w:color w:val="1C1C1E"/>
                 <w:sz w:val="19"/>
               </w:rPr>
               <w:t>Resource capacity heatmap with over-allocation detection and Copilot auto-resolution.</w:t>
@@ -2045,20 +2672,28 @@
           <w:tcPr>
             <w:tcW w:type="dxa" w:w="432"/>
             <w:shd w:val="clear" w:color="auto" w:fill="FFFFFF"/>
+            <w:tcMar>
+              <w:top w:w="100" w:type="dxa"/>
+              <w:bottom w:w="100" w:type="dxa"/>
+              <w:left w:w="150" w:type="dxa"/>
+              <w:right w:w="150" w:type="dxa"/>
+            </w:tcMar>
             <w:tcBorders>
-              <w:top w:val="single" w:sz="4" w:color="E2E8F0"/>
-              <w:left w:val="single" w:sz="4" w:color="E2E8F0"/>
+              <w:top w:val="none"/>
               <w:bottom w:val="single" w:sz="4" w:color="E2E8F0"/>
-              <w:right w:val="single" w:sz="4" w:color="E2E8F0"/>
+              <w:left w:val="none"/>
+              <w:right w:val="none"/>
             </w:tcBorders>
           </w:tcPr>
           <w:p>
             <w:pPr>
-              <w:spacing w:before="60" w:after="60"/>
+              <w:spacing w:before="40" w:after="40"/>
+              <w:jc w:val="left"/>
             </w:pPr>
             <w:r>
               <w:rPr>
                 <w:rFonts w:ascii="Segoe UI" w:hAnsi="Segoe UI"/>
+                <w:color w:val="1C1C1E"/>
                 <w:sz w:val="19"/>
               </w:rPr>
               <w:t>6</w:t>
@@ -2069,20 +2704,28 @@
           <w:tcPr>
             <w:tcW w:type="dxa" w:w="3024"/>
             <w:shd w:val="clear" w:color="auto" w:fill="FFFFFF"/>
+            <w:tcMar>
+              <w:top w:w="100" w:type="dxa"/>
+              <w:bottom w:w="100" w:type="dxa"/>
+              <w:left w:w="150" w:type="dxa"/>
+              <w:right w:w="150" w:type="dxa"/>
+            </w:tcMar>
             <w:tcBorders>
-              <w:top w:val="single" w:sz="4" w:color="E2E8F0"/>
-              <w:left w:val="single" w:sz="4" w:color="E2E8F0"/>
+              <w:top w:val="none"/>
               <w:bottom w:val="single" w:sz="4" w:color="E2E8F0"/>
-              <w:right w:val="single" w:sz="4" w:color="E2E8F0"/>
+              <w:left w:val="none"/>
+              <w:right w:val="none"/>
             </w:tcBorders>
           </w:tcPr>
           <w:p>
             <w:pPr>
-              <w:spacing w:before="60" w:after="60"/>
+              <w:spacing w:before="40" w:after="40"/>
+              <w:jc w:val="left"/>
             </w:pPr>
             <w:r>
               <w:rPr>
                 <w:rFonts w:ascii="Segoe UI" w:hAnsi="Segoe UI"/>
+                <w:color w:val="1C1C1E"/>
                 <w:sz w:val="19"/>
               </w:rPr>
               <w:t>RAID Register</w:t>
@@ -2093,20 +2736,28 @@
           <w:tcPr>
             <w:tcW w:type="dxa" w:w="5760"/>
             <w:shd w:val="clear" w:color="auto" w:fill="FFFFFF"/>
+            <w:tcMar>
+              <w:top w:w="100" w:type="dxa"/>
+              <w:bottom w:w="100" w:type="dxa"/>
+              <w:left w:w="150" w:type="dxa"/>
+              <w:right w:w="150" w:type="dxa"/>
+            </w:tcMar>
             <w:tcBorders>
-              <w:top w:val="single" w:sz="4" w:color="E2E8F0"/>
-              <w:left w:val="single" w:sz="4" w:color="E2E8F0"/>
+              <w:top w:val="none"/>
               <w:bottom w:val="single" w:sz="4" w:color="E2E8F0"/>
-              <w:right w:val="single" w:sz="4" w:color="E2E8F0"/>
+              <w:left w:val="none"/>
+              <w:right w:val="none"/>
             </w:tcBorders>
           </w:tcPr>
           <w:p>
             <w:pPr>
-              <w:spacing w:before="60" w:after="60"/>
+              <w:spacing w:before="40" w:after="40"/>
+              <w:jc w:val="left"/>
             </w:pPr>
             <w:r>
               <w:rPr>
                 <w:rFonts w:ascii="Segoe UI" w:hAnsi="Segoe UI"/>
+                <w:color w:val="1C1C1E"/>
                 <w:sz w:val="19"/>
               </w:rPr>
               <w:t>Unified Risk, Assumption, Issue, and Dependency register with exposure scoring.</w:t>
@@ -2119,20 +2770,28 @@
           <w:tcPr>
             <w:tcW w:type="dxa" w:w="432"/>
             <w:shd w:val="clear" w:color="auto" w:fill="F8FAFC"/>
+            <w:tcMar>
+              <w:top w:w="100" w:type="dxa"/>
+              <w:bottom w:w="100" w:type="dxa"/>
+              <w:left w:w="150" w:type="dxa"/>
+              <w:right w:w="150" w:type="dxa"/>
+            </w:tcMar>
             <w:tcBorders>
-              <w:top w:val="single" w:sz="4" w:color="E2E8F0"/>
-              <w:left w:val="single" w:sz="4" w:color="E2E8F0"/>
+              <w:top w:val="none"/>
               <w:bottom w:val="single" w:sz="4" w:color="E2E8F0"/>
-              <w:right w:val="single" w:sz="4" w:color="E2E8F0"/>
+              <w:left w:val="none"/>
+              <w:right w:val="none"/>
             </w:tcBorders>
           </w:tcPr>
           <w:p>
             <w:pPr>
-              <w:spacing w:before="60" w:after="60"/>
+              <w:spacing w:before="40" w:after="40"/>
+              <w:jc w:val="left"/>
             </w:pPr>
             <w:r>
               <w:rPr>
                 <w:rFonts w:ascii="Segoe UI" w:hAnsi="Segoe UI"/>
+                <w:color w:val="1C1C1E"/>
                 <w:sz w:val="19"/>
               </w:rPr>
               <w:t>7</w:t>
@@ -2143,20 +2802,28 @@
           <w:tcPr>
             <w:tcW w:type="dxa" w:w="3024"/>
             <w:shd w:val="clear" w:color="auto" w:fill="F8FAFC"/>
+            <w:tcMar>
+              <w:top w:w="100" w:type="dxa"/>
+              <w:bottom w:w="100" w:type="dxa"/>
+              <w:left w:w="150" w:type="dxa"/>
+              <w:right w:w="150" w:type="dxa"/>
+            </w:tcMar>
             <w:tcBorders>
-              <w:top w:val="single" w:sz="4" w:color="E2E8F0"/>
-              <w:left w:val="single" w:sz="4" w:color="E2E8F0"/>
+              <w:top w:val="none"/>
               <w:bottom w:val="single" w:sz="4" w:color="E2E8F0"/>
-              <w:right w:val="single" w:sz="4" w:color="E2E8F0"/>
+              <w:left w:val="none"/>
+              <w:right w:val="none"/>
             </w:tcBorders>
           </w:tcPr>
           <w:p>
             <w:pPr>
-              <w:spacing w:before="60" w:after="60"/>
+              <w:spacing w:before="40" w:after="40"/>
+              <w:jc w:val="left"/>
             </w:pPr>
             <w:r>
               <w:rPr>
                 <w:rFonts w:ascii="Segoe UI" w:hAnsi="Segoe UI"/>
+                <w:color w:val="1C1C1E"/>
                 <w:sz w:val="19"/>
               </w:rPr>
               <w:t>Team Capacity Hub</w:t>
@@ -2167,20 +2834,28 @@
           <w:tcPr>
             <w:tcW w:type="dxa" w:w="5760"/>
             <w:shd w:val="clear" w:color="auto" w:fill="F8FAFC"/>
+            <w:tcMar>
+              <w:top w:w="100" w:type="dxa"/>
+              <w:bottom w:w="100" w:type="dxa"/>
+              <w:left w:w="150" w:type="dxa"/>
+              <w:right w:w="150" w:type="dxa"/>
+            </w:tcMar>
             <w:tcBorders>
-              <w:top w:val="single" w:sz="4" w:color="E2E8F0"/>
-              <w:left w:val="single" w:sz="4" w:color="E2E8F0"/>
+              <w:top w:val="none"/>
               <w:bottom w:val="single" w:sz="4" w:color="E2E8F0"/>
-              <w:right w:val="single" w:sz="4" w:color="E2E8F0"/>
+              <w:left w:val="none"/>
+              <w:right w:val="none"/>
             </w:tcBorders>
           </w:tcPr>
           <w:p>
             <w:pPr>
-              <w:spacing w:before="60" w:after="60"/>
+              <w:spacing w:before="40" w:after="40"/>
+              <w:jc w:val="left"/>
             </w:pPr>
             <w:r>
               <w:rPr>
                 <w:rFonts w:ascii="Segoe UI" w:hAnsi="Segoe UI"/>
+                <w:color w:val="1C1C1E"/>
                 <w:sz w:val="19"/>
               </w:rPr>
               <w:t>Member profiles, capacity parameters, leave management, and utilisation tracking.</w:t>
@@ -2193,20 +2868,28 @@
           <w:tcPr>
             <w:tcW w:type="dxa" w:w="432"/>
             <w:shd w:val="clear" w:color="auto" w:fill="FFFFFF"/>
+            <w:tcMar>
+              <w:top w:w="100" w:type="dxa"/>
+              <w:bottom w:w="100" w:type="dxa"/>
+              <w:left w:w="150" w:type="dxa"/>
+              <w:right w:w="150" w:type="dxa"/>
+            </w:tcMar>
             <w:tcBorders>
-              <w:top w:val="single" w:sz="4" w:color="E2E8F0"/>
-              <w:left w:val="single" w:sz="4" w:color="E2E8F0"/>
+              <w:top w:val="none"/>
               <w:bottom w:val="single" w:sz="4" w:color="E2E8F0"/>
-              <w:right w:val="single" w:sz="4" w:color="E2E8F0"/>
+              <w:left w:val="none"/>
+              <w:right w:val="none"/>
             </w:tcBorders>
           </w:tcPr>
           <w:p>
             <w:pPr>
-              <w:spacing w:before="60" w:after="60"/>
+              <w:spacing w:before="40" w:after="40"/>
+              <w:jc w:val="left"/>
             </w:pPr>
             <w:r>
               <w:rPr>
                 <w:rFonts w:ascii="Segoe UI" w:hAnsi="Segoe UI"/>
+                <w:color w:val="1C1C1E"/>
                 <w:sz w:val="19"/>
               </w:rPr>
               <w:t>8</w:t>
@@ -2217,20 +2900,28 @@
           <w:tcPr>
             <w:tcW w:type="dxa" w:w="3024"/>
             <w:shd w:val="clear" w:color="auto" w:fill="FFFFFF"/>
+            <w:tcMar>
+              <w:top w:w="100" w:type="dxa"/>
+              <w:bottom w:w="100" w:type="dxa"/>
+              <w:left w:w="150" w:type="dxa"/>
+              <w:right w:w="150" w:type="dxa"/>
+            </w:tcMar>
             <w:tcBorders>
-              <w:top w:val="single" w:sz="4" w:color="E2E8F0"/>
-              <w:left w:val="single" w:sz="4" w:color="E2E8F0"/>
+              <w:top w:val="none"/>
               <w:bottom w:val="single" w:sz="4" w:color="E2E8F0"/>
-              <w:right w:val="single" w:sz="4" w:color="E2E8F0"/>
+              <w:left w:val="none"/>
+              <w:right w:val="none"/>
             </w:tcBorders>
           </w:tcPr>
           <w:p>
             <w:pPr>
-              <w:spacing w:before="60" w:after="60"/>
+              <w:spacing w:before="40" w:after="40"/>
+              <w:jc w:val="left"/>
             </w:pPr>
             <w:r>
               <w:rPr>
                 <w:rFonts w:ascii="Segoe UI" w:hAnsi="Segoe UI"/>
+                <w:color w:val="1C1C1E"/>
                 <w:sz w:val="19"/>
               </w:rPr>
               <w:t>Defect Tracker</w:t>
@@ -2241,20 +2932,28 @@
           <w:tcPr>
             <w:tcW w:type="dxa" w:w="5760"/>
             <w:shd w:val="clear" w:color="auto" w:fill="FFFFFF"/>
+            <w:tcMar>
+              <w:top w:w="100" w:type="dxa"/>
+              <w:bottom w:w="100" w:type="dxa"/>
+              <w:left w:w="150" w:type="dxa"/>
+              <w:right w:w="150" w:type="dxa"/>
+            </w:tcMar>
             <w:tcBorders>
-              <w:top w:val="single" w:sz="4" w:color="E2E8F0"/>
-              <w:left w:val="single" w:sz="4" w:color="E2E8F0"/>
+              <w:top w:val="none"/>
               <w:bottom w:val="single" w:sz="4" w:color="E2E8F0"/>
-              <w:right w:val="single" w:sz="4" w:color="E2E8F0"/>
+              <w:left w:val="none"/>
+              <w:right w:val="none"/>
             </w:tcBorders>
           </w:tcPr>
           <w:p>
             <w:pPr>
-              <w:spacing w:before="60" w:after="60"/>
+              <w:spacing w:before="40" w:after="40"/>
+              <w:jc w:val="left"/>
             </w:pPr>
             <w:r>
               <w:rPr>
                 <w:rFonts w:ascii="Segoe UI" w:hAnsi="Segoe UI"/>
+                <w:color w:val="1C1C1E"/>
                 <w:sz w:val="19"/>
               </w:rPr>
               <w:t>Full bug lifecycle from logging through fix, retest, and closure — linked to tasks.</w:t>
@@ -2267,20 +2966,28 @@
           <w:tcPr>
             <w:tcW w:type="dxa" w:w="432"/>
             <w:shd w:val="clear" w:color="auto" w:fill="F8FAFC"/>
+            <w:tcMar>
+              <w:top w:w="100" w:type="dxa"/>
+              <w:bottom w:w="100" w:type="dxa"/>
+              <w:left w:w="150" w:type="dxa"/>
+              <w:right w:w="150" w:type="dxa"/>
+            </w:tcMar>
             <w:tcBorders>
-              <w:top w:val="single" w:sz="4" w:color="E2E8F0"/>
-              <w:left w:val="single" w:sz="4" w:color="E2E8F0"/>
+              <w:top w:val="none"/>
               <w:bottom w:val="single" w:sz="4" w:color="E2E8F0"/>
-              <w:right w:val="single" w:sz="4" w:color="E2E8F0"/>
+              <w:left w:val="none"/>
+              <w:right w:val="none"/>
             </w:tcBorders>
           </w:tcPr>
           <w:p>
             <w:pPr>
-              <w:spacing w:before="60" w:after="60"/>
+              <w:spacing w:before="40" w:after="40"/>
+              <w:jc w:val="left"/>
             </w:pPr>
             <w:r>
               <w:rPr>
                 <w:rFonts w:ascii="Segoe UI" w:hAnsi="Segoe UI"/>
+                <w:color w:val="1C1C1E"/>
                 <w:sz w:val="19"/>
               </w:rPr>
               <w:t>9</w:t>
@@ -2291,20 +2998,28 @@
           <w:tcPr>
             <w:tcW w:type="dxa" w:w="3024"/>
             <w:shd w:val="clear" w:color="auto" w:fill="F8FAFC"/>
+            <w:tcMar>
+              <w:top w:w="100" w:type="dxa"/>
+              <w:bottom w:w="100" w:type="dxa"/>
+              <w:left w:w="150" w:type="dxa"/>
+              <w:right w:w="150" w:type="dxa"/>
+            </w:tcMar>
             <w:tcBorders>
-              <w:top w:val="single" w:sz="4" w:color="E2E8F0"/>
-              <w:left w:val="single" w:sz="4" w:color="E2E8F0"/>
+              <w:top w:val="none"/>
               <w:bottom w:val="single" w:sz="4" w:color="E2E8F0"/>
-              <w:right w:val="single" w:sz="4" w:color="E2E8F0"/>
+              <w:left w:val="none"/>
+              <w:right w:val="none"/>
             </w:tcBorders>
           </w:tcPr>
           <w:p>
             <w:pPr>
-              <w:spacing w:before="60" w:after="60"/>
+              <w:spacing w:before="40" w:after="40"/>
+              <w:jc w:val="left"/>
             </w:pPr>
             <w:r>
               <w:rPr>
                 <w:rFonts w:ascii="Segoe UI" w:hAnsi="Segoe UI"/>
+                <w:color w:val="1C1C1E"/>
                 <w:sz w:val="19"/>
               </w:rPr>
               <w:t>Reports &amp; Board Packs</w:t>
@@ -2315,20 +3030,28 @@
           <w:tcPr>
             <w:tcW w:type="dxa" w:w="5760"/>
             <w:shd w:val="clear" w:color="auto" w:fill="F8FAFC"/>
+            <w:tcMar>
+              <w:top w:w="100" w:type="dxa"/>
+              <w:bottom w:w="100" w:type="dxa"/>
+              <w:left w:w="150" w:type="dxa"/>
+              <w:right w:w="150" w:type="dxa"/>
+            </w:tcMar>
             <w:tcBorders>
-              <w:top w:val="single" w:sz="4" w:color="E2E8F0"/>
-              <w:left w:val="single" w:sz="4" w:color="E2E8F0"/>
+              <w:top w:val="none"/>
               <w:bottom w:val="single" w:sz="4" w:color="E2E8F0"/>
-              <w:right w:val="single" w:sz="4" w:color="E2E8F0"/>
+              <w:left w:val="none"/>
+              <w:right w:val="none"/>
             </w:tcBorders>
           </w:tcPr>
           <w:p>
             <w:pPr>
-              <w:spacing w:before="60" w:after="60"/>
+              <w:spacing w:before="40" w:after="40"/>
+              <w:jc w:val="left"/>
             </w:pPr>
             <w:r>
               <w:rPr>
                 <w:rFonts w:ascii="Segoe UI" w:hAnsi="Segoe UI"/>
+                <w:color w:val="1C1C1E"/>
                 <w:sz w:val="19"/>
               </w:rPr>
               <w:t>One-click Executive Board Pack and multi-sheet Excel workbook export.</w:t>
@@ -2341,20 +3064,28 @@
           <w:tcPr>
             <w:tcW w:type="dxa" w:w="432"/>
             <w:shd w:val="clear" w:color="auto" w:fill="FFFFFF"/>
+            <w:tcMar>
+              <w:top w:w="100" w:type="dxa"/>
+              <w:bottom w:w="100" w:type="dxa"/>
+              <w:left w:w="150" w:type="dxa"/>
+              <w:right w:w="150" w:type="dxa"/>
+            </w:tcMar>
             <w:tcBorders>
-              <w:top w:val="single" w:sz="4" w:color="E2E8F0"/>
-              <w:left w:val="single" w:sz="4" w:color="E2E8F0"/>
+              <w:top w:val="none"/>
               <w:bottom w:val="single" w:sz="4" w:color="E2E8F0"/>
-              <w:right w:val="single" w:sz="4" w:color="E2E8F0"/>
+              <w:left w:val="none"/>
+              <w:right w:val="none"/>
             </w:tcBorders>
           </w:tcPr>
           <w:p>
             <w:pPr>
-              <w:spacing w:before="60" w:after="60"/>
+              <w:spacing w:before="40" w:after="40"/>
+              <w:jc w:val="left"/>
             </w:pPr>
             <w:r>
               <w:rPr>
                 <w:rFonts w:ascii="Segoe UI" w:hAnsi="Segoe UI"/>
+                <w:color w:val="1C1C1E"/>
                 <w:sz w:val="19"/>
               </w:rPr>
               <w:t>10</w:t>
@@ -2365,20 +3096,28 @@
           <w:tcPr>
             <w:tcW w:type="dxa" w:w="3024"/>
             <w:shd w:val="clear" w:color="auto" w:fill="FFFFFF"/>
+            <w:tcMar>
+              <w:top w:w="100" w:type="dxa"/>
+              <w:bottom w:w="100" w:type="dxa"/>
+              <w:left w:w="150" w:type="dxa"/>
+              <w:right w:w="150" w:type="dxa"/>
+            </w:tcMar>
             <w:tcBorders>
-              <w:top w:val="single" w:sz="4" w:color="E2E8F0"/>
-              <w:left w:val="single" w:sz="4" w:color="E2E8F0"/>
+              <w:top w:val="none"/>
               <w:bottom w:val="single" w:sz="4" w:color="E2E8F0"/>
-              <w:right w:val="single" w:sz="4" w:color="E2E8F0"/>
+              <w:left w:val="none"/>
+              <w:right w:val="none"/>
             </w:tcBorders>
           </w:tcPr>
           <w:p>
             <w:pPr>
-              <w:spacing w:before="60" w:after="60"/>
+              <w:spacing w:before="40" w:after="40"/>
+              <w:jc w:val="left"/>
             </w:pPr>
             <w:r>
               <w:rPr>
                 <w:rFonts w:ascii="Segoe UI" w:hAnsi="Segoe UI"/>
+                <w:color w:val="1C1C1E"/>
                 <w:sz w:val="19"/>
               </w:rPr>
               <w:t>Audit Log</w:t>
@@ -2389,20 +3128,28 @@
           <w:tcPr>
             <w:tcW w:type="dxa" w:w="5760"/>
             <w:shd w:val="clear" w:color="auto" w:fill="FFFFFF"/>
+            <w:tcMar>
+              <w:top w:w="100" w:type="dxa"/>
+              <w:bottom w:w="100" w:type="dxa"/>
+              <w:left w:w="150" w:type="dxa"/>
+              <w:right w:w="150" w:type="dxa"/>
+            </w:tcMar>
             <w:tcBorders>
-              <w:top w:val="single" w:sz="4" w:color="E2E8F0"/>
-              <w:left w:val="single" w:sz="4" w:color="E2E8F0"/>
+              <w:top w:val="none"/>
               <w:bottom w:val="single" w:sz="4" w:color="E2E8F0"/>
-              <w:right w:val="single" w:sz="4" w:color="E2E8F0"/>
+              <w:left w:val="none"/>
+              <w:right w:val="none"/>
             </w:tcBorders>
           </w:tcPr>
           <w:p>
             <w:pPr>
-              <w:spacing w:before="60" w:after="60"/>
+              <w:spacing w:before="40" w:after="40"/>
+              <w:jc w:val="left"/>
             </w:pPr>
             <w:r>
               <w:rPr>
                 <w:rFonts w:ascii="Segoe UI" w:hAnsi="Segoe UI"/>
+                <w:color w:val="1C1C1E"/>
                 <w:sz w:val="19"/>
               </w:rPr>
               <w:t>Immutable activity stream with full diff payloads and session rollback.</w:t>
@@ -2415,20 +3162,28 @@
           <w:tcPr>
             <w:tcW w:type="dxa" w:w="432"/>
             <w:shd w:val="clear" w:color="auto" w:fill="F8FAFC"/>
+            <w:tcMar>
+              <w:top w:w="100" w:type="dxa"/>
+              <w:bottom w:w="100" w:type="dxa"/>
+              <w:left w:w="150" w:type="dxa"/>
+              <w:right w:w="150" w:type="dxa"/>
+            </w:tcMar>
             <w:tcBorders>
-              <w:top w:val="single" w:sz="4" w:color="E2E8F0"/>
-              <w:left w:val="single" w:sz="4" w:color="E2E8F0"/>
+              <w:top w:val="none"/>
               <w:bottom w:val="single" w:sz="4" w:color="E2E8F0"/>
-              <w:right w:val="single" w:sz="4" w:color="E2E8F0"/>
+              <w:left w:val="none"/>
+              <w:right w:val="none"/>
             </w:tcBorders>
           </w:tcPr>
           <w:p>
             <w:pPr>
-              <w:spacing w:before="60" w:after="60"/>
+              <w:spacing w:before="40" w:after="40"/>
+              <w:jc w:val="left"/>
             </w:pPr>
             <w:r>
               <w:rPr>
                 <w:rFonts w:ascii="Segoe UI" w:hAnsi="Segoe UI"/>
+                <w:color w:val="1C1C1E"/>
                 <w:sz w:val="19"/>
               </w:rPr>
               <w:t>11</w:t>
@@ -2439,20 +3194,28 @@
           <w:tcPr>
             <w:tcW w:type="dxa" w:w="3024"/>
             <w:shd w:val="clear" w:color="auto" w:fill="F8FAFC"/>
+            <w:tcMar>
+              <w:top w:w="100" w:type="dxa"/>
+              <w:bottom w:w="100" w:type="dxa"/>
+              <w:left w:w="150" w:type="dxa"/>
+              <w:right w:w="150" w:type="dxa"/>
+            </w:tcMar>
             <w:tcBorders>
-              <w:top w:val="single" w:sz="4" w:color="E2E8F0"/>
-              <w:left w:val="single" w:sz="4" w:color="E2E8F0"/>
+              <w:top w:val="none"/>
               <w:bottom w:val="single" w:sz="4" w:color="E2E8F0"/>
-              <w:right w:val="single" w:sz="4" w:color="E2E8F0"/>
+              <w:left w:val="none"/>
+              <w:right w:val="none"/>
             </w:tcBorders>
           </w:tcPr>
           <w:p>
             <w:pPr>
-              <w:spacing w:before="60" w:after="60"/>
+              <w:spacing w:before="40" w:after="40"/>
+              <w:jc w:val="left"/>
             </w:pPr>
             <w:r>
               <w:rPr>
                 <w:rFonts w:ascii="Segoe UI" w:hAnsi="Segoe UI"/>
+                <w:color w:val="1C1C1E"/>
                 <w:sz w:val="19"/>
               </w:rPr>
               <w:t>Schedule Baselines</w:t>
@@ -2463,20 +3226,28 @@
           <w:tcPr>
             <w:tcW w:type="dxa" w:w="5760"/>
             <w:shd w:val="clear" w:color="auto" w:fill="F8FAFC"/>
+            <w:tcMar>
+              <w:top w:w="100" w:type="dxa"/>
+              <w:bottom w:w="100" w:type="dxa"/>
+              <w:left w:w="150" w:type="dxa"/>
+              <w:right w:w="150" w:type="dxa"/>
+            </w:tcMar>
             <w:tcBorders>
-              <w:top w:val="single" w:sz="4" w:color="E2E8F0"/>
-              <w:left w:val="single" w:sz="4" w:color="E2E8F0"/>
+              <w:top w:val="none"/>
               <w:bottom w:val="single" w:sz="4" w:color="E2E8F0"/>
-              <w:right w:val="single" w:sz="4" w:color="E2E8F0"/>
+              <w:left w:val="none"/>
+              <w:right w:val="none"/>
             </w:tcBorders>
           </w:tcPr>
           <w:p>
             <w:pPr>
-              <w:spacing w:before="60" w:after="60"/>
+              <w:spacing w:before="40" w:after="40"/>
+              <w:jc w:val="left"/>
             </w:pPr>
             <w:r>
               <w:rPr>
                 <w:rFonts w:ascii="Segoe UI" w:hAnsi="Segoe UI"/>
+                <w:color w:val="1C1C1E"/>
                 <w:sz w:val="19"/>
               </w:rPr>
               <w:t>Snapshot-based baseline management with variance and slippage analysis.</w:t>
@@ -2489,20 +3260,28 @@
           <w:tcPr>
             <w:tcW w:type="dxa" w:w="432"/>
             <w:shd w:val="clear" w:color="auto" w:fill="FFFFFF"/>
+            <w:tcMar>
+              <w:top w:w="100" w:type="dxa"/>
+              <w:bottom w:w="100" w:type="dxa"/>
+              <w:left w:w="150" w:type="dxa"/>
+              <w:right w:w="150" w:type="dxa"/>
+            </w:tcMar>
             <w:tcBorders>
-              <w:top w:val="single" w:sz="4" w:color="E2E8F0"/>
-              <w:left w:val="single" w:sz="4" w:color="E2E8F0"/>
+              <w:top w:val="none"/>
               <w:bottom w:val="single" w:sz="4" w:color="E2E8F0"/>
-              <w:right w:val="single" w:sz="4" w:color="E2E8F0"/>
+              <w:left w:val="none"/>
+              <w:right w:val="none"/>
             </w:tcBorders>
           </w:tcPr>
           <w:p>
             <w:pPr>
-              <w:spacing w:before="60" w:after="60"/>
+              <w:spacing w:before="40" w:after="40"/>
+              <w:jc w:val="left"/>
             </w:pPr>
             <w:r>
               <w:rPr>
                 <w:rFonts w:ascii="Segoe UI" w:hAnsi="Segoe UI"/>
+                <w:color w:val="1C1C1E"/>
                 <w:sz w:val="19"/>
               </w:rPr>
               <w:t>12</w:t>
@@ -2513,20 +3292,28 @@
           <w:tcPr>
             <w:tcW w:type="dxa" w:w="3024"/>
             <w:shd w:val="clear" w:color="auto" w:fill="FFFFFF"/>
+            <w:tcMar>
+              <w:top w:w="100" w:type="dxa"/>
+              <w:bottom w:w="100" w:type="dxa"/>
+              <w:left w:w="150" w:type="dxa"/>
+              <w:right w:w="150" w:type="dxa"/>
+            </w:tcMar>
             <w:tcBorders>
-              <w:top w:val="single" w:sz="4" w:color="E2E8F0"/>
-              <w:left w:val="single" w:sz="4" w:color="E2E8F0"/>
+              <w:top w:val="none"/>
               <w:bottom w:val="single" w:sz="4" w:color="E2E8F0"/>
-              <w:right w:val="single" w:sz="4" w:color="E2E8F0"/>
+              <w:left w:val="none"/>
+              <w:right w:val="none"/>
             </w:tcBorders>
           </w:tcPr>
           <w:p>
             <w:pPr>
-              <w:spacing w:before="60" w:after="60"/>
+              <w:spacing w:before="40" w:after="40"/>
+              <w:jc w:val="left"/>
             </w:pPr>
             <w:r>
               <w:rPr>
                 <w:rFonts w:ascii="Segoe UI" w:hAnsi="Segoe UI"/>
+                <w:color w:val="1C1C1E"/>
                 <w:sz w:val="19"/>
               </w:rPr>
               <w:t>System Configuration</w:t>
@@ -2537,20 +3324,28 @@
           <w:tcPr>
             <w:tcW w:type="dxa" w:w="5760"/>
             <w:shd w:val="clear" w:color="auto" w:fill="FFFFFF"/>
+            <w:tcMar>
+              <w:top w:w="100" w:type="dxa"/>
+              <w:bottom w:w="100" w:type="dxa"/>
+              <w:left w:w="150" w:type="dxa"/>
+              <w:right w:w="150" w:type="dxa"/>
+            </w:tcMar>
             <w:tcBorders>
-              <w:top w:val="single" w:sz="4" w:color="E2E8F0"/>
-              <w:left w:val="single" w:sz="4" w:color="E2E8F0"/>
+              <w:top w:val="none"/>
               <w:bottom w:val="single" w:sz="4" w:color="E2E8F0"/>
-              <w:right w:val="single" w:sz="4" w:color="E2E8F0"/>
+              <w:left w:val="none"/>
+              <w:right w:val="none"/>
             </w:tcBorders>
           </w:tcPr>
           <w:p>
             <w:pPr>
-              <w:spacing w:before="60" w:after="60"/>
+              <w:spacing w:before="40" w:after="40"/>
+              <w:jc w:val="left"/>
             </w:pPr>
             <w:r>
               <w:rPr>
                 <w:rFonts w:ascii="Segoe UI" w:hAnsi="Segoe UI"/>
+                <w:color w:val="1C1C1E"/>
                 <w:sz w:val="19"/>
               </w:rPr>
               <w:t>Flexible dropdown management, custom fields, 20 visual themes, and effort unit switching.</w:t>
@@ -2561,14 +3356,14 @@
     </w:tbl>
     <w:p>
       <w:pPr>
-        <w:spacing w:after="120"/>
+        <w:spacing w:after="160"/>
       </w:pPr>
     </w:p>
     <w:p>
       <w:pPr>
         <w:pStyle w:val="Heading2"/>
         <w:keepNext/>
-        <w:spacing w:before="360" w:after="120"/>
+        <w:spacing w:before="320" w:after="120"/>
       </w:pPr>
       <w:r>
         <w:rPr>
@@ -2580,30 +3375,36 @@
     </w:p>
     <w:tbl>
       <w:tblPr>
-        <w:tblStyle w:val="TableGrid"/>
         <w:tblW w:type="auto" w:w="0"/>
         <w:jc w:val="center"/>
         <w:tblLook w:firstColumn="1" w:firstRow="1" w:lastColumn="0" w:lastRow="0" w:noHBand="0" w:noVBand="1" w:val="04A0"/>
       </w:tblPr>
       <w:tblGrid>
-        <w:gridCol w:w="4536"/>
-        <w:gridCol w:w="4536"/>
+        <w:gridCol w:w="4320"/>
+        <w:gridCol w:w="4320"/>
       </w:tblGrid>
       <w:tr>
         <w:tc>
           <w:tcPr>
             <w:tcW w:type="dxa" w:w="3168"/>
             <w:shd w:val="clear" w:color="auto" w:fill="0D1B2A"/>
+            <w:tcMar>
+              <w:top w:w="120" w:type="dxa"/>
+              <w:bottom w:w="120" w:type="dxa"/>
+              <w:left w:w="180" w:type="dxa"/>
+              <w:right w:w="180" w:type="dxa"/>
+            </w:tcMar>
             <w:tcBorders>
-              <w:top w:val="single" w:sz="4" w:color="0D1B2A"/>
-              <w:left w:val="single" w:sz="4" w:color="0D1B2A"/>
-              <w:bottom w:val="single" w:sz="4" w:color="0D1B2A"/>
-              <w:right w:val="single" w:sz="4" w:color="0D1B2A"/>
+              <w:top w:val="none"/>
+              <w:bottom w:val="single" w:sz="12" w:color="00C2A8"/>
+              <w:left w:val="none"/>
+              <w:right w:val="none"/>
             </w:tcBorders>
           </w:tcPr>
           <w:p>
             <w:pPr>
-              <w:jc w:val="center"/>
+              <w:spacing w:before="40" w:after="40"/>
+              <w:jc w:val="left"/>
             </w:pPr>
             <w:r>
               <w:rPr>
@@ -2620,16 +3421,23 @@
           <w:tcPr>
             <w:tcW w:type="dxa" w:w="6048"/>
             <w:shd w:val="clear" w:color="auto" w:fill="0D1B2A"/>
+            <w:tcMar>
+              <w:top w:w="120" w:type="dxa"/>
+              <w:bottom w:w="120" w:type="dxa"/>
+              <w:left w:w="180" w:type="dxa"/>
+              <w:right w:w="180" w:type="dxa"/>
+            </w:tcMar>
             <w:tcBorders>
-              <w:top w:val="single" w:sz="4" w:color="0D1B2A"/>
-              <w:left w:val="single" w:sz="4" w:color="0D1B2A"/>
-              <w:bottom w:val="single" w:sz="4" w:color="0D1B2A"/>
-              <w:right w:val="single" w:sz="4" w:color="0D1B2A"/>
+              <w:top w:val="none"/>
+              <w:bottom w:val="single" w:sz="12" w:color="00C2A8"/>
+              <w:left w:val="none"/>
+              <w:right w:val="none"/>
             </w:tcBorders>
           </w:tcPr>
           <w:p>
             <w:pPr>
-              <w:jc w:val="center"/>
+              <w:spacing w:before="40" w:after="40"/>
+              <w:jc w:val="left"/>
             </w:pPr>
             <w:r>
               <w:rPr>
@@ -2648,20 +3456,28 @@
           <w:tcPr>
             <w:tcW w:type="dxa" w:w="3168"/>
             <w:shd w:val="clear" w:color="auto" w:fill="F8FAFC"/>
+            <w:tcMar>
+              <w:top w:w="100" w:type="dxa"/>
+              <w:bottom w:w="100" w:type="dxa"/>
+              <w:left w:w="150" w:type="dxa"/>
+              <w:right w:w="150" w:type="dxa"/>
+            </w:tcMar>
             <w:tcBorders>
-              <w:top w:val="single" w:sz="4" w:color="E2E8F0"/>
-              <w:left w:val="single" w:sz="4" w:color="E2E8F0"/>
+              <w:top w:val="none"/>
               <w:bottom w:val="single" w:sz="4" w:color="E2E8F0"/>
-              <w:right w:val="single" w:sz="4" w:color="E2E8F0"/>
+              <w:left w:val="none"/>
+              <w:right w:val="none"/>
             </w:tcBorders>
           </w:tcPr>
           <w:p>
             <w:pPr>
-              <w:spacing w:before="60" w:after="60"/>
+              <w:spacing w:before="40" w:after="40"/>
+              <w:jc w:val="left"/>
             </w:pPr>
             <w:r>
               <w:rPr>
                 <w:rFonts w:ascii="Segoe UI" w:hAnsi="Segoe UI"/>
+                <w:color w:val="1C1C1E"/>
                 <w:sz w:val="19"/>
               </w:rPr>
               <w:t>Deployment Model</w:t>
@@ -2672,20 +3488,28 @@
           <w:tcPr>
             <w:tcW w:type="dxa" w:w="6048"/>
             <w:shd w:val="clear" w:color="auto" w:fill="F8FAFC"/>
+            <w:tcMar>
+              <w:top w:w="100" w:type="dxa"/>
+              <w:bottom w:w="100" w:type="dxa"/>
+              <w:left w:w="150" w:type="dxa"/>
+              <w:right w:w="150" w:type="dxa"/>
+            </w:tcMar>
             <w:tcBorders>
-              <w:top w:val="single" w:sz="4" w:color="E2E8F0"/>
-              <w:left w:val="single" w:sz="4" w:color="E2E8F0"/>
+              <w:top w:val="none"/>
               <w:bottom w:val="single" w:sz="4" w:color="E2E8F0"/>
-              <w:right w:val="single" w:sz="4" w:color="E2E8F0"/>
+              <w:left w:val="none"/>
+              <w:right w:val="none"/>
             </w:tcBorders>
           </w:tcPr>
           <w:p>
             <w:pPr>
-              <w:spacing w:before="60" w:after="60"/>
+              <w:spacing w:before="40" w:after="40"/>
+              <w:jc w:val="left"/>
             </w:pPr>
             <w:r>
               <w:rPr>
                 <w:rFonts w:ascii="Segoe UI" w:hAnsi="Segoe UI"/>
+                <w:color w:val="1C1C1E"/>
                 <w:sz w:val="19"/>
               </w:rPr>
               <w:t>Zero-backend — runs entirely in the browser</w:t>
@@ -2698,20 +3522,28 @@
           <w:tcPr>
             <w:tcW w:type="dxa" w:w="3168"/>
             <w:shd w:val="clear" w:color="auto" w:fill="FFFFFF"/>
+            <w:tcMar>
+              <w:top w:w="100" w:type="dxa"/>
+              <w:bottom w:w="100" w:type="dxa"/>
+              <w:left w:w="150" w:type="dxa"/>
+              <w:right w:w="150" w:type="dxa"/>
+            </w:tcMar>
             <w:tcBorders>
-              <w:top w:val="single" w:sz="4" w:color="E2E8F0"/>
-              <w:left w:val="single" w:sz="4" w:color="E2E8F0"/>
+              <w:top w:val="none"/>
               <w:bottom w:val="single" w:sz="4" w:color="E2E8F0"/>
-              <w:right w:val="single" w:sz="4" w:color="E2E8F0"/>
+              <w:left w:val="none"/>
+              <w:right w:val="none"/>
             </w:tcBorders>
           </w:tcPr>
           <w:p>
             <w:pPr>
-              <w:spacing w:before="60" w:after="60"/>
+              <w:spacing w:before="40" w:after="40"/>
+              <w:jc w:val="left"/>
             </w:pPr>
             <w:r>
               <w:rPr>
                 <w:rFonts w:ascii="Segoe UI" w:hAnsi="Segoe UI"/>
+                <w:color w:val="1C1C1E"/>
                 <w:sz w:val="19"/>
               </w:rPr>
               <w:t>Data Persistence</w:t>
@@ -2722,20 +3554,28 @@
           <w:tcPr>
             <w:tcW w:type="dxa" w:w="6048"/>
             <w:shd w:val="clear" w:color="auto" w:fill="FFFFFF"/>
+            <w:tcMar>
+              <w:top w:w="100" w:type="dxa"/>
+              <w:bottom w:w="100" w:type="dxa"/>
+              <w:left w:w="150" w:type="dxa"/>
+              <w:right w:w="150" w:type="dxa"/>
+            </w:tcMar>
             <w:tcBorders>
-              <w:top w:val="single" w:sz="4" w:color="E2E8F0"/>
-              <w:left w:val="single" w:sz="4" w:color="E2E8F0"/>
+              <w:top w:val="none"/>
               <w:bottom w:val="single" w:sz="4" w:color="E2E8F0"/>
-              <w:right w:val="single" w:sz="4" w:color="E2E8F0"/>
+              <w:left w:val="none"/>
+              <w:right w:val="none"/>
             </w:tcBorders>
           </w:tcPr>
           <w:p>
             <w:pPr>
-              <w:spacing w:before="60" w:after="60"/>
+              <w:spacing w:before="40" w:after="40"/>
+              <w:jc w:val="left"/>
             </w:pPr>
             <w:r>
               <w:rPr>
                 <w:rFonts w:ascii="Segoe UI" w:hAnsi="Segoe UI"/>
+                <w:color w:val="1C1C1E"/>
                 <w:sz w:val="19"/>
               </w:rPr>
               <w:t>Browser localStorage (pp-data key) + Excel export</w:t>
@@ -2748,20 +3588,28 @@
           <w:tcPr>
             <w:tcW w:type="dxa" w:w="3168"/>
             <w:shd w:val="clear" w:color="auto" w:fill="F8FAFC"/>
+            <w:tcMar>
+              <w:top w:w="100" w:type="dxa"/>
+              <w:bottom w:w="100" w:type="dxa"/>
+              <w:left w:w="150" w:type="dxa"/>
+              <w:right w:w="150" w:type="dxa"/>
+            </w:tcMar>
             <w:tcBorders>
-              <w:top w:val="single" w:sz="4" w:color="E2E8F0"/>
-              <w:left w:val="single" w:sz="4" w:color="E2E8F0"/>
+              <w:top w:val="none"/>
               <w:bottom w:val="single" w:sz="4" w:color="E2E8F0"/>
-              <w:right w:val="single" w:sz="4" w:color="E2E8F0"/>
+              <w:left w:val="none"/>
+              <w:right w:val="none"/>
             </w:tcBorders>
           </w:tcPr>
           <w:p>
             <w:pPr>
-              <w:spacing w:before="60" w:after="60"/>
+              <w:spacing w:before="40" w:after="40"/>
+              <w:jc w:val="left"/>
             </w:pPr>
             <w:r>
               <w:rPr>
                 <w:rFonts w:ascii="Segoe UI" w:hAnsi="Segoe UI"/>
+                <w:color w:val="1C1C1E"/>
                 <w:sz w:val="19"/>
               </w:rPr>
               <w:t>Rendering Engine</w:t>
@@ -2772,20 +3620,28 @@
           <w:tcPr>
             <w:tcW w:type="dxa" w:w="6048"/>
             <w:shd w:val="clear" w:color="auto" w:fill="F8FAFC"/>
+            <w:tcMar>
+              <w:top w:w="100" w:type="dxa"/>
+              <w:bottom w:w="100" w:type="dxa"/>
+              <w:left w:w="150" w:type="dxa"/>
+              <w:right w:w="150" w:type="dxa"/>
+            </w:tcMar>
             <w:tcBorders>
-              <w:top w:val="single" w:sz="4" w:color="E2E8F0"/>
-              <w:left w:val="single" w:sz="4" w:color="E2E8F0"/>
+              <w:top w:val="none"/>
               <w:bottom w:val="single" w:sz="4" w:color="E2E8F0"/>
-              <w:right w:val="single" w:sz="4" w:color="E2E8F0"/>
+              <w:left w:val="none"/>
+              <w:right w:val="none"/>
             </w:tcBorders>
           </w:tcPr>
           <w:p>
             <w:pPr>
-              <w:spacing w:before="60" w:after="60"/>
+              <w:spacing w:before="40" w:after="40"/>
+              <w:jc w:val="left"/>
             </w:pPr>
             <w:r>
               <w:rPr>
                 <w:rFonts w:ascii="Segoe UI" w:hAnsi="Segoe UI"/>
+                <w:color w:val="1C1C1E"/>
                 <w:sz w:val="19"/>
               </w:rPr>
               <w:t>Native HTML5, CSS3, SVG — no framework dependencies</w:t>
@@ -2798,20 +3654,28 @@
           <w:tcPr>
             <w:tcW w:type="dxa" w:w="3168"/>
             <w:shd w:val="clear" w:color="auto" w:fill="FFFFFF"/>
+            <w:tcMar>
+              <w:top w:w="100" w:type="dxa"/>
+              <w:bottom w:w="100" w:type="dxa"/>
+              <w:left w:w="150" w:type="dxa"/>
+              <w:right w:w="150" w:type="dxa"/>
+            </w:tcMar>
             <w:tcBorders>
-              <w:top w:val="single" w:sz="4" w:color="E2E8F0"/>
-              <w:left w:val="single" w:sz="4" w:color="E2E8F0"/>
+              <w:top w:val="none"/>
               <w:bottom w:val="single" w:sz="4" w:color="E2E8F0"/>
-              <w:right w:val="single" w:sz="4" w:color="E2E8F0"/>
+              <w:left w:val="none"/>
+              <w:right w:val="none"/>
             </w:tcBorders>
           </w:tcPr>
           <w:p>
             <w:pPr>
-              <w:spacing w:before="60" w:after="60"/>
+              <w:spacing w:before="40" w:after="40"/>
+              <w:jc w:val="left"/>
             </w:pPr>
             <w:r>
               <w:rPr>
                 <w:rFonts w:ascii="Segoe UI" w:hAnsi="Segoe UI"/>
+                <w:color w:val="1C1C1E"/>
                 <w:sz w:val="19"/>
               </w:rPr>
               <w:t>Analytics Engine</w:t>
@@ -2822,20 +3686,28 @@
           <w:tcPr>
             <w:tcW w:type="dxa" w:w="6048"/>
             <w:shd w:val="clear" w:color="auto" w:fill="FFFFFF"/>
+            <w:tcMar>
+              <w:top w:w="100" w:type="dxa"/>
+              <w:bottom w:w="100" w:type="dxa"/>
+              <w:left w:w="150" w:type="dxa"/>
+              <w:right w:w="150" w:type="dxa"/>
+            </w:tcMar>
             <w:tcBorders>
-              <w:top w:val="single" w:sz="4" w:color="E2E8F0"/>
-              <w:left w:val="single" w:sz="4" w:color="E2E8F0"/>
+              <w:top w:val="none"/>
               <w:bottom w:val="single" w:sz="4" w:color="E2E8F0"/>
-              <w:right w:val="single" w:sz="4" w:color="E2E8F0"/>
+              <w:left w:val="none"/>
+              <w:right w:val="none"/>
             </w:tcBorders>
           </w:tcPr>
           <w:p>
             <w:pPr>
-              <w:spacing w:before="60" w:after="60"/>
+              <w:spacing w:before="40" w:after="40"/>
+              <w:jc w:val="left"/>
             </w:pPr>
             <w:r>
               <w:rPr>
                 <w:rFonts w:ascii="Segoe UI" w:hAnsi="Segoe UI"/>
+                <w:color w:val="1C1C1E"/>
                 <w:sz w:val="19"/>
               </w:rPr>
               <w:t>O(n) single-pass buildDashCache computation model</w:t>
@@ -2848,20 +3720,28 @@
           <w:tcPr>
             <w:tcW w:type="dxa" w:w="3168"/>
             <w:shd w:val="clear" w:color="auto" w:fill="F8FAFC"/>
+            <w:tcMar>
+              <w:top w:w="100" w:type="dxa"/>
+              <w:bottom w:w="100" w:type="dxa"/>
+              <w:left w:w="150" w:type="dxa"/>
+              <w:right w:w="150" w:type="dxa"/>
+            </w:tcMar>
             <w:tcBorders>
-              <w:top w:val="single" w:sz="4" w:color="E2E8F0"/>
-              <w:left w:val="single" w:sz="4" w:color="E2E8F0"/>
+              <w:top w:val="none"/>
               <w:bottom w:val="single" w:sz="4" w:color="E2E8F0"/>
-              <w:right w:val="single" w:sz="4" w:color="E2E8F0"/>
+              <w:left w:val="none"/>
+              <w:right w:val="none"/>
             </w:tcBorders>
           </w:tcPr>
           <w:p>
             <w:pPr>
-              <w:spacing w:before="60" w:after="60"/>
+              <w:spacing w:before="40" w:after="40"/>
+              <w:jc w:val="left"/>
             </w:pPr>
             <w:r>
               <w:rPr>
                 <w:rFonts w:ascii="Segoe UI" w:hAnsi="Segoe UI"/>
+                <w:color w:val="1C1C1E"/>
                 <w:sz w:val="19"/>
               </w:rPr>
               <w:t>Export Technology</w:t>
@@ -2872,20 +3752,28 @@
           <w:tcPr>
             <w:tcW w:type="dxa" w:w="6048"/>
             <w:shd w:val="clear" w:color="auto" w:fill="F8FAFC"/>
+            <w:tcMar>
+              <w:top w:w="100" w:type="dxa"/>
+              <w:bottom w:w="100" w:type="dxa"/>
+              <w:left w:w="150" w:type="dxa"/>
+              <w:right w:w="150" w:type="dxa"/>
+            </w:tcMar>
             <w:tcBorders>
-              <w:top w:val="single" w:sz="4" w:color="E2E8F0"/>
-              <w:left w:val="single" w:sz="4" w:color="E2E8F0"/>
+              <w:top w:val="none"/>
               <w:bottom w:val="single" w:sz="4" w:color="E2E8F0"/>
-              <w:right w:val="single" w:sz="4" w:color="E2E8F0"/>
+              <w:left w:val="none"/>
+              <w:right w:val="none"/>
             </w:tcBorders>
           </w:tcPr>
           <w:p>
             <w:pPr>
-              <w:spacing w:before="60" w:after="60"/>
+              <w:spacing w:before="40" w:after="40"/>
+              <w:jc w:val="left"/>
             </w:pPr>
             <w:r>
               <w:rPr>
                 <w:rFonts w:ascii="Segoe UI" w:hAnsi="Segoe UI"/>
+                <w:color w:val="1C1C1E"/>
                 <w:sz w:val="19"/>
               </w:rPr>
               <w:t>ExcelJS (in-browser workbook generation)</w:t>
@@ -2898,20 +3786,28 @@
           <w:tcPr>
             <w:tcW w:type="dxa" w:w="3168"/>
             <w:shd w:val="clear" w:color="auto" w:fill="FFFFFF"/>
+            <w:tcMar>
+              <w:top w:w="100" w:type="dxa"/>
+              <w:bottom w:w="100" w:type="dxa"/>
+              <w:left w:w="150" w:type="dxa"/>
+              <w:right w:w="150" w:type="dxa"/>
+            </w:tcMar>
             <w:tcBorders>
-              <w:top w:val="single" w:sz="4" w:color="E2E8F0"/>
-              <w:left w:val="single" w:sz="4" w:color="E2E8F0"/>
+              <w:top w:val="none"/>
               <w:bottom w:val="single" w:sz="4" w:color="E2E8F0"/>
-              <w:right w:val="single" w:sz="4" w:color="E2E8F0"/>
+              <w:left w:val="none"/>
+              <w:right w:val="none"/>
             </w:tcBorders>
           </w:tcPr>
           <w:p>
             <w:pPr>
-              <w:spacing w:before="60" w:after="60"/>
+              <w:spacing w:before="40" w:after="40"/>
+              <w:jc w:val="left"/>
             </w:pPr>
             <w:r>
               <w:rPr>
                 <w:rFonts w:ascii="Segoe UI" w:hAnsi="Segoe UI"/>
+                <w:color w:val="1C1C1E"/>
                 <w:sz w:val="19"/>
               </w:rPr>
               <w:t>Theme System</w:t>
@@ -2922,20 +3818,28 @@
           <w:tcPr>
             <w:tcW w:type="dxa" w:w="6048"/>
             <w:shd w:val="clear" w:color="auto" w:fill="FFFFFF"/>
+            <w:tcMar>
+              <w:top w:w="100" w:type="dxa"/>
+              <w:bottom w:w="100" w:type="dxa"/>
+              <w:left w:w="150" w:type="dxa"/>
+              <w:right w:w="150" w:type="dxa"/>
+            </w:tcMar>
             <w:tcBorders>
-              <w:top w:val="single" w:sz="4" w:color="E2E8F0"/>
-              <w:left w:val="single" w:sz="4" w:color="E2E8F0"/>
+              <w:top w:val="none"/>
               <w:bottom w:val="single" w:sz="4" w:color="E2E8F0"/>
-              <w:right w:val="single" w:sz="4" w:color="E2E8F0"/>
+              <w:left w:val="none"/>
+              <w:right w:val="none"/>
             </w:tcBorders>
           </w:tcPr>
           <w:p>
             <w:pPr>
-              <w:spacing w:before="60" w:after="60"/>
+              <w:spacing w:before="40" w:after="40"/>
+              <w:jc w:val="left"/>
             </w:pPr>
             <w:r>
               <w:rPr>
                 <w:rFonts w:ascii="Segoe UI" w:hAnsi="Segoe UI"/>
+                <w:color w:val="1C1C1E"/>
                 <w:sz w:val="19"/>
               </w:rPr>
               <w:t>20 curated visual themes with dark/light mode override</w:t>
@@ -2948,20 +3852,28 @@
           <w:tcPr>
             <w:tcW w:type="dxa" w:w="3168"/>
             <w:shd w:val="clear" w:color="auto" w:fill="F8FAFC"/>
+            <w:tcMar>
+              <w:top w:w="100" w:type="dxa"/>
+              <w:bottom w:w="100" w:type="dxa"/>
+              <w:left w:w="150" w:type="dxa"/>
+              <w:right w:w="150" w:type="dxa"/>
+            </w:tcMar>
             <w:tcBorders>
-              <w:top w:val="single" w:sz="4" w:color="E2E8F0"/>
-              <w:left w:val="single" w:sz="4" w:color="E2E8F0"/>
+              <w:top w:val="none"/>
               <w:bottom w:val="single" w:sz="4" w:color="E2E8F0"/>
-              <w:right w:val="single" w:sz="4" w:color="E2E8F0"/>
+              <w:left w:val="none"/>
+              <w:right w:val="none"/>
             </w:tcBorders>
           </w:tcPr>
           <w:p>
             <w:pPr>
-              <w:spacing w:before="60" w:after="60"/>
+              <w:spacing w:before="40" w:after="40"/>
+              <w:jc w:val="left"/>
             </w:pPr>
             <w:r>
               <w:rPr>
                 <w:rFonts w:ascii="Segoe UI" w:hAnsi="Segoe UI"/>
+                <w:color w:val="1C1C1E"/>
                 <w:sz w:val="19"/>
               </w:rPr>
               <w:t>Browser Support</w:t>
@@ -2972,20 +3884,28 @@
           <w:tcPr>
             <w:tcW w:type="dxa" w:w="6048"/>
             <w:shd w:val="clear" w:color="auto" w:fill="F8FAFC"/>
+            <w:tcMar>
+              <w:top w:w="100" w:type="dxa"/>
+              <w:bottom w:w="100" w:type="dxa"/>
+              <w:left w:w="150" w:type="dxa"/>
+              <w:right w:w="150" w:type="dxa"/>
+            </w:tcMar>
             <w:tcBorders>
-              <w:top w:val="single" w:sz="4" w:color="E2E8F0"/>
-              <w:left w:val="single" w:sz="4" w:color="E2E8F0"/>
+              <w:top w:val="none"/>
               <w:bottom w:val="single" w:sz="4" w:color="E2E8F0"/>
-              <w:right w:val="single" w:sz="4" w:color="E2E8F0"/>
+              <w:left w:val="none"/>
+              <w:right w:val="none"/>
             </w:tcBorders>
           </w:tcPr>
           <w:p>
             <w:pPr>
-              <w:spacing w:before="60" w:after="60"/>
+              <w:spacing w:before="40" w:after="40"/>
+              <w:jc w:val="left"/>
             </w:pPr>
             <w:r>
               <w:rPr>
                 <w:rFonts w:ascii="Segoe UI" w:hAnsi="Segoe UI"/>
+                <w:color w:val="1C1C1E"/>
                 <w:sz w:val="19"/>
               </w:rPr>
               <w:t>Chrome 110+, Edge 110+, Firefox 115+, Safari 16+</w:t>
@@ -2996,14 +3916,14 @@
     </w:tbl>
     <w:p>
       <w:pPr>
-        <w:spacing w:after="120"/>
+        <w:spacing w:after="160"/>
       </w:pPr>
     </w:p>
     <w:p>
       <w:pPr>
         <w:pStyle w:val="Heading2"/>
         <w:keepNext/>
-        <w:spacing w:before="360" w:after="120"/>
+        <w:spacing w:before="320" w:after="120"/>
       </w:pPr>
       <w:r>
         <w:rPr>
@@ -3033,7 +3953,7 @@
       <w:r>
         <w:drawing>
           <wp:inline xmlns:a="http://schemas.openxmlformats.org/drawingml/2006/main" xmlns:pic="http://schemas.openxmlformats.org/drawingml/2006/picture">
-            <wp:extent cx="5760720" cy="3633788"/>
+            <wp:extent cx="5760720" cy="3215286"/>
             <wp:docPr id="1" name="Picture 1"/>
             <wp:cNvGraphicFramePr>
               <a:graphicFrameLocks noChangeAspect="1"/>
@@ -3054,7 +3974,7 @@
                   <pic:spPr>
                     <a:xfrm>
                       <a:off x="0" y="0"/>
-                      <a:ext cx="5760720" cy="3633788"/>
+                      <a:ext cx="5760720" cy="3215286"/>
                     </a:xfrm>
                     <a:prstGeom prst="rect"/>
                   </pic:spPr>
@@ -3089,7 +4009,7 @@
       <w:pPr>
         <w:pStyle w:val="Heading1"/>
         <w:keepNext/>
-        <w:spacing w:before="360" w:after="120"/>
+        <w:spacing w:before="480" w:after="160"/>
       </w:pPr>
       <w:r>
         <w:rPr>
@@ -3123,7 +4043,7 @@
       <w:pPr>
         <w:pStyle w:val="Heading2"/>
         <w:keepNext/>
-        <w:spacing w:before="360" w:after="120"/>
+        <w:spacing w:before="320" w:after="120"/>
       </w:pPr>
       <w:r>
         <w:rPr>
@@ -3152,17 +4072,17 @@
         <w:tblLook w:firstColumn="1" w:firstRow="1" w:lastColumn="0" w:lastRow="0" w:noHBand="0" w:noVBand="1" w:val="04A0"/>
       </w:tblPr>
       <w:tblGrid>
-        <w:gridCol w:w="9072"/>
+        <w:gridCol w:w="8640"/>
       </w:tblGrid>
       <w:tr>
         <w:tc>
           <w:tcPr>
-            <w:tcW w:type="dxa" w:w="9072"/>
+            <w:tcW w:type="dxa" w:w="8640"/>
             <w:shd w:val="clear" w:color="auto" w:fill="FFFFFF"/>
             <w:tcBorders>
               <w:top w:val="single" w:sz="4" w:color="E2E8F0"/>
+              <w:bottom w:val="single" w:sz="4" w:color="E2E8F0"/>
               <w:left w:val="single" w:sz="4" w:color="E2E8F0"/>
-              <w:bottom w:val="single" w:sz="4" w:color="E2E8F0"/>
               <w:right w:val="single" w:sz="4" w:color="E2E8F0"/>
             </w:tcBorders>
           </w:tcPr>
@@ -3229,7 +4149,7 @@
       <w:pPr>
         <w:pStyle w:val="Heading2"/>
         <w:keepNext/>
-        <w:spacing w:before="360" w:after="120"/>
+        <w:spacing w:before="320" w:after="120"/>
       </w:pPr>
       <w:r>
         <w:rPr>
@@ -3256,7 +4176,7 @@
       <w:pPr>
         <w:pStyle w:val="Heading2"/>
         <w:keepNext/>
-        <w:spacing w:before="360" w:after="120"/>
+        <w:spacing w:before="320" w:after="120"/>
       </w:pPr>
       <w:r>
         <w:rPr>
@@ -3285,17 +4205,17 @@
         <w:tblLook w:firstColumn="1" w:firstRow="1" w:lastColumn="0" w:lastRow="0" w:noHBand="0" w:noVBand="1" w:val="04A0"/>
       </w:tblPr>
       <w:tblGrid>
-        <w:gridCol w:w="9072"/>
+        <w:gridCol w:w="8640"/>
       </w:tblGrid>
       <w:tr>
         <w:tc>
           <w:tcPr>
-            <w:tcW w:type="dxa" w:w="9072"/>
+            <w:tcW w:type="dxa" w:w="8640"/>
             <w:shd w:val="clear" w:color="auto" w:fill="FFFFFF"/>
             <w:tcBorders>
               <w:top w:val="single" w:sz="4" w:color="E2E8F0"/>
+              <w:bottom w:val="single" w:sz="4" w:color="E2E8F0"/>
               <w:left w:val="single" w:sz="4" w:color="E2E8F0"/>
-              <w:bottom w:val="single" w:sz="4" w:color="E2E8F0"/>
               <w:right w:val="single" w:sz="4" w:color="E2E8F0"/>
             </w:tcBorders>
           </w:tcPr>
@@ -3362,7 +4282,7 @@
       <w:pPr>
         <w:pStyle w:val="Heading2"/>
         <w:keepNext/>
-        <w:spacing w:before="360" w:after="120"/>
+        <w:spacing w:before="320" w:after="120"/>
       </w:pPr>
       <w:r>
         <w:rPr>
@@ -3391,17 +4311,17 @@
         <w:tblLook w:firstColumn="1" w:firstRow="1" w:lastColumn="0" w:lastRow="0" w:noHBand="0" w:noVBand="1" w:val="04A0"/>
       </w:tblPr>
       <w:tblGrid>
-        <w:gridCol w:w="9072"/>
+        <w:gridCol w:w="8640"/>
       </w:tblGrid>
       <w:tr>
         <w:tc>
           <w:tcPr>
-            <w:tcW w:type="dxa" w:w="9072"/>
+            <w:tcW w:type="dxa" w:w="8640"/>
             <w:shd w:val="clear" w:color="auto" w:fill="FFFFFF"/>
             <w:tcBorders>
               <w:top w:val="single" w:sz="4" w:color="E2E8F0"/>
+              <w:bottom w:val="single" w:sz="4" w:color="E2E8F0"/>
               <w:left w:val="single" w:sz="4" w:color="E2E8F0"/>
-              <w:bottom w:val="single" w:sz="4" w:color="E2E8F0"/>
               <w:right w:val="single" w:sz="4" w:color="E2E8F0"/>
             </w:tcBorders>
           </w:tcPr>
@@ -3468,7 +4388,7 @@
       <w:pPr>
         <w:pStyle w:val="Heading2"/>
         <w:keepNext/>
-        <w:spacing w:before="360" w:after="120"/>
+        <w:spacing w:before="320" w:after="120"/>
       </w:pPr>
       <w:r>
         <w:rPr>
@@ -3497,17 +4417,17 @@
         <w:tblLook w:firstColumn="1" w:firstRow="1" w:lastColumn="0" w:lastRow="0" w:noHBand="0" w:noVBand="1" w:val="04A0"/>
       </w:tblPr>
       <w:tblGrid>
-        <w:gridCol w:w="9072"/>
+        <w:gridCol w:w="8640"/>
       </w:tblGrid>
       <w:tr>
         <w:tc>
           <w:tcPr>
-            <w:tcW w:type="dxa" w:w="9072"/>
+            <w:tcW w:type="dxa" w:w="8640"/>
             <w:shd w:val="clear" w:color="auto" w:fill="FFFFFF"/>
             <w:tcBorders>
               <w:top w:val="single" w:sz="4" w:color="E2E8F0"/>
+              <w:bottom w:val="single" w:sz="4" w:color="E2E8F0"/>
               <w:left w:val="single" w:sz="4" w:color="E2E8F0"/>
-              <w:bottom w:val="single" w:sz="4" w:color="E2E8F0"/>
               <w:right w:val="single" w:sz="4" w:color="E2E8F0"/>
             </w:tcBorders>
           </w:tcPr>
@@ -3574,7 +4494,7 @@
       <w:pPr>
         <w:pStyle w:val="Heading2"/>
         <w:keepNext/>
-        <w:spacing w:before="360" w:after="120"/>
+        <w:spacing w:before="320" w:after="120"/>
       </w:pPr>
       <w:r>
         <w:rPr>
@@ -3603,17 +4523,17 @@
         <w:tblLook w:firstColumn="1" w:firstRow="1" w:lastColumn="0" w:lastRow="0" w:noHBand="0" w:noVBand="1" w:val="04A0"/>
       </w:tblPr>
       <w:tblGrid>
-        <w:gridCol w:w="9072"/>
+        <w:gridCol w:w="8640"/>
       </w:tblGrid>
       <w:tr>
         <w:tc>
           <w:tcPr>
-            <w:tcW w:type="dxa" w:w="9072"/>
+            <w:tcW w:type="dxa" w:w="8640"/>
             <w:shd w:val="clear" w:color="auto" w:fill="FFFFFF"/>
             <w:tcBorders>
               <w:top w:val="single" w:sz="4" w:color="E2E8F0"/>
+              <w:bottom w:val="single" w:sz="4" w:color="E2E8F0"/>
               <w:left w:val="single" w:sz="4" w:color="E2E8F0"/>
-              <w:bottom w:val="single" w:sz="4" w:color="E2E8F0"/>
               <w:right w:val="single" w:sz="4" w:color="E2E8F0"/>
             </w:tcBorders>
           </w:tcPr>
@@ -3680,7 +4600,7 @@
       <w:pPr>
         <w:pStyle w:val="Heading2"/>
         <w:keepNext/>
-        <w:spacing w:before="360" w:after="120"/>
+        <w:spacing w:before="320" w:after="120"/>
       </w:pPr>
       <w:r>
         <w:rPr>
@@ -3709,17 +4629,17 @@
         <w:tblLook w:firstColumn="1" w:firstRow="1" w:lastColumn="0" w:lastRow="0" w:noHBand="0" w:noVBand="1" w:val="04A0"/>
       </w:tblPr>
       <w:tblGrid>
-        <w:gridCol w:w="9072"/>
+        <w:gridCol w:w="8640"/>
       </w:tblGrid>
       <w:tr>
         <w:tc>
           <w:tcPr>
-            <w:tcW w:type="dxa" w:w="9072"/>
+            <w:tcW w:type="dxa" w:w="8640"/>
             <w:shd w:val="clear" w:color="auto" w:fill="FFFFFF"/>
             <w:tcBorders>
               <w:top w:val="single" w:sz="4" w:color="E2E8F0"/>
+              <w:bottom w:val="single" w:sz="4" w:color="E2E8F0"/>
               <w:left w:val="single" w:sz="4" w:color="E2E8F0"/>
-              <w:bottom w:val="single" w:sz="4" w:color="E2E8F0"/>
               <w:right w:val="single" w:sz="4" w:color="E2E8F0"/>
             </w:tcBorders>
           </w:tcPr>
@@ -3786,7 +4706,7 @@
       <w:pPr>
         <w:pStyle w:val="Heading2"/>
         <w:keepNext/>
-        <w:spacing w:before="360" w:after="120"/>
+        <w:spacing w:before="320" w:after="120"/>
       </w:pPr>
       <w:r>
         <w:rPr>
@@ -3815,17 +4735,17 @@
         <w:tblLook w:firstColumn="1" w:firstRow="1" w:lastColumn="0" w:lastRow="0" w:noHBand="0" w:noVBand="1" w:val="04A0"/>
       </w:tblPr>
       <w:tblGrid>
-        <w:gridCol w:w="9072"/>
+        <w:gridCol w:w="8640"/>
       </w:tblGrid>
       <w:tr>
         <w:tc>
           <w:tcPr>
-            <w:tcW w:type="dxa" w:w="9072"/>
+            <w:tcW w:type="dxa" w:w="8640"/>
             <w:shd w:val="clear" w:color="auto" w:fill="FFFFFF"/>
             <w:tcBorders>
               <w:top w:val="single" w:sz="4" w:color="E2E8F0"/>
+              <w:bottom w:val="single" w:sz="4" w:color="E2E8F0"/>
               <w:left w:val="single" w:sz="4" w:color="E2E8F0"/>
-              <w:bottom w:val="single" w:sz="4" w:color="E2E8F0"/>
               <w:right w:val="single" w:sz="4" w:color="E2E8F0"/>
             </w:tcBorders>
           </w:tcPr>
@@ -3892,7 +4812,7 @@
       <w:pPr>
         <w:pStyle w:val="Heading2"/>
         <w:keepNext/>
-        <w:spacing w:before="360" w:after="120"/>
+        <w:spacing w:before="320" w:after="120"/>
       </w:pPr>
       <w:r>
         <w:rPr>
@@ -3921,17 +4841,17 @@
         <w:tblLook w:firstColumn="1" w:firstRow="1" w:lastColumn="0" w:lastRow="0" w:noHBand="0" w:noVBand="1" w:val="04A0"/>
       </w:tblPr>
       <w:tblGrid>
-        <w:gridCol w:w="9072"/>
+        <w:gridCol w:w="8640"/>
       </w:tblGrid>
       <w:tr>
         <w:tc>
           <w:tcPr>
-            <w:tcW w:type="dxa" w:w="9072"/>
+            <w:tcW w:type="dxa" w:w="8640"/>
             <w:shd w:val="clear" w:color="auto" w:fill="FFFFFF"/>
             <w:tcBorders>
               <w:top w:val="single" w:sz="4" w:color="E2E8F0"/>
+              <w:bottom w:val="single" w:sz="4" w:color="E2E8F0"/>
               <w:left w:val="single" w:sz="4" w:color="E2E8F0"/>
-              <w:bottom w:val="single" w:sz="4" w:color="E2E8F0"/>
               <w:right w:val="single" w:sz="4" w:color="E2E8F0"/>
             </w:tcBorders>
           </w:tcPr>
@@ -4001,7 +4921,7 @@
       <w:r>
         <w:drawing>
           <wp:inline xmlns:a="http://schemas.openxmlformats.org/drawingml/2006/main" xmlns:pic="http://schemas.openxmlformats.org/drawingml/2006/picture">
-            <wp:extent cx="5760720" cy="3167062"/>
+            <wp:extent cx="5760720" cy="3215286"/>
             <wp:docPr id="10" name="Picture 10"/>
             <wp:cNvGraphicFramePr>
               <a:graphicFrameLocks noChangeAspect="1"/>
@@ -4022,7 +4942,7 @@
                   <pic:spPr>
                     <a:xfrm>
                       <a:off x="0" y="0"/>
-                      <a:ext cx="5760720" cy="3167062"/>
+                      <a:ext cx="5760720" cy="3215286"/>
                     </a:xfrm>
                     <a:prstGeom prst="rect"/>
                   </pic:spPr>
@@ -4053,7 +4973,7 @@
       <w:pPr>
         <w:pStyle w:val="Heading2"/>
         <w:keepNext/>
-        <w:spacing w:before="360" w:after="120"/>
+        <w:spacing w:before="320" w:after="120"/>
       </w:pPr>
       <w:r>
         <w:rPr>
@@ -4082,17 +5002,17 @@
         <w:tblLook w:firstColumn="1" w:firstRow="1" w:lastColumn="0" w:lastRow="0" w:noHBand="0" w:noVBand="1" w:val="04A0"/>
       </w:tblPr>
       <w:tblGrid>
-        <w:gridCol w:w="9072"/>
+        <w:gridCol w:w="8640"/>
       </w:tblGrid>
       <w:tr>
         <w:tc>
           <w:tcPr>
-            <w:tcW w:type="dxa" w:w="9072"/>
+            <w:tcW w:type="dxa" w:w="8640"/>
             <w:shd w:val="clear" w:color="auto" w:fill="FFFFFF"/>
             <w:tcBorders>
               <w:top w:val="single" w:sz="4" w:color="E2E8F0"/>
+              <w:bottom w:val="single" w:sz="4" w:color="E2E8F0"/>
               <w:left w:val="single" w:sz="4" w:color="E2E8F0"/>
-              <w:bottom w:val="single" w:sz="4" w:color="E2E8F0"/>
               <w:right w:val="single" w:sz="4" w:color="E2E8F0"/>
             </w:tcBorders>
           </w:tcPr>
@@ -4159,7 +5079,7 @@
       <w:pPr>
         <w:pStyle w:val="Heading2"/>
         <w:keepNext/>
-        <w:spacing w:before="360" w:after="120"/>
+        <w:spacing w:before="320" w:after="120"/>
       </w:pPr>
       <w:r>
         <w:rPr>
@@ -4186,7 +5106,7 @@
       <w:pPr>
         <w:pStyle w:val="Heading2"/>
         <w:keepNext/>
-        <w:spacing w:before="360" w:after="120"/>
+        <w:spacing w:before="320" w:after="120"/>
       </w:pPr>
       <w:r>
         <w:rPr>
@@ -4215,17 +5135,17 @@
         <w:tblLook w:firstColumn="1" w:firstRow="1" w:lastColumn="0" w:lastRow="0" w:noHBand="0" w:noVBand="1" w:val="04A0"/>
       </w:tblPr>
       <w:tblGrid>
-        <w:gridCol w:w="9072"/>
+        <w:gridCol w:w="8640"/>
       </w:tblGrid>
       <w:tr>
         <w:tc>
           <w:tcPr>
-            <w:tcW w:type="dxa" w:w="9072"/>
+            <w:tcW w:type="dxa" w:w="8640"/>
             <w:shd w:val="clear" w:color="auto" w:fill="FFFFFF"/>
             <w:tcBorders>
               <w:top w:val="single" w:sz="4" w:color="E2E8F0"/>
+              <w:bottom w:val="single" w:sz="4" w:color="E2E8F0"/>
               <w:left w:val="single" w:sz="4" w:color="E2E8F0"/>
-              <w:bottom w:val="single" w:sz="4" w:color="E2E8F0"/>
               <w:right w:val="single" w:sz="4" w:color="E2E8F0"/>
             </w:tcBorders>
           </w:tcPr>
@@ -4297,7 +5217,7 @@
       <w:pPr>
         <w:pStyle w:val="Heading1"/>
         <w:keepNext/>
-        <w:spacing w:before="360" w:after="120"/>
+        <w:spacing w:before="480" w:after="160"/>
       </w:pPr>
       <w:r>
         <w:rPr>
@@ -4331,7 +5251,7 @@
       <w:pPr>
         <w:pStyle w:val="Heading2"/>
         <w:keepNext/>
-        <w:spacing w:before="360" w:after="120"/>
+        <w:spacing w:before="320" w:after="120"/>
       </w:pPr>
       <w:r>
         <w:rPr>
@@ -4357,7 +5277,7 @@
       <w:pPr>
         <w:pStyle w:val="Heading2"/>
         <w:keepNext/>
-        <w:spacing w:before="360" w:after="120"/>
+        <w:spacing w:before="320" w:after="120"/>
       </w:pPr>
       <w:r>
         <w:rPr>
@@ -4383,7 +5303,7 @@
       <w:pPr>
         <w:pStyle w:val="Heading2"/>
         <w:keepNext/>
-        <w:spacing w:before="360" w:after="120"/>
+        <w:spacing w:before="320" w:after="120"/>
       </w:pPr>
       <w:r>
         <w:rPr>
@@ -4409,7 +5329,7 @@
       <w:pPr>
         <w:pStyle w:val="Heading2"/>
         <w:keepNext/>
-        <w:spacing w:before="360" w:after="120"/>
+        <w:spacing w:before="320" w:after="120"/>
       </w:pPr>
       <w:r>
         <w:rPr>
@@ -4440,7 +5360,7 @@
       <w:pPr>
         <w:pStyle w:val="Heading1"/>
         <w:keepNext/>
-        <w:spacing w:before="360" w:after="120"/>
+        <w:spacing w:before="480" w:after="160"/>
       </w:pPr>
       <w:r>
         <w:rPr>
@@ -4472,35 +5392,41 @@
     </w:p>
     <w:tbl>
       <w:tblPr>
-        <w:tblStyle w:val="TableGrid"/>
         <w:tblW w:type="auto" w:w="0"/>
         <w:jc w:val="center"/>
         <w:tblLook w:firstColumn="1" w:firstRow="1" w:lastColumn="0" w:lastRow="0" w:noHBand="0" w:noVBand="1" w:val="04A0"/>
       </w:tblPr>
       <w:tblGrid>
-        <w:gridCol w:w="1296"/>
-        <w:gridCol w:w="1296"/>
-        <w:gridCol w:w="1296"/>
-        <w:gridCol w:w="1296"/>
-        <w:gridCol w:w="1296"/>
-        <w:gridCol w:w="1296"/>
-        <w:gridCol w:w="1296"/>
+        <w:gridCol w:w="1234"/>
+        <w:gridCol w:w="1234"/>
+        <w:gridCol w:w="1234"/>
+        <w:gridCol w:w="1234"/>
+        <w:gridCol w:w="1234"/>
+        <w:gridCol w:w="1234"/>
+        <w:gridCol w:w="1234"/>
       </w:tblGrid>
       <w:tr>
         <w:tc>
           <w:tcPr>
             <w:tcW w:type="dxa" w:w="3024"/>
             <w:shd w:val="clear" w:color="auto" w:fill="0D1B2A"/>
+            <w:tcMar>
+              <w:top w:w="120" w:type="dxa"/>
+              <w:bottom w:w="120" w:type="dxa"/>
+              <w:left w:w="180" w:type="dxa"/>
+              <w:right w:w="180" w:type="dxa"/>
+            </w:tcMar>
             <w:tcBorders>
-              <w:top w:val="single" w:sz="4" w:color="0D1B2A"/>
-              <w:left w:val="single" w:sz="4" w:color="0D1B2A"/>
-              <w:bottom w:val="single" w:sz="4" w:color="0D1B2A"/>
-              <w:right w:val="single" w:sz="4" w:color="0D1B2A"/>
+              <w:top w:val="none"/>
+              <w:bottom w:val="single" w:sz="12" w:color="00C2A8"/>
+              <w:left w:val="none"/>
+              <w:right w:val="none"/>
             </w:tcBorders>
           </w:tcPr>
           <w:p>
             <w:pPr>
-              <w:jc w:val="center"/>
+              <w:spacing w:before="40" w:after="40"/>
+              <w:jc w:val="left"/>
             </w:pPr>
             <w:r>
               <w:rPr>
@@ -4517,16 +5443,23 @@
           <w:tcPr>
             <w:tcW w:type="dxa" w:w="1152"/>
             <w:shd w:val="clear" w:color="auto" w:fill="0D1B2A"/>
+            <w:tcMar>
+              <w:top w:w="120" w:type="dxa"/>
+              <w:bottom w:w="120" w:type="dxa"/>
+              <w:left w:w="180" w:type="dxa"/>
+              <w:right w:w="180" w:type="dxa"/>
+            </w:tcMar>
             <w:tcBorders>
-              <w:top w:val="single" w:sz="4" w:color="0D1B2A"/>
-              <w:left w:val="single" w:sz="4" w:color="0D1B2A"/>
-              <w:bottom w:val="single" w:sz="4" w:color="0D1B2A"/>
-              <w:right w:val="single" w:sz="4" w:color="0D1B2A"/>
+              <w:top w:val="none"/>
+              <w:bottom w:val="single" w:sz="12" w:color="00C2A8"/>
+              <w:left w:val="none"/>
+              <w:right w:val="none"/>
             </w:tcBorders>
           </w:tcPr>
           <w:p>
             <w:pPr>
-              <w:jc w:val="center"/>
+              <w:spacing w:before="40" w:after="40"/>
+              <w:jc w:val="left"/>
             </w:pPr>
             <w:r>
               <w:rPr>
@@ -4543,16 +5476,23 @@
           <w:tcPr>
             <w:tcW w:type="dxa" w:w="1152"/>
             <w:shd w:val="clear" w:color="auto" w:fill="0D1B2A"/>
+            <w:tcMar>
+              <w:top w:w="120" w:type="dxa"/>
+              <w:bottom w:w="120" w:type="dxa"/>
+              <w:left w:w="180" w:type="dxa"/>
+              <w:right w:w="180" w:type="dxa"/>
+            </w:tcMar>
             <w:tcBorders>
-              <w:top w:val="single" w:sz="4" w:color="0D1B2A"/>
-              <w:left w:val="single" w:sz="4" w:color="0D1B2A"/>
-              <w:bottom w:val="single" w:sz="4" w:color="0D1B2A"/>
-              <w:right w:val="single" w:sz="4" w:color="0D1B2A"/>
+              <w:top w:val="none"/>
+              <w:bottom w:val="single" w:sz="12" w:color="00C2A8"/>
+              <w:left w:val="none"/>
+              <w:right w:val="none"/>
             </w:tcBorders>
           </w:tcPr>
           <w:p>
             <w:pPr>
-              <w:jc w:val="center"/>
+              <w:spacing w:before="40" w:after="40"/>
+              <w:jc w:val="left"/>
             </w:pPr>
             <w:r>
               <w:rPr>
@@ -4569,16 +5509,23 @@
           <w:tcPr>
             <w:tcW w:type="dxa" w:w="1008"/>
             <w:shd w:val="clear" w:color="auto" w:fill="0D1B2A"/>
+            <w:tcMar>
+              <w:top w:w="120" w:type="dxa"/>
+              <w:bottom w:w="120" w:type="dxa"/>
+              <w:left w:w="180" w:type="dxa"/>
+              <w:right w:w="180" w:type="dxa"/>
+            </w:tcMar>
             <w:tcBorders>
-              <w:top w:val="single" w:sz="4" w:color="0D1B2A"/>
-              <w:left w:val="single" w:sz="4" w:color="0D1B2A"/>
-              <w:bottom w:val="single" w:sz="4" w:color="0D1B2A"/>
-              <w:right w:val="single" w:sz="4" w:color="0D1B2A"/>
+              <w:top w:val="none"/>
+              <w:bottom w:val="single" w:sz="12" w:color="00C2A8"/>
+              <w:left w:val="none"/>
+              <w:right w:val="none"/>
             </w:tcBorders>
           </w:tcPr>
           <w:p>
             <w:pPr>
-              <w:jc w:val="center"/>
+              <w:spacing w:before="40" w:after="40"/>
+              <w:jc w:val="left"/>
             </w:pPr>
             <w:r>
               <w:rPr>
@@ -4595,16 +5542,23 @@
           <w:tcPr>
             <w:tcW w:type="dxa" w:w="1152"/>
             <w:shd w:val="clear" w:color="auto" w:fill="0D1B2A"/>
+            <w:tcMar>
+              <w:top w:w="120" w:type="dxa"/>
+              <w:bottom w:w="120" w:type="dxa"/>
+              <w:left w:w="180" w:type="dxa"/>
+              <w:right w:w="180" w:type="dxa"/>
+            </w:tcMar>
             <w:tcBorders>
-              <w:top w:val="single" w:sz="4" w:color="0D1B2A"/>
-              <w:left w:val="single" w:sz="4" w:color="0D1B2A"/>
-              <w:bottom w:val="single" w:sz="4" w:color="0D1B2A"/>
-              <w:right w:val="single" w:sz="4" w:color="0D1B2A"/>
+              <w:top w:val="none"/>
+              <w:bottom w:val="single" w:sz="12" w:color="00C2A8"/>
+              <w:left w:val="none"/>
+              <w:right w:val="none"/>
             </w:tcBorders>
           </w:tcPr>
           <w:p>
             <w:pPr>
-              <w:jc w:val="center"/>
+              <w:spacing w:before="40" w:after="40"/>
+              <w:jc w:val="left"/>
             </w:pPr>
             <w:r>
               <w:rPr>
@@ -4621,16 +5575,23 @@
           <w:tcPr>
             <w:tcW w:type="dxa" w:w="1296"/>
             <w:shd w:val="clear" w:color="auto" w:fill="0D1B2A"/>
+            <w:tcMar>
+              <w:top w:w="120" w:type="dxa"/>
+              <w:bottom w:w="120" w:type="dxa"/>
+              <w:left w:w="180" w:type="dxa"/>
+              <w:right w:w="180" w:type="dxa"/>
+            </w:tcMar>
             <w:tcBorders>
-              <w:top w:val="single" w:sz="4" w:color="0D1B2A"/>
-              <w:left w:val="single" w:sz="4" w:color="0D1B2A"/>
-              <w:bottom w:val="single" w:sz="4" w:color="0D1B2A"/>
-              <w:right w:val="single" w:sz="4" w:color="0D1B2A"/>
+              <w:top w:val="none"/>
+              <w:bottom w:val="single" w:sz="12" w:color="00C2A8"/>
+              <w:left w:val="none"/>
+              <w:right w:val="none"/>
             </w:tcBorders>
           </w:tcPr>
           <w:p>
             <w:pPr>
-              <w:jc w:val="center"/>
+              <w:spacing w:before="40" w:after="40"/>
+              <w:jc w:val="left"/>
             </w:pPr>
             <w:r>
               <w:rPr>
@@ -4647,16 +5608,23 @@
           <w:tcPr>
             <w:tcW w:type="dxa" w:w="1296"/>
             <w:shd w:val="clear" w:color="auto" w:fill="0D1B2A"/>
+            <w:tcMar>
+              <w:top w:w="120" w:type="dxa"/>
+              <w:bottom w:w="120" w:type="dxa"/>
+              <w:left w:w="180" w:type="dxa"/>
+              <w:right w:w="180" w:type="dxa"/>
+            </w:tcMar>
             <w:tcBorders>
-              <w:top w:val="single" w:sz="4" w:color="0D1B2A"/>
-              <w:left w:val="single" w:sz="4" w:color="0D1B2A"/>
-              <w:bottom w:val="single" w:sz="4" w:color="0D1B2A"/>
-              <w:right w:val="single" w:sz="4" w:color="0D1B2A"/>
+              <w:top w:val="none"/>
+              <w:bottom w:val="single" w:sz="12" w:color="00C2A8"/>
+              <w:left w:val="none"/>
+              <w:right w:val="none"/>
             </w:tcBorders>
           </w:tcPr>
           <w:p>
             <w:pPr>
-              <w:jc w:val="center"/>
+              <w:spacing w:before="40" w:after="40"/>
+              <w:jc w:val="left"/>
             </w:pPr>
             <w:r>
               <w:rPr>
@@ -4675,20 +5643,28 @@
           <w:tcPr>
             <w:tcW w:type="dxa" w:w="3024"/>
             <w:shd w:val="clear" w:color="auto" w:fill="F8FAFC"/>
+            <w:tcMar>
+              <w:top w:w="100" w:type="dxa"/>
+              <w:bottom w:w="100" w:type="dxa"/>
+              <w:left w:w="150" w:type="dxa"/>
+              <w:right w:w="150" w:type="dxa"/>
+            </w:tcMar>
             <w:tcBorders>
-              <w:top w:val="single" w:sz="4" w:color="E2E8F0"/>
-              <w:left w:val="single" w:sz="4" w:color="E2E8F0"/>
+              <w:top w:val="none"/>
               <w:bottom w:val="single" w:sz="4" w:color="E2E8F0"/>
-              <w:right w:val="single" w:sz="4" w:color="E2E8F0"/>
+              <w:left w:val="none"/>
+              <w:right w:val="none"/>
             </w:tcBorders>
           </w:tcPr>
           <w:p>
             <w:pPr>
-              <w:spacing w:before="60" w:after="60"/>
+              <w:spacing w:before="40" w:after="40"/>
+              <w:jc w:val="left"/>
             </w:pPr>
             <w:r>
               <w:rPr>
                 <w:rFonts w:ascii="Segoe UI" w:hAnsi="Segoe UI"/>
+                <w:color w:val="1C1C1E"/>
                 <w:sz w:val="19"/>
               </w:rPr>
               <w:t>Overview Dashboard</w:t>
@@ -4699,20 +5675,28 @@
           <w:tcPr>
             <w:tcW w:type="dxa" w:w="1152"/>
             <w:shd w:val="clear" w:color="auto" w:fill="F8FAFC"/>
+            <w:tcMar>
+              <w:top w:w="100" w:type="dxa"/>
+              <w:bottom w:w="100" w:type="dxa"/>
+              <w:left w:w="150" w:type="dxa"/>
+              <w:right w:w="150" w:type="dxa"/>
+            </w:tcMar>
             <w:tcBorders>
-              <w:top w:val="single" w:sz="4" w:color="E2E8F0"/>
-              <w:left w:val="single" w:sz="4" w:color="E2E8F0"/>
+              <w:top w:val="none"/>
               <w:bottom w:val="single" w:sz="4" w:color="E2E8F0"/>
-              <w:right w:val="single" w:sz="4" w:color="E2E8F0"/>
+              <w:left w:val="none"/>
+              <w:right w:val="none"/>
             </w:tcBorders>
           </w:tcPr>
           <w:p>
             <w:pPr>
-              <w:spacing w:before="60" w:after="60"/>
+              <w:spacing w:before="40" w:after="40"/>
+              <w:jc w:val="left"/>
             </w:pPr>
             <w:r>
               <w:rPr>
                 <w:rFonts w:ascii="Segoe UI" w:hAnsi="Segoe UI"/>
+                <w:color w:val="1C1C1E"/>
                 <w:sz w:val="19"/>
               </w:rPr>
               <w:t>Yes</w:t>
@@ -4723,20 +5707,28 @@
           <w:tcPr>
             <w:tcW w:type="dxa" w:w="1152"/>
             <w:shd w:val="clear" w:color="auto" w:fill="F8FAFC"/>
+            <w:tcMar>
+              <w:top w:w="100" w:type="dxa"/>
+              <w:bottom w:w="100" w:type="dxa"/>
+              <w:left w:w="150" w:type="dxa"/>
+              <w:right w:w="150" w:type="dxa"/>
+            </w:tcMar>
             <w:tcBorders>
-              <w:top w:val="single" w:sz="4" w:color="E2E8F0"/>
-              <w:left w:val="single" w:sz="4" w:color="E2E8F0"/>
+              <w:top w:val="none"/>
               <w:bottom w:val="single" w:sz="4" w:color="E2E8F0"/>
-              <w:right w:val="single" w:sz="4" w:color="E2E8F0"/>
+              <w:left w:val="none"/>
+              <w:right w:val="none"/>
             </w:tcBorders>
           </w:tcPr>
           <w:p>
             <w:pPr>
-              <w:spacing w:before="60" w:after="60"/>
+              <w:spacing w:before="40" w:after="40"/>
+              <w:jc w:val="left"/>
             </w:pPr>
             <w:r>
               <w:rPr>
                 <w:rFonts w:ascii="Segoe UI" w:hAnsi="Segoe UI"/>
+                <w:color w:val="1C1C1E"/>
                 <w:sz w:val="19"/>
               </w:rPr>
               <w:t>—</w:t>
@@ -4747,20 +5739,28 @@
           <w:tcPr>
             <w:tcW w:type="dxa" w:w="1008"/>
             <w:shd w:val="clear" w:color="auto" w:fill="F8FAFC"/>
+            <w:tcMar>
+              <w:top w:w="100" w:type="dxa"/>
+              <w:bottom w:w="100" w:type="dxa"/>
+              <w:left w:w="150" w:type="dxa"/>
+              <w:right w:w="150" w:type="dxa"/>
+            </w:tcMar>
             <w:tcBorders>
-              <w:top w:val="single" w:sz="4" w:color="E2E8F0"/>
-              <w:left w:val="single" w:sz="4" w:color="E2E8F0"/>
+              <w:top w:val="none"/>
               <w:bottom w:val="single" w:sz="4" w:color="E2E8F0"/>
-              <w:right w:val="single" w:sz="4" w:color="E2E8F0"/>
+              <w:left w:val="none"/>
+              <w:right w:val="none"/>
             </w:tcBorders>
           </w:tcPr>
           <w:p>
             <w:pPr>
-              <w:spacing w:before="60" w:after="60"/>
+              <w:spacing w:before="40" w:after="40"/>
+              <w:jc w:val="left"/>
             </w:pPr>
             <w:r>
               <w:rPr>
                 <w:rFonts w:ascii="Segoe UI" w:hAnsi="Segoe UI"/>
+                <w:color w:val="1C1C1E"/>
                 <w:sz w:val="19"/>
               </w:rPr>
               <w:t>—</w:t>
@@ -4771,20 +5771,28 @@
           <w:tcPr>
             <w:tcW w:type="dxa" w:w="1152"/>
             <w:shd w:val="clear" w:color="auto" w:fill="F8FAFC"/>
+            <w:tcMar>
+              <w:top w:w="100" w:type="dxa"/>
+              <w:bottom w:w="100" w:type="dxa"/>
+              <w:left w:w="150" w:type="dxa"/>
+              <w:right w:w="150" w:type="dxa"/>
+            </w:tcMar>
             <w:tcBorders>
-              <w:top w:val="single" w:sz="4" w:color="E2E8F0"/>
-              <w:left w:val="single" w:sz="4" w:color="E2E8F0"/>
+              <w:top w:val="none"/>
               <w:bottom w:val="single" w:sz="4" w:color="E2E8F0"/>
-              <w:right w:val="single" w:sz="4" w:color="E2E8F0"/>
+              <w:left w:val="none"/>
+              <w:right w:val="none"/>
             </w:tcBorders>
           </w:tcPr>
           <w:p>
             <w:pPr>
-              <w:spacing w:before="60" w:after="60"/>
+              <w:spacing w:before="40" w:after="40"/>
+              <w:jc w:val="left"/>
             </w:pPr>
             <w:r>
               <w:rPr>
                 <w:rFonts w:ascii="Segoe UI" w:hAnsi="Segoe UI"/>
+                <w:color w:val="1C1C1E"/>
                 <w:sz w:val="19"/>
               </w:rPr>
               <w:t>Yes</w:t>
@@ -4795,20 +5803,28 @@
           <w:tcPr>
             <w:tcW w:type="dxa" w:w="1296"/>
             <w:shd w:val="clear" w:color="auto" w:fill="F8FAFC"/>
+            <w:tcMar>
+              <w:top w:w="100" w:type="dxa"/>
+              <w:bottom w:w="100" w:type="dxa"/>
+              <w:left w:w="150" w:type="dxa"/>
+              <w:right w:w="150" w:type="dxa"/>
+            </w:tcMar>
             <w:tcBorders>
-              <w:top w:val="single" w:sz="4" w:color="E2E8F0"/>
-              <w:left w:val="single" w:sz="4" w:color="E2E8F0"/>
+              <w:top w:val="none"/>
               <w:bottom w:val="single" w:sz="4" w:color="E2E8F0"/>
-              <w:right w:val="single" w:sz="4" w:color="E2E8F0"/>
+              <w:left w:val="none"/>
+              <w:right w:val="none"/>
             </w:tcBorders>
           </w:tcPr>
           <w:p>
             <w:pPr>
-              <w:spacing w:before="60" w:after="60"/>
+              <w:spacing w:before="40" w:after="40"/>
+              <w:jc w:val="left"/>
             </w:pPr>
             <w:r>
               <w:rPr>
                 <w:rFonts w:ascii="Segoe UI" w:hAnsi="Segoe UI"/>
+                <w:color w:val="1C1C1E"/>
                 <w:sz w:val="19"/>
               </w:rPr>
               <w:t>Yes</w:t>
@@ -4819,20 +5835,28 @@
           <w:tcPr>
             <w:tcW w:type="dxa" w:w="1296"/>
             <w:shd w:val="clear" w:color="auto" w:fill="F8FAFC"/>
+            <w:tcMar>
+              <w:top w:w="100" w:type="dxa"/>
+              <w:bottom w:w="100" w:type="dxa"/>
+              <w:left w:w="150" w:type="dxa"/>
+              <w:right w:w="150" w:type="dxa"/>
+            </w:tcMar>
             <w:tcBorders>
-              <w:top w:val="single" w:sz="4" w:color="E2E8F0"/>
-              <w:left w:val="single" w:sz="4" w:color="E2E8F0"/>
+              <w:top w:val="none"/>
               <w:bottom w:val="single" w:sz="4" w:color="E2E8F0"/>
-              <w:right w:val="single" w:sz="4" w:color="E2E8F0"/>
+              <w:left w:val="none"/>
+              <w:right w:val="none"/>
             </w:tcBorders>
           </w:tcPr>
           <w:p>
             <w:pPr>
-              <w:spacing w:before="60" w:after="60"/>
+              <w:spacing w:before="40" w:after="40"/>
+              <w:jc w:val="left"/>
             </w:pPr>
             <w:r>
               <w:rPr>
                 <w:rFonts w:ascii="Segoe UI" w:hAnsi="Segoe UI"/>
+                <w:color w:val="1C1C1E"/>
                 <w:sz w:val="19"/>
               </w:rPr>
               <w:t>—</w:t>
@@ -4845,20 +5869,28 @@
           <w:tcPr>
             <w:tcW w:type="dxa" w:w="3024"/>
             <w:shd w:val="clear" w:color="auto" w:fill="FFFFFF"/>
+            <w:tcMar>
+              <w:top w:w="100" w:type="dxa"/>
+              <w:bottom w:w="100" w:type="dxa"/>
+              <w:left w:w="150" w:type="dxa"/>
+              <w:right w:w="150" w:type="dxa"/>
+            </w:tcMar>
             <w:tcBorders>
-              <w:top w:val="single" w:sz="4" w:color="E2E8F0"/>
-              <w:left w:val="single" w:sz="4" w:color="E2E8F0"/>
+              <w:top w:val="none"/>
               <w:bottom w:val="single" w:sz="4" w:color="E2E8F0"/>
-              <w:right w:val="single" w:sz="4" w:color="E2E8F0"/>
+              <w:left w:val="none"/>
+              <w:right w:val="none"/>
             </w:tcBorders>
           </w:tcPr>
           <w:p>
             <w:pPr>
-              <w:spacing w:before="60" w:after="60"/>
+              <w:spacing w:before="40" w:after="40"/>
+              <w:jc w:val="left"/>
             </w:pPr>
             <w:r>
               <w:rPr>
                 <w:rFonts w:ascii="Segoe UI" w:hAnsi="Segoe UI"/>
+                <w:color w:val="1C1C1E"/>
                 <w:sz w:val="19"/>
               </w:rPr>
               <w:t>Live Insights</w:t>
@@ -4869,20 +5901,28 @@
           <w:tcPr>
             <w:tcW w:type="dxa" w:w="1152"/>
             <w:shd w:val="clear" w:color="auto" w:fill="FFFFFF"/>
+            <w:tcMar>
+              <w:top w:w="100" w:type="dxa"/>
+              <w:bottom w:w="100" w:type="dxa"/>
+              <w:left w:w="150" w:type="dxa"/>
+              <w:right w:w="150" w:type="dxa"/>
+            </w:tcMar>
             <w:tcBorders>
-              <w:top w:val="single" w:sz="4" w:color="E2E8F0"/>
-              <w:left w:val="single" w:sz="4" w:color="E2E8F0"/>
+              <w:top w:val="none"/>
               <w:bottom w:val="single" w:sz="4" w:color="E2E8F0"/>
-              <w:right w:val="single" w:sz="4" w:color="E2E8F0"/>
+              <w:left w:val="none"/>
+              <w:right w:val="none"/>
             </w:tcBorders>
           </w:tcPr>
           <w:p>
             <w:pPr>
-              <w:spacing w:before="60" w:after="60"/>
+              <w:spacing w:before="40" w:after="40"/>
+              <w:jc w:val="left"/>
             </w:pPr>
             <w:r>
               <w:rPr>
                 <w:rFonts w:ascii="Segoe UI" w:hAnsi="Segoe UI"/>
+                <w:color w:val="1C1C1E"/>
                 <w:sz w:val="19"/>
               </w:rPr>
               <w:t>Yes</w:t>
@@ -4893,20 +5933,28 @@
           <w:tcPr>
             <w:tcW w:type="dxa" w:w="1152"/>
             <w:shd w:val="clear" w:color="auto" w:fill="FFFFFF"/>
+            <w:tcMar>
+              <w:top w:w="100" w:type="dxa"/>
+              <w:bottom w:w="100" w:type="dxa"/>
+              <w:left w:w="150" w:type="dxa"/>
+              <w:right w:w="150" w:type="dxa"/>
+            </w:tcMar>
             <w:tcBorders>
-              <w:top w:val="single" w:sz="4" w:color="E2E8F0"/>
-              <w:left w:val="single" w:sz="4" w:color="E2E8F0"/>
+              <w:top w:val="none"/>
               <w:bottom w:val="single" w:sz="4" w:color="E2E8F0"/>
-              <w:right w:val="single" w:sz="4" w:color="E2E8F0"/>
+              <w:left w:val="none"/>
+              <w:right w:val="none"/>
             </w:tcBorders>
           </w:tcPr>
           <w:p>
             <w:pPr>
-              <w:spacing w:before="60" w:after="60"/>
+              <w:spacing w:before="40" w:after="40"/>
+              <w:jc w:val="left"/>
             </w:pPr>
             <w:r>
               <w:rPr>
                 <w:rFonts w:ascii="Segoe UI" w:hAnsi="Segoe UI"/>
+                <w:color w:val="1C1C1E"/>
                 <w:sz w:val="19"/>
               </w:rPr>
               <w:t>—</w:t>
@@ -4917,20 +5965,28 @@
           <w:tcPr>
             <w:tcW w:type="dxa" w:w="1008"/>
             <w:shd w:val="clear" w:color="auto" w:fill="FFFFFF"/>
+            <w:tcMar>
+              <w:top w:w="100" w:type="dxa"/>
+              <w:bottom w:w="100" w:type="dxa"/>
+              <w:left w:w="150" w:type="dxa"/>
+              <w:right w:w="150" w:type="dxa"/>
+            </w:tcMar>
             <w:tcBorders>
-              <w:top w:val="single" w:sz="4" w:color="E2E8F0"/>
-              <w:left w:val="single" w:sz="4" w:color="E2E8F0"/>
+              <w:top w:val="none"/>
               <w:bottom w:val="single" w:sz="4" w:color="E2E8F0"/>
-              <w:right w:val="single" w:sz="4" w:color="E2E8F0"/>
+              <w:left w:val="none"/>
+              <w:right w:val="none"/>
             </w:tcBorders>
           </w:tcPr>
           <w:p>
             <w:pPr>
-              <w:spacing w:before="60" w:after="60"/>
+              <w:spacing w:before="40" w:after="40"/>
+              <w:jc w:val="left"/>
             </w:pPr>
             <w:r>
               <w:rPr>
                 <w:rFonts w:ascii="Segoe UI" w:hAnsi="Segoe UI"/>
+                <w:color w:val="1C1C1E"/>
                 <w:sz w:val="19"/>
               </w:rPr>
               <w:t>—</w:t>
@@ -4941,20 +5997,28 @@
           <w:tcPr>
             <w:tcW w:type="dxa" w:w="1152"/>
             <w:shd w:val="clear" w:color="auto" w:fill="FFFFFF"/>
+            <w:tcMar>
+              <w:top w:w="100" w:type="dxa"/>
+              <w:bottom w:w="100" w:type="dxa"/>
+              <w:left w:w="150" w:type="dxa"/>
+              <w:right w:w="150" w:type="dxa"/>
+            </w:tcMar>
             <w:tcBorders>
-              <w:top w:val="single" w:sz="4" w:color="E2E8F0"/>
-              <w:left w:val="single" w:sz="4" w:color="E2E8F0"/>
+              <w:top w:val="none"/>
               <w:bottom w:val="single" w:sz="4" w:color="E2E8F0"/>
-              <w:right w:val="single" w:sz="4" w:color="E2E8F0"/>
+              <w:left w:val="none"/>
+              <w:right w:val="none"/>
             </w:tcBorders>
           </w:tcPr>
           <w:p>
             <w:pPr>
-              <w:spacing w:before="60" w:after="60"/>
+              <w:spacing w:before="40" w:after="40"/>
+              <w:jc w:val="left"/>
             </w:pPr>
             <w:r>
               <w:rPr>
                 <w:rFonts w:ascii="Segoe UI" w:hAnsi="Segoe UI"/>
+                <w:color w:val="1C1C1E"/>
                 <w:sz w:val="19"/>
               </w:rPr>
               <w:t>Yes</w:t>
@@ -4965,20 +6029,28 @@
           <w:tcPr>
             <w:tcW w:type="dxa" w:w="1296"/>
             <w:shd w:val="clear" w:color="auto" w:fill="FFFFFF"/>
+            <w:tcMar>
+              <w:top w:w="100" w:type="dxa"/>
+              <w:bottom w:w="100" w:type="dxa"/>
+              <w:left w:w="150" w:type="dxa"/>
+              <w:right w:w="150" w:type="dxa"/>
+            </w:tcMar>
             <w:tcBorders>
-              <w:top w:val="single" w:sz="4" w:color="E2E8F0"/>
-              <w:left w:val="single" w:sz="4" w:color="E2E8F0"/>
+              <w:top w:val="none"/>
               <w:bottom w:val="single" w:sz="4" w:color="E2E8F0"/>
-              <w:right w:val="single" w:sz="4" w:color="E2E8F0"/>
+              <w:left w:val="none"/>
+              <w:right w:val="none"/>
             </w:tcBorders>
           </w:tcPr>
           <w:p>
             <w:pPr>
-              <w:spacing w:before="60" w:after="60"/>
+              <w:spacing w:before="40" w:after="40"/>
+              <w:jc w:val="left"/>
             </w:pPr>
             <w:r>
               <w:rPr>
                 <w:rFonts w:ascii="Segoe UI" w:hAnsi="Segoe UI"/>
+                <w:color w:val="1C1C1E"/>
                 <w:sz w:val="19"/>
               </w:rPr>
               <w:t>—</w:t>
@@ -4989,20 +6061,28 @@
           <w:tcPr>
             <w:tcW w:type="dxa" w:w="1296"/>
             <w:shd w:val="clear" w:color="auto" w:fill="FFFFFF"/>
+            <w:tcMar>
+              <w:top w:w="100" w:type="dxa"/>
+              <w:bottom w:w="100" w:type="dxa"/>
+              <w:left w:w="150" w:type="dxa"/>
+              <w:right w:w="150" w:type="dxa"/>
+            </w:tcMar>
             <w:tcBorders>
-              <w:top w:val="single" w:sz="4" w:color="E2E8F0"/>
-              <w:left w:val="single" w:sz="4" w:color="E2E8F0"/>
+              <w:top w:val="none"/>
               <w:bottom w:val="single" w:sz="4" w:color="E2E8F0"/>
-              <w:right w:val="single" w:sz="4" w:color="E2E8F0"/>
+              <w:left w:val="none"/>
+              <w:right w:val="none"/>
             </w:tcBorders>
           </w:tcPr>
           <w:p>
             <w:pPr>
-              <w:spacing w:before="60" w:after="60"/>
+              <w:spacing w:before="40" w:after="40"/>
+              <w:jc w:val="left"/>
             </w:pPr>
             <w:r>
               <w:rPr>
                 <w:rFonts w:ascii="Segoe UI" w:hAnsi="Segoe UI"/>
+                <w:color w:val="1C1C1E"/>
                 <w:sz w:val="19"/>
               </w:rPr>
               <w:t>—</w:t>
@@ -5015,20 +6095,28 @@
           <w:tcPr>
             <w:tcW w:type="dxa" w:w="3024"/>
             <w:shd w:val="clear" w:color="auto" w:fill="F8FAFC"/>
+            <w:tcMar>
+              <w:top w:w="100" w:type="dxa"/>
+              <w:bottom w:w="100" w:type="dxa"/>
+              <w:left w:w="150" w:type="dxa"/>
+              <w:right w:w="150" w:type="dxa"/>
+            </w:tcMar>
             <w:tcBorders>
-              <w:top w:val="single" w:sz="4" w:color="E2E8F0"/>
-              <w:left w:val="single" w:sz="4" w:color="E2E8F0"/>
+              <w:top w:val="none"/>
               <w:bottom w:val="single" w:sz="4" w:color="E2E8F0"/>
-              <w:right w:val="single" w:sz="4" w:color="E2E8F0"/>
+              <w:left w:val="none"/>
+              <w:right w:val="none"/>
             </w:tcBorders>
           </w:tcPr>
           <w:p>
             <w:pPr>
-              <w:spacing w:before="60" w:after="60"/>
+              <w:spacing w:before="40" w:after="40"/>
+              <w:jc w:val="left"/>
             </w:pPr>
             <w:r>
               <w:rPr>
                 <w:rFonts w:ascii="Segoe UI" w:hAnsi="Segoe UI"/>
+                <w:color w:val="1C1C1E"/>
                 <w:sz w:val="19"/>
               </w:rPr>
               <w:t>Delivery Matrix</w:t>
@@ -5039,20 +6127,28 @@
           <w:tcPr>
             <w:tcW w:type="dxa" w:w="1152"/>
             <w:shd w:val="clear" w:color="auto" w:fill="F8FAFC"/>
+            <w:tcMar>
+              <w:top w:w="100" w:type="dxa"/>
+              <w:bottom w:w="100" w:type="dxa"/>
+              <w:left w:w="150" w:type="dxa"/>
+              <w:right w:w="150" w:type="dxa"/>
+            </w:tcMar>
             <w:tcBorders>
-              <w:top w:val="single" w:sz="4" w:color="E2E8F0"/>
-              <w:left w:val="single" w:sz="4" w:color="E2E8F0"/>
+              <w:top w:val="none"/>
               <w:bottom w:val="single" w:sz="4" w:color="E2E8F0"/>
-              <w:right w:val="single" w:sz="4" w:color="E2E8F0"/>
+              <w:left w:val="none"/>
+              <w:right w:val="none"/>
             </w:tcBorders>
           </w:tcPr>
           <w:p>
             <w:pPr>
-              <w:spacing w:before="60" w:after="60"/>
+              <w:spacing w:before="40" w:after="40"/>
+              <w:jc w:val="left"/>
             </w:pPr>
             <w:r>
               <w:rPr>
                 <w:rFonts w:ascii="Segoe UI" w:hAnsi="Segoe UI"/>
+                <w:color w:val="1C1C1E"/>
                 <w:sz w:val="19"/>
               </w:rPr>
               <w:t>Yes</w:t>
@@ -5063,20 +6159,28 @@
           <w:tcPr>
             <w:tcW w:type="dxa" w:w="1152"/>
             <w:shd w:val="clear" w:color="auto" w:fill="F8FAFC"/>
+            <w:tcMar>
+              <w:top w:w="100" w:type="dxa"/>
+              <w:bottom w:w="100" w:type="dxa"/>
+              <w:left w:w="150" w:type="dxa"/>
+              <w:right w:w="150" w:type="dxa"/>
+            </w:tcMar>
             <w:tcBorders>
-              <w:top w:val="single" w:sz="4" w:color="E2E8F0"/>
-              <w:left w:val="single" w:sz="4" w:color="E2E8F0"/>
+              <w:top w:val="none"/>
               <w:bottom w:val="single" w:sz="4" w:color="E2E8F0"/>
-              <w:right w:val="single" w:sz="4" w:color="E2E8F0"/>
+              <w:left w:val="none"/>
+              <w:right w:val="none"/>
             </w:tcBorders>
           </w:tcPr>
           <w:p>
             <w:pPr>
-              <w:spacing w:before="60" w:after="60"/>
+              <w:spacing w:before="40" w:after="40"/>
+              <w:jc w:val="left"/>
             </w:pPr>
             <w:r>
               <w:rPr>
                 <w:rFonts w:ascii="Segoe UI" w:hAnsi="Segoe UI"/>
+                <w:color w:val="1C1C1E"/>
                 <w:sz w:val="19"/>
               </w:rPr>
               <w:t>Yes</w:t>
@@ -5087,20 +6191,28 @@
           <w:tcPr>
             <w:tcW w:type="dxa" w:w="1008"/>
             <w:shd w:val="clear" w:color="auto" w:fill="F8FAFC"/>
+            <w:tcMar>
+              <w:top w:w="100" w:type="dxa"/>
+              <w:bottom w:w="100" w:type="dxa"/>
+              <w:left w:w="150" w:type="dxa"/>
+              <w:right w:w="150" w:type="dxa"/>
+            </w:tcMar>
             <w:tcBorders>
-              <w:top w:val="single" w:sz="4" w:color="E2E8F0"/>
-              <w:left w:val="single" w:sz="4" w:color="E2E8F0"/>
+              <w:top w:val="none"/>
               <w:bottom w:val="single" w:sz="4" w:color="E2E8F0"/>
-              <w:right w:val="single" w:sz="4" w:color="E2E8F0"/>
+              <w:left w:val="none"/>
+              <w:right w:val="none"/>
             </w:tcBorders>
           </w:tcPr>
           <w:p>
             <w:pPr>
-              <w:spacing w:before="60" w:after="60"/>
+              <w:spacing w:before="40" w:after="40"/>
+              <w:jc w:val="left"/>
             </w:pPr>
             <w:r>
               <w:rPr>
                 <w:rFonts w:ascii="Segoe UI" w:hAnsi="Segoe UI"/>
+                <w:color w:val="1C1C1E"/>
                 <w:sz w:val="19"/>
               </w:rPr>
               <w:t>Yes</w:t>
@@ -5111,20 +6223,28 @@
           <w:tcPr>
             <w:tcW w:type="dxa" w:w="1152"/>
             <w:shd w:val="clear" w:color="auto" w:fill="F8FAFC"/>
+            <w:tcMar>
+              <w:top w:w="100" w:type="dxa"/>
+              <w:bottom w:w="100" w:type="dxa"/>
+              <w:left w:w="150" w:type="dxa"/>
+              <w:right w:w="150" w:type="dxa"/>
+            </w:tcMar>
             <w:tcBorders>
-              <w:top w:val="single" w:sz="4" w:color="E2E8F0"/>
-              <w:left w:val="single" w:sz="4" w:color="E2E8F0"/>
+              <w:top w:val="none"/>
               <w:bottom w:val="single" w:sz="4" w:color="E2E8F0"/>
-              <w:right w:val="single" w:sz="4" w:color="E2E8F0"/>
+              <w:left w:val="none"/>
+              <w:right w:val="none"/>
             </w:tcBorders>
           </w:tcPr>
           <w:p>
             <w:pPr>
-              <w:spacing w:before="60" w:after="60"/>
+              <w:spacing w:before="40" w:after="40"/>
+              <w:jc w:val="left"/>
             </w:pPr>
             <w:r>
               <w:rPr>
                 <w:rFonts w:ascii="Segoe UI" w:hAnsi="Segoe UI"/>
+                <w:color w:val="1C1C1E"/>
                 <w:sz w:val="19"/>
               </w:rPr>
               <w:t>—</w:t>
@@ -5135,20 +6255,28 @@
           <w:tcPr>
             <w:tcW w:type="dxa" w:w="1296"/>
             <w:shd w:val="clear" w:color="auto" w:fill="F8FAFC"/>
+            <w:tcMar>
+              <w:top w:w="100" w:type="dxa"/>
+              <w:bottom w:w="100" w:type="dxa"/>
+              <w:left w:w="150" w:type="dxa"/>
+              <w:right w:w="150" w:type="dxa"/>
+            </w:tcMar>
             <w:tcBorders>
-              <w:top w:val="single" w:sz="4" w:color="E2E8F0"/>
-              <w:left w:val="single" w:sz="4" w:color="E2E8F0"/>
+              <w:top w:val="none"/>
               <w:bottom w:val="single" w:sz="4" w:color="E2E8F0"/>
-              <w:right w:val="single" w:sz="4" w:color="E2E8F0"/>
+              <w:left w:val="none"/>
+              <w:right w:val="none"/>
             </w:tcBorders>
           </w:tcPr>
           <w:p>
             <w:pPr>
-              <w:spacing w:before="60" w:after="60"/>
+              <w:spacing w:before="40" w:after="40"/>
+              <w:jc w:val="left"/>
             </w:pPr>
             <w:r>
               <w:rPr>
                 <w:rFonts w:ascii="Segoe UI" w:hAnsi="Segoe UI"/>
+                <w:color w:val="1C1C1E"/>
                 <w:sz w:val="19"/>
               </w:rPr>
               <w:t>—</w:t>
@@ -5159,20 +6287,28 @@
           <w:tcPr>
             <w:tcW w:type="dxa" w:w="1296"/>
             <w:shd w:val="clear" w:color="auto" w:fill="F8FAFC"/>
+            <w:tcMar>
+              <w:top w:w="100" w:type="dxa"/>
+              <w:bottom w:w="100" w:type="dxa"/>
+              <w:left w:w="150" w:type="dxa"/>
+              <w:right w:w="150" w:type="dxa"/>
+            </w:tcMar>
             <w:tcBorders>
-              <w:top w:val="single" w:sz="4" w:color="E2E8F0"/>
-              <w:left w:val="single" w:sz="4" w:color="E2E8F0"/>
+              <w:top w:val="none"/>
               <w:bottom w:val="single" w:sz="4" w:color="E2E8F0"/>
-              <w:right w:val="single" w:sz="4" w:color="E2E8F0"/>
+              <w:left w:val="none"/>
+              <w:right w:val="none"/>
             </w:tcBorders>
           </w:tcPr>
           <w:p>
             <w:pPr>
-              <w:spacing w:before="60" w:after="60"/>
+              <w:spacing w:before="40" w:after="40"/>
+              <w:jc w:val="left"/>
             </w:pPr>
             <w:r>
               <w:rPr>
                 <w:rFonts w:ascii="Segoe UI" w:hAnsi="Segoe UI"/>
+                <w:color w:val="1C1C1E"/>
                 <w:sz w:val="19"/>
               </w:rPr>
               <w:t>—</w:t>
@@ -5185,20 +6321,28 @@
           <w:tcPr>
             <w:tcW w:type="dxa" w:w="3024"/>
             <w:shd w:val="clear" w:color="auto" w:fill="FFFFFF"/>
+            <w:tcMar>
+              <w:top w:w="100" w:type="dxa"/>
+              <w:bottom w:w="100" w:type="dxa"/>
+              <w:left w:w="150" w:type="dxa"/>
+              <w:right w:w="150" w:type="dxa"/>
+            </w:tcMar>
             <w:tcBorders>
-              <w:top w:val="single" w:sz="4" w:color="E2E8F0"/>
-              <w:left w:val="single" w:sz="4" w:color="E2E8F0"/>
+              <w:top w:val="none"/>
               <w:bottom w:val="single" w:sz="4" w:color="E2E8F0"/>
-              <w:right w:val="single" w:sz="4" w:color="E2E8F0"/>
+              <w:left w:val="none"/>
+              <w:right w:val="none"/>
             </w:tcBorders>
           </w:tcPr>
           <w:p>
             <w:pPr>
-              <w:spacing w:before="60" w:after="60"/>
+              <w:spacing w:before="40" w:after="40"/>
+              <w:jc w:val="left"/>
             </w:pPr>
             <w:r>
               <w:rPr>
                 <w:rFonts w:ascii="Segoe UI" w:hAnsi="Segoe UI"/>
+                <w:color w:val="1C1C1E"/>
                 <w:sz w:val="19"/>
               </w:rPr>
               <w:t>Gantt Timeline</w:t>
@@ -5209,20 +6353,28 @@
           <w:tcPr>
             <w:tcW w:type="dxa" w:w="1152"/>
             <w:shd w:val="clear" w:color="auto" w:fill="FFFFFF"/>
+            <w:tcMar>
+              <w:top w:w="100" w:type="dxa"/>
+              <w:bottom w:w="100" w:type="dxa"/>
+              <w:left w:w="150" w:type="dxa"/>
+              <w:right w:w="150" w:type="dxa"/>
+            </w:tcMar>
             <w:tcBorders>
-              <w:top w:val="single" w:sz="4" w:color="E2E8F0"/>
-              <w:left w:val="single" w:sz="4" w:color="E2E8F0"/>
+              <w:top w:val="none"/>
               <w:bottom w:val="single" w:sz="4" w:color="E2E8F0"/>
-              <w:right w:val="single" w:sz="4" w:color="E2E8F0"/>
+              <w:left w:val="none"/>
+              <w:right w:val="none"/>
             </w:tcBorders>
           </w:tcPr>
           <w:p>
             <w:pPr>
-              <w:spacing w:before="60" w:after="60"/>
+              <w:spacing w:before="40" w:after="40"/>
+              <w:jc w:val="left"/>
             </w:pPr>
             <w:r>
               <w:rPr>
                 <w:rFonts w:ascii="Segoe UI" w:hAnsi="Segoe UI"/>
+                <w:color w:val="1C1C1E"/>
                 <w:sz w:val="19"/>
               </w:rPr>
               <w:t>Yes</w:t>
@@ -5233,20 +6385,28 @@
           <w:tcPr>
             <w:tcW w:type="dxa" w:w="1152"/>
             <w:shd w:val="clear" w:color="auto" w:fill="FFFFFF"/>
+            <w:tcMar>
+              <w:top w:w="100" w:type="dxa"/>
+              <w:bottom w:w="100" w:type="dxa"/>
+              <w:left w:w="150" w:type="dxa"/>
+              <w:right w:w="150" w:type="dxa"/>
+            </w:tcMar>
             <w:tcBorders>
-              <w:top w:val="single" w:sz="4" w:color="E2E8F0"/>
-              <w:left w:val="single" w:sz="4" w:color="E2E8F0"/>
+              <w:top w:val="none"/>
               <w:bottom w:val="single" w:sz="4" w:color="E2E8F0"/>
-              <w:right w:val="single" w:sz="4" w:color="E2E8F0"/>
+              <w:left w:val="none"/>
+              <w:right w:val="none"/>
             </w:tcBorders>
           </w:tcPr>
           <w:p>
             <w:pPr>
-              <w:spacing w:before="60" w:after="60"/>
+              <w:spacing w:before="40" w:after="40"/>
+              <w:jc w:val="left"/>
             </w:pPr>
             <w:r>
               <w:rPr>
                 <w:rFonts w:ascii="Segoe UI" w:hAnsi="Segoe UI"/>
+                <w:color w:val="1C1C1E"/>
                 <w:sz w:val="19"/>
               </w:rPr>
               <w:t>Yes</w:t>
@@ -5257,20 +6417,28 @@
           <w:tcPr>
             <w:tcW w:type="dxa" w:w="1008"/>
             <w:shd w:val="clear" w:color="auto" w:fill="FFFFFF"/>
+            <w:tcMar>
+              <w:top w:w="100" w:type="dxa"/>
+              <w:bottom w:w="100" w:type="dxa"/>
+              <w:left w:w="150" w:type="dxa"/>
+              <w:right w:w="150" w:type="dxa"/>
+            </w:tcMar>
             <w:tcBorders>
-              <w:top w:val="single" w:sz="4" w:color="E2E8F0"/>
-              <w:left w:val="single" w:sz="4" w:color="E2E8F0"/>
+              <w:top w:val="none"/>
               <w:bottom w:val="single" w:sz="4" w:color="E2E8F0"/>
-              <w:right w:val="single" w:sz="4" w:color="E2E8F0"/>
+              <w:left w:val="none"/>
+              <w:right w:val="none"/>
             </w:tcBorders>
           </w:tcPr>
           <w:p>
             <w:pPr>
-              <w:spacing w:before="60" w:after="60"/>
+              <w:spacing w:before="40" w:after="40"/>
+              <w:jc w:val="left"/>
             </w:pPr>
             <w:r>
               <w:rPr>
                 <w:rFonts w:ascii="Segoe UI" w:hAnsi="Segoe UI"/>
+                <w:color w:val="1C1C1E"/>
                 <w:sz w:val="19"/>
               </w:rPr>
               <w:t>—</w:t>
@@ -5281,20 +6449,28 @@
           <w:tcPr>
             <w:tcW w:type="dxa" w:w="1152"/>
             <w:shd w:val="clear" w:color="auto" w:fill="FFFFFF"/>
+            <w:tcMar>
+              <w:top w:w="100" w:type="dxa"/>
+              <w:bottom w:w="100" w:type="dxa"/>
+              <w:left w:w="150" w:type="dxa"/>
+              <w:right w:w="150" w:type="dxa"/>
+            </w:tcMar>
             <w:tcBorders>
-              <w:top w:val="single" w:sz="4" w:color="E2E8F0"/>
-              <w:left w:val="single" w:sz="4" w:color="E2E8F0"/>
+              <w:top w:val="none"/>
               <w:bottom w:val="single" w:sz="4" w:color="E2E8F0"/>
-              <w:right w:val="single" w:sz="4" w:color="E2E8F0"/>
+              <w:left w:val="none"/>
+              <w:right w:val="none"/>
             </w:tcBorders>
           </w:tcPr>
           <w:p>
             <w:pPr>
-              <w:spacing w:before="60" w:after="60"/>
+              <w:spacing w:before="40" w:after="40"/>
+              <w:jc w:val="left"/>
             </w:pPr>
             <w:r>
               <w:rPr>
                 <w:rFonts w:ascii="Segoe UI" w:hAnsi="Segoe UI"/>
+                <w:color w:val="1C1C1E"/>
                 <w:sz w:val="19"/>
               </w:rPr>
               <w:t>—</w:t>
@@ -5305,20 +6481,28 @@
           <w:tcPr>
             <w:tcW w:type="dxa" w:w="1296"/>
             <w:shd w:val="clear" w:color="auto" w:fill="FFFFFF"/>
+            <w:tcMar>
+              <w:top w:w="100" w:type="dxa"/>
+              <w:bottom w:w="100" w:type="dxa"/>
+              <w:left w:w="150" w:type="dxa"/>
+              <w:right w:w="150" w:type="dxa"/>
+            </w:tcMar>
             <w:tcBorders>
-              <w:top w:val="single" w:sz="4" w:color="E2E8F0"/>
-              <w:left w:val="single" w:sz="4" w:color="E2E8F0"/>
+              <w:top w:val="none"/>
               <w:bottom w:val="single" w:sz="4" w:color="E2E8F0"/>
-              <w:right w:val="single" w:sz="4" w:color="E2E8F0"/>
+              <w:left w:val="none"/>
+              <w:right w:val="none"/>
             </w:tcBorders>
           </w:tcPr>
           <w:p>
             <w:pPr>
-              <w:spacing w:before="60" w:after="60"/>
+              <w:spacing w:before="40" w:after="40"/>
+              <w:jc w:val="left"/>
             </w:pPr>
             <w:r>
               <w:rPr>
                 <w:rFonts w:ascii="Segoe UI" w:hAnsi="Segoe UI"/>
+                <w:color w:val="1C1C1E"/>
                 <w:sz w:val="19"/>
               </w:rPr>
               <w:t>Yes</w:t>
@@ -5329,20 +6513,28 @@
           <w:tcPr>
             <w:tcW w:type="dxa" w:w="1296"/>
             <w:shd w:val="clear" w:color="auto" w:fill="FFFFFF"/>
+            <w:tcMar>
+              <w:top w:w="100" w:type="dxa"/>
+              <w:bottom w:w="100" w:type="dxa"/>
+              <w:left w:w="150" w:type="dxa"/>
+              <w:right w:w="150" w:type="dxa"/>
+            </w:tcMar>
             <w:tcBorders>
-              <w:top w:val="single" w:sz="4" w:color="E2E8F0"/>
-              <w:left w:val="single" w:sz="4" w:color="E2E8F0"/>
+              <w:top w:val="none"/>
               <w:bottom w:val="single" w:sz="4" w:color="E2E8F0"/>
-              <w:right w:val="single" w:sz="4" w:color="E2E8F0"/>
+              <w:left w:val="none"/>
+              <w:right w:val="none"/>
             </w:tcBorders>
           </w:tcPr>
           <w:p>
             <w:pPr>
-              <w:spacing w:before="60" w:after="60"/>
+              <w:spacing w:before="40" w:after="40"/>
+              <w:jc w:val="left"/>
             </w:pPr>
             <w:r>
               <w:rPr>
                 <w:rFonts w:ascii="Segoe UI" w:hAnsi="Segoe UI"/>
+                <w:color w:val="1C1C1E"/>
                 <w:sz w:val="19"/>
               </w:rPr>
               <w:t>—</w:t>
@@ -5355,20 +6547,28 @@
           <w:tcPr>
             <w:tcW w:type="dxa" w:w="3024"/>
             <w:shd w:val="clear" w:color="auto" w:fill="F8FAFC"/>
+            <w:tcMar>
+              <w:top w:w="100" w:type="dxa"/>
+              <w:bottom w:w="100" w:type="dxa"/>
+              <w:left w:w="150" w:type="dxa"/>
+              <w:right w:w="150" w:type="dxa"/>
+            </w:tcMar>
             <w:tcBorders>
-              <w:top w:val="single" w:sz="4" w:color="E2E8F0"/>
-              <w:left w:val="single" w:sz="4" w:color="E2E8F0"/>
+              <w:top w:val="none"/>
               <w:bottom w:val="single" w:sz="4" w:color="E2E8F0"/>
-              <w:right w:val="single" w:sz="4" w:color="E2E8F0"/>
+              <w:left w:val="none"/>
+              <w:right w:val="none"/>
             </w:tcBorders>
           </w:tcPr>
           <w:p>
             <w:pPr>
-              <w:spacing w:before="60" w:after="60"/>
+              <w:spacing w:before="40" w:after="40"/>
+              <w:jc w:val="left"/>
             </w:pPr>
             <w:r>
               <w:rPr>
                 <w:rFonts w:ascii="Segoe UI" w:hAnsi="Segoe UI"/>
+                <w:color w:val="1C1C1E"/>
                 <w:sz w:val="19"/>
               </w:rPr>
               <w:t>Weekly Scheduler</w:t>
@@ -5379,20 +6579,28 @@
           <w:tcPr>
             <w:tcW w:type="dxa" w:w="1152"/>
             <w:shd w:val="clear" w:color="auto" w:fill="F8FAFC"/>
+            <w:tcMar>
+              <w:top w:w="100" w:type="dxa"/>
+              <w:bottom w:w="100" w:type="dxa"/>
+              <w:left w:w="150" w:type="dxa"/>
+              <w:right w:w="150" w:type="dxa"/>
+            </w:tcMar>
             <w:tcBorders>
-              <w:top w:val="single" w:sz="4" w:color="E2E8F0"/>
-              <w:left w:val="single" w:sz="4" w:color="E2E8F0"/>
+              <w:top w:val="none"/>
               <w:bottom w:val="single" w:sz="4" w:color="E2E8F0"/>
-              <w:right w:val="single" w:sz="4" w:color="E2E8F0"/>
+              <w:left w:val="none"/>
+              <w:right w:val="none"/>
             </w:tcBorders>
           </w:tcPr>
           <w:p>
             <w:pPr>
-              <w:spacing w:before="60" w:after="60"/>
+              <w:spacing w:before="40" w:after="40"/>
+              <w:jc w:val="left"/>
             </w:pPr>
             <w:r>
               <w:rPr>
                 <w:rFonts w:ascii="Segoe UI" w:hAnsi="Segoe UI"/>
+                <w:color w:val="1C1C1E"/>
                 <w:sz w:val="19"/>
               </w:rPr>
               <w:t>Yes</w:t>
@@ -5403,20 +6611,28 @@
           <w:tcPr>
             <w:tcW w:type="dxa" w:w="1152"/>
             <w:shd w:val="clear" w:color="auto" w:fill="F8FAFC"/>
+            <w:tcMar>
+              <w:top w:w="100" w:type="dxa"/>
+              <w:bottom w:w="100" w:type="dxa"/>
+              <w:left w:w="150" w:type="dxa"/>
+              <w:right w:w="150" w:type="dxa"/>
+            </w:tcMar>
             <w:tcBorders>
-              <w:top w:val="single" w:sz="4" w:color="E2E8F0"/>
-              <w:left w:val="single" w:sz="4" w:color="E2E8F0"/>
+              <w:top w:val="none"/>
               <w:bottom w:val="single" w:sz="4" w:color="E2E8F0"/>
-              <w:right w:val="single" w:sz="4" w:color="E2E8F0"/>
+              <w:left w:val="none"/>
+              <w:right w:val="none"/>
             </w:tcBorders>
           </w:tcPr>
           <w:p>
             <w:pPr>
-              <w:spacing w:before="60" w:after="60"/>
+              <w:spacing w:before="40" w:after="40"/>
+              <w:jc w:val="left"/>
             </w:pPr>
             <w:r>
               <w:rPr>
                 <w:rFonts w:ascii="Segoe UI" w:hAnsi="Segoe UI"/>
+                <w:color w:val="1C1C1E"/>
                 <w:sz w:val="19"/>
               </w:rPr>
               <w:t>Yes</w:t>
@@ -5427,20 +6643,28 @@
           <w:tcPr>
             <w:tcW w:type="dxa" w:w="1008"/>
             <w:shd w:val="clear" w:color="auto" w:fill="F8FAFC"/>
+            <w:tcMar>
+              <w:top w:w="100" w:type="dxa"/>
+              <w:bottom w:w="100" w:type="dxa"/>
+              <w:left w:w="150" w:type="dxa"/>
+              <w:right w:w="150" w:type="dxa"/>
+            </w:tcMar>
             <w:tcBorders>
-              <w:top w:val="single" w:sz="4" w:color="E2E8F0"/>
-              <w:left w:val="single" w:sz="4" w:color="E2E8F0"/>
+              <w:top w:val="none"/>
               <w:bottom w:val="single" w:sz="4" w:color="E2E8F0"/>
-              <w:right w:val="single" w:sz="4" w:color="E2E8F0"/>
+              <w:left w:val="none"/>
+              <w:right w:val="none"/>
             </w:tcBorders>
           </w:tcPr>
           <w:p>
             <w:pPr>
-              <w:spacing w:before="60" w:after="60"/>
+              <w:spacing w:before="40" w:after="40"/>
+              <w:jc w:val="left"/>
             </w:pPr>
             <w:r>
               <w:rPr>
                 <w:rFonts w:ascii="Segoe UI" w:hAnsi="Segoe UI"/>
+                <w:color w:val="1C1C1E"/>
                 <w:sz w:val="19"/>
               </w:rPr>
               <w:t>—</w:t>
@@ -5451,20 +6675,28 @@
           <w:tcPr>
             <w:tcW w:type="dxa" w:w="1152"/>
             <w:shd w:val="clear" w:color="auto" w:fill="F8FAFC"/>
+            <w:tcMar>
+              <w:top w:w="100" w:type="dxa"/>
+              <w:bottom w:w="100" w:type="dxa"/>
+              <w:left w:w="150" w:type="dxa"/>
+              <w:right w:w="150" w:type="dxa"/>
+            </w:tcMar>
             <w:tcBorders>
-              <w:top w:val="single" w:sz="4" w:color="E2E8F0"/>
-              <w:left w:val="single" w:sz="4" w:color="E2E8F0"/>
+              <w:top w:val="none"/>
               <w:bottom w:val="single" w:sz="4" w:color="E2E8F0"/>
-              <w:right w:val="single" w:sz="4" w:color="E2E8F0"/>
+              <w:left w:val="none"/>
+              <w:right w:val="none"/>
             </w:tcBorders>
           </w:tcPr>
           <w:p>
             <w:pPr>
-              <w:spacing w:before="60" w:after="60"/>
+              <w:spacing w:before="40" w:after="40"/>
+              <w:jc w:val="left"/>
             </w:pPr>
             <w:r>
               <w:rPr>
                 <w:rFonts w:ascii="Segoe UI" w:hAnsi="Segoe UI"/>
+                <w:color w:val="1C1C1E"/>
                 <w:sz w:val="19"/>
               </w:rPr>
               <w:t>—</w:t>
@@ -5475,20 +6707,28 @@
           <w:tcPr>
             <w:tcW w:type="dxa" w:w="1296"/>
             <w:shd w:val="clear" w:color="auto" w:fill="F8FAFC"/>
+            <w:tcMar>
+              <w:top w:w="100" w:type="dxa"/>
+              <w:bottom w:w="100" w:type="dxa"/>
+              <w:left w:w="150" w:type="dxa"/>
+              <w:right w:w="150" w:type="dxa"/>
+            </w:tcMar>
             <w:tcBorders>
-              <w:top w:val="single" w:sz="4" w:color="E2E8F0"/>
-              <w:left w:val="single" w:sz="4" w:color="E2E8F0"/>
+              <w:top w:val="none"/>
               <w:bottom w:val="single" w:sz="4" w:color="E2E8F0"/>
-              <w:right w:val="single" w:sz="4" w:color="E2E8F0"/>
+              <w:left w:val="none"/>
+              <w:right w:val="none"/>
             </w:tcBorders>
           </w:tcPr>
           <w:p>
             <w:pPr>
-              <w:spacing w:before="60" w:after="60"/>
+              <w:spacing w:before="40" w:after="40"/>
+              <w:jc w:val="left"/>
             </w:pPr>
             <w:r>
               <w:rPr>
                 <w:rFonts w:ascii="Segoe UI" w:hAnsi="Segoe UI"/>
+                <w:color w:val="1C1C1E"/>
                 <w:sz w:val="19"/>
               </w:rPr>
               <w:t>Yes</w:t>
@@ -5499,20 +6739,28 @@
           <w:tcPr>
             <w:tcW w:type="dxa" w:w="1296"/>
             <w:shd w:val="clear" w:color="auto" w:fill="F8FAFC"/>
+            <w:tcMar>
+              <w:top w:w="100" w:type="dxa"/>
+              <w:bottom w:w="100" w:type="dxa"/>
+              <w:left w:w="150" w:type="dxa"/>
+              <w:right w:w="150" w:type="dxa"/>
+            </w:tcMar>
             <w:tcBorders>
-              <w:top w:val="single" w:sz="4" w:color="E2E8F0"/>
-              <w:left w:val="single" w:sz="4" w:color="E2E8F0"/>
+              <w:top w:val="none"/>
               <w:bottom w:val="single" w:sz="4" w:color="E2E8F0"/>
-              <w:right w:val="single" w:sz="4" w:color="E2E8F0"/>
+              <w:left w:val="none"/>
+              <w:right w:val="none"/>
             </w:tcBorders>
           </w:tcPr>
           <w:p>
             <w:pPr>
-              <w:spacing w:before="60" w:after="60"/>
+              <w:spacing w:before="40" w:after="40"/>
+              <w:jc w:val="left"/>
             </w:pPr>
             <w:r>
               <w:rPr>
                 <w:rFonts w:ascii="Segoe UI" w:hAnsi="Segoe UI"/>
+                <w:color w:val="1C1C1E"/>
                 <w:sz w:val="19"/>
               </w:rPr>
               <w:t>—</w:t>
@@ -5525,20 +6773,28 @@
           <w:tcPr>
             <w:tcW w:type="dxa" w:w="3024"/>
             <w:shd w:val="clear" w:color="auto" w:fill="FFFFFF"/>
+            <w:tcMar>
+              <w:top w:w="100" w:type="dxa"/>
+              <w:bottom w:w="100" w:type="dxa"/>
+              <w:left w:w="150" w:type="dxa"/>
+              <w:right w:w="150" w:type="dxa"/>
+            </w:tcMar>
             <w:tcBorders>
-              <w:top w:val="single" w:sz="4" w:color="E2E8F0"/>
-              <w:left w:val="single" w:sz="4" w:color="E2E8F0"/>
+              <w:top w:val="none"/>
               <w:bottom w:val="single" w:sz="4" w:color="E2E8F0"/>
-              <w:right w:val="single" w:sz="4" w:color="E2E8F0"/>
+              <w:left w:val="none"/>
+              <w:right w:val="none"/>
             </w:tcBorders>
           </w:tcPr>
           <w:p>
             <w:pPr>
-              <w:spacing w:before="60" w:after="60"/>
+              <w:spacing w:before="40" w:after="40"/>
+              <w:jc w:val="left"/>
             </w:pPr>
             <w:r>
               <w:rPr>
                 <w:rFonts w:ascii="Segoe UI" w:hAnsi="Segoe UI"/>
+                <w:color w:val="1C1C1E"/>
                 <w:sz w:val="19"/>
               </w:rPr>
               <w:t>RAID Register</w:t>
@@ -5549,20 +6805,28 @@
           <w:tcPr>
             <w:tcW w:type="dxa" w:w="1152"/>
             <w:shd w:val="clear" w:color="auto" w:fill="FFFFFF"/>
+            <w:tcMar>
+              <w:top w:w="100" w:type="dxa"/>
+              <w:bottom w:w="100" w:type="dxa"/>
+              <w:left w:w="150" w:type="dxa"/>
+              <w:right w:w="150" w:type="dxa"/>
+            </w:tcMar>
             <w:tcBorders>
-              <w:top w:val="single" w:sz="4" w:color="E2E8F0"/>
-              <w:left w:val="single" w:sz="4" w:color="E2E8F0"/>
+              <w:top w:val="none"/>
               <w:bottom w:val="single" w:sz="4" w:color="E2E8F0"/>
-              <w:right w:val="single" w:sz="4" w:color="E2E8F0"/>
+              <w:left w:val="none"/>
+              <w:right w:val="none"/>
             </w:tcBorders>
           </w:tcPr>
           <w:p>
             <w:pPr>
-              <w:spacing w:before="60" w:after="60"/>
+              <w:spacing w:before="40" w:after="40"/>
+              <w:jc w:val="left"/>
             </w:pPr>
             <w:r>
               <w:rPr>
                 <w:rFonts w:ascii="Segoe UI" w:hAnsi="Segoe UI"/>
+                <w:color w:val="1C1C1E"/>
                 <w:sz w:val="19"/>
               </w:rPr>
               <w:t>Yes</w:t>
@@ -5573,20 +6837,28 @@
           <w:tcPr>
             <w:tcW w:type="dxa" w:w="1152"/>
             <w:shd w:val="clear" w:color="auto" w:fill="FFFFFF"/>
+            <w:tcMar>
+              <w:top w:w="100" w:type="dxa"/>
+              <w:bottom w:w="100" w:type="dxa"/>
+              <w:left w:w="150" w:type="dxa"/>
+              <w:right w:w="150" w:type="dxa"/>
+            </w:tcMar>
             <w:tcBorders>
-              <w:top w:val="single" w:sz="4" w:color="E2E8F0"/>
-              <w:left w:val="single" w:sz="4" w:color="E2E8F0"/>
+              <w:top w:val="none"/>
               <w:bottom w:val="single" w:sz="4" w:color="E2E8F0"/>
-              <w:right w:val="single" w:sz="4" w:color="E2E8F0"/>
+              <w:left w:val="none"/>
+              <w:right w:val="none"/>
             </w:tcBorders>
           </w:tcPr>
           <w:p>
             <w:pPr>
-              <w:spacing w:before="60" w:after="60"/>
+              <w:spacing w:before="40" w:after="40"/>
+              <w:jc w:val="left"/>
             </w:pPr>
             <w:r>
               <w:rPr>
                 <w:rFonts w:ascii="Segoe UI" w:hAnsi="Segoe UI"/>
+                <w:color w:val="1C1C1E"/>
                 <w:sz w:val="19"/>
               </w:rPr>
               <w:t>Yes</w:t>
@@ -5597,20 +6869,28 @@
           <w:tcPr>
             <w:tcW w:type="dxa" w:w="1008"/>
             <w:shd w:val="clear" w:color="auto" w:fill="FFFFFF"/>
+            <w:tcMar>
+              <w:top w:w="100" w:type="dxa"/>
+              <w:bottom w:w="100" w:type="dxa"/>
+              <w:left w:w="150" w:type="dxa"/>
+              <w:right w:w="150" w:type="dxa"/>
+            </w:tcMar>
             <w:tcBorders>
-              <w:top w:val="single" w:sz="4" w:color="E2E8F0"/>
-              <w:left w:val="single" w:sz="4" w:color="E2E8F0"/>
+              <w:top w:val="none"/>
               <w:bottom w:val="single" w:sz="4" w:color="E2E8F0"/>
-              <w:right w:val="single" w:sz="4" w:color="E2E8F0"/>
+              <w:left w:val="none"/>
+              <w:right w:val="none"/>
             </w:tcBorders>
           </w:tcPr>
           <w:p>
             <w:pPr>
-              <w:spacing w:before="60" w:after="60"/>
+              <w:spacing w:before="40" w:after="40"/>
+              <w:jc w:val="left"/>
             </w:pPr>
             <w:r>
               <w:rPr>
                 <w:rFonts w:ascii="Segoe UI" w:hAnsi="Segoe UI"/>
+                <w:color w:val="1C1C1E"/>
                 <w:sz w:val="19"/>
               </w:rPr>
               <w:t>Yes</w:t>
@@ -5621,20 +6901,28 @@
           <w:tcPr>
             <w:tcW w:type="dxa" w:w="1152"/>
             <w:shd w:val="clear" w:color="auto" w:fill="FFFFFF"/>
+            <w:tcMar>
+              <w:top w:w="100" w:type="dxa"/>
+              <w:bottom w:w="100" w:type="dxa"/>
+              <w:left w:w="150" w:type="dxa"/>
+              <w:right w:w="150" w:type="dxa"/>
+            </w:tcMar>
             <w:tcBorders>
-              <w:top w:val="single" w:sz="4" w:color="E2E8F0"/>
-              <w:left w:val="single" w:sz="4" w:color="E2E8F0"/>
+              <w:top w:val="none"/>
               <w:bottom w:val="single" w:sz="4" w:color="E2E8F0"/>
-              <w:right w:val="single" w:sz="4" w:color="E2E8F0"/>
+              <w:left w:val="none"/>
+              <w:right w:val="none"/>
             </w:tcBorders>
           </w:tcPr>
           <w:p>
             <w:pPr>
-              <w:spacing w:before="60" w:after="60"/>
+              <w:spacing w:before="40" w:after="40"/>
+              <w:jc w:val="left"/>
             </w:pPr>
             <w:r>
               <w:rPr>
                 <w:rFonts w:ascii="Segoe UI" w:hAnsi="Segoe UI"/>
+                <w:color w:val="1C1C1E"/>
                 <w:sz w:val="19"/>
               </w:rPr>
               <w:t>—</w:t>
@@ -5645,20 +6933,28 @@
           <w:tcPr>
             <w:tcW w:type="dxa" w:w="1296"/>
             <w:shd w:val="clear" w:color="auto" w:fill="FFFFFF"/>
+            <w:tcMar>
+              <w:top w:w="100" w:type="dxa"/>
+              <w:bottom w:w="100" w:type="dxa"/>
+              <w:left w:w="150" w:type="dxa"/>
+              <w:right w:w="150" w:type="dxa"/>
+            </w:tcMar>
             <w:tcBorders>
-              <w:top w:val="single" w:sz="4" w:color="E2E8F0"/>
-              <w:left w:val="single" w:sz="4" w:color="E2E8F0"/>
+              <w:top w:val="none"/>
               <w:bottom w:val="single" w:sz="4" w:color="E2E8F0"/>
-              <w:right w:val="single" w:sz="4" w:color="E2E8F0"/>
+              <w:left w:val="none"/>
+              <w:right w:val="none"/>
             </w:tcBorders>
           </w:tcPr>
           <w:p>
             <w:pPr>
-              <w:spacing w:before="60" w:after="60"/>
+              <w:spacing w:before="40" w:after="40"/>
+              <w:jc w:val="left"/>
             </w:pPr>
             <w:r>
               <w:rPr>
                 <w:rFonts w:ascii="Segoe UI" w:hAnsi="Segoe UI"/>
+                <w:color w:val="1C1C1E"/>
                 <w:sz w:val="19"/>
               </w:rPr>
               <w:t>—</w:t>
@@ -5669,20 +6965,28 @@
           <w:tcPr>
             <w:tcW w:type="dxa" w:w="1296"/>
             <w:shd w:val="clear" w:color="auto" w:fill="FFFFFF"/>
+            <w:tcMar>
+              <w:top w:w="100" w:type="dxa"/>
+              <w:bottom w:w="100" w:type="dxa"/>
+              <w:left w:w="150" w:type="dxa"/>
+              <w:right w:w="150" w:type="dxa"/>
+            </w:tcMar>
             <w:tcBorders>
-              <w:top w:val="single" w:sz="4" w:color="E2E8F0"/>
-              <w:left w:val="single" w:sz="4" w:color="E2E8F0"/>
+              <w:top w:val="none"/>
               <w:bottom w:val="single" w:sz="4" w:color="E2E8F0"/>
-              <w:right w:val="single" w:sz="4" w:color="E2E8F0"/>
+              <w:left w:val="none"/>
+              <w:right w:val="none"/>
             </w:tcBorders>
           </w:tcPr>
           <w:p>
             <w:pPr>
-              <w:spacing w:before="60" w:after="60"/>
+              <w:spacing w:before="40" w:after="40"/>
+              <w:jc w:val="left"/>
             </w:pPr>
             <w:r>
               <w:rPr>
                 <w:rFonts w:ascii="Segoe UI" w:hAnsi="Segoe UI"/>
+                <w:color w:val="1C1C1E"/>
                 <w:sz w:val="19"/>
               </w:rPr>
               <w:t>Yes</w:t>
@@ -5695,20 +6999,28 @@
           <w:tcPr>
             <w:tcW w:type="dxa" w:w="3024"/>
             <w:shd w:val="clear" w:color="auto" w:fill="F8FAFC"/>
+            <w:tcMar>
+              <w:top w:w="100" w:type="dxa"/>
+              <w:bottom w:w="100" w:type="dxa"/>
+              <w:left w:w="150" w:type="dxa"/>
+              <w:right w:w="150" w:type="dxa"/>
+            </w:tcMar>
             <w:tcBorders>
-              <w:top w:val="single" w:sz="4" w:color="E2E8F0"/>
-              <w:left w:val="single" w:sz="4" w:color="E2E8F0"/>
+              <w:top w:val="none"/>
               <w:bottom w:val="single" w:sz="4" w:color="E2E8F0"/>
-              <w:right w:val="single" w:sz="4" w:color="E2E8F0"/>
+              <w:left w:val="none"/>
+              <w:right w:val="none"/>
             </w:tcBorders>
           </w:tcPr>
           <w:p>
             <w:pPr>
-              <w:spacing w:before="60" w:after="60"/>
+              <w:spacing w:before="40" w:after="40"/>
+              <w:jc w:val="left"/>
             </w:pPr>
             <w:r>
               <w:rPr>
                 <w:rFonts w:ascii="Segoe UI" w:hAnsi="Segoe UI"/>
+                <w:color w:val="1C1C1E"/>
                 <w:sz w:val="19"/>
               </w:rPr>
               <w:t>Team Capacity Hub</w:t>
@@ -5719,20 +7031,28 @@
           <w:tcPr>
             <w:tcW w:type="dxa" w:w="1152"/>
             <w:shd w:val="clear" w:color="auto" w:fill="F8FAFC"/>
+            <w:tcMar>
+              <w:top w:w="100" w:type="dxa"/>
+              <w:bottom w:w="100" w:type="dxa"/>
+              <w:left w:w="150" w:type="dxa"/>
+              <w:right w:w="150" w:type="dxa"/>
+            </w:tcMar>
             <w:tcBorders>
-              <w:top w:val="single" w:sz="4" w:color="E2E8F0"/>
-              <w:left w:val="single" w:sz="4" w:color="E2E8F0"/>
+              <w:top w:val="none"/>
               <w:bottom w:val="single" w:sz="4" w:color="E2E8F0"/>
-              <w:right w:val="single" w:sz="4" w:color="E2E8F0"/>
+              <w:left w:val="none"/>
+              <w:right w:val="none"/>
             </w:tcBorders>
           </w:tcPr>
           <w:p>
             <w:pPr>
-              <w:spacing w:before="60" w:after="60"/>
+              <w:spacing w:before="40" w:after="40"/>
+              <w:jc w:val="left"/>
             </w:pPr>
             <w:r>
               <w:rPr>
                 <w:rFonts w:ascii="Segoe UI" w:hAnsi="Segoe UI"/>
+                <w:color w:val="1C1C1E"/>
                 <w:sz w:val="19"/>
               </w:rPr>
               <w:t>Yes</w:t>
@@ -5743,20 +7063,28 @@
           <w:tcPr>
             <w:tcW w:type="dxa" w:w="1152"/>
             <w:shd w:val="clear" w:color="auto" w:fill="F8FAFC"/>
+            <w:tcMar>
+              <w:top w:w="100" w:type="dxa"/>
+              <w:bottom w:w="100" w:type="dxa"/>
+              <w:left w:w="150" w:type="dxa"/>
+              <w:right w:w="150" w:type="dxa"/>
+            </w:tcMar>
             <w:tcBorders>
-              <w:top w:val="single" w:sz="4" w:color="E2E8F0"/>
-              <w:left w:val="single" w:sz="4" w:color="E2E8F0"/>
+              <w:top w:val="none"/>
               <w:bottom w:val="single" w:sz="4" w:color="E2E8F0"/>
-              <w:right w:val="single" w:sz="4" w:color="E2E8F0"/>
+              <w:left w:val="none"/>
+              <w:right w:val="none"/>
             </w:tcBorders>
           </w:tcPr>
           <w:p>
             <w:pPr>
-              <w:spacing w:before="60" w:after="60"/>
+              <w:spacing w:before="40" w:after="40"/>
+              <w:jc w:val="left"/>
             </w:pPr>
             <w:r>
               <w:rPr>
                 <w:rFonts w:ascii="Segoe UI" w:hAnsi="Segoe UI"/>
+                <w:color w:val="1C1C1E"/>
                 <w:sz w:val="19"/>
               </w:rPr>
               <w:t>Yes</w:t>
@@ -5767,20 +7095,28 @@
           <w:tcPr>
             <w:tcW w:type="dxa" w:w="1008"/>
             <w:shd w:val="clear" w:color="auto" w:fill="F8FAFC"/>
+            <w:tcMar>
+              <w:top w:w="100" w:type="dxa"/>
+              <w:bottom w:w="100" w:type="dxa"/>
+              <w:left w:w="150" w:type="dxa"/>
+              <w:right w:w="150" w:type="dxa"/>
+            </w:tcMar>
             <w:tcBorders>
-              <w:top w:val="single" w:sz="4" w:color="E2E8F0"/>
-              <w:left w:val="single" w:sz="4" w:color="E2E8F0"/>
+              <w:top w:val="none"/>
               <w:bottom w:val="single" w:sz="4" w:color="E2E8F0"/>
-              <w:right w:val="single" w:sz="4" w:color="E2E8F0"/>
+              <w:left w:val="none"/>
+              <w:right w:val="none"/>
             </w:tcBorders>
           </w:tcPr>
           <w:p>
             <w:pPr>
-              <w:spacing w:before="60" w:after="60"/>
+              <w:spacing w:before="40" w:after="40"/>
+              <w:jc w:val="left"/>
             </w:pPr>
             <w:r>
               <w:rPr>
                 <w:rFonts w:ascii="Segoe UI" w:hAnsi="Segoe UI"/>
+                <w:color w:val="1C1C1E"/>
                 <w:sz w:val="19"/>
               </w:rPr>
               <w:t>Yes</w:t>
@@ -5791,20 +7127,28 @@
           <w:tcPr>
             <w:tcW w:type="dxa" w:w="1152"/>
             <w:shd w:val="clear" w:color="auto" w:fill="F8FAFC"/>
+            <w:tcMar>
+              <w:top w:w="100" w:type="dxa"/>
+              <w:bottom w:w="100" w:type="dxa"/>
+              <w:left w:w="150" w:type="dxa"/>
+              <w:right w:w="150" w:type="dxa"/>
+            </w:tcMar>
             <w:tcBorders>
-              <w:top w:val="single" w:sz="4" w:color="E2E8F0"/>
-              <w:left w:val="single" w:sz="4" w:color="E2E8F0"/>
+              <w:top w:val="none"/>
               <w:bottom w:val="single" w:sz="4" w:color="E2E8F0"/>
-              <w:right w:val="single" w:sz="4" w:color="E2E8F0"/>
+              <w:left w:val="none"/>
+              <w:right w:val="none"/>
             </w:tcBorders>
           </w:tcPr>
           <w:p>
             <w:pPr>
-              <w:spacing w:before="60" w:after="60"/>
+              <w:spacing w:before="40" w:after="40"/>
+              <w:jc w:val="left"/>
             </w:pPr>
             <w:r>
               <w:rPr>
                 <w:rFonts w:ascii="Segoe UI" w:hAnsi="Segoe UI"/>
+                <w:color w:val="1C1C1E"/>
                 <w:sz w:val="19"/>
               </w:rPr>
               <w:t>—</w:t>
@@ -5815,20 +7159,28 @@
           <w:tcPr>
             <w:tcW w:type="dxa" w:w="1296"/>
             <w:shd w:val="clear" w:color="auto" w:fill="F8FAFC"/>
+            <w:tcMar>
+              <w:top w:w="100" w:type="dxa"/>
+              <w:bottom w:w="100" w:type="dxa"/>
+              <w:left w:w="150" w:type="dxa"/>
+              <w:right w:w="150" w:type="dxa"/>
+            </w:tcMar>
             <w:tcBorders>
-              <w:top w:val="single" w:sz="4" w:color="E2E8F0"/>
-              <w:left w:val="single" w:sz="4" w:color="E2E8F0"/>
+              <w:top w:val="none"/>
               <w:bottom w:val="single" w:sz="4" w:color="E2E8F0"/>
-              <w:right w:val="single" w:sz="4" w:color="E2E8F0"/>
+              <w:left w:val="none"/>
+              <w:right w:val="none"/>
             </w:tcBorders>
           </w:tcPr>
           <w:p>
             <w:pPr>
-              <w:spacing w:before="60" w:after="60"/>
+              <w:spacing w:before="40" w:after="40"/>
+              <w:jc w:val="left"/>
             </w:pPr>
             <w:r>
               <w:rPr>
                 <w:rFonts w:ascii="Segoe UI" w:hAnsi="Segoe UI"/>
+                <w:color w:val="1C1C1E"/>
                 <w:sz w:val="19"/>
               </w:rPr>
               <w:t>Yes</w:t>
@@ -5839,20 +7191,28 @@
           <w:tcPr>
             <w:tcW w:type="dxa" w:w="1296"/>
             <w:shd w:val="clear" w:color="auto" w:fill="F8FAFC"/>
+            <w:tcMar>
+              <w:top w:w="100" w:type="dxa"/>
+              <w:bottom w:w="100" w:type="dxa"/>
+              <w:left w:w="150" w:type="dxa"/>
+              <w:right w:w="150" w:type="dxa"/>
+            </w:tcMar>
             <w:tcBorders>
-              <w:top w:val="single" w:sz="4" w:color="E2E8F0"/>
-              <w:left w:val="single" w:sz="4" w:color="E2E8F0"/>
+              <w:top w:val="none"/>
               <w:bottom w:val="single" w:sz="4" w:color="E2E8F0"/>
-              <w:right w:val="single" w:sz="4" w:color="E2E8F0"/>
+              <w:left w:val="none"/>
+              <w:right w:val="none"/>
             </w:tcBorders>
           </w:tcPr>
           <w:p>
             <w:pPr>
-              <w:spacing w:before="60" w:after="60"/>
+              <w:spacing w:before="40" w:after="40"/>
+              <w:jc w:val="left"/>
             </w:pPr>
             <w:r>
               <w:rPr>
                 <w:rFonts w:ascii="Segoe UI" w:hAnsi="Segoe UI"/>
+                <w:color w:val="1C1C1E"/>
                 <w:sz w:val="19"/>
               </w:rPr>
               <w:t>—</w:t>
@@ -5865,20 +7225,28 @@
           <w:tcPr>
             <w:tcW w:type="dxa" w:w="3024"/>
             <w:shd w:val="clear" w:color="auto" w:fill="FFFFFF"/>
+            <w:tcMar>
+              <w:top w:w="100" w:type="dxa"/>
+              <w:bottom w:w="100" w:type="dxa"/>
+              <w:left w:w="150" w:type="dxa"/>
+              <w:right w:w="150" w:type="dxa"/>
+            </w:tcMar>
             <w:tcBorders>
-              <w:top w:val="single" w:sz="4" w:color="E2E8F0"/>
-              <w:left w:val="single" w:sz="4" w:color="E2E8F0"/>
+              <w:top w:val="none"/>
               <w:bottom w:val="single" w:sz="4" w:color="E2E8F0"/>
-              <w:right w:val="single" w:sz="4" w:color="E2E8F0"/>
+              <w:left w:val="none"/>
+              <w:right w:val="none"/>
             </w:tcBorders>
           </w:tcPr>
           <w:p>
             <w:pPr>
-              <w:spacing w:before="60" w:after="60"/>
+              <w:spacing w:before="40" w:after="40"/>
+              <w:jc w:val="left"/>
             </w:pPr>
             <w:r>
               <w:rPr>
                 <w:rFonts w:ascii="Segoe UI" w:hAnsi="Segoe UI"/>
+                <w:color w:val="1C1C1E"/>
                 <w:sz w:val="19"/>
               </w:rPr>
               <w:t>Defect Tracker</w:t>
@@ -5889,20 +7257,28 @@
           <w:tcPr>
             <w:tcW w:type="dxa" w:w="1152"/>
             <w:shd w:val="clear" w:color="auto" w:fill="FFFFFF"/>
+            <w:tcMar>
+              <w:top w:w="100" w:type="dxa"/>
+              <w:bottom w:w="100" w:type="dxa"/>
+              <w:left w:w="150" w:type="dxa"/>
+              <w:right w:w="150" w:type="dxa"/>
+            </w:tcMar>
             <w:tcBorders>
-              <w:top w:val="single" w:sz="4" w:color="E2E8F0"/>
-              <w:left w:val="single" w:sz="4" w:color="E2E8F0"/>
+              <w:top w:val="none"/>
               <w:bottom w:val="single" w:sz="4" w:color="E2E8F0"/>
-              <w:right w:val="single" w:sz="4" w:color="E2E8F0"/>
+              <w:left w:val="none"/>
+              <w:right w:val="none"/>
             </w:tcBorders>
           </w:tcPr>
           <w:p>
             <w:pPr>
-              <w:spacing w:before="60" w:after="60"/>
+              <w:spacing w:before="40" w:after="40"/>
+              <w:jc w:val="left"/>
             </w:pPr>
             <w:r>
               <w:rPr>
                 <w:rFonts w:ascii="Segoe UI" w:hAnsi="Segoe UI"/>
+                <w:color w:val="1C1C1E"/>
                 <w:sz w:val="19"/>
               </w:rPr>
               <w:t>Yes</w:t>
@@ -5913,20 +7289,28 @@
           <w:tcPr>
             <w:tcW w:type="dxa" w:w="1152"/>
             <w:shd w:val="clear" w:color="auto" w:fill="FFFFFF"/>
+            <w:tcMar>
+              <w:top w:w="100" w:type="dxa"/>
+              <w:bottom w:w="100" w:type="dxa"/>
+              <w:left w:w="150" w:type="dxa"/>
+              <w:right w:w="150" w:type="dxa"/>
+            </w:tcMar>
             <w:tcBorders>
-              <w:top w:val="single" w:sz="4" w:color="E2E8F0"/>
-              <w:left w:val="single" w:sz="4" w:color="E2E8F0"/>
+              <w:top w:val="none"/>
               <w:bottom w:val="single" w:sz="4" w:color="E2E8F0"/>
-              <w:right w:val="single" w:sz="4" w:color="E2E8F0"/>
+              <w:left w:val="none"/>
+              <w:right w:val="none"/>
             </w:tcBorders>
           </w:tcPr>
           <w:p>
             <w:pPr>
-              <w:spacing w:before="60" w:after="60"/>
+              <w:spacing w:before="40" w:after="40"/>
+              <w:jc w:val="left"/>
             </w:pPr>
             <w:r>
               <w:rPr>
                 <w:rFonts w:ascii="Segoe UI" w:hAnsi="Segoe UI"/>
+                <w:color w:val="1C1C1E"/>
                 <w:sz w:val="19"/>
               </w:rPr>
               <w:t>Yes</w:t>
@@ -5937,20 +7321,28 @@
           <w:tcPr>
             <w:tcW w:type="dxa" w:w="1008"/>
             <w:shd w:val="clear" w:color="auto" w:fill="FFFFFF"/>
+            <w:tcMar>
+              <w:top w:w="100" w:type="dxa"/>
+              <w:bottom w:w="100" w:type="dxa"/>
+              <w:left w:w="150" w:type="dxa"/>
+              <w:right w:w="150" w:type="dxa"/>
+            </w:tcMar>
             <w:tcBorders>
-              <w:top w:val="single" w:sz="4" w:color="E2E8F0"/>
-              <w:left w:val="single" w:sz="4" w:color="E2E8F0"/>
+              <w:top w:val="none"/>
               <w:bottom w:val="single" w:sz="4" w:color="E2E8F0"/>
-              <w:right w:val="single" w:sz="4" w:color="E2E8F0"/>
+              <w:left w:val="none"/>
+              <w:right w:val="none"/>
             </w:tcBorders>
           </w:tcPr>
           <w:p>
             <w:pPr>
-              <w:spacing w:before="60" w:after="60"/>
+              <w:spacing w:before="40" w:after="40"/>
+              <w:jc w:val="left"/>
             </w:pPr>
             <w:r>
               <w:rPr>
                 <w:rFonts w:ascii="Segoe UI" w:hAnsi="Segoe UI"/>
+                <w:color w:val="1C1C1E"/>
                 <w:sz w:val="19"/>
               </w:rPr>
               <w:t>Yes</w:t>
@@ -5961,20 +7353,28 @@
           <w:tcPr>
             <w:tcW w:type="dxa" w:w="1152"/>
             <w:shd w:val="clear" w:color="auto" w:fill="FFFFFF"/>
+            <w:tcMar>
+              <w:top w:w="100" w:type="dxa"/>
+              <w:bottom w:w="100" w:type="dxa"/>
+              <w:left w:w="150" w:type="dxa"/>
+              <w:right w:w="150" w:type="dxa"/>
+            </w:tcMar>
             <w:tcBorders>
-              <w:top w:val="single" w:sz="4" w:color="E2E8F0"/>
-              <w:left w:val="single" w:sz="4" w:color="E2E8F0"/>
+              <w:top w:val="none"/>
               <w:bottom w:val="single" w:sz="4" w:color="E2E8F0"/>
-              <w:right w:val="single" w:sz="4" w:color="E2E8F0"/>
+              <w:left w:val="none"/>
+              <w:right w:val="none"/>
             </w:tcBorders>
           </w:tcPr>
           <w:p>
             <w:pPr>
-              <w:spacing w:before="60" w:after="60"/>
+              <w:spacing w:before="40" w:after="40"/>
+              <w:jc w:val="left"/>
             </w:pPr>
             <w:r>
               <w:rPr>
                 <w:rFonts w:ascii="Segoe UI" w:hAnsi="Segoe UI"/>
+                <w:color w:val="1C1C1E"/>
                 <w:sz w:val="19"/>
               </w:rPr>
               <w:t>—</w:t>
@@ -5985,20 +7385,28 @@
           <w:tcPr>
             <w:tcW w:type="dxa" w:w="1296"/>
             <w:shd w:val="clear" w:color="auto" w:fill="FFFFFF"/>
+            <w:tcMar>
+              <w:top w:w="100" w:type="dxa"/>
+              <w:bottom w:w="100" w:type="dxa"/>
+              <w:left w:w="150" w:type="dxa"/>
+              <w:right w:w="150" w:type="dxa"/>
+            </w:tcMar>
             <w:tcBorders>
-              <w:top w:val="single" w:sz="4" w:color="E2E8F0"/>
-              <w:left w:val="single" w:sz="4" w:color="E2E8F0"/>
+              <w:top w:val="none"/>
               <w:bottom w:val="single" w:sz="4" w:color="E2E8F0"/>
-              <w:right w:val="single" w:sz="4" w:color="E2E8F0"/>
+              <w:left w:val="none"/>
+              <w:right w:val="none"/>
             </w:tcBorders>
           </w:tcPr>
           <w:p>
             <w:pPr>
-              <w:spacing w:before="60" w:after="60"/>
+              <w:spacing w:before="40" w:after="40"/>
+              <w:jc w:val="left"/>
             </w:pPr>
             <w:r>
               <w:rPr>
                 <w:rFonts w:ascii="Segoe UI" w:hAnsi="Segoe UI"/>
+                <w:color w:val="1C1C1E"/>
                 <w:sz w:val="19"/>
               </w:rPr>
               <w:t>—</w:t>
@@ -6009,20 +7417,28 @@
           <w:tcPr>
             <w:tcW w:type="dxa" w:w="1296"/>
             <w:shd w:val="clear" w:color="auto" w:fill="FFFFFF"/>
+            <w:tcMar>
+              <w:top w:w="100" w:type="dxa"/>
+              <w:bottom w:w="100" w:type="dxa"/>
+              <w:left w:w="150" w:type="dxa"/>
+              <w:right w:w="150" w:type="dxa"/>
+            </w:tcMar>
             <w:tcBorders>
-              <w:top w:val="single" w:sz="4" w:color="E2E8F0"/>
-              <w:left w:val="single" w:sz="4" w:color="E2E8F0"/>
+              <w:top w:val="none"/>
               <w:bottom w:val="single" w:sz="4" w:color="E2E8F0"/>
-              <w:right w:val="single" w:sz="4" w:color="E2E8F0"/>
+              <w:left w:val="none"/>
+              <w:right w:val="none"/>
             </w:tcBorders>
           </w:tcPr>
           <w:p>
             <w:pPr>
-              <w:spacing w:before="60" w:after="60"/>
+              <w:spacing w:before="40" w:after="40"/>
+              <w:jc w:val="left"/>
             </w:pPr>
             <w:r>
               <w:rPr>
                 <w:rFonts w:ascii="Segoe UI" w:hAnsi="Segoe UI"/>
+                <w:color w:val="1C1C1E"/>
                 <w:sz w:val="19"/>
               </w:rPr>
               <w:t>Yes</w:t>
@@ -6035,20 +7451,28 @@
           <w:tcPr>
             <w:tcW w:type="dxa" w:w="3024"/>
             <w:shd w:val="clear" w:color="auto" w:fill="F8FAFC"/>
+            <w:tcMar>
+              <w:top w:w="100" w:type="dxa"/>
+              <w:bottom w:w="100" w:type="dxa"/>
+              <w:left w:w="150" w:type="dxa"/>
+              <w:right w:w="150" w:type="dxa"/>
+            </w:tcMar>
             <w:tcBorders>
-              <w:top w:val="single" w:sz="4" w:color="E2E8F0"/>
-              <w:left w:val="single" w:sz="4" w:color="E2E8F0"/>
+              <w:top w:val="none"/>
               <w:bottom w:val="single" w:sz="4" w:color="E2E8F0"/>
-              <w:right w:val="single" w:sz="4" w:color="E2E8F0"/>
+              <w:left w:val="none"/>
+              <w:right w:val="none"/>
             </w:tcBorders>
           </w:tcPr>
           <w:p>
             <w:pPr>
-              <w:spacing w:before="60" w:after="60"/>
+              <w:spacing w:before="40" w:after="40"/>
+              <w:jc w:val="left"/>
             </w:pPr>
             <w:r>
               <w:rPr>
                 <w:rFonts w:ascii="Segoe UI" w:hAnsi="Segoe UI"/>
+                <w:color w:val="1C1C1E"/>
                 <w:sz w:val="19"/>
               </w:rPr>
               <w:t>Reports &amp; Board Packs</w:t>
@@ -6059,20 +7483,28 @@
           <w:tcPr>
             <w:tcW w:type="dxa" w:w="1152"/>
             <w:shd w:val="clear" w:color="auto" w:fill="F8FAFC"/>
+            <w:tcMar>
+              <w:top w:w="100" w:type="dxa"/>
+              <w:bottom w:w="100" w:type="dxa"/>
+              <w:left w:w="150" w:type="dxa"/>
+              <w:right w:w="150" w:type="dxa"/>
+            </w:tcMar>
             <w:tcBorders>
-              <w:top w:val="single" w:sz="4" w:color="E2E8F0"/>
-              <w:left w:val="single" w:sz="4" w:color="E2E8F0"/>
+              <w:top w:val="none"/>
               <w:bottom w:val="single" w:sz="4" w:color="E2E8F0"/>
-              <w:right w:val="single" w:sz="4" w:color="E2E8F0"/>
+              <w:left w:val="none"/>
+              <w:right w:val="none"/>
             </w:tcBorders>
           </w:tcPr>
           <w:p>
             <w:pPr>
-              <w:spacing w:before="60" w:after="60"/>
+              <w:spacing w:before="40" w:after="40"/>
+              <w:jc w:val="left"/>
             </w:pPr>
             <w:r>
               <w:rPr>
                 <w:rFonts w:ascii="Segoe UI" w:hAnsi="Segoe UI"/>
+                <w:color w:val="1C1C1E"/>
                 <w:sz w:val="19"/>
               </w:rPr>
               <w:t>Yes</w:t>
@@ -6083,20 +7515,28 @@
           <w:tcPr>
             <w:tcW w:type="dxa" w:w="1152"/>
             <w:shd w:val="clear" w:color="auto" w:fill="F8FAFC"/>
+            <w:tcMar>
+              <w:top w:w="100" w:type="dxa"/>
+              <w:bottom w:w="100" w:type="dxa"/>
+              <w:left w:w="150" w:type="dxa"/>
+              <w:right w:w="150" w:type="dxa"/>
+            </w:tcMar>
             <w:tcBorders>
-              <w:top w:val="single" w:sz="4" w:color="E2E8F0"/>
-              <w:left w:val="single" w:sz="4" w:color="E2E8F0"/>
+              <w:top w:val="none"/>
               <w:bottom w:val="single" w:sz="4" w:color="E2E8F0"/>
-              <w:right w:val="single" w:sz="4" w:color="E2E8F0"/>
+              <w:left w:val="none"/>
+              <w:right w:val="none"/>
             </w:tcBorders>
           </w:tcPr>
           <w:p>
             <w:pPr>
-              <w:spacing w:before="60" w:after="60"/>
+              <w:spacing w:before="40" w:after="40"/>
+              <w:jc w:val="left"/>
             </w:pPr>
             <w:r>
               <w:rPr>
                 <w:rFonts w:ascii="Segoe UI" w:hAnsi="Segoe UI"/>
+                <w:color w:val="1C1C1E"/>
                 <w:sz w:val="19"/>
               </w:rPr>
               <w:t>—</w:t>
@@ -6107,20 +7547,28 @@
           <w:tcPr>
             <w:tcW w:type="dxa" w:w="1008"/>
             <w:shd w:val="clear" w:color="auto" w:fill="F8FAFC"/>
+            <w:tcMar>
+              <w:top w:w="100" w:type="dxa"/>
+              <w:bottom w:w="100" w:type="dxa"/>
+              <w:left w:w="150" w:type="dxa"/>
+              <w:right w:w="150" w:type="dxa"/>
+            </w:tcMar>
             <w:tcBorders>
-              <w:top w:val="single" w:sz="4" w:color="E2E8F0"/>
-              <w:left w:val="single" w:sz="4" w:color="E2E8F0"/>
+              <w:top w:val="none"/>
               <w:bottom w:val="single" w:sz="4" w:color="E2E8F0"/>
-              <w:right w:val="single" w:sz="4" w:color="E2E8F0"/>
+              <w:left w:val="none"/>
+              <w:right w:val="none"/>
             </w:tcBorders>
           </w:tcPr>
           <w:p>
             <w:pPr>
-              <w:spacing w:before="60" w:after="60"/>
+              <w:spacing w:before="40" w:after="40"/>
+              <w:jc w:val="left"/>
             </w:pPr>
             <w:r>
               <w:rPr>
                 <w:rFonts w:ascii="Segoe UI" w:hAnsi="Segoe UI"/>
+                <w:color w:val="1C1C1E"/>
                 <w:sz w:val="19"/>
               </w:rPr>
               <w:t>Yes</w:t>
@@ -6131,20 +7579,28 @@
           <w:tcPr>
             <w:tcW w:type="dxa" w:w="1152"/>
             <w:shd w:val="clear" w:color="auto" w:fill="F8FAFC"/>
+            <w:tcMar>
+              <w:top w:w="100" w:type="dxa"/>
+              <w:bottom w:w="100" w:type="dxa"/>
+              <w:left w:w="150" w:type="dxa"/>
+              <w:right w:w="150" w:type="dxa"/>
+            </w:tcMar>
             <w:tcBorders>
-              <w:top w:val="single" w:sz="4" w:color="E2E8F0"/>
-              <w:left w:val="single" w:sz="4" w:color="E2E8F0"/>
+              <w:top w:val="none"/>
               <w:bottom w:val="single" w:sz="4" w:color="E2E8F0"/>
-              <w:right w:val="single" w:sz="4" w:color="E2E8F0"/>
+              <w:left w:val="none"/>
+              <w:right w:val="none"/>
             </w:tcBorders>
           </w:tcPr>
           <w:p>
             <w:pPr>
-              <w:spacing w:before="60" w:after="60"/>
+              <w:spacing w:before="40" w:after="40"/>
+              <w:jc w:val="left"/>
             </w:pPr>
             <w:r>
               <w:rPr>
                 <w:rFonts w:ascii="Segoe UI" w:hAnsi="Segoe UI"/>
+                <w:color w:val="1C1C1E"/>
                 <w:sz w:val="19"/>
               </w:rPr>
               <w:t>Yes</w:t>
@@ -6155,20 +7611,28 @@
           <w:tcPr>
             <w:tcW w:type="dxa" w:w="1296"/>
             <w:shd w:val="clear" w:color="auto" w:fill="F8FAFC"/>
+            <w:tcMar>
+              <w:top w:w="100" w:type="dxa"/>
+              <w:bottom w:w="100" w:type="dxa"/>
+              <w:left w:w="150" w:type="dxa"/>
+              <w:right w:w="150" w:type="dxa"/>
+            </w:tcMar>
             <w:tcBorders>
-              <w:top w:val="single" w:sz="4" w:color="E2E8F0"/>
-              <w:left w:val="single" w:sz="4" w:color="E2E8F0"/>
+              <w:top w:val="none"/>
               <w:bottom w:val="single" w:sz="4" w:color="E2E8F0"/>
-              <w:right w:val="single" w:sz="4" w:color="E2E8F0"/>
+              <w:left w:val="none"/>
+              <w:right w:val="none"/>
             </w:tcBorders>
           </w:tcPr>
           <w:p>
             <w:pPr>
-              <w:spacing w:before="60" w:after="60"/>
+              <w:spacing w:before="40" w:after="40"/>
+              <w:jc w:val="left"/>
             </w:pPr>
             <w:r>
               <w:rPr>
                 <w:rFonts w:ascii="Segoe UI" w:hAnsi="Segoe UI"/>
+                <w:color w:val="1C1C1E"/>
                 <w:sz w:val="19"/>
               </w:rPr>
               <w:t>—</w:t>
@@ -6179,20 +7643,28 @@
           <w:tcPr>
             <w:tcW w:type="dxa" w:w="1296"/>
             <w:shd w:val="clear" w:color="auto" w:fill="F8FAFC"/>
+            <w:tcMar>
+              <w:top w:w="100" w:type="dxa"/>
+              <w:bottom w:w="100" w:type="dxa"/>
+              <w:left w:w="150" w:type="dxa"/>
+              <w:right w:w="150" w:type="dxa"/>
+            </w:tcMar>
             <w:tcBorders>
-              <w:top w:val="single" w:sz="4" w:color="E2E8F0"/>
-              <w:left w:val="single" w:sz="4" w:color="E2E8F0"/>
+              <w:top w:val="none"/>
               <w:bottom w:val="single" w:sz="4" w:color="E2E8F0"/>
-              <w:right w:val="single" w:sz="4" w:color="E2E8F0"/>
+              <w:left w:val="none"/>
+              <w:right w:val="none"/>
             </w:tcBorders>
           </w:tcPr>
           <w:p>
             <w:pPr>
-              <w:spacing w:before="60" w:after="60"/>
+              <w:spacing w:before="40" w:after="40"/>
+              <w:jc w:val="left"/>
             </w:pPr>
             <w:r>
               <w:rPr>
                 <w:rFonts w:ascii="Segoe UI" w:hAnsi="Segoe UI"/>
+                <w:color w:val="1C1C1E"/>
                 <w:sz w:val="19"/>
               </w:rPr>
               <w:t>—</w:t>
@@ -6205,20 +7677,28 @@
           <w:tcPr>
             <w:tcW w:type="dxa" w:w="3024"/>
             <w:shd w:val="clear" w:color="auto" w:fill="FFFFFF"/>
+            <w:tcMar>
+              <w:top w:w="100" w:type="dxa"/>
+              <w:bottom w:w="100" w:type="dxa"/>
+              <w:left w:w="150" w:type="dxa"/>
+              <w:right w:w="150" w:type="dxa"/>
+            </w:tcMar>
             <w:tcBorders>
-              <w:top w:val="single" w:sz="4" w:color="E2E8F0"/>
-              <w:left w:val="single" w:sz="4" w:color="E2E8F0"/>
+              <w:top w:val="none"/>
               <w:bottom w:val="single" w:sz="4" w:color="E2E8F0"/>
-              <w:right w:val="single" w:sz="4" w:color="E2E8F0"/>
+              <w:left w:val="none"/>
+              <w:right w:val="none"/>
             </w:tcBorders>
           </w:tcPr>
           <w:p>
             <w:pPr>
-              <w:spacing w:before="60" w:after="60"/>
+              <w:spacing w:before="40" w:after="40"/>
+              <w:jc w:val="left"/>
             </w:pPr>
             <w:r>
               <w:rPr>
                 <w:rFonts w:ascii="Segoe UI" w:hAnsi="Segoe UI"/>
+                <w:color w:val="1C1C1E"/>
                 <w:sz w:val="19"/>
               </w:rPr>
               <w:t>Audit Log</w:t>
@@ -6229,20 +7709,28 @@
           <w:tcPr>
             <w:tcW w:type="dxa" w:w="1152"/>
             <w:shd w:val="clear" w:color="auto" w:fill="FFFFFF"/>
+            <w:tcMar>
+              <w:top w:w="100" w:type="dxa"/>
+              <w:bottom w:w="100" w:type="dxa"/>
+              <w:left w:w="150" w:type="dxa"/>
+              <w:right w:w="150" w:type="dxa"/>
+            </w:tcMar>
             <w:tcBorders>
-              <w:top w:val="single" w:sz="4" w:color="E2E8F0"/>
-              <w:left w:val="single" w:sz="4" w:color="E2E8F0"/>
+              <w:top w:val="none"/>
               <w:bottom w:val="single" w:sz="4" w:color="E2E8F0"/>
-              <w:right w:val="single" w:sz="4" w:color="E2E8F0"/>
+              <w:left w:val="none"/>
+              <w:right w:val="none"/>
             </w:tcBorders>
           </w:tcPr>
           <w:p>
             <w:pPr>
-              <w:spacing w:before="60" w:after="60"/>
+              <w:spacing w:before="40" w:after="40"/>
+              <w:jc w:val="left"/>
             </w:pPr>
             <w:r>
               <w:rPr>
                 <w:rFonts w:ascii="Segoe UI" w:hAnsi="Segoe UI"/>
+                <w:color w:val="1C1C1E"/>
                 <w:sz w:val="19"/>
               </w:rPr>
               <w:t>Yes</w:t>
@@ -6253,20 +7741,28 @@
           <w:tcPr>
             <w:tcW w:type="dxa" w:w="1152"/>
             <w:shd w:val="clear" w:color="auto" w:fill="FFFFFF"/>
+            <w:tcMar>
+              <w:top w:w="100" w:type="dxa"/>
+              <w:bottom w:w="100" w:type="dxa"/>
+              <w:left w:w="150" w:type="dxa"/>
+              <w:right w:w="150" w:type="dxa"/>
+            </w:tcMar>
             <w:tcBorders>
-              <w:top w:val="single" w:sz="4" w:color="E2E8F0"/>
-              <w:left w:val="single" w:sz="4" w:color="E2E8F0"/>
+              <w:top w:val="none"/>
               <w:bottom w:val="single" w:sz="4" w:color="E2E8F0"/>
-              <w:right w:val="single" w:sz="4" w:color="E2E8F0"/>
+              <w:left w:val="none"/>
+              <w:right w:val="none"/>
             </w:tcBorders>
           </w:tcPr>
           <w:p>
             <w:pPr>
-              <w:spacing w:before="60" w:after="60"/>
+              <w:spacing w:before="40" w:after="40"/>
+              <w:jc w:val="left"/>
             </w:pPr>
             <w:r>
               <w:rPr>
                 <w:rFonts w:ascii="Segoe UI" w:hAnsi="Segoe UI"/>
+                <w:color w:val="1C1C1E"/>
                 <w:sz w:val="19"/>
               </w:rPr>
               <w:t>—</w:t>
@@ -6277,20 +7773,28 @@
           <w:tcPr>
             <w:tcW w:type="dxa" w:w="1008"/>
             <w:shd w:val="clear" w:color="auto" w:fill="FFFFFF"/>
+            <w:tcMar>
+              <w:top w:w="100" w:type="dxa"/>
+              <w:bottom w:w="100" w:type="dxa"/>
+              <w:left w:w="150" w:type="dxa"/>
+              <w:right w:w="150" w:type="dxa"/>
+            </w:tcMar>
             <w:tcBorders>
-              <w:top w:val="single" w:sz="4" w:color="E2E8F0"/>
-              <w:left w:val="single" w:sz="4" w:color="E2E8F0"/>
+              <w:top w:val="none"/>
               <w:bottom w:val="single" w:sz="4" w:color="E2E8F0"/>
-              <w:right w:val="single" w:sz="4" w:color="E2E8F0"/>
+              <w:left w:val="none"/>
+              <w:right w:val="none"/>
             </w:tcBorders>
           </w:tcPr>
           <w:p>
             <w:pPr>
-              <w:spacing w:before="60" w:after="60"/>
+              <w:spacing w:before="40" w:after="40"/>
+              <w:jc w:val="left"/>
             </w:pPr>
             <w:r>
               <w:rPr>
                 <w:rFonts w:ascii="Segoe UI" w:hAnsi="Segoe UI"/>
+                <w:color w:val="1C1C1E"/>
                 <w:sz w:val="19"/>
               </w:rPr>
               <w:t>Yes</w:t>
@@ -6301,20 +7805,28 @@
           <w:tcPr>
             <w:tcW w:type="dxa" w:w="1152"/>
             <w:shd w:val="clear" w:color="auto" w:fill="FFFFFF"/>
+            <w:tcMar>
+              <w:top w:w="100" w:type="dxa"/>
+              <w:bottom w:w="100" w:type="dxa"/>
+              <w:left w:w="150" w:type="dxa"/>
+              <w:right w:w="150" w:type="dxa"/>
+            </w:tcMar>
             <w:tcBorders>
-              <w:top w:val="single" w:sz="4" w:color="E2E8F0"/>
-              <w:left w:val="single" w:sz="4" w:color="E2E8F0"/>
+              <w:top w:val="none"/>
               <w:bottom w:val="single" w:sz="4" w:color="E2E8F0"/>
-              <w:right w:val="single" w:sz="4" w:color="E2E8F0"/>
+              <w:left w:val="none"/>
+              <w:right w:val="none"/>
             </w:tcBorders>
           </w:tcPr>
           <w:p>
             <w:pPr>
-              <w:spacing w:before="60" w:after="60"/>
+              <w:spacing w:before="40" w:after="40"/>
+              <w:jc w:val="left"/>
             </w:pPr>
             <w:r>
               <w:rPr>
                 <w:rFonts w:ascii="Segoe UI" w:hAnsi="Segoe UI"/>
+                <w:color w:val="1C1C1E"/>
                 <w:sz w:val="19"/>
               </w:rPr>
               <w:t>—</w:t>
@@ -6325,20 +7837,28 @@
           <w:tcPr>
             <w:tcW w:type="dxa" w:w="1296"/>
             <w:shd w:val="clear" w:color="auto" w:fill="FFFFFF"/>
+            <w:tcMar>
+              <w:top w:w="100" w:type="dxa"/>
+              <w:bottom w:w="100" w:type="dxa"/>
+              <w:left w:w="150" w:type="dxa"/>
+              <w:right w:w="150" w:type="dxa"/>
+            </w:tcMar>
             <w:tcBorders>
-              <w:top w:val="single" w:sz="4" w:color="E2E8F0"/>
-              <w:left w:val="single" w:sz="4" w:color="E2E8F0"/>
+              <w:top w:val="none"/>
               <w:bottom w:val="single" w:sz="4" w:color="E2E8F0"/>
-              <w:right w:val="single" w:sz="4" w:color="E2E8F0"/>
+              <w:left w:val="none"/>
+              <w:right w:val="none"/>
             </w:tcBorders>
           </w:tcPr>
           <w:p>
             <w:pPr>
-              <w:spacing w:before="60" w:after="60"/>
+              <w:spacing w:before="40" w:after="40"/>
+              <w:jc w:val="left"/>
             </w:pPr>
             <w:r>
               <w:rPr>
                 <w:rFonts w:ascii="Segoe UI" w:hAnsi="Segoe UI"/>
+                <w:color w:val="1C1C1E"/>
                 <w:sz w:val="19"/>
               </w:rPr>
               <w:t>—</w:t>
@@ -6349,20 +7869,28 @@
           <w:tcPr>
             <w:tcW w:type="dxa" w:w="1296"/>
             <w:shd w:val="clear" w:color="auto" w:fill="FFFFFF"/>
+            <w:tcMar>
+              <w:top w:w="100" w:type="dxa"/>
+              <w:bottom w:w="100" w:type="dxa"/>
+              <w:left w:w="150" w:type="dxa"/>
+              <w:right w:w="150" w:type="dxa"/>
+            </w:tcMar>
             <w:tcBorders>
-              <w:top w:val="single" w:sz="4" w:color="E2E8F0"/>
-              <w:left w:val="single" w:sz="4" w:color="E2E8F0"/>
+              <w:top w:val="none"/>
               <w:bottom w:val="single" w:sz="4" w:color="E2E8F0"/>
-              <w:right w:val="single" w:sz="4" w:color="E2E8F0"/>
+              <w:left w:val="none"/>
+              <w:right w:val="none"/>
             </w:tcBorders>
           </w:tcPr>
           <w:p>
             <w:pPr>
-              <w:spacing w:before="60" w:after="60"/>
+              <w:spacing w:before="40" w:after="40"/>
+              <w:jc w:val="left"/>
             </w:pPr>
             <w:r>
               <w:rPr>
                 <w:rFonts w:ascii="Segoe UI" w:hAnsi="Segoe UI"/>
+                <w:color w:val="1C1C1E"/>
                 <w:sz w:val="19"/>
               </w:rPr>
               <w:t>Yes</w:t>
@@ -6375,20 +7903,28 @@
           <w:tcPr>
             <w:tcW w:type="dxa" w:w="3024"/>
             <w:shd w:val="clear" w:color="auto" w:fill="F8FAFC"/>
+            <w:tcMar>
+              <w:top w:w="100" w:type="dxa"/>
+              <w:bottom w:w="100" w:type="dxa"/>
+              <w:left w:w="150" w:type="dxa"/>
+              <w:right w:w="150" w:type="dxa"/>
+            </w:tcMar>
             <w:tcBorders>
-              <w:top w:val="single" w:sz="4" w:color="E2E8F0"/>
-              <w:left w:val="single" w:sz="4" w:color="E2E8F0"/>
+              <w:top w:val="none"/>
               <w:bottom w:val="single" w:sz="4" w:color="E2E8F0"/>
-              <w:right w:val="single" w:sz="4" w:color="E2E8F0"/>
+              <w:left w:val="none"/>
+              <w:right w:val="none"/>
             </w:tcBorders>
           </w:tcPr>
           <w:p>
             <w:pPr>
-              <w:spacing w:before="60" w:after="60"/>
+              <w:spacing w:before="40" w:after="40"/>
+              <w:jc w:val="left"/>
             </w:pPr>
             <w:r>
               <w:rPr>
                 <w:rFonts w:ascii="Segoe UI" w:hAnsi="Segoe UI"/>
+                <w:color w:val="1C1C1E"/>
                 <w:sz w:val="19"/>
               </w:rPr>
               <w:t>Schedule Baselines</w:t>
@@ -6399,20 +7935,28 @@
           <w:tcPr>
             <w:tcW w:type="dxa" w:w="1152"/>
             <w:shd w:val="clear" w:color="auto" w:fill="F8FAFC"/>
+            <w:tcMar>
+              <w:top w:w="100" w:type="dxa"/>
+              <w:bottom w:w="100" w:type="dxa"/>
+              <w:left w:w="150" w:type="dxa"/>
+              <w:right w:w="150" w:type="dxa"/>
+            </w:tcMar>
             <w:tcBorders>
-              <w:top w:val="single" w:sz="4" w:color="E2E8F0"/>
-              <w:left w:val="single" w:sz="4" w:color="E2E8F0"/>
+              <w:top w:val="none"/>
               <w:bottom w:val="single" w:sz="4" w:color="E2E8F0"/>
-              <w:right w:val="single" w:sz="4" w:color="E2E8F0"/>
+              <w:left w:val="none"/>
+              <w:right w:val="none"/>
             </w:tcBorders>
           </w:tcPr>
           <w:p>
             <w:pPr>
-              <w:spacing w:before="60" w:after="60"/>
+              <w:spacing w:before="40" w:after="40"/>
+              <w:jc w:val="left"/>
             </w:pPr>
             <w:r>
               <w:rPr>
                 <w:rFonts w:ascii="Segoe UI" w:hAnsi="Segoe UI"/>
+                <w:color w:val="1C1C1E"/>
                 <w:sz w:val="19"/>
               </w:rPr>
               <w:t>Yes</w:t>
@@ -6423,20 +7967,28 @@
           <w:tcPr>
             <w:tcW w:type="dxa" w:w="1152"/>
             <w:shd w:val="clear" w:color="auto" w:fill="F8FAFC"/>
+            <w:tcMar>
+              <w:top w:w="100" w:type="dxa"/>
+              <w:bottom w:w="100" w:type="dxa"/>
+              <w:left w:w="150" w:type="dxa"/>
+              <w:right w:w="150" w:type="dxa"/>
+            </w:tcMar>
             <w:tcBorders>
-              <w:top w:val="single" w:sz="4" w:color="E2E8F0"/>
-              <w:left w:val="single" w:sz="4" w:color="E2E8F0"/>
+              <w:top w:val="none"/>
               <w:bottom w:val="single" w:sz="4" w:color="E2E8F0"/>
-              <w:right w:val="single" w:sz="4" w:color="E2E8F0"/>
+              <w:left w:val="none"/>
+              <w:right w:val="none"/>
             </w:tcBorders>
           </w:tcPr>
           <w:p>
             <w:pPr>
-              <w:spacing w:before="60" w:after="60"/>
+              <w:spacing w:before="40" w:after="40"/>
+              <w:jc w:val="left"/>
             </w:pPr>
             <w:r>
               <w:rPr>
                 <w:rFonts w:ascii="Segoe UI" w:hAnsi="Segoe UI"/>
+                <w:color w:val="1C1C1E"/>
                 <w:sz w:val="19"/>
               </w:rPr>
               <w:t>—</w:t>
@@ -6447,20 +7999,28 @@
           <w:tcPr>
             <w:tcW w:type="dxa" w:w="1008"/>
             <w:shd w:val="clear" w:color="auto" w:fill="F8FAFC"/>
+            <w:tcMar>
+              <w:top w:w="100" w:type="dxa"/>
+              <w:bottom w:w="100" w:type="dxa"/>
+              <w:left w:w="150" w:type="dxa"/>
+              <w:right w:w="150" w:type="dxa"/>
+            </w:tcMar>
             <w:tcBorders>
-              <w:top w:val="single" w:sz="4" w:color="E2E8F0"/>
-              <w:left w:val="single" w:sz="4" w:color="E2E8F0"/>
+              <w:top w:val="none"/>
               <w:bottom w:val="single" w:sz="4" w:color="E2E8F0"/>
-              <w:right w:val="single" w:sz="4" w:color="E2E8F0"/>
+              <w:left w:val="none"/>
+              <w:right w:val="none"/>
             </w:tcBorders>
           </w:tcPr>
           <w:p>
             <w:pPr>
-              <w:spacing w:before="60" w:after="60"/>
+              <w:spacing w:before="40" w:after="40"/>
+              <w:jc w:val="left"/>
             </w:pPr>
             <w:r>
               <w:rPr>
                 <w:rFonts w:ascii="Segoe UI" w:hAnsi="Segoe UI"/>
+                <w:color w:val="1C1C1E"/>
                 <w:sz w:val="19"/>
               </w:rPr>
               <w:t>Yes</w:t>
@@ -6471,20 +8031,28 @@
           <w:tcPr>
             <w:tcW w:type="dxa" w:w="1152"/>
             <w:shd w:val="clear" w:color="auto" w:fill="F8FAFC"/>
+            <w:tcMar>
+              <w:top w:w="100" w:type="dxa"/>
+              <w:bottom w:w="100" w:type="dxa"/>
+              <w:left w:w="150" w:type="dxa"/>
+              <w:right w:w="150" w:type="dxa"/>
+            </w:tcMar>
             <w:tcBorders>
-              <w:top w:val="single" w:sz="4" w:color="E2E8F0"/>
-              <w:left w:val="single" w:sz="4" w:color="E2E8F0"/>
+              <w:top w:val="none"/>
               <w:bottom w:val="single" w:sz="4" w:color="E2E8F0"/>
-              <w:right w:val="single" w:sz="4" w:color="E2E8F0"/>
+              <w:left w:val="none"/>
+              <w:right w:val="none"/>
             </w:tcBorders>
           </w:tcPr>
           <w:p>
             <w:pPr>
-              <w:spacing w:before="60" w:after="60"/>
+              <w:spacing w:before="40" w:after="40"/>
+              <w:jc w:val="left"/>
             </w:pPr>
             <w:r>
               <w:rPr>
                 <w:rFonts w:ascii="Segoe UI" w:hAnsi="Segoe UI"/>
+                <w:color w:val="1C1C1E"/>
                 <w:sz w:val="19"/>
               </w:rPr>
               <w:t>Yes</w:t>
@@ -6495,20 +8063,28 @@
           <w:tcPr>
             <w:tcW w:type="dxa" w:w="1296"/>
             <w:shd w:val="clear" w:color="auto" w:fill="F8FAFC"/>
+            <w:tcMar>
+              <w:top w:w="100" w:type="dxa"/>
+              <w:bottom w:w="100" w:type="dxa"/>
+              <w:left w:w="150" w:type="dxa"/>
+              <w:right w:w="150" w:type="dxa"/>
+            </w:tcMar>
             <w:tcBorders>
-              <w:top w:val="single" w:sz="4" w:color="E2E8F0"/>
-              <w:left w:val="single" w:sz="4" w:color="E2E8F0"/>
+              <w:top w:val="none"/>
               <w:bottom w:val="single" w:sz="4" w:color="E2E8F0"/>
-              <w:right w:val="single" w:sz="4" w:color="E2E8F0"/>
+              <w:left w:val="none"/>
+              <w:right w:val="none"/>
             </w:tcBorders>
           </w:tcPr>
           <w:p>
             <w:pPr>
-              <w:spacing w:before="60" w:after="60"/>
+              <w:spacing w:before="40" w:after="40"/>
+              <w:jc w:val="left"/>
             </w:pPr>
             <w:r>
               <w:rPr>
                 <w:rFonts w:ascii="Segoe UI" w:hAnsi="Segoe UI"/>
+                <w:color w:val="1C1C1E"/>
                 <w:sz w:val="19"/>
               </w:rPr>
               <w:t>—</w:t>
@@ -6519,20 +8095,28 @@
           <w:tcPr>
             <w:tcW w:type="dxa" w:w="1296"/>
             <w:shd w:val="clear" w:color="auto" w:fill="F8FAFC"/>
+            <w:tcMar>
+              <w:top w:w="100" w:type="dxa"/>
+              <w:bottom w:w="100" w:type="dxa"/>
+              <w:left w:w="150" w:type="dxa"/>
+              <w:right w:w="150" w:type="dxa"/>
+            </w:tcMar>
             <w:tcBorders>
-              <w:top w:val="single" w:sz="4" w:color="E2E8F0"/>
-              <w:left w:val="single" w:sz="4" w:color="E2E8F0"/>
+              <w:top w:val="none"/>
               <w:bottom w:val="single" w:sz="4" w:color="E2E8F0"/>
-              <w:right w:val="single" w:sz="4" w:color="E2E8F0"/>
+              <w:left w:val="none"/>
+              <w:right w:val="none"/>
             </w:tcBorders>
           </w:tcPr>
           <w:p>
             <w:pPr>
-              <w:spacing w:before="60" w:after="60"/>
+              <w:spacing w:before="40" w:after="40"/>
+              <w:jc w:val="left"/>
             </w:pPr>
             <w:r>
               <w:rPr>
                 <w:rFonts w:ascii="Segoe UI" w:hAnsi="Segoe UI"/>
+                <w:color w:val="1C1C1E"/>
                 <w:sz w:val="19"/>
               </w:rPr>
               <w:t>—</w:t>
@@ -6545,20 +8129,28 @@
           <w:tcPr>
             <w:tcW w:type="dxa" w:w="3024"/>
             <w:shd w:val="clear" w:color="auto" w:fill="FFFFFF"/>
+            <w:tcMar>
+              <w:top w:w="100" w:type="dxa"/>
+              <w:bottom w:w="100" w:type="dxa"/>
+              <w:left w:w="150" w:type="dxa"/>
+              <w:right w:w="150" w:type="dxa"/>
+            </w:tcMar>
             <w:tcBorders>
-              <w:top w:val="single" w:sz="4" w:color="E2E8F0"/>
-              <w:left w:val="single" w:sz="4" w:color="E2E8F0"/>
+              <w:top w:val="none"/>
               <w:bottom w:val="single" w:sz="4" w:color="E2E8F0"/>
-              <w:right w:val="single" w:sz="4" w:color="E2E8F0"/>
+              <w:left w:val="none"/>
+              <w:right w:val="none"/>
             </w:tcBorders>
           </w:tcPr>
           <w:p>
             <w:pPr>
-              <w:spacing w:before="60" w:after="60"/>
+              <w:spacing w:before="40" w:after="40"/>
+              <w:jc w:val="left"/>
             </w:pPr>
             <w:r>
               <w:rPr>
                 <w:rFonts w:ascii="Segoe UI" w:hAnsi="Segoe UI"/>
+                <w:color w:val="1C1C1E"/>
                 <w:sz w:val="19"/>
               </w:rPr>
               <w:t>Configuration</w:t>
@@ -6569,20 +8161,28 @@
           <w:tcPr>
             <w:tcW w:type="dxa" w:w="1152"/>
             <w:shd w:val="clear" w:color="auto" w:fill="FFFFFF"/>
+            <w:tcMar>
+              <w:top w:w="100" w:type="dxa"/>
+              <w:bottom w:w="100" w:type="dxa"/>
+              <w:left w:w="150" w:type="dxa"/>
+              <w:right w:w="150" w:type="dxa"/>
+            </w:tcMar>
             <w:tcBorders>
-              <w:top w:val="single" w:sz="4" w:color="E2E8F0"/>
-              <w:left w:val="single" w:sz="4" w:color="E2E8F0"/>
+              <w:top w:val="none"/>
               <w:bottom w:val="single" w:sz="4" w:color="E2E8F0"/>
-              <w:right w:val="single" w:sz="4" w:color="E2E8F0"/>
+              <w:left w:val="none"/>
+              <w:right w:val="none"/>
             </w:tcBorders>
           </w:tcPr>
           <w:p>
             <w:pPr>
-              <w:spacing w:before="60" w:after="60"/>
+              <w:spacing w:before="40" w:after="40"/>
+              <w:jc w:val="left"/>
             </w:pPr>
             <w:r>
               <w:rPr>
                 <w:rFonts w:ascii="Segoe UI" w:hAnsi="Segoe UI"/>
+                <w:color w:val="1C1C1E"/>
                 <w:sz w:val="19"/>
               </w:rPr>
               <w:t>Yes</w:t>
@@ -6593,20 +8193,28 @@
           <w:tcPr>
             <w:tcW w:type="dxa" w:w="1152"/>
             <w:shd w:val="clear" w:color="auto" w:fill="FFFFFF"/>
+            <w:tcMar>
+              <w:top w:w="100" w:type="dxa"/>
+              <w:bottom w:w="100" w:type="dxa"/>
+              <w:left w:w="150" w:type="dxa"/>
+              <w:right w:w="150" w:type="dxa"/>
+            </w:tcMar>
             <w:tcBorders>
-              <w:top w:val="single" w:sz="4" w:color="E2E8F0"/>
-              <w:left w:val="single" w:sz="4" w:color="E2E8F0"/>
+              <w:top w:val="none"/>
               <w:bottom w:val="single" w:sz="4" w:color="E2E8F0"/>
-              <w:right w:val="single" w:sz="4" w:color="E2E8F0"/>
+              <w:left w:val="none"/>
+              <w:right w:val="none"/>
             </w:tcBorders>
           </w:tcPr>
           <w:p>
             <w:pPr>
-              <w:spacing w:before="60" w:after="60"/>
+              <w:spacing w:before="40" w:after="40"/>
+              <w:jc w:val="left"/>
             </w:pPr>
             <w:r>
               <w:rPr>
                 <w:rFonts w:ascii="Segoe UI" w:hAnsi="Segoe UI"/>
+                <w:color w:val="1C1C1E"/>
                 <w:sz w:val="19"/>
               </w:rPr>
               <w:t>Yes</w:t>
@@ -6617,20 +8225,28 @@
           <w:tcPr>
             <w:tcW w:type="dxa" w:w="1008"/>
             <w:shd w:val="clear" w:color="auto" w:fill="FFFFFF"/>
+            <w:tcMar>
+              <w:top w:w="100" w:type="dxa"/>
+              <w:bottom w:w="100" w:type="dxa"/>
+              <w:left w:w="150" w:type="dxa"/>
+              <w:right w:w="150" w:type="dxa"/>
+            </w:tcMar>
             <w:tcBorders>
-              <w:top w:val="single" w:sz="4" w:color="E2E8F0"/>
-              <w:left w:val="single" w:sz="4" w:color="E2E8F0"/>
+              <w:top w:val="none"/>
               <w:bottom w:val="single" w:sz="4" w:color="E2E8F0"/>
-              <w:right w:val="single" w:sz="4" w:color="E2E8F0"/>
+              <w:left w:val="none"/>
+              <w:right w:val="none"/>
             </w:tcBorders>
           </w:tcPr>
           <w:p>
             <w:pPr>
-              <w:spacing w:before="60" w:after="60"/>
+              <w:spacing w:before="40" w:after="40"/>
+              <w:jc w:val="left"/>
             </w:pPr>
             <w:r>
               <w:rPr>
                 <w:rFonts w:ascii="Segoe UI" w:hAnsi="Segoe UI"/>
+                <w:color w:val="1C1C1E"/>
                 <w:sz w:val="19"/>
               </w:rPr>
               <w:t>—</w:t>
@@ -6641,20 +8257,28 @@
           <w:tcPr>
             <w:tcW w:type="dxa" w:w="1152"/>
             <w:shd w:val="clear" w:color="auto" w:fill="FFFFFF"/>
+            <w:tcMar>
+              <w:top w:w="100" w:type="dxa"/>
+              <w:bottom w:w="100" w:type="dxa"/>
+              <w:left w:w="150" w:type="dxa"/>
+              <w:right w:w="150" w:type="dxa"/>
+            </w:tcMar>
             <w:tcBorders>
-              <w:top w:val="single" w:sz="4" w:color="E2E8F0"/>
-              <w:left w:val="single" w:sz="4" w:color="E2E8F0"/>
+              <w:top w:val="none"/>
               <w:bottom w:val="single" w:sz="4" w:color="E2E8F0"/>
-              <w:right w:val="single" w:sz="4" w:color="E2E8F0"/>
+              <w:left w:val="none"/>
+              <w:right w:val="none"/>
             </w:tcBorders>
           </w:tcPr>
           <w:p>
             <w:pPr>
-              <w:spacing w:before="60" w:after="60"/>
+              <w:spacing w:before="40" w:after="40"/>
+              <w:jc w:val="left"/>
             </w:pPr>
             <w:r>
               <w:rPr>
                 <w:rFonts w:ascii="Segoe UI" w:hAnsi="Segoe UI"/>
+                <w:color w:val="1C1C1E"/>
                 <w:sz w:val="19"/>
               </w:rPr>
               <w:t>—</w:t>
@@ -6665,20 +8289,28 @@
           <w:tcPr>
             <w:tcW w:type="dxa" w:w="1296"/>
             <w:shd w:val="clear" w:color="auto" w:fill="FFFFFF"/>
+            <w:tcMar>
+              <w:top w:w="100" w:type="dxa"/>
+              <w:bottom w:w="100" w:type="dxa"/>
+              <w:left w:w="150" w:type="dxa"/>
+              <w:right w:w="150" w:type="dxa"/>
+            </w:tcMar>
             <w:tcBorders>
-              <w:top w:val="single" w:sz="4" w:color="E2E8F0"/>
-              <w:left w:val="single" w:sz="4" w:color="E2E8F0"/>
+              <w:top w:val="none"/>
               <w:bottom w:val="single" w:sz="4" w:color="E2E8F0"/>
-              <w:right w:val="single" w:sz="4" w:color="E2E8F0"/>
+              <w:left w:val="none"/>
+              <w:right w:val="none"/>
             </w:tcBorders>
           </w:tcPr>
           <w:p>
             <w:pPr>
-              <w:spacing w:before="60" w:after="60"/>
+              <w:spacing w:before="40" w:after="40"/>
+              <w:jc w:val="left"/>
             </w:pPr>
             <w:r>
               <w:rPr>
                 <w:rFonts w:ascii="Segoe UI" w:hAnsi="Segoe UI"/>
+                <w:color w:val="1C1C1E"/>
                 <w:sz w:val="19"/>
               </w:rPr>
               <w:t>—</w:t>
@@ -6689,20 +8321,28 @@
           <w:tcPr>
             <w:tcW w:type="dxa" w:w="1296"/>
             <w:shd w:val="clear" w:color="auto" w:fill="FFFFFF"/>
+            <w:tcMar>
+              <w:top w:w="100" w:type="dxa"/>
+              <w:bottom w:w="100" w:type="dxa"/>
+              <w:left w:w="150" w:type="dxa"/>
+              <w:right w:w="150" w:type="dxa"/>
+            </w:tcMar>
             <w:tcBorders>
-              <w:top w:val="single" w:sz="4" w:color="E2E8F0"/>
-              <w:left w:val="single" w:sz="4" w:color="E2E8F0"/>
+              <w:top w:val="none"/>
               <w:bottom w:val="single" w:sz="4" w:color="E2E8F0"/>
-              <w:right w:val="single" w:sz="4" w:color="E2E8F0"/>
+              <w:left w:val="none"/>
+              <w:right w:val="none"/>
             </w:tcBorders>
           </w:tcPr>
           <w:p>
             <w:pPr>
-              <w:spacing w:before="60" w:after="60"/>
+              <w:spacing w:before="40" w:after="40"/>
+              <w:jc w:val="left"/>
             </w:pPr>
             <w:r>
               <w:rPr>
                 <w:rFonts w:ascii="Segoe UI" w:hAnsi="Segoe UI"/>
+                <w:color w:val="1C1C1E"/>
                 <w:sz w:val="19"/>
               </w:rPr>
               <w:t>—</w:t>
@@ -6713,7 +8353,7 @@
     </w:tbl>
     <w:p>
       <w:pPr>
-        <w:spacing w:after="120"/>
+        <w:spacing w:after="160"/>
       </w:pPr>
     </w:p>
     <w:p>
@@ -6725,7 +8365,7 @@
       <w:pPr>
         <w:pStyle w:val="Heading1"/>
         <w:keepNext/>
-        <w:spacing w:before="360" w:after="120"/>
+        <w:spacing w:before="480" w:after="160"/>
       </w:pPr>
       <w:r>
         <w:rPr>
@@ -6762,17 +8402,17 @@
         <w:tblLook w:firstColumn="1" w:firstRow="1" w:lastColumn="0" w:lastRow="0" w:noHBand="0" w:noVBand="1" w:val="04A0"/>
       </w:tblPr>
       <w:tblGrid>
-        <w:gridCol w:w="9072"/>
+        <w:gridCol w:w="8640"/>
       </w:tblGrid>
       <w:tr>
         <w:tc>
           <w:tcPr>
-            <w:tcW w:type="dxa" w:w="9072"/>
+            <w:tcW w:type="dxa" w:w="8640"/>
             <w:shd w:val="clear" w:color="auto" w:fill="FFFFFF"/>
             <w:tcBorders>
               <w:top w:val="single" w:sz="4" w:color="E2E8F0"/>
+              <w:bottom w:val="single" w:sz="4" w:color="E2E8F0"/>
               <w:left w:val="single" w:sz="4" w:color="E2E8F0"/>
-              <w:bottom w:val="single" w:sz="4" w:color="E2E8F0"/>
               <w:right w:val="single" w:sz="4" w:color="E2E8F0"/>
             </w:tcBorders>
           </w:tcPr>
@@ -6841,17 +8481,17 @@
         <w:tblLook w:firstColumn="1" w:firstRow="1" w:lastColumn="0" w:lastRow="0" w:noHBand="0" w:noVBand="1" w:val="04A0"/>
       </w:tblPr>
       <w:tblGrid>
-        <w:gridCol w:w="9072"/>
+        <w:gridCol w:w="8640"/>
       </w:tblGrid>
       <w:tr>
         <w:tc>
           <w:tcPr>
-            <w:tcW w:type="dxa" w:w="9072"/>
+            <w:tcW w:type="dxa" w:w="8640"/>
             <w:shd w:val="clear" w:color="auto" w:fill="FFFFFF"/>
             <w:tcBorders>
               <w:top w:val="single" w:sz="4" w:color="E2E8F0"/>
+              <w:bottom w:val="single" w:sz="4" w:color="E2E8F0"/>
               <w:left w:val="single" w:sz="4" w:color="E2E8F0"/>
-              <w:bottom w:val="single" w:sz="4" w:color="E2E8F0"/>
               <w:right w:val="single" w:sz="4" w:color="E2E8F0"/>
             </w:tcBorders>
           </w:tcPr>
@@ -6920,17 +8560,17 @@
         <w:tblLook w:firstColumn="1" w:firstRow="1" w:lastColumn="0" w:lastRow="0" w:noHBand="0" w:noVBand="1" w:val="04A0"/>
       </w:tblPr>
       <w:tblGrid>
-        <w:gridCol w:w="9072"/>
+        <w:gridCol w:w="8640"/>
       </w:tblGrid>
       <w:tr>
         <w:tc>
           <w:tcPr>
-            <w:tcW w:type="dxa" w:w="9072"/>
+            <w:tcW w:type="dxa" w:w="8640"/>
             <w:shd w:val="clear" w:color="auto" w:fill="FFFFFF"/>
             <w:tcBorders>
               <w:top w:val="single" w:sz="4" w:color="E2E8F0"/>
+              <w:bottom w:val="single" w:sz="4" w:color="E2E8F0"/>
               <w:left w:val="single" w:sz="4" w:color="E2E8F0"/>
-              <w:bottom w:val="single" w:sz="4" w:color="E2E8F0"/>
               <w:right w:val="single" w:sz="4" w:color="E2E8F0"/>
             </w:tcBorders>
           </w:tcPr>
@@ -6999,17 +8639,17 @@
         <w:tblLook w:firstColumn="1" w:firstRow="1" w:lastColumn="0" w:lastRow="0" w:noHBand="0" w:noVBand="1" w:val="04A0"/>
       </w:tblPr>
       <w:tblGrid>
-        <w:gridCol w:w="9072"/>
+        <w:gridCol w:w="8640"/>
       </w:tblGrid>
       <w:tr>
         <w:tc>
           <w:tcPr>
-            <w:tcW w:type="dxa" w:w="9072"/>
+            <w:tcW w:type="dxa" w:w="8640"/>
             <w:shd w:val="clear" w:color="auto" w:fill="FFFFFF"/>
             <w:tcBorders>
               <w:top w:val="single" w:sz="4" w:color="E2E8F0"/>
+              <w:bottom w:val="single" w:sz="4" w:color="E2E8F0"/>
               <w:left w:val="single" w:sz="4" w:color="E2E8F0"/>
-              <w:bottom w:val="single" w:sz="4" w:color="E2E8F0"/>
               <w:right w:val="single" w:sz="4" w:color="E2E8F0"/>
             </w:tcBorders>
           </w:tcPr>
@@ -7078,17 +8718,17 @@
         <w:tblLook w:firstColumn="1" w:firstRow="1" w:lastColumn="0" w:lastRow="0" w:noHBand="0" w:noVBand="1" w:val="04A0"/>
       </w:tblPr>
       <w:tblGrid>
-        <w:gridCol w:w="9072"/>
+        <w:gridCol w:w="8640"/>
       </w:tblGrid>
       <w:tr>
         <w:tc>
           <w:tcPr>
-            <w:tcW w:type="dxa" w:w="9072"/>
+            <w:tcW w:type="dxa" w:w="8640"/>
             <w:shd w:val="clear" w:color="auto" w:fill="FFFFFF"/>
             <w:tcBorders>
               <w:top w:val="single" w:sz="4" w:color="E2E8F0"/>
+              <w:bottom w:val="single" w:sz="4" w:color="E2E8F0"/>
               <w:left w:val="single" w:sz="4" w:color="E2E8F0"/>
-              <w:bottom w:val="single" w:sz="4" w:color="E2E8F0"/>
               <w:right w:val="single" w:sz="4" w:color="E2E8F0"/>
             </w:tcBorders>
           </w:tcPr>
@@ -7157,17 +8797,17 @@
         <w:tblLook w:firstColumn="1" w:firstRow="1" w:lastColumn="0" w:lastRow="0" w:noHBand="0" w:noVBand="1" w:val="04A0"/>
       </w:tblPr>
       <w:tblGrid>
-        <w:gridCol w:w="9072"/>
+        <w:gridCol w:w="8640"/>
       </w:tblGrid>
       <w:tr>
         <w:tc>
           <w:tcPr>
-            <w:tcW w:type="dxa" w:w="9072"/>
+            <w:tcW w:type="dxa" w:w="8640"/>
             <w:shd w:val="clear" w:color="auto" w:fill="FFFFFF"/>
             <w:tcBorders>
               <w:top w:val="single" w:sz="4" w:color="E2E8F0"/>
+              <w:bottom w:val="single" w:sz="4" w:color="E2E8F0"/>
               <w:left w:val="single" w:sz="4" w:color="E2E8F0"/>
-              <w:bottom w:val="single" w:sz="4" w:color="E2E8F0"/>
               <w:right w:val="single" w:sz="4" w:color="E2E8F0"/>
             </w:tcBorders>
           </w:tcPr>
@@ -7236,17 +8876,17 @@
         <w:tblLook w:firstColumn="1" w:firstRow="1" w:lastColumn="0" w:lastRow="0" w:noHBand="0" w:noVBand="1" w:val="04A0"/>
       </w:tblPr>
       <w:tblGrid>
-        <w:gridCol w:w="9072"/>
+        <w:gridCol w:w="8640"/>
       </w:tblGrid>
       <w:tr>
         <w:tc>
           <w:tcPr>
-            <w:tcW w:type="dxa" w:w="9072"/>
+            <w:tcW w:type="dxa" w:w="8640"/>
             <w:shd w:val="clear" w:color="auto" w:fill="FFFFFF"/>
             <w:tcBorders>
               <w:top w:val="single" w:sz="4" w:color="E2E8F0"/>
+              <w:bottom w:val="single" w:sz="4" w:color="E2E8F0"/>
               <w:left w:val="single" w:sz="4" w:color="E2E8F0"/>
-              <w:bottom w:val="single" w:sz="4" w:color="E2E8F0"/>
               <w:right w:val="single" w:sz="4" w:color="E2E8F0"/>
             </w:tcBorders>
           </w:tcPr>
@@ -7315,17 +8955,17 @@
         <w:tblLook w:firstColumn="1" w:firstRow="1" w:lastColumn="0" w:lastRow="0" w:noHBand="0" w:noVBand="1" w:val="04A0"/>
       </w:tblPr>
       <w:tblGrid>
-        <w:gridCol w:w="9072"/>
+        <w:gridCol w:w="8640"/>
       </w:tblGrid>
       <w:tr>
         <w:tc>
           <w:tcPr>
-            <w:tcW w:type="dxa" w:w="9072"/>
+            <w:tcW w:type="dxa" w:w="8640"/>
             <w:shd w:val="clear" w:color="auto" w:fill="FFFFFF"/>
             <w:tcBorders>
               <w:top w:val="single" w:sz="4" w:color="E2E8F0"/>
+              <w:bottom w:val="single" w:sz="4" w:color="E2E8F0"/>
               <w:left w:val="single" w:sz="4" w:color="E2E8F0"/>
-              <w:bottom w:val="single" w:sz="4" w:color="E2E8F0"/>
               <w:right w:val="single" w:sz="4" w:color="E2E8F0"/>
             </w:tcBorders>
           </w:tcPr>
@@ -7394,17 +9034,17 @@
         <w:tblLook w:firstColumn="1" w:firstRow="1" w:lastColumn="0" w:lastRow="0" w:noHBand="0" w:noVBand="1" w:val="04A0"/>
       </w:tblPr>
       <w:tblGrid>
-        <w:gridCol w:w="9072"/>
+        <w:gridCol w:w="8640"/>
       </w:tblGrid>
       <w:tr>
         <w:tc>
           <w:tcPr>
-            <w:tcW w:type="dxa" w:w="9072"/>
+            <w:tcW w:type="dxa" w:w="8640"/>
             <w:shd w:val="clear" w:color="auto" w:fill="FFFFFF"/>
             <w:tcBorders>
               <w:top w:val="single" w:sz="4" w:color="E2E8F0"/>
+              <w:bottom w:val="single" w:sz="4" w:color="E2E8F0"/>
               <w:left w:val="single" w:sz="4" w:color="E2E8F0"/>
-              <w:bottom w:val="single" w:sz="4" w:color="E2E8F0"/>
               <w:right w:val="single" w:sz="4" w:color="E2E8F0"/>
             </w:tcBorders>
           </w:tcPr>
@@ -7473,17 +9113,17 @@
         <w:tblLook w:firstColumn="1" w:firstRow="1" w:lastColumn="0" w:lastRow="0" w:noHBand="0" w:noVBand="1" w:val="04A0"/>
       </w:tblPr>
       <w:tblGrid>
-        <w:gridCol w:w="9072"/>
+        <w:gridCol w:w="8640"/>
       </w:tblGrid>
       <w:tr>
         <w:tc>
           <w:tcPr>
-            <w:tcW w:type="dxa" w:w="9072"/>
+            <w:tcW w:type="dxa" w:w="8640"/>
             <w:shd w:val="clear" w:color="auto" w:fill="FFFFFF"/>
             <w:tcBorders>
               <w:top w:val="single" w:sz="4" w:color="E2E8F0"/>
+              <w:bottom w:val="single" w:sz="4" w:color="E2E8F0"/>
               <w:left w:val="single" w:sz="4" w:color="E2E8F0"/>
-              <w:bottom w:val="single" w:sz="4" w:color="E2E8F0"/>
               <w:right w:val="single" w:sz="4" w:color="E2E8F0"/>
             </w:tcBorders>
           </w:tcPr>
@@ -7554,7 +9194,7 @@
       <w:pPr>
         <w:pStyle w:val="Heading1"/>
         <w:keepNext/>
-        <w:spacing w:before="360" w:after="120"/>
+        <w:spacing w:before="480" w:after="160"/>
       </w:pPr>
       <w:r>
         <w:rPr>
@@ -7574,30 +9214,36 @@
     </w:p>
     <w:tbl>
       <w:tblPr>
-        <w:tblStyle w:val="TableGrid"/>
         <w:tblW w:type="auto" w:w="0"/>
         <w:jc w:val="center"/>
         <w:tblLook w:firstColumn="1" w:firstRow="1" w:lastColumn="0" w:lastRow="0" w:noHBand="0" w:noVBand="1" w:val="04A0"/>
       </w:tblPr>
       <w:tblGrid>
-        <w:gridCol w:w="4536"/>
-        <w:gridCol w:w="4536"/>
+        <w:gridCol w:w="4320"/>
+        <w:gridCol w:w="4320"/>
       </w:tblGrid>
       <w:tr>
         <w:tc>
           <w:tcPr>
             <w:tcW w:type="dxa" w:w="3168"/>
             <w:shd w:val="clear" w:color="auto" w:fill="0D1B2A"/>
+            <w:tcMar>
+              <w:top w:w="120" w:type="dxa"/>
+              <w:bottom w:w="120" w:type="dxa"/>
+              <w:left w:w="180" w:type="dxa"/>
+              <w:right w:w="180" w:type="dxa"/>
+            </w:tcMar>
             <w:tcBorders>
-              <w:top w:val="single" w:sz="4" w:color="0D1B2A"/>
-              <w:left w:val="single" w:sz="4" w:color="0D1B2A"/>
-              <w:bottom w:val="single" w:sz="4" w:color="0D1B2A"/>
-              <w:right w:val="single" w:sz="4" w:color="0D1B2A"/>
+              <w:top w:val="none"/>
+              <w:bottom w:val="single" w:sz="12" w:color="00C2A8"/>
+              <w:left w:val="none"/>
+              <w:right w:val="none"/>
             </w:tcBorders>
           </w:tcPr>
           <w:p>
             <w:pPr>
-              <w:jc w:val="center"/>
+              <w:spacing w:before="40" w:after="40"/>
+              <w:jc w:val="left"/>
             </w:pPr>
             <w:r>
               <w:rPr>
@@ -7614,16 +9260,23 @@
           <w:tcPr>
             <w:tcW w:type="dxa" w:w="6048"/>
             <w:shd w:val="clear" w:color="auto" w:fill="0D1B2A"/>
+            <w:tcMar>
+              <w:top w:w="120" w:type="dxa"/>
+              <w:bottom w:w="120" w:type="dxa"/>
+              <w:left w:w="180" w:type="dxa"/>
+              <w:right w:w="180" w:type="dxa"/>
+            </w:tcMar>
             <w:tcBorders>
-              <w:top w:val="single" w:sz="4" w:color="0D1B2A"/>
-              <w:left w:val="single" w:sz="4" w:color="0D1B2A"/>
-              <w:bottom w:val="single" w:sz="4" w:color="0D1B2A"/>
-              <w:right w:val="single" w:sz="4" w:color="0D1B2A"/>
+              <w:top w:val="none"/>
+              <w:bottom w:val="single" w:sz="12" w:color="00C2A8"/>
+              <w:left w:val="none"/>
+              <w:right w:val="none"/>
             </w:tcBorders>
           </w:tcPr>
           <w:p>
             <w:pPr>
-              <w:jc w:val="center"/>
+              <w:spacing w:before="40" w:after="40"/>
+              <w:jc w:val="left"/>
             </w:pPr>
             <w:r>
               <w:rPr>
@@ -7642,20 +9295,28 @@
           <w:tcPr>
             <w:tcW w:type="dxa" w:w="3168"/>
             <w:shd w:val="clear" w:color="auto" w:fill="F8FAFC"/>
+            <w:tcMar>
+              <w:top w:w="100" w:type="dxa"/>
+              <w:bottom w:w="100" w:type="dxa"/>
+              <w:left w:w="150" w:type="dxa"/>
+              <w:right w:w="150" w:type="dxa"/>
+            </w:tcMar>
             <w:tcBorders>
-              <w:top w:val="single" w:sz="4" w:color="E2E8F0"/>
-              <w:left w:val="single" w:sz="4" w:color="E2E8F0"/>
+              <w:top w:val="none"/>
               <w:bottom w:val="single" w:sz="4" w:color="E2E8F0"/>
-              <w:right w:val="single" w:sz="4" w:color="E2E8F0"/>
+              <w:left w:val="none"/>
+              <w:right w:val="none"/>
             </w:tcBorders>
           </w:tcPr>
           <w:p>
             <w:pPr>
-              <w:spacing w:before="60" w:after="60"/>
+              <w:spacing w:before="40" w:after="40"/>
+              <w:jc w:val="left"/>
             </w:pPr>
             <w:r>
               <w:rPr>
                 <w:rFonts w:ascii="Segoe UI" w:hAnsi="Segoe UI"/>
+                <w:color w:val="1C1C1E"/>
                 <w:sz w:val="19"/>
               </w:rPr>
               <w:t>Browser Support</w:t>
@@ -7666,20 +9327,28 @@
           <w:tcPr>
             <w:tcW w:type="dxa" w:w="6048"/>
             <w:shd w:val="clear" w:color="auto" w:fill="F8FAFC"/>
+            <w:tcMar>
+              <w:top w:w="100" w:type="dxa"/>
+              <w:bottom w:w="100" w:type="dxa"/>
+              <w:left w:w="150" w:type="dxa"/>
+              <w:right w:w="150" w:type="dxa"/>
+            </w:tcMar>
             <w:tcBorders>
-              <w:top w:val="single" w:sz="4" w:color="E2E8F0"/>
-              <w:left w:val="single" w:sz="4" w:color="E2E8F0"/>
+              <w:top w:val="none"/>
               <w:bottom w:val="single" w:sz="4" w:color="E2E8F0"/>
-              <w:right w:val="single" w:sz="4" w:color="E2E8F0"/>
+              <w:left w:val="none"/>
+              <w:right w:val="none"/>
             </w:tcBorders>
           </w:tcPr>
           <w:p>
             <w:pPr>
-              <w:spacing w:before="60" w:after="60"/>
+              <w:spacing w:before="40" w:after="40"/>
+              <w:jc w:val="left"/>
             </w:pPr>
             <w:r>
               <w:rPr>
                 <w:rFonts w:ascii="Segoe UI" w:hAnsi="Segoe UI"/>
+                <w:color w:val="1C1C1E"/>
                 <w:sz w:val="19"/>
               </w:rPr>
               <w:t>Chrome 110+, Microsoft Edge 110+, Firefox 115+, Safari 16+</w:t>
@@ -7692,20 +9361,28 @@
           <w:tcPr>
             <w:tcW w:type="dxa" w:w="3168"/>
             <w:shd w:val="clear" w:color="auto" w:fill="FFFFFF"/>
+            <w:tcMar>
+              <w:top w:w="100" w:type="dxa"/>
+              <w:bottom w:w="100" w:type="dxa"/>
+              <w:left w:w="150" w:type="dxa"/>
+              <w:right w:w="150" w:type="dxa"/>
+            </w:tcMar>
             <w:tcBorders>
-              <w:top w:val="single" w:sz="4" w:color="E2E8F0"/>
-              <w:left w:val="single" w:sz="4" w:color="E2E8F0"/>
+              <w:top w:val="none"/>
               <w:bottom w:val="single" w:sz="4" w:color="E2E8F0"/>
-              <w:right w:val="single" w:sz="4" w:color="E2E8F0"/>
+              <w:left w:val="none"/>
+              <w:right w:val="none"/>
             </w:tcBorders>
           </w:tcPr>
           <w:p>
             <w:pPr>
-              <w:spacing w:before="60" w:after="60"/>
+              <w:spacing w:before="40" w:after="40"/>
+              <w:jc w:val="left"/>
             </w:pPr>
             <w:r>
               <w:rPr>
                 <w:rFonts w:ascii="Segoe UI" w:hAnsi="Segoe UI"/>
+                <w:color w:val="1C1C1E"/>
                 <w:sz w:val="19"/>
               </w:rPr>
               <w:t>Installation</w:t>
@@ -7716,20 +9393,28 @@
           <w:tcPr>
             <w:tcW w:type="dxa" w:w="6048"/>
             <w:shd w:val="clear" w:color="auto" w:fill="FFFFFF"/>
+            <w:tcMar>
+              <w:top w:w="100" w:type="dxa"/>
+              <w:bottom w:w="100" w:type="dxa"/>
+              <w:left w:w="150" w:type="dxa"/>
+              <w:right w:w="150" w:type="dxa"/>
+            </w:tcMar>
             <w:tcBorders>
-              <w:top w:val="single" w:sz="4" w:color="E2E8F0"/>
-              <w:left w:val="single" w:sz="4" w:color="E2E8F0"/>
+              <w:top w:val="none"/>
               <w:bottom w:val="single" w:sz="4" w:color="E2E8F0"/>
-              <w:right w:val="single" w:sz="4" w:color="E2E8F0"/>
+              <w:left w:val="none"/>
+              <w:right w:val="none"/>
             </w:tcBorders>
           </w:tcPr>
           <w:p>
             <w:pPr>
-              <w:spacing w:before="60" w:after="60"/>
+              <w:spacing w:before="40" w:after="40"/>
+              <w:jc w:val="left"/>
             </w:pPr>
             <w:r>
               <w:rPr>
                 <w:rFonts w:ascii="Segoe UI" w:hAnsi="Segoe UI"/>
+                <w:color w:val="1C1C1E"/>
                 <w:sz w:val="19"/>
               </w:rPr>
               <w:t>None — open projectpulse.html in any supported browser</w:t>
@@ -7742,20 +9427,28 @@
           <w:tcPr>
             <w:tcW w:type="dxa" w:w="3168"/>
             <w:shd w:val="clear" w:color="auto" w:fill="F8FAFC"/>
+            <w:tcMar>
+              <w:top w:w="100" w:type="dxa"/>
+              <w:bottom w:w="100" w:type="dxa"/>
+              <w:left w:w="150" w:type="dxa"/>
+              <w:right w:w="150" w:type="dxa"/>
+            </w:tcMar>
             <w:tcBorders>
-              <w:top w:val="single" w:sz="4" w:color="E2E8F0"/>
-              <w:left w:val="single" w:sz="4" w:color="E2E8F0"/>
+              <w:top w:val="none"/>
               <w:bottom w:val="single" w:sz="4" w:color="E2E8F0"/>
-              <w:right w:val="single" w:sz="4" w:color="E2E8F0"/>
+              <w:left w:val="none"/>
+              <w:right w:val="none"/>
             </w:tcBorders>
           </w:tcPr>
           <w:p>
             <w:pPr>
-              <w:spacing w:before="60" w:after="60"/>
+              <w:spacing w:before="40" w:after="40"/>
+              <w:jc w:val="left"/>
             </w:pPr>
             <w:r>
               <w:rPr>
                 <w:rFonts w:ascii="Segoe UI" w:hAnsi="Segoe UI"/>
+                <w:color w:val="1C1C1E"/>
                 <w:sz w:val="19"/>
               </w:rPr>
               <w:t>Internet Connection</w:t>
@@ -7766,20 +9459,28 @@
           <w:tcPr>
             <w:tcW w:type="dxa" w:w="6048"/>
             <w:shd w:val="clear" w:color="auto" w:fill="F8FAFC"/>
+            <w:tcMar>
+              <w:top w:w="100" w:type="dxa"/>
+              <w:bottom w:w="100" w:type="dxa"/>
+              <w:left w:w="150" w:type="dxa"/>
+              <w:right w:w="150" w:type="dxa"/>
+            </w:tcMar>
             <w:tcBorders>
-              <w:top w:val="single" w:sz="4" w:color="E2E8F0"/>
-              <w:left w:val="single" w:sz="4" w:color="E2E8F0"/>
+              <w:top w:val="none"/>
               <w:bottom w:val="single" w:sz="4" w:color="E2E8F0"/>
-              <w:right w:val="single" w:sz="4" w:color="E2E8F0"/>
+              <w:left w:val="none"/>
+              <w:right w:val="none"/>
             </w:tcBorders>
           </w:tcPr>
           <w:p>
             <w:pPr>
-              <w:spacing w:before="60" w:after="60"/>
+              <w:spacing w:before="40" w:after="40"/>
+              <w:jc w:val="left"/>
             </w:pPr>
             <w:r>
               <w:rPr>
                 <w:rFonts w:ascii="Segoe UI" w:hAnsi="Segoe UI"/>
+                <w:color w:val="1C1C1E"/>
                 <w:sz w:val="19"/>
               </w:rPr>
               <w:t>Not required — fully offline-capable</w:t>
@@ -7792,20 +9493,28 @@
           <w:tcPr>
             <w:tcW w:type="dxa" w:w="3168"/>
             <w:shd w:val="clear" w:color="auto" w:fill="FFFFFF"/>
+            <w:tcMar>
+              <w:top w:w="100" w:type="dxa"/>
+              <w:bottom w:w="100" w:type="dxa"/>
+              <w:left w:w="150" w:type="dxa"/>
+              <w:right w:w="150" w:type="dxa"/>
+            </w:tcMar>
             <w:tcBorders>
-              <w:top w:val="single" w:sz="4" w:color="E2E8F0"/>
-              <w:left w:val="single" w:sz="4" w:color="E2E8F0"/>
+              <w:top w:val="none"/>
               <w:bottom w:val="single" w:sz="4" w:color="E2E8F0"/>
-              <w:right w:val="single" w:sz="4" w:color="E2E8F0"/>
+              <w:left w:val="none"/>
+              <w:right w:val="none"/>
             </w:tcBorders>
           </w:tcPr>
           <w:p>
             <w:pPr>
-              <w:spacing w:before="60" w:after="60"/>
+              <w:spacing w:before="40" w:after="40"/>
+              <w:jc w:val="left"/>
             </w:pPr>
             <w:r>
               <w:rPr>
                 <w:rFonts w:ascii="Segoe UI" w:hAnsi="Segoe UI"/>
+                <w:color w:val="1C1C1E"/>
                 <w:sz w:val="19"/>
               </w:rPr>
               <w:t>Data Storage</w:t>
@@ -7816,20 +9525,28 @@
           <w:tcPr>
             <w:tcW w:type="dxa" w:w="6048"/>
             <w:shd w:val="clear" w:color="auto" w:fill="FFFFFF"/>
+            <w:tcMar>
+              <w:top w:w="100" w:type="dxa"/>
+              <w:bottom w:w="100" w:type="dxa"/>
+              <w:left w:w="150" w:type="dxa"/>
+              <w:right w:w="150" w:type="dxa"/>
+            </w:tcMar>
             <w:tcBorders>
-              <w:top w:val="single" w:sz="4" w:color="E2E8F0"/>
-              <w:left w:val="single" w:sz="4" w:color="E2E8F0"/>
+              <w:top w:val="none"/>
               <w:bottom w:val="single" w:sz="4" w:color="E2E8F0"/>
-              <w:right w:val="single" w:sz="4" w:color="E2E8F0"/>
+              <w:left w:val="none"/>
+              <w:right w:val="none"/>
             </w:tcBorders>
           </w:tcPr>
           <w:p>
             <w:pPr>
-              <w:spacing w:before="60" w:after="60"/>
+              <w:spacing w:before="40" w:after="40"/>
+              <w:jc w:val="left"/>
             </w:pPr>
             <w:r>
               <w:rPr>
                 <w:rFonts w:ascii="Segoe UI" w:hAnsi="Segoe UI"/>
+                <w:color w:val="1C1C1E"/>
                 <w:sz w:val="19"/>
               </w:rPr>
               <w:t>Browser localStorage (~5MB per origin, sufficient for 500+ tasks)</w:t>
@@ -7842,20 +9559,28 @@
           <w:tcPr>
             <w:tcW w:type="dxa" w:w="3168"/>
             <w:shd w:val="clear" w:color="auto" w:fill="F8FAFC"/>
+            <w:tcMar>
+              <w:top w:w="100" w:type="dxa"/>
+              <w:bottom w:w="100" w:type="dxa"/>
+              <w:left w:w="150" w:type="dxa"/>
+              <w:right w:w="150" w:type="dxa"/>
+            </w:tcMar>
             <w:tcBorders>
-              <w:top w:val="single" w:sz="4" w:color="E2E8F0"/>
-              <w:left w:val="single" w:sz="4" w:color="E2E8F0"/>
+              <w:top w:val="none"/>
               <w:bottom w:val="single" w:sz="4" w:color="E2E8F0"/>
-              <w:right w:val="single" w:sz="4" w:color="E2E8F0"/>
+              <w:left w:val="none"/>
+              <w:right w:val="none"/>
             </w:tcBorders>
           </w:tcPr>
           <w:p>
             <w:pPr>
-              <w:spacing w:before="60" w:after="60"/>
+              <w:spacing w:before="40" w:after="40"/>
+              <w:jc w:val="left"/>
             </w:pPr>
             <w:r>
               <w:rPr>
                 <w:rFonts w:ascii="Segoe UI" w:hAnsi="Segoe UI"/>
+                <w:color w:val="1C1C1E"/>
                 <w:sz w:val="19"/>
               </w:rPr>
               <w:t>Export Format</w:t>
@@ -7866,20 +9591,28 @@
           <w:tcPr>
             <w:tcW w:type="dxa" w:w="6048"/>
             <w:shd w:val="clear" w:color="auto" w:fill="F8FAFC"/>
+            <w:tcMar>
+              <w:top w:w="100" w:type="dxa"/>
+              <w:bottom w:w="100" w:type="dxa"/>
+              <w:left w:w="150" w:type="dxa"/>
+              <w:right w:w="150" w:type="dxa"/>
+            </w:tcMar>
             <w:tcBorders>
-              <w:top w:val="single" w:sz="4" w:color="E2E8F0"/>
-              <w:left w:val="single" w:sz="4" w:color="E2E8F0"/>
+              <w:top w:val="none"/>
               <w:bottom w:val="single" w:sz="4" w:color="E2E8F0"/>
-              <w:right w:val="single" w:sz="4" w:color="E2E8F0"/>
+              <w:left w:val="none"/>
+              <w:right w:val="none"/>
             </w:tcBorders>
           </w:tcPr>
           <w:p>
             <w:pPr>
-              <w:spacing w:before="60" w:after="60"/>
+              <w:spacing w:before="40" w:after="40"/>
+              <w:jc w:val="left"/>
             </w:pPr>
             <w:r>
               <w:rPr>
                 <w:rFonts w:ascii="Segoe UI" w:hAnsi="Segoe UI"/>
+                <w:color w:val="1C1C1E"/>
                 <w:sz w:val="19"/>
               </w:rPr>
               <w:t>Microsoft Excel (.xlsx) — generated in-browser via ExcelJS</w:t>
@@ -7892,20 +9625,28 @@
           <w:tcPr>
             <w:tcW w:type="dxa" w:w="3168"/>
             <w:shd w:val="clear" w:color="auto" w:fill="FFFFFF"/>
+            <w:tcMar>
+              <w:top w:w="100" w:type="dxa"/>
+              <w:bottom w:w="100" w:type="dxa"/>
+              <w:left w:w="150" w:type="dxa"/>
+              <w:right w:w="150" w:type="dxa"/>
+            </w:tcMar>
             <w:tcBorders>
-              <w:top w:val="single" w:sz="4" w:color="E2E8F0"/>
-              <w:left w:val="single" w:sz="4" w:color="E2E8F0"/>
+              <w:top w:val="none"/>
               <w:bottom w:val="single" w:sz="4" w:color="E2E8F0"/>
-              <w:right w:val="single" w:sz="4" w:color="E2E8F0"/>
+              <w:left w:val="none"/>
+              <w:right w:val="none"/>
             </w:tcBorders>
           </w:tcPr>
           <w:p>
             <w:pPr>
-              <w:spacing w:before="60" w:after="60"/>
+              <w:spacing w:before="40" w:after="40"/>
+              <w:jc w:val="left"/>
             </w:pPr>
             <w:r>
               <w:rPr>
                 <w:rFonts w:ascii="Segoe UI" w:hAnsi="Segoe UI"/>
+                <w:color w:val="1C1C1E"/>
                 <w:sz w:val="19"/>
               </w:rPr>
               <w:t>File Sync</w:t>
@@ -7916,20 +9657,28 @@
           <w:tcPr>
             <w:tcW w:type="dxa" w:w="6048"/>
             <w:shd w:val="clear" w:color="auto" w:fill="FFFFFF"/>
+            <w:tcMar>
+              <w:top w:w="100" w:type="dxa"/>
+              <w:bottom w:w="100" w:type="dxa"/>
+              <w:left w:w="150" w:type="dxa"/>
+              <w:right w:w="150" w:type="dxa"/>
+            </w:tcMar>
             <w:tcBorders>
-              <w:top w:val="single" w:sz="4" w:color="E2E8F0"/>
-              <w:left w:val="single" w:sz="4" w:color="E2E8F0"/>
+              <w:top w:val="none"/>
               <w:bottom w:val="single" w:sz="4" w:color="E2E8F0"/>
-              <w:right w:val="single" w:sz="4" w:color="E2E8F0"/>
+              <w:left w:val="none"/>
+              <w:right w:val="none"/>
             </w:tcBorders>
           </w:tcPr>
           <w:p>
             <w:pPr>
-              <w:spacing w:before="60" w:after="60"/>
+              <w:spacing w:before="40" w:after="40"/>
+              <w:jc w:val="left"/>
             </w:pPr>
             <w:r>
               <w:rPr>
                 <w:rFonts w:ascii="Segoe UI" w:hAnsi="Segoe UI"/>
+                <w:color w:val="1C1C1E"/>
                 <w:sz w:val="19"/>
               </w:rPr>
               <w:t>Optional file system sync via File System Access API (Chrome/Edge only)</w:t>
@@ -7942,20 +9691,28 @@
           <w:tcPr>
             <w:tcW w:type="dxa" w:w="3168"/>
             <w:shd w:val="clear" w:color="auto" w:fill="F8FAFC"/>
+            <w:tcMar>
+              <w:top w:w="100" w:type="dxa"/>
+              <w:bottom w:w="100" w:type="dxa"/>
+              <w:left w:w="150" w:type="dxa"/>
+              <w:right w:w="150" w:type="dxa"/>
+            </w:tcMar>
             <w:tcBorders>
-              <w:top w:val="single" w:sz="4" w:color="E2E8F0"/>
-              <w:left w:val="single" w:sz="4" w:color="E2E8F0"/>
+              <w:top w:val="none"/>
               <w:bottom w:val="single" w:sz="4" w:color="E2E8F0"/>
-              <w:right w:val="single" w:sz="4" w:color="E2E8F0"/>
+              <w:left w:val="none"/>
+              <w:right w:val="none"/>
             </w:tcBorders>
           </w:tcPr>
           <w:p>
             <w:pPr>
-              <w:spacing w:before="60" w:after="60"/>
+              <w:spacing w:before="40" w:after="40"/>
+              <w:jc w:val="left"/>
             </w:pPr>
             <w:r>
               <w:rPr>
                 <w:rFonts w:ascii="Segoe UI" w:hAnsi="Segoe UI"/>
+                <w:color w:val="1C1C1E"/>
                 <w:sz w:val="19"/>
               </w:rPr>
               <w:t>Screen Resolution</w:t>
@@ -7966,20 +9723,28 @@
           <w:tcPr>
             <w:tcW w:type="dxa" w:w="6048"/>
             <w:shd w:val="clear" w:color="auto" w:fill="F8FAFC"/>
+            <w:tcMar>
+              <w:top w:w="100" w:type="dxa"/>
+              <w:bottom w:w="100" w:type="dxa"/>
+              <w:left w:w="150" w:type="dxa"/>
+              <w:right w:w="150" w:type="dxa"/>
+            </w:tcMar>
             <w:tcBorders>
-              <w:top w:val="single" w:sz="4" w:color="E2E8F0"/>
-              <w:left w:val="single" w:sz="4" w:color="E2E8F0"/>
+              <w:top w:val="none"/>
               <w:bottom w:val="single" w:sz="4" w:color="E2E8F0"/>
-              <w:right w:val="single" w:sz="4" w:color="E2E8F0"/>
+              <w:left w:val="none"/>
+              <w:right w:val="none"/>
             </w:tcBorders>
           </w:tcPr>
           <w:p>
             <w:pPr>
-              <w:spacing w:before="60" w:after="60"/>
+              <w:spacing w:before="40" w:after="40"/>
+              <w:jc w:val="left"/>
             </w:pPr>
             <w:r>
               <w:rPr>
                 <w:rFonts w:ascii="Segoe UI" w:hAnsi="Segoe UI"/>
+                <w:color w:val="1C1C1E"/>
                 <w:sz w:val="19"/>
               </w:rPr>
               <w:t>Minimum 1280 x 768px recommended for full grid views</w:t>
@@ -7992,20 +9757,28 @@
           <w:tcPr>
             <w:tcW w:type="dxa" w:w="3168"/>
             <w:shd w:val="clear" w:color="auto" w:fill="FFFFFF"/>
+            <w:tcMar>
+              <w:top w:w="100" w:type="dxa"/>
+              <w:bottom w:w="100" w:type="dxa"/>
+              <w:left w:w="150" w:type="dxa"/>
+              <w:right w:w="150" w:type="dxa"/>
+            </w:tcMar>
             <w:tcBorders>
-              <w:top w:val="single" w:sz="4" w:color="E2E8F0"/>
-              <w:left w:val="single" w:sz="4" w:color="E2E8F0"/>
+              <w:top w:val="none"/>
               <w:bottom w:val="single" w:sz="4" w:color="E2E8F0"/>
-              <w:right w:val="single" w:sz="4" w:color="E2E8F0"/>
+              <w:left w:val="none"/>
+              <w:right w:val="none"/>
             </w:tcBorders>
           </w:tcPr>
           <w:p>
             <w:pPr>
-              <w:spacing w:before="60" w:after="60"/>
+              <w:spacing w:before="40" w:after="40"/>
+              <w:jc w:val="left"/>
             </w:pPr>
             <w:r>
               <w:rPr>
                 <w:rFonts w:ascii="Segoe UI" w:hAnsi="Segoe UI"/>
+                <w:color w:val="1C1C1E"/>
                 <w:sz w:val="19"/>
               </w:rPr>
               <w:t>Mobile Support</w:t>
@@ -8016,20 +9789,28 @@
           <w:tcPr>
             <w:tcW w:type="dxa" w:w="6048"/>
             <w:shd w:val="clear" w:color="auto" w:fill="FFFFFF"/>
+            <w:tcMar>
+              <w:top w:w="100" w:type="dxa"/>
+              <w:bottom w:w="100" w:type="dxa"/>
+              <w:left w:w="150" w:type="dxa"/>
+              <w:right w:w="150" w:type="dxa"/>
+            </w:tcMar>
             <w:tcBorders>
-              <w:top w:val="single" w:sz="4" w:color="E2E8F0"/>
-              <w:left w:val="single" w:sz="4" w:color="E2E8F0"/>
+              <w:top w:val="none"/>
               <w:bottom w:val="single" w:sz="4" w:color="E2E8F0"/>
-              <w:right w:val="single" w:sz="4" w:color="E2E8F0"/>
+              <w:left w:val="none"/>
+              <w:right w:val="none"/>
             </w:tcBorders>
           </w:tcPr>
           <w:p>
             <w:pPr>
-              <w:spacing w:before="60" w:after="60"/>
+              <w:spacing w:before="40" w:after="40"/>
+              <w:jc w:val="left"/>
             </w:pPr>
             <w:r>
               <w:rPr>
                 <w:rFonts w:ascii="Segoe UI" w:hAnsi="Segoe UI"/>
+                <w:color w:val="1C1C1E"/>
                 <w:sz w:val="19"/>
               </w:rPr>
               <w:t>Responsive layout for tablet (768px+). Limited functionality on mobile.</w:t>
@@ -8040,13 +9821,13 @@
     </w:tbl>
     <w:p>
       <w:pPr>
-        <w:spacing w:after="120"/>
+        <w:spacing w:after="160"/>
       </w:pPr>
     </w:p>
     <w:sectPr>
       <w:footerReference w:type="default" r:id="rId9"/>
       <w:pgSz w:w="12240" w:h="15840"/>
-      <w:pgMar w:top="1440" w:right="1584" w:bottom="1440" w:left="1584" w:header="720" w:footer="720" w:gutter="0"/>
+      <w:pgMar w:top="1440" w:right="1800" w:bottom="1440" w:left="1800" w:header="720" w:footer="720" w:gutter="0"/>
       <w:cols w:space="720"/>
       <w:docGrid w:linePitch="360"/>
     </w:sectPr>
@@ -8448,12 +10229,12 @@
     <w:qFormat/>
     <w:rsid w:val="00FC693F"/>
     <w:pPr>
-      <w:spacing w:line="276" w:lineRule="auto" w:after="80"/>
+      <w:spacing w:line="300" w:lineRule="auto" w:after="160"/>
     </w:pPr>
     <w:rPr>
       <w:rFonts w:ascii="Segoe UI" w:hAnsi="Segoe UI"/>
       <w:color w:val="1C1C1E"/>
-      <w:sz w:val="20"/>
+      <w:sz w:val="21"/>
     </w:rPr>
   </w:style>
   <w:style w:type="paragraph" w:styleId="Header">
@@ -8511,7 +10292,7 @@
     <w:pPr>
       <w:keepNext/>
       <w:keepLines/>
-      <w:spacing w:before="480" w:after="0"/>
+      <w:spacing w:before="480" w:after="160"/>
       <w:outlineLvl w:val="0"/>
     </w:pPr>
     <w:rPr>
@@ -8519,7 +10300,7 @@
       <w:b/>
       <w:bCs/>
       <w:color w:val="0D1B2A"/>
-      <w:sz w:val="36"/>
+      <w:sz w:val="44"/>
       <w:szCs w:val="28"/>
     </w:rPr>
   </w:style>
@@ -8535,7 +10316,7 @@
     <w:pPr>
       <w:keepNext/>
       <w:keepLines/>
-      <w:spacing w:before="200" w:after="0"/>
+      <w:spacing w:before="320" w:after="120"/>
       <w:outlineLvl w:val="1"/>
     </w:pPr>
     <w:rPr>
@@ -8543,7 +10324,7 @@
       <w:b/>
       <w:bCs/>
       <w:color w:val="0D1B2A"/>
-      <w:sz w:val="27"/>
+      <w:sz w:val="30"/>
       <w:szCs w:val="26"/>
     </w:rPr>
   </w:style>
@@ -8559,7 +10340,7 @@
     <w:pPr>
       <w:keepNext/>
       <w:keepLines/>
-      <w:spacing w:before="200" w:after="0"/>
+      <w:spacing w:before="240" w:after="80"/>
       <w:outlineLvl w:val="2"/>
     </w:pPr>
     <w:rPr>
@@ -8567,7 +10348,7 @@
       <w:b/>
       <w:bCs/>
       <w:color w:val="0D1B2A"/>
-      <w:sz w:val="23"/>
+      <w:sz w:val="24"/>
     </w:rPr>
   </w:style>
   <w:style w:type="paragraph" w:styleId="Heading4">

--- a/docs/ProjectPulse_Product_Capabilities.docx
+++ b/docs/ProjectPulse_Product_Capabilities.docx
@@ -162,7 +162,7 @@
                 <w:color w:val="1C1C1E"/>
                 <w:sz w:val="20"/>
               </w:rPr>
-              <w:t>15 June 2026</w:t>
+              <w:t>21 June 2026</w:t>
             </w:r>
           </w:p>
           <w:p>
@@ -3152,7 +3152,7 @@
                 <w:color w:val="1C1C1E"/>
                 <w:sz w:val="19"/>
               </w:rPr>
-              <w:t>Immutable activity stream with full diff payloads and session rollback.</w:t>
+              <w:t>Immutable activity stream with before/after diff payloads for traceability.</w:t>
             </w:r>
           </w:p>
         </w:tc>
@@ -4171,6 +4171,85 @@
         <w:t>The Insights module transforms raw task and effort data into the industry-standard Earned Value Management (EVM) metric suite — Planned Value, Earned Value, Schedule Variance, and Cost Performance Index — updated in real time. A burn-up chart projects the exact week of project completion based on rolling 3-week velocity, giving management an evidence-based delivery forecast.</w:t>
       </w:r>
     </w:p>
+    <w:tbl>
+      <w:tblPr>
+        <w:tblW w:type="auto" w:w="0"/>
+        <w:jc w:val="center"/>
+        <w:tblLook w:firstColumn="1" w:firstRow="1" w:lastColumn="0" w:lastRow="0" w:noHBand="0" w:noVBand="1" w:val="04A0"/>
+      </w:tblPr>
+      <w:tblGrid>
+        <w:gridCol w:w="8640"/>
+      </w:tblGrid>
+      <w:tr>
+        <w:tc>
+          <w:tcPr>
+            <w:tcW w:type="dxa" w:w="8640"/>
+            <w:shd w:val="clear" w:color="auto" w:fill="FFFFFF"/>
+            <w:tcBorders>
+              <w:top w:val="single" w:sz="4" w:color="E2E8F0"/>
+              <w:bottom w:val="single" w:sz="4" w:color="E2E8F0"/>
+              <w:left w:val="single" w:sz="4" w:color="E2E8F0"/>
+              <w:right w:val="single" w:sz="4" w:color="E2E8F0"/>
+            </w:tcBorders>
+          </w:tcPr>
+          <w:p>
+            <w:pPr>
+              <w:spacing w:before="120" w:after="120"/>
+              <w:jc w:val="center"/>
+            </w:pPr>
+            <w:r>
+              <w:drawing>
+                <wp:inline xmlns:a="http://schemas.openxmlformats.org/drawingml/2006/main" xmlns:pic="http://schemas.openxmlformats.org/drawingml/2006/picture">
+                  <wp:extent cx="5577840" cy="3137535"/>
+                  <wp:docPr id="3" name="Picture 3"/>
+                  <wp:cNvGraphicFramePr>
+                    <a:graphicFrameLocks noChangeAspect="1"/>
+                  </wp:cNvGraphicFramePr>
+                  <a:graphic>
+                    <a:graphicData uri="http://schemas.openxmlformats.org/drawingml/2006/picture">
+                      <pic:pic>
+                        <pic:nvPicPr>
+                          <pic:cNvPr id="0" name="01b_insights_analytics.png"/>
+                          <pic:cNvPicPr/>
+                        </pic:nvPicPr>
+                        <pic:blipFill>
+                          <a:blip r:embed="rId12"/>
+                          <a:stretch>
+                            <a:fillRect/>
+                          </a:stretch>
+                        </pic:blipFill>
+                        <pic:spPr>
+                          <a:xfrm>
+                            <a:off x="0" y="0"/>
+                            <a:ext cx="5577840" cy="3137535"/>
+                          </a:xfrm>
+                          <a:prstGeom prst="rect"/>
+                        </pic:spPr>
+                      </pic:pic>
+                    </a:graphicData>
+                  </a:graphic>
+                </wp:inline>
+              </w:drawing>
+            </w:r>
+          </w:p>
+        </w:tc>
+      </w:tr>
+    </w:tbl>
+    <w:p>
+      <w:pPr>
+        <w:spacing w:before="80" w:after="280"/>
+        <w:jc w:val="center"/>
+      </w:pPr>
+      <w:r>
+        <w:rPr>
+          <w:rFonts w:ascii="Segoe UI" w:hAnsi="Segoe UI"/>
+          <w:i/>
+          <w:color w:val="6C757D"/>
+          <w:sz w:val="18"/>
+        </w:rPr>
+        <w:t>Figure 2.2 — Live Insights: EVM Performance Metrics, Burn-up Chart, and Weekly Velocity</w:t>
+      </w:r>
+    </w:p>
     <w:p/>
     <w:p>
       <w:pPr>
@@ -4228,7 +4307,7 @@
               <w:drawing>
                 <wp:inline xmlns:a="http://schemas.openxmlformats.org/drawingml/2006/main" xmlns:pic="http://schemas.openxmlformats.org/drawingml/2006/picture">
                   <wp:extent cx="5577840" cy="3137535"/>
-                  <wp:docPr id="3" name="Picture 3"/>
+                  <wp:docPr id="4" name="Picture 4"/>
                   <wp:cNvGraphicFramePr>
                     <a:graphicFrameLocks noChangeAspect="1"/>
                   </wp:cNvGraphicFramePr>
@@ -4240,7 +4319,7 @@
                           <pic:cNvPicPr/>
                         </pic:nvPicPr>
                         <pic:blipFill>
-                          <a:blip r:embed="rId12"/>
+                          <a:blip r:embed="rId13"/>
                           <a:stretch>
                             <a:fillRect/>
                           </a:stretch>
@@ -4334,7 +4413,7 @@
               <w:drawing>
                 <wp:inline xmlns:a="http://schemas.openxmlformats.org/drawingml/2006/main" xmlns:pic="http://schemas.openxmlformats.org/drawingml/2006/picture">
                   <wp:extent cx="5577840" cy="3137535"/>
-                  <wp:docPr id="4" name="Picture 4"/>
+                  <wp:docPr id="5" name="Picture 5"/>
                   <wp:cNvGraphicFramePr>
                     <a:graphicFrameLocks noChangeAspect="1"/>
                   </wp:cNvGraphicFramePr>
@@ -4346,7 +4425,7 @@
                           <pic:cNvPicPr/>
                         </pic:nvPicPr>
                         <pic:blipFill>
-                          <a:blip r:embed="rId13"/>
+                          <a:blip r:embed="rId14"/>
                           <a:stretch>
                             <a:fillRect/>
                           </a:stretch>
@@ -4440,7 +4519,7 @@
               <w:drawing>
                 <wp:inline xmlns:a="http://schemas.openxmlformats.org/drawingml/2006/main" xmlns:pic="http://schemas.openxmlformats.org/drawingml/2006/picture">
                   <wp:extent cx="5577840" cy="3137535"/>
-                  <wp:docPr id="5" name="Picture 5"/>
+                  <wp:docPr id="6" name="Picture 6"/>
                   <wp:cNvGraphicFramePr>
                     <a:graphicFrameLocks noChangeAspect="1"/>
                   </wp:cNvGraphicFramePr>
@@ -4452,7 +4531,7 @@
                           <pic:cNvPicPr/>
                         </pic:nvPicPr>
                         <pic:blipFill>
-                          <a:blip r:embed="rId14"/>
+                          <a:blip r:embed="rId15"/>
                           <a:stretch>
                             <a:fillRect/>
                           </a:stretch>
@@ -4546,7 +4625,7 @@
               <w:drawing>
                 <wp:inline xmlns:a="http://schemas.openxmlformats.org/drawingml/2006/main" xmlns:pic="http://schemas.openxmlformats.org/drawingml/2006/picture">
                   <wp:extent cx="5577840" cy="3137535"/>
-                  <wp:docPr id="6" name="Picture 6"/>
+                  <wp:docPr id="7" name="Picture 7"/>
                   <wp:cNvGraphicFramePr>
                     <a:graphicFrameLocks noChangeAspect="1"/>
                   </wp:cNvGraphicFramePr>
@@ -4558,7 +4637,7 @@
                           <pic:cNvPicPr/>
                         </pic:nvPicPr>
                         <pic:blipFill>
-                          <a:blip r:embed="rId14"/>
+                          <a:blip r:embed="rId15"/>
                           <a:stretch>
                             <a:fillRect/>
                           </a:stretch>
@@ -4652,7 +4731,7 @@
               <w:drawing>
                 <wp:inline xmlns:a="http://schemas.openxmlformats.org/drawingml/2006/main" xmlns:pic="http://schemas.openxmlformats.org/drawingml/2006/picture">
                   <wp:extent cx="5577840" cy="3137535"/>
-                  <wp:docPr id="7" name="Picture 7"/>
+                  <wp:docPr id="8" name="Picture 8"/>
                   <wp:cNvGraphicFramePr>
                     <a:graphicFrameLocks noChangeAspect="1"/>
                   </wp:cNvGraphicFramePr>
@@ -4664,7 +4743,7 @@
                           <pic:cNvPicPr/>
                         </pic:nvPicPr>
                         <pic:blipFill>
-                          <a:blip r:embed="rId15"/>
+                          <a:blip r:embed="rId16"/>
                           <a:stretch>
                             <a:fillRect/>
                           </a:stretch>
@@ -4758,7 +4837,7 @@
               <w:drawing>
                 <wp:inline xmlns:a="http://schemas.openxmlformats.org/drawingml/2006/main" xmlns:pic="http://schemas.openxmlformats.org/drawingml/2006/picture">
                   <wp:extent cx="5577840" cy="3137535"/>
-                  <wp:docPr id="8" name="Picture 8"/>
+                  <wp:docPr id="9" name="Picture 9"/>
                   <wp:cNvGraphicFramePr>
                     <a:graphicFrameLocks noChangeAspect="1"/>
                   </wp:cNvGraphicFramePr>
@@ -4770,7 +4849,7 @@
                           <pic:cNvPicPr/>
                         </pic:nvPicPr>
                         <pic:blipFill>
-                          <a:blip r:embed="rId16"/>
+                          <a:blip r:embed="rId17"/>
                           <a:stretch>
                             <a:fillRect/>
                           </a:stretch>
@@ -4864,7 +4943,7 @@
               <w:drawing>
                 <wp:inline xmlns:a="http://schemas.openxmlformats.org/drawingml/2006/main" xmlns:pic="http://schemas.openxmlformats.org/drawingml/2006/picture">
                   <wp:extent cx="5577840" cy="3137535"/>
-                  <wp:docPr id="9" name="Picture 9"/>
+                  <wp:docPr id="10" name="Picture 10"/>
                   <wp:cNvGraphicFramePr>
                     <a:graphicFrameLocks noChangeAspect="1"/>
                   </wp:cNvGraphicFramePr>
@@ -4876,7 +4955,7 @@
                           <pic:cNvPicPr/>
                         </pic:nvPicPr>
                         <pic:blipFill>
-                          <a:blip r:embed="rId17"/>
+                          <a:blip r:embed="rId18"/>
                           <a:stretch>
                             <a:fillRect/>
                           </a:stretch>
@@ -4922,7 +5001,7 @@
         <w:drawing>
           <wp:inline xmlns:a="http://schemas.openxmlformats.org/drawingml/2006/main" xmlns:pic="http://schemas.openxmlformats.org/drawingml/2006/picture">
             <wp:extent cx="5760720" cy="3215286"/>
-            <wp:docPr id="10" name="Picture 10"/>
+            <wp:docPr id="11" name="Picture 11"/>
             <wp:cNvGraphicFramePr>
               <a:graphicFrameLocks noChangeAspect="1"/>
             </wp:cNvGraphicFramePr>
@@ -4934,7 +5013,7 @@
                     <pic:cNvPicPr/>
                   </pic:nvPicPr>
                   <pic:blipFill>
-                    <a:blip r:embed="rId18"/>
+                    <a:blip r:embed="rId19"/>
                     <a:stretch>
                       <a:fillRect/>
                     </a:stretch>
@@ -4992,7 +5071,7 @@
           <w:rFonts w:ascii="Segoe UI" w:hAnsi="Segoe UI"/>
           <w:sz w:val="21"/>
         </w:rPr>
-        <w:t>Every state mutation — task creation, status change, RAID update, member modification — is captured in an immutable, timestamped audit log with full before/after diff payloads. Teams can trace any change back to who made it, when, and why. Full session rollback to any prior state is available in one click.</w:t>
+        <w:t>Every state mutation — task creation, status change, RAID update, member modification — is captured in an immutable, timestamped audit log with full before/after diff payloads. Teams can trace any change back to who made it, when, and why, allowing manual recovery if needed.</w:t>
       </w:r>
     </w:p>
     <w:tbl>
@@ -5025,7 +5104,7 @@
               <w:drawing>
                 <wp:inline xmlns:a="http://schemas.openxmlformats.org/drawingml/2006/main" xmlns:pic="http://schemas.openxmlformats.org/drawingml/2006/picture">
                   <wp:extent cx="5577840" cy="3137535"/>
-                  <wp:docPr id="11" name="Picture 11"/>
+                  <wp:docPr id="12" name="Picture 12"/>
                   <wp:cNvGraphicFramePr>
                     <a:graphicFrameLocks noChangeAspect="1"/>
                   </wp:cNvGraphicFramePr>
@@ -5037,7 +5116,7 @@
                           <pic:cNvPicPr/>
                         </pic:nvPicPr>
                         <pic:blipFill>
-                          <a:blip r:embed="rId19"/>
+                          <a:blip r:embed="rId20"/>
                           <a:stretch>
                             <a:fillRect/>
                           </a:stretch>
@@ -5158,7 +5237,7 @@
               <w:drawing>
                 <wp:inline xmlns:a="http://schemas.openxmlformats.org/drawingml/2006/main" xmlns:pic="http://schemas.openxmlformats.org/drawingml/2006/picture">
                   <wp:extent cx="5577840" cy="3137535"/>
-                  <wp:docPr id="12" name="Picture 12"/>
+                  <wp:docPr id="13" name="Picture 13"/>
                   <wp:cNvGraphicFramePr>
                     <a:graphicFrameLocks noChangeAspect="1"/>
                   </wp:cNvGraphicFramePr>
@@ -5170,7 +5249,7 @@
                           <pic:cNvPicPr/>
                         </pic:nvPicPr>
                         <pic:blipFill>
-                          <a:blip r:embed="rId20"/>
+                          <a:blip r:embed="rId21"/>
                           <a:stretch>
                             <a:fillRect/>
                           </a:stretch>
@@ -8425,7 +8504,7 @@
               <w:drawing>
                 <wp:inline xmlns:a="http://schemas.openxmlformats.org/drawingml/2006/main" xmlns:pic="http://schemas.openxmlformats.org/drawingml/2006/picture">
                   <wp:extent cx="5577840" cy="3137535"/>
-                  <wp:docPr id="13" name="Picture 13"/>
+                  <wp:docPr id="14" name="Picture 14"/>
                   <wp:cNvGraphicFramePr>
                     <a:graphicFrameLocks noChangeAspect="1"/>
                   </wp:cNvGraphicFramePr>
@@ -8504,7 +8583,7 @@
               <w:drawing>
                 <wp:inline xmlns:a="http://schemas.openxmlformats.org/drawingml/2006/main" xmlns:pic="http://schemas.openxmlformats.org/drawingml/2006/picture">
                   <wp:extent cx="5577840" cy="3137535"/>
-                  <wp:docPr id="14" name="Picture 14"/>
+                  <wp:docPr id="15" name="Picture 15"/>
                   <wp:cNvGraphicFramePr>
                     <a:graphicFrameLocks noChangeAspect="1"/>
                   </wp:cNvGraphicFramePr>
@@ -8516,7 +8595,7 @@
                           <pic:cNvPicPr/>
                         </pic:nvPicPr>
                         <pic:blipFill>
-                          <a:blip r:embed="rId12"/>
+                          <a:blip r:embed="rId13"/>
                           <a:stretch>
                             <a:fillRect/>
                           </a:stretch>
@@ -8583,7 +8662,7 @@
               <w:drawing>
                 <wp:inline xmlns:a="http://schemas.openxmlformats.org/drawingml/2006/main" xmlns:pic="http://schemas.openxmlformats.org/drawingml/2006/picture">
                   <wp:extent cx="5577840" cy="3137535"/>
-                  <wp:docPr id="15" name="Picture 15"/>
+                  <wp:docPr id="16" name="Picture 16"/>
                   <wp:cNvGraphicFramePr>
                     <a:graphicFrameLocks noChangeAspect="1"/>
                   </wp:cNvGraphicFramePr>
@@ -8595,7 +8674,7 @@
                           <pic:cNvPicPr/>
                         </pic:nvPicPr>
                         <pic:blipFill>
-                          <a:blip r:embed="rId13"/>
+                          <a:blip r:embed="rId14"/>
                           <a:stretch>
                             <a:fillRect/>
                           </a:stretch>
@@ -8662,7 +8741,7 @@
               <w:drawing>
                 <wp:inline xmlns:a="http://schemas.openxmlformats.org/drawingml/2006/main" xmlns:pic="http://schemas.openxmlformats.org/drawingml/2006/picture">
                   <wp:extent cx="5577840" cy="3137535"/>
-                  <wp:docPr id="16" name="Picture 16"/>
+                  <wp:docPr id="17" name="Picture 17"/>
                   <wp:cNvGraphicFramePr>
                     <a:graphicFrameLocks noChangeAspect="1"/>
                   </wp:cNvGraphicFramePr>
@@ -8674,7 +8753,7 @@
                           <pic:cNvPicPr/>
                         </pic:nvPicPr>
                         <pic:blipFill>
-                          <a:blip r:embed="rId14"/>
+                          <a:blip r:embed="rId15"/>
                           <a:stretch>
                             <a:fillRect/>
                           </a:stretch>
@@ -8741,7 +8820,7 @@
               <w:drawing>
                 <wp:inline xmlns:a="http://schemas.openxmlformats.org/drawingml/2006/main" xmlns:pic="http://schemas.openxmlformats.org/drawingml/2006/picture">
                   <wp:extent cx="5577840" cy="3137535"/>
-                  <wp:docPr id="17" name="Picture 17"/>
+                  <wp:docPr id="18" name="Picture 18"/>
                   <wp:cNvGraphicFramePr>
                     <a:graphicFrameLocks noChangeAspect="1"/>
                   </wp:cNvGraphicFramePr>
@@ -8753,7 +8832,7 @@
                           <pic:cNvPicPr/>
                         </pic:nvPicPr>
                         <pic:blipFill>
-                          <a:blip r:embed="rId14"/>
+                          <a:blip r:embed="rId15"/>
                           <a:stretch>
                             <a:fillRect/>
                           </a:stretch>
@@ -8820,7 +8899,7 @@
               <w:drawing>
                 <wp:inline xmlns:a="http://schemas.openxmlformats.org/drawingml/2006/main" xmlns:pic="http://schemas.openxmlformats.org/drawingml/2006/picture">
                   <wp:extent cx="5577840" cy="3137535"/>
-                  <wp:docPr id="18" name="Picture 18"/>
+                  <wp:docPr id="19" name="Picture 19"/>
                   <wp:cNvGraphicFramePr>
                     <a:graphicFrameLocks noChangeAspect="1"/>
                   </wp:cNvGraphicFramePr>
@@ -8832,7 +8911,7 @@
                           <pic:cNvPicPr/>
                         </pic:nvPicPr>
                         <pic:blipFill>
-                          <a:blip r:embed="rId15"/>
+                          <a:blip r:embed="rId16"/>
                           <a:stretch>
                             <a:fillRect/>
                           </a:stretch>
@@ -8899,7 +8978,7 @@
               <w:drawing>
                 <wp:inline xmlns:a="http://schemas.openxmlformats.org/drawingml/2006/main" xmlns:pic="http://schemas.openxmlformats.org/drawingml/2006/picture">
                   <wp:extent cx="5577840" cy="3137535"/>
-                  <wp:docPr id="19" name="Picture 19"/>
+                  <wp:docPr id="20" name="Picture 20"/>
                   <wp:cNvGraphicFramePr>
                     <a:graphicFrameLocks noChangeAspect="1"/>
                   </wp:cNvGraphicFramePr>
@@ -8911,7 +8990,7 @@
                           <pic:cNvPicPr/>
                         </pic:nvPicPr>
                         <pic:blipFill>
-                          <a:blip r:embed="rId16"/>
+                          <a:blip r:embed="rId17"/>
                           <a:stretch>
                             <a:fillRect/>
                           </a:stretch>
@@ -8978,7 +9057,7 @@
               <w:drawing>
                 <wp:inline xmlns:a="http://schemas.openxmlformats.org/drawingml/2006/main" xmlns:pic="http://schemas.openxmlformats.org/drawingml/2006/picture">
                   <wp:extent cx="5577840" cy="3137535"/>
-                  <wp:docPr id="20" name="Picture 20"/>
+                  <wp:docPr id="21" name="Picture 21"/>
                   <wp:cNvGraphicFramePr>
                     <a:graphicFrameLocks noChangeAspect="1"/>
                   </wp:cNvGraphicFramePr>
@@ -8990,7 +9069,7 @@
                           <pic:cNvPicPr/>
                         </pic:nvPicPr>
                         <pic:blipFill>
-                          <a:blip r:embed="rId17"/>
+                          <a:blip r:embed="rId18"/>
                           <a:stretch>
                             <a:fillRect/>
                           </a:stretch>
@@ -9057,7 +9136,7 @@
               <w:drawing>
                 <wp:inline xmlns:a="http://schemas.openxmlformats.org/drawingml/2006/main" xmlns:pic="http://schemas.openxmlformats.org/drawingml/2006/picture">
                   <wp:extent cx="5577840" cy="3137535"/>
-                  <wp:docPr id="21" name="Picture 21"/>
+                  <wp:docPr id="22" name="Picture 22"/>
                   <wp:cNvGraphicFramePr>
                     <a:graphicFrameLocks noChangeAspect="1"/>
                   </wp:cNvGraphicFramePr>
@@ -9069,7 +9148,7 @@
                           <pic:cNvPicPr/>
                         </pic:nvPicPr>
                         <pic:blipFill>
-                          <a:blip r:embed="rId19"/>
+                          <a:blip r:embed="rId20"/>
                           <a:stretch>
                             <a:fillRect/>
                           </a:stretch>
@@ -9136,7 +9215,7 @@
               <w:drawing>
                 <wp:inline xmlns:a="http://schemas.openxmlformats.org/drawingml/2006/main" xmlns:pic="http://schemas.openxmlformats.org/drawingml/2006/picture">
                   <wp:extent cx="5577840" cy="3137535"/>
-                  <wp:docPr id="22" name="Picture 22"/>
+                  <wp:docPr id="23" name="Picture 23"/>
                   <wp:cNvGraphicFramePr>
                     <a:graphicFrameLocks noChangeAspect="1"/>
                   </wp:cNvGraphicFramePr>
@@ -9148,7 +9227,7 @@
                           <pic:cNvPicPr/>
                         </pic:nvPicPr>
                         <pic:blipFill>
-                          <a:blip r:embed="rId20"/>
+                          <a:blip r:embed="rId21"/>
                           <a:stretch>
                             <a:fillRect/>
                           </a:stretch>

--- a/docs/ProjectPulse_Product_Capabilities.docx
+++ b/docs/ProjectPulse_Product_Capabilities.docx
@@ -162,7 +162,7 @@
                 <w:color w:val="1C1C1E"/>
                 <w:sz w:val="20"/>
               </w:rPr>
-              <w:t>21 June 2026</w:t>
+              <w:t>11 July 2026</w:t>
             </w:r>
           </w:p>
           <w:p>
@@ -4633,11 +4633,11 @@
                     <a:graphicData uri="http://schemas.openxmlformats.org/drawingml/2006/picture">
                       <pic:pic>
                         <pic:nvPicPr>
-                          <pic:cNvPr id="0" name="04_weekly_scheduler.png"/>
+                          <pic:cNvPr id="0" name="05_raid_register.png"/>
                           <pic:cNvPicPr/>
                         </pic:nvPicPr>
                         <pic:blipFill>
-                          <a:blip r:embed="rId15"/>
+                          <a:blip r:embed="rId16"/>
                           <a:stretch>
                             <a:fillRect/>
                           </a:stretch>
@@ -4743,7 +4743,7 @@
                           <pic:cNvPicPr/>
                         </pic:nvPicPr>
                         <pic:blipFill>
-                          <a:blip r:embed="rId16"/>
+                          <a:blip r:embed="rId17"/>
                           <a:stretch>
                             <a:fillRect/>
                           </a:stretch>
@@ -4849,7 +4849,7 @@
                           <pic:cNvPicPr/>
                         </pic:nvPicPr>
                         <pic:blipFill>
-                          <a:blip r:embed="rId17"/>
+                          <a:blip r:embed="rId18"/>
                           <a:stretch>
                             <a:fillRect/>
                           </a:stretch>
@@ -4955,7 +4955,7 @@
                           <pic:cNvPicPr/>
                         </pic:nvPicPr>
                         <pic:blipFill>
-                          <a:blip r:embed="rId18"/>
+                          <a:blip r:embed="rId19"/>
                           <a:stretch>
                             <a:fillRect/>
                           </a:stretch>
@@ -5013,7 +5013,7 @@
                     <pic:cNvPicPr/>
                   </pic:nvPicPr>
                   <pic:blipFill>
-                    <a:blip r:embed="rId19"/>
+                    <a:blip r:embed="rId20"/>
                     <a:stretch>
                       <a:fillRect/>
                     </a:stretch>
@@ -5116,7 +5116,7 @@
                           <pic:cNvPicPr/>
                         </pic:nvPicPr>
                         <pic:blipFill>
-                          <a:blip r:embed="rId20"/>
+                          <a:blip r:embed="rId21"/>
                           <a:stretch>
                             <a:fillRect/>
                           </a:stretch>
@@ -5249,7 +5249,7 @@
                           <pic:cNvPicPr/>
                         </pic:nvPicPr>
                         <pic:blipFill>
-                          <a:blip r:embed="rId21"/>
+                          <a:blip r:embed="rId22"/>
                           <a:stretch>
                             <a:fillRect/>
                           </a:stretch>
@@ -8828,11 +8828,11 @@
                     <a:graphicData uri="http://schemas.openxmlformats.org/drawingml/2006/picture">
                       <pic:pic>
                         <pic:nvPicPr>
-                          <pic:cNvPr id="0" name="04_weekly_scheduler.png"/>
+                          <pic:cNvPr id="0" name="05_raid_register.png"/>
                           <pic:cNvPicPr/>
                         </pic:nvPicPr>
                         <pic:blipFill>
-                          <a:blip r:embed="rId15"/>
+                          <a:blip r:embed="rId16"/>
                           <a:stretch>
                             <a:fillRect/>
                           </a:stretch>
@@ -8911,7 +8911,7 @@
                           <pic:cNvPicPr/>
                         </pic:nvPicPr>
                         <pic:blipFill>
-                          <a:blip r:embed="rId16"/>
+                          <a:blip r:embed="rId17"/>
                           <a:stretch>
                             <a:fillRect/>
                           </a:stretch>
@@ -8990,7 +8990,7 @@
                           <pic:cNvPicPr/>
                         </pic:nvPicPr>
                         <pic:blipFill>
-                          <a:blip r:embed="rId17"/>
+                          <a:blip r:embed="rId18"/>
                           <a:stretch>
                             <a:fillRect/>
                           </a:stretch>
@@ -9069,7 +9069,7 @@
                           <pic:cNvPicPr/>
                         </pic:nvPicPr>
                         <pic:blipFill>
-                          <a:blip r:embed="rId18"/>
+                          <a:blip r:embed="rId19"/>
                           <a:stretch>
                             <a:fillRect/>
                           </a:stretch>
@@ -9148,7 +9148,7 @@
                           <pic:cNvPicPr/>
                         </pic:nvPicPr>
                         <pic:blipFill>
-                          <a:blip r:embed="rId20"/>
+                          <a:blip r:embed="rId21"/>
                           <a:stretch>
                             <a:fillRect/>
                           </a:stretch>
@@ -9227,7 +9227,7 @@
                           <pic:cNvPicPr/>
                         </pic:nvPicPr>
                         <pic:blipFill>
-                          <a:blip r:embed="rId21"/>
+                          <a:blip r:embed="rId22"/>
                           <a:stretch>
                             <a:fillRect/>
                           </a:stretch>

--- a/docs/ProjectPulse_Product_Capabilities.docx
+++ b/docs/ProjectPulse_Product_Capabilities.docx
@@ -162,7 +162,7 @@
                 <w:color w:val="1C1C1E"/>
                 <w:sz w:val="20"/>
               </w:rPr>
-              <w:t>11 July 2026</w:t>
+              <w:t>13 July 2026</w:t>
             </w:r>
           </w:p>
           <w:p>

--- a/docs/ProjectPulse_Product_Capabilities.docx
+++ b/docs/ProjectPulse_Product_Capabilities.docx
@@ -162,7 +162,7 @@
                 <w:color w:val="1C1C1E"/>
                 <w:sz w:val="20"/>
               </w:rPr>
-              <w:t>13 July 2026</w:t>
+              <w:t>24 July 2026</w:t>
             </w:r>
           </w:p>
           <w:p>

--- a/docs/ProjectPulse_Product_Capabilities.docx
+++ b/docs/ProjectPulse_Product_Capabilities.docx
@@ -162,7 +162,7 @@
                 <w:color w:val="1C1C1E"/>
                 <w:sz w:val="20"/>
               </w:rPr>
-              <w:t>24 July 2026</w:t>
+              <w:t>11 August 2026</w:t>
             </w:r>
           </w:p>
           <w:p>
